--- a/docs/12-production-architecture.docx
+++ b/docs/12-production-architecture.docx
@@ -1581,28 +1581,8 @@
           <w:lang w:eastAsia="ru-RU"/>
         </w:rPr>
         <w:pict w14:anchorId="57584C7B">
-          <v:rect id="_x0000_i1031" style="width:0;height:1.5pt" o:hralign="center" o:hrstd="t" o:hr="t" fillcolor="#a0a0a0" stroked="f"/>
+          <v:rect id="_x0000_i1090" style="width:0;height:1.5pt" o:hralign="center" o:hrstd="t" o:hr="t" fillcolor="#a0a0a0" stroked="f"/>
         </w:pict>
-      </w:r>
-    </w:p>
-    <w:p>
-      <w:pPr>
-        <w:spacing w:before="100" w:beforeAutospacing="1" w:after="100" w:afterAutospacing="1" w:line="240" w:lineRule="auto"/>
-        <w:rPr>
-          <w:rFonts w:ascii="Times New Roman" w:eastAsia="Times New Roman" w:hAnsi="Times New Roman" w:cs="Times New Roman"/>
-          <w:sz w:val="24"/>
-          <w:szCs w:val="24"/>
-          <w:lang w:eastAsia="ru-RU"/>
-        </w:rPr>
-      </w:pPr>
-      <w:r>
-        <w:rPr>
-          <w:rFonts w:ascii="Times New Roman" w:eastAsia="Times New Roman" w:hAnsi="Times New Roman" w:cs="Times New Roman"/>
-          <w:sz w:val="24"/>
-          <w:szCs w:val="24"/>
-          <w:lang w:eastAsia="ru-RU"/>
-        </w:rPr>
-        <w:t>Этого достаточно для:</w:t>
       </w:r>
     </w:p>
     <w:p>
@@ -1626,7 +1606,7 @@
           <w:szCs w:val="24"/>
           <w:lang w:eastAsia="ru-RU"/>
         </w:rPr>
-        <w:t>backend;</w:t>
+        <w:t>Этого достаточно для:</w:t>
       </w:r>
     </w:p>
     <w:p>
@@ -1650,7 +1630,7 @@
           <w:szCs w:val="24"/>
           <w:lang w:eastAsia="ru-RU"/>
         </w:rPr>
-        <w:t>PostgreSQL;</w:t>
+        <w:t>• backend;</w:t>
       </w:r>
     </w:p>
     <w:p>
@@ -1674,7 +1654,7 @@
           <w:szCs w:val="24"/>
           <w:lang w:eastAsia="ru-RU"/>
         </w:rPr>
-        <w:t>MinIO;</w:t>
+        <w:t>• PostgreSQL;</w:t>
       </w:r>
     </w:p>
     <w:p>
@@ -1698,7 +1678,7 @@
           <w:szCs w:val="24"/>
           <w:lang w:eastAsia="ru-RU"/>
         </w:rPr>
-        <w:t>PMTiles;</w:t>
+        <w:t>• MinIO;</w:t>
       </w:r>
     </w:p>
     <w:p>
@@ -1722,7 +1702,7 @@
           <w:szCs w:val="24"/>
           <w:lang w:eastAsia="ru-RU"/>
         </w:rPr>
-        <w:t>мониторинга.</w:t>
+        <w:t>• мониторинга.</w:t>
       </w:r>
     </w:p>
     <w:p>
@@ -1743,7 +1723,7 @@
           <w:lang w:eastAsia="ru-RU"/>
         </w:rPr>
         <w:pict w14:anchorId="717AE186">
-          <v:rect id="_x0000_i1032" style="width:0;height:1.5pt" o:hralign="center" o:hrstd="t" o:hr="t" fillcolor="#a0a0a0" stroked="f"/>
+          <v:rect id="_x0000_i1091" style="width:0;height:1.5pt" o:hralign="center" o:hrstd="t" o:hr="t" fillcolor="#a0a0a0" stroked="f"/>
         </w:pict>
       </w:r>
     </w:p>
@@ -2063,7 +2043,6 @@
           <w:szCs w:val="20"/>
           <w:lang w:val="en-US" w:eastAsia="ru-RU"/>
         </w:rPr>
-        <w:lastRenderedPageBreak/>
         <w:t>docker-compose</w:t>
       </w:r>
     </w:p>
@@ -2131,6 +2110,7 @@
           <w:szCs w:val="20"/>
           <w:lang w:val="en-US" w:eastAsia="ru-RU"/>
         </w:rPr>
+        <w:lastRenderedPageBreak/>
         <w:t>├── memorymap-api</w:t>
       </w:r>
     </w:p>
@@ -2725,6 +2705,209 @@
     </w:p>
     <w:p>
       <w:pPr>
+        <w:spacing w:after="0" w:line="240" w:lineRule="auto"/>
+        <w:rPr>
+          <w:rFonts w:ascii="Times New Roman" w:eastAsia="Times New Roman" w:hAnsi="Times New Roman" w:cs="Times New Roman"/>
+          <w:sz w:val="24"/>
+          <w:szCs w:val="24"/>
+          <w:lang w:eastAsia="ru-RU"/>
+        </w:rPr>
+      </w:pPr>
+      <w:r>
+        <w:rPr>
+          <w:rFonts w:ascii="Times New Roman" w:eastAsia="Times New Roman" w:hAnsi="Times New Roman" w:cs="Times New Roman"/>
+          <w:sz w:val="24"/>
+          <w:szCs w:val="24"/>
+          <w:lang w:eastAsia="ru-RU"/>
+        </w:rPr>
+        <w:pict w14:anchorId="6E21E1E4">
+          <v:rect id="_x0000_i1038" style="width:0;height:1.5pt" o:hralign="center" o:hrstd="t" o:hr="t" fillcolor="#a0a0a0" stroked="f"/>
+        </w:pict>
+      </w:r>
+    </w:p>
+    <w:p>
+      <w:pPr>
+        <w:spacing w:before="100" w:beforeAutospacing="1" w:after="100" w:afterAutospacing="1" w:line="240" w:lineRule="auto"/>
+        <w:outlineLvl w:val="1"/>
+        <w:rPr>
+          <w:rFonts w:ascii="Times New Roman" w:eastAsia="Times New Roman" w:hAnsi="Times New Roman" w:cs="Times New Roman"/>
+          <w:b/>
+          <w:bCs/>
+          <w:sz w:val="36"/>
+          <w:szCs w:val="36"/>
+          <w:lang w:val="en-US" w:eastAsia="ru-RU"/>
+        </w:rPr>
+      </w:pPr>
+      <w:r>
+        <w:rPr>
+          <w:rFonts w:ascii="Times New Roman" w:eastAsia="Times New Roman" w:hAnsi="Times New Roman" w:cs="Times New Roman"/>
+          <w:b/>
+          <w:bCs/>
+          <w:sz w:val="36"/>
+          <w:szCs w:val="36"/>
+          <w:lang w:val="en-US" w:eastAsia="ru-RU"/>
+        </w:rPr>
+        <w:t>api.memorymap.app</w:t>
+      </w:r>
+    </w:p>
+    <w:p>
+      <w:pPr>
+        <w:spacing w:before="100" w:beforeAutospacing="1" w:after="100" w:afterAutospacing="1" w:line="240" w:lineRule="auto"/>
+        <w:rPr>
+          <w:rFonts w:ascii="Times New Roman" w:eastAsia="Times New Roman" w:hAnsi="Times New Roman" w:cs="Times New Roman"/>
+          <w:sz w:val="24"/>
+          <w:szCs w:val="24"/>
+          <w:lang w:val="en-US" w:eastAsia="ru-RU"/>
+        </w:rPr>
+      </w:pPr>
+      <w:r>
+        <w:rPr>
+          <w:rFonts w:ascii="Times New Roman" w:eastAsia="Times New Roman" w:hAnsi="Times New Roman" w:cs="Times New Roman"/>
+          <w:sz w:val="24"/>
+          <w:szCs w:val="24"/>
+          <w:lang w:val="en-US" w:eastAsia="ru-RU"/>
+        </w:rPr>
+        <w:t>Spring Boot Backend.</w:t>
+      </w:r>
+    </w:p>
+    <w:p>
+      <w:pPr>
+        <w:spacing w:after="0" w:line="240" w:lineRule="auto"/>
+        <w:rPr>
+          <w:rFonts w:ascii="Times New Roman" w:eastAsia="Times New Roman" w:hAnsi="Times New Roman" w:cs="Times New Roman"/>
+          <w:sz w:val="24"/>
+          <w:szCs w:val="24"/>
+          <w:lang w:eastAsia="ru-RU"/>
+        </w:rPr>
+      </w:pPr>
+      <w:r>
+        <w:rPr>
+          <w:rFonts w:ascii="Times New Roman" w:eastAsia="Times New Roman" w:hAnsi="Times New Roman" w:cs="Times New Roman"/>
+          <w:sz w:val="24"/>
+          <w:szCs w:val="24"/>
+          <w:lang w:eastAsia="ru-RU"/>
+        </w:rPr>
+        <w:pict w14:anchorId="24E3C74A">
+          <v:rect id="_x0000_i1039" style="width:0;height:1.5pt" o:hralign="center" o:hrstd="t" o:hr="t" fillcolor="#a0a0a0" stroked="f"/>
+        </w:pict>
+      </w:r>
+    </w:p>
+    <w:p>
+      <w:pPr>
+        <w:spacing w:before="100" w:beforeAutospacing="1" w:after="100" w:afterAutospacing="1" w:line="240" w:lineRule="auto"/>
+        <w:outlineLvl w:val="1"/>
+        <w:rPr>
+          <w:rFonts w:ascii="Times New Roman" w:eastAsia="Times New Roman" w:hAnsi="Times New Roman" w:cs="Times New Roman"/>
+          <w:b/>
+          <w:bCs/>
+          <w:sz w:val="36"/>
+          <w:szCs w:val="36"/>
+          <w:lang w:val="en-US" w:eastAsia="ru-RU"/>
+        </w:rPr>
+      </w:pPr>
+      <w:r>
+        <w:rPr>
+          <w:rFonts w:ascii="Times New Roman" w:eastAsia="Times New Roman" w:hAnsi="Times New Roman" w:cs="Times New Roman"/>
+          <w:b/>
+          <w:bCs/>
+          <w:sz w:val="36"/>
+          <w:szCs w:val="36"/>
+          <w:lang w:val="en-US" w:eastAsia="ru-RU"/>
+        </w:rPr>
+        <w:t>app.memorymap.app</w:t>
+      </w:r>
+    </w:p>
+    <w:p>
+      <w:pPr>
+        <w:spacing w:before="100" w:beforeAutospacing="1" w:after="100" w:afterAutospacing="1" w:line="240" w:lineRule="auto"/>
+        <w:rPr>
+          <w:rFonts w:ascii="Times New Roman" w:eastAsia="Times New Roman" w:hAnsi="Times New Roman" w:cs="Times New Roman"/>
+          <w:sz w:val="24"/>
+          <w:szCs w:val="24"/>
+          <w:lang w:val="en-US" w:eastAsia="ru-RU"/>
+        </w:rPr>
+      </w:pPr>
+      <w:r>
+        <w:rPr>
+          <w:rFonts w:ascii="Times New Roman" w:eastAsia="Times New Roman" w:hAnsi="Times New Roman" w:cs="Times New Roman"/>
+          <w:sz w:val="24"/>
+          <w:szCs w:val="24"/>
+          <w:lang w:val="en-US" w:eastAsia="ru-RU"/>
+        </w:rPr>
+        <w:t>Landing Page.</w:t>
+      </w:r>
+    </w:p>
+    <w:p>
+      <w:pPr>
+        <w:spacing w:after="0" w:line="240" w:lineRule="auto"/>
+        <w:rPr>
+          <w:rFonts w:ascii="Times New Roman" w:eastAsia="Times New Roman" w:hAnsi="Times New Roman" w:cs="Times New Roman"/>
+          <w:sz w:val="24"/>
+          <w:szCs w:val="24"/>
+          <w:lang w:eastAsia="ru-RU"/>
+        </w:rPr>
+      </w:pPr>
+      <w:r>
+        <w:rPr>
+          <w:rFonts w:ascii="Times New Roman" w:eastAsia="Times New Roman" w:hAnsi="Times New Roman" w:cs="Times New Roman"/>
+          <w:sz w:val="24"/>
+          <w:szCs w:val="24"/>
+          <w:lang w:eastAsia="ru-RU"/>
+        </w:rPr>
+        <w:pict w14:anchorId="16DEA0AE">
+          <v:rect id="_x0000_i1041" style="width:0;height:1.5pt" o:hralign="center" o:hrstd="t" o:hr="t" fillcolor="#a0a0a0" stroked="f"/>
+        </w:pict>
+      </w:r>
+    </w:p>
+    <w:p>
+      <w:pPr>
+        <w:spacing w:before="100" w:beforeAutospacing="1" w:after="100" w:afterAutospacing="1" w:line="240" w:lineRule="auto"/>
+        <w:outlineLvl w:val="0"/>
+        <w:rPr>
+          <w:rFonts w:ascii="Times New Roman" w:eastAsia="Times New Roman" w:hAnsi="Times New Roman" w:cs="Times New Roman"/>
+          <w:b/>
+          <w:bCs/>
+          <w:kern w:val="36"/>
+          <w:sz w:val="48"/>
+          <w:szCs w:val="48"/>
+          <w:lang w:eastAsia="ru-RU"/>
+        </w:rPr>
+      </w:pPr>
+      <w:r>
+        <w:rPr>
+          <w:rFonts w:ascii="Times New Roman" w:eastAsia="Times New Roman" w:hAnsi="Times New Roman" w:cs="Times New Roman"/>
+          <w:b/>
+          <w:bCs/>
+          <w:kern w:val="36"/>
+          <w:sz w:val="48"/>
+          <w:szCs w:val="48"/>
+          <w:lang w:eastAsia="ru-RU"/>
+        </w:rPr>
+        <w:t>SSL</w:t>
+      </w:r>
+    </w:p>
+    <w:p>
+      <w:pPr>
+        <w:spacing w:before="100" w:beforeAutospacing="1" w:after="100" w:afterAutospacing="1" w:line="240" w:lineRule="auto"/>
+        <w:rPr>
+          <w:rFonts w:ascii="Times New Roman" w:eastAsia="Times New Roman" w:hAnsi="Times New Roman" w:cs="Times New Roman"/>
+          <w:sz w:val="24"/>
+          <w:szCs w:val="24"/>
+          <w:lang w:eastAsia="ru-RU"/>
+        </w:rPr>
+      </w:pPr>
+      <w:r>
+        <w:rPr>
+          <w:rFonts w:ascii="Times New Roman" w:eastAsia="Times New Roman" w:hAnsi="Times New Roman" w:cs="Times New Roman"/>
+          <w:sz w:val="24"/>
+          <w:szCs w:val="24"/>
+          <w:lang w:eastAsia="ru-RU"/>
+        </w:rPr>
+        <w:t>Использовать:</w:t>
+      </w:r>
+    </w:p>
+    <w:p>
+      <w:pPr>
         <w:tabs>
           <w:tab w:val="left" w:pos="916"/>
           <w:tab w:val="left" w:pos="1832"/>
@@ -2748,9 +2931,166 @@
           <w:rFonts w:ascii="Courier New" w:eastAsia="Times New Roman" w:hAnsi="Courier New" w:cs="Courier New"/>
           <w:sz w:val="20"/>
           <w:szCs w:val="20"/>
-          <w:lang w:val="en-US" w:eastAsia="ru-RU"/>
-        </w:rPr>
-      </w:pPr>
+          <w:lang w:eastAsia="ru-RU"/>
+        </w:rPr>
+      </w:pPr>
+      <w:r>
+        <w:rPr>
+          <w:rFonts w:ascii="Courier New" w:eastAsia="Times New Roman" w:hAnsi="Courier New" w:cs="Courier New"/>
+          <w:sz w:val="20"/>
+          <w:szCs w:val="20"/>
+          <w:lang w:eastAsia="ru-RU"/>
+        </w:rPr>
+        <w:t>Let's Encrypt</w:t>
+      </w:r>
+    </w:p>
+    <w:p>
+      <w:pPr>
+        <w:spacing w:after="0" w:line="240" w:lineRule="auto"/>
+        <w:rPr>
+          <w:rFonts w:ascii="Times New Roman" w:eastAsia="Times New Roman" w:hAnsi="Times New Roman" w:cs="Times New Roman"/>
+          <w:sz w:val="24"/>
+          <w:szCs w:val="24"/>
+          <w:lang w:eastAsia="ru-RU"/>
+        </w:rPr>
+      </w:pPr>
+      <w:r>
+        <w:rPr>
+          <w:rFonts w:ascii="Times New Roman" w:eastAsia="Times New Roman" w:hAnsi="Times New Roman" w:cs="Times New Roman"/>
+          <w:sz w:val="24"/>
+          <w:szCs w:val="24"/>
+          <w:lang w:eastAsia="ru-RU"/>
+        </w:rPr>
+        <w:pict w14:anchorId="75C6EEED">
+          <v:rect id="_x0000_i1042" style="width:0;height:1.5pt" o:hralign="center" o:hrstd="t" o:hr="t" fillcolor="#a0a0a0" stroked="f"/>
+        </w:pict>
+      </w:r>
+    </w:p>
+    <w:p>
+      <w:pPr>
+        <w:spacing w:before="100" w:beforeAutospacing="1" w:after="100" w:afterAutospacing="1" w:line="240" w:lineRule="auto"/>
+        <w:rPr>
+          <w:rFonts w:ascii="Times New Roman" w:eastAsia="Times New Roman" w:hAnsi="Times New Roman" w:cs="Times New Roman"/>
+          <w:sz w:val="24"/>
+          <w:szCs w:val="24"/>
+          <w:lang w:eastAsia="ru-RU"/>
+        </w:rPr>
+      </w:pPr>
+      <w:r>
+        <w:rPr>
+          <w:rFonts w:ascii="Times New Roman" w:eastAsia="Times New Roman" w:hAnsi="Times New Roman" w:cs="Times New Roman"/>
+          <w:sz w:val="24"/>
+          <w:szCs w:val="24"/>
+          <w:lang w:eastAsia="ru-RU"/>
+        </w:rPr>
+        <w:lastRenderedPageBreak/>
+        <w:t>Автоматическое продление сертификатов обязательно.</w:t>
+      </w:r>
+    </w:p>
+    <w:p>
+      <w:pPr>
+        <w:spacing w:after="0" w:line="240" w:lineRule="auto"/>
+        <w:rPr>
+          <w:rFonts w:ascii="Times New Roman" w:eastAsia="Times New Roman" w:hAnsi="Times New Roman" w:cs="Times New Roman"/>
+          <w:sz w:val="24"/>
+          <w:szCs w:val="24"/>
+          <w:lang w:eastAsia="ru-RU"/>
+        </w:rPr>
+      </w:pPr>
+      <w:r>
+        <w:rPr>
+          <w:rFonts w:ascii="Times New Roman" w:eastAsia="Times New Roman" w:hAnsi="Times New Roman" w:cs="Times New Roman"/>
+          <w:sz w:val="24"/>
+          <w:szCs w:val="24"/>
+          <w:lang w:eastAsia="ru-RU"/>
+        </w:rPr>
+        <w:pict w14:anchorId="6BC8F162">
+          <v:rect id="_x0000_i1043" style="width:0;height:1.5pt" o:hralign="center" o:hrstd="t" o:hr="t" fillcolor="#a0a0a0" stroked="f"/>
+        </w:pict>
+      </w:r>
+    </w:p>
+    <w:p>
+      <w:pPr>
+        <w:spacing w:before="100" w:beforeAutospacing="1" w:after="100" w:afterAutospacing="1" w:line="240" w:lineRule="auto"/>
+        <w:outlineLvl w:val="0"/>
+        <w:rPr>
+          <w:rFonts w:ascii="Times New Roman" w:eastAsia="Times New Roman" w:hAnsi="Times New Roman" w:cs="Times New Roman"/>
+          <w:b/>
+          <w:bCs/>
+          <w:kern w:val="36"/>
+          <w:sz w:val="48"/>
+          <w:szCs w:val="48"/>
+          <w:lang w:val="en-US" w:eastAsia="ru-RU"/>
+        </w:rPr>
+      </w:pPr>
+      <w:r>
+        <w:rPr>
+          <w:rFonts w:ascii="Times New Roman" w:eastAsia="Times New Roman" w:hAnsi="Times New Roman" w:cs="Times New Roman"/>
+          <w:b/>
+          <w:bCs/>
+          <w:kern w:val="36"/>
+          <w:sz w:val="48"/>
+          <w:szCs w:val="48"/>
+          <w:lang w:val="en-US" w:eastAsia="ru-RU"/>
+        </w:rPr>
+        <w:t>Backend Deployment</w:t>
+      </w:r>
+    </w:p>
+    <w:p>
+      <w:pPr>
+        <w:spacing w:before="100" w:beforeAutospacing="1" w:after="100" w:afterAutospacing="1" w:line="240" w:lineRule="auto"/>
+        <w:rPr>
+          <w:rFonts w:ascii="Times New Roman" w:eastAsia="Times New Roman" w:hAnsi="Times New Roman" w:cs="Times New Roman"/>
+          <w:sz w:val="24"/>
+          <w:szCs w:val="24"/>
+          <w:lang w:val="en-US" w:eastAsia="ru-RU"/>
+        </w:rPr>
+      </w:pPr>
+      <w:r>
+        <w:rPr>
+          <w:rFonts w:ascii="Times New Roman" w:eastAsia="Times New Roman" w:hAnsi="Times New Roman" w:cs="Times New Roman"/>
+          <w:sz w:val="24"/>
+          <w:szCs w:val="24"/>
+          <w:lang w:val="en-US" w:eastAsia="ru-RU"/>
+        </w:rPr>
+        <w:t xml:space="preserve">Spring Boot </w:t>
+      </w:r>
+      <w:r>
+        <w:rPr>
+          <w:rFonts w:ascii="Times New Roman" w:eastAsia="Times New Roman" w:hAnsi="Times New Roman" w:cs="Times New Roman"/>
+          <w:sz w:val="24"/>
+          <w:szCs w:val="24"/>
+          <w:lang w:eastAsia="ru-RU"/>
+        </w:rPr>
+        <w:t>запускать</w:t>
+      </w:r>
+      <w:r>
+        <w:rPr>
+          <w:rFonts w:ascii="Times New Roman" w:eastAsia="Times New Roman" w:hAnsi="Times New Roman" w:cs="Times New Roman"/>
+          <w:sz w:val="24"/>
+          <w:szCs w:val="24"/>
+          <w:lang w:val="en-US" w:eastAsia="ru-RU"/>
+        </w:rPr>
+        <w:t xml:space="preserve"> </w:t>
+      </w:r>
+      <w:r>
+        <w:rPr>
+          <w:rFonts w:ascii="Times New Roman" w:eastAsia="Times New Roman" w:hAnsi="Times New Roman" w:cs="Times New Roman"/>
+          <w:sz w:val="24"/>
+          <w:szCs w:val="24"/>
+          <w:lang w:eastAsia="ru-RU"/>
+        </w:rPr>
+        <w:t>как</w:t>
+      </w:r>
+      <w:r>
+        <w:rPr>
+          <w:rFonts w:ascii="Times New Roman" w:eastAsia="Times New Roman" w:hAnsi="Times New Roman" w:cs="Times New Roman"/>
+          <w:sz w:val="24"/>
+          <w:szCs w:val="24"/>
+          <w:lang w:val="en-US" w:eastAsia="ru-RU"/>
+        </w:rPr>
+        <w:t>:</w:t>
+      </w:r>
     </w:p>
     <w:p>
       <w:pPr>
@@ -2787,278 +3127,49 @@
           <w:szCs w:val="20"/>
           <w:lang w:eastAsia="ru-RU"/>
         </w:rPr>
-        <w:t>tiles.memorymap.app</w:t>
-      </w:r>
-    </w:p>
-    <w:p>
-      <w:pPr>
-        <w:spacing w:after="0" w:line="240" w:lineRule="auto"/>
-        <w:rPr>
-          <w:rFonts w:ascii="Times New Roman" w:eastAsia="Times New Roman" w:hAnsi="Times New Roman" w:cs="Times New Roman"/>
-          <w:sz w:val="24"/>
-          <w:szCs w:val="24"/>
-          <w:lang w:eastAsia="ru-RU"/>
-        </w:rPr>
-      </w:pPr>
-      <w:r>
-        <w:rPr>
-          <w:rFonts w:ascii="Times New Roman" w:eastAsia="Times New Roman" w:hAnsi="Times New Roman" w:cs="Times New Roman"/>
-          <w:sz w:val="24"/>
-          <w:szCs w:val="24"/>
-          <w:lang w:eastAsia="ru-RU"/>
-        </w:rPr>
-        <w:pict w14:anchorId="6E21E1E4">
-          <v:rect id="_x0000_i1038" style="width:0;height:1.5pt" o:hralign="center" o:hrstd="t" o:hr="t" fillcolor="#a0a0a0" stroked="f"/>
+        <w:t>Docker Container</w:t>
+      </w:r>
+    </w:p>
+    <w:p>
+      <w:pPr>
+        <w:spacing w:after="0" w:line="240" w:lineRule="auto"/>
+        <w:rPr>
+          <w:rFonts w:ascii="Times New Roman" w:eastAsia="Times New Roman" w:hAnsi="Times New Roman" w:cs="Times New Roman"/>
+          <w:sz w:val="24"/>
+          <w:szCs w:val="24"/>
+          <w:lang w:eastAsia="ru-RU"/>
+        </w:rPr>
+      </w:pPr>
+      <w:r>
+        <w:rPr>
+          <w:rFonts w:ascii="Times New Roman" w:eastAsia="Times New Roman" w:hAnsi="Times New Roman" w:cs="Times New Roman"/>
+          <w:sz w:val="24"/>
+          <w:szCs w:val="24"/>
+          <w:lang w:eastAsia="ru-RU"/>
+        </w:rPr>
+        <w:pict w14:anchorId="16E11D0A">
+          <v:rect id="_x0000_i1044" style="width:0;height:1.5pt" o:hralign="center" o:hrstd="t" o:hr="t" fillcolor="#a0a0a0" stroked="f"/>
         </w:pict>
       </w:r>
     </w:p>
     <w:p>
       <w:pPr>
         <w:spacing w:before="100" w:beforeAutospacing="1" w:after="100" w:afterAutospacing="1" w:line="240" w:lineRule="auto"/>
-        <w:outlineLvl w:val="1"/>
-        <w:rPr>
-          <w:rFonts w:ascii="Times New Roman" w:eastAsia="Times New Roman" w:hAnsi="Times New Roman" w:cs="Times New Roman"/>
-          <w:b/>
-          <w:bCs/>
-          <w:sz w:val="36"/>
-          <w:szCs w:val="36"/>
-          <w:lang w:val="en-US" w:eastAsia="ru-RU"/>
-        </w:rPr>
-      </w:pPr>
-      <w:r>
-        <w:rPr>
-          <w:rFonts w:ascii="Times New Roman" w:eastAsia="Times New Roman" w:hAnsi="Times New Roman" w:cs="Times New Roman"/>
-          <w:b/>
-          <w:bCs/>
-          <w:sz w:val="36"/>
-          <w:szCs w:val="36"/>
-          <w:lang w:val="en-US" w:eastAsia="ru-RU"/>
-        </w:rPr>
-        <w:t>api.memorymap.app</w:t>
-      </w:r>
-    </w:p>
-    <w:p>
-      <w:pPr>
-        <w:spacing w:before="100" w:beforeAutospacing="1" w:after="100" w:afterAutospacing="1" w:line="240" w:lineRule="auto"/>
-        <w:rPr>
-          <w:rFonts w:ascii="Times New Roman" w:eastAsia="Times New Roman" w:hAnsi="Times New Roman" w:cs="Times New Roman"/>
-          <w:sz w:val="24"/>
-          <w:szCs w:val="24"/>
-          <w:lang w:val="en-US" w:eastAsia="ru-RU"/>
-        </w:rPr>
-      </w:pPr>
-      <w:r>
-        <w:rPr>
-          <w:rFonts w:ascii="Times New Roman" w:eastAsia="Times New Roman" w:hAnsi="Times New Roman" w:cs="Times New Roman"/>
-          <w:sz w:val="24"/>
-          <w:szCs w:val="24"/>
-          <w:lang w:val="en-US" w:eastAsia="ru-RU"/>
-        </w:rPr>
-        <w:t>Spring Boot Backend.</w:t>
-      </w:r>
-    </w:p>
-    <w:p>
-      <w:pPr>
-        <w:spacing w:after="0" w:line="240" w:lineRule="auto"/>
-        <w:rPr>
-          <w:rFonts w:ascii="Times New Roman" w:eastAsia="Times New Roman" w:hAnsi="Times New Roman" w:cs="Times New Roman"/>
-          <w:sz w:val="24"/>
-          <w:szCs w:val="24"/>
-          <w:lang w:eastAsia="ru-RU"/>
-        </w:rPr>
-      </w:pPr>
-      <w:r>
-        <w:rPr>
-          <w:rFonts w:ascii="Times New Roman" w:eastAsia="Times New Roman" w:hAnsi="Times New Roman" w:cs="Times New Roman"/>
-          <w:sz w:val="24"/>
-          <w:szCs w:val="24"/>
-          <w:lang w:eastAsia="ru-RU"/>
-        </w:rPr>
-        <w:pict w14:anchorId="24E3C74A">
-          <v:rect id="_x0000_i1039" style="width:0;height:1.5pt" o:hralign="center" o:hrstd="t" o:hr="t" fillcolor="#a0a0a0" stroked="f"/>
-        </w:pict>
-      </w:r>
-    </w:p>
-    <w:p>
-      <w:pPr>
-        <w:spacing w:before="100" w:beforeAutospacing="1" w:after="100" w:afterAutospacing="1" w:line="240" w:lineRule="auto"/>
-        <w:outlineLvl w:val="1"/>
-        <w:rPr>
-          <w:rFonts w:ascii="Times New Roman" w:eastAsia="Times New Roman" w:hAnsi="Times New Roman" w:cs="Times New Roman"/>
-          <w:b/>
-          <w:bCs/>
-          <w:sz w:val="36"/>
-          <w:szCs w:val="36"/>
-          <w:lang w:val="en-US" w:eastAsia="ru-RU"/>
-        </w:rPr>
-      </w:pPr>
-      <w:r>
-        <w:rPr>
-          <w:rFonts w:ascii="Times New Roman" w:eastAsia="Times New Roman" w:hAnsi="Times New Roman" w:cs="Times New Roman"/>
-          <w:b/>
-          <w:bCs/>
-          <w:sz w:val="36"/>
-          <w:szCs w:val="36"/>
-          <w:lang w:val="en-US" w:eastAsia="ru-RU"/>
-        </w:rPr>
-        <w:t>app.memorymap.app</w:t>
-      </w:r>
-    </w:p>
-    <w:p>
-      <w:pPr>
-        <w:spacing w:before="100" w:beforeAutospacing="1" w:after="100" w:afterAutospacing="1" w:line="240" w:lineRule="auto"/>
-        <w:rPr>
-          <w:rFonts w:ascii="Times New Roman" w:eastAsia="Times New Roman" w:hAnsi="Times New Roman" w:cs="Times New Roman"/>
-          <w:sz w:val="24"/>
-          <w:szCs w:val="24"/>
-          <w:lang w:val="en-US" w:eastAsia="ru-RU"/>
-        </w:rPr>
-      </w:pPr>
-      <w:r>
-        <w:rPr>
-          <w:rFonts w:ascii="Times New Roman" w:eastAsia="Times New Roman" w:hAnsi="Times New Roman" w:cs="Times New Roman"/>
-          <w:sz w:val="24"/>
-          <w:szCs w:val="24"/>
-          <w:lang w:val="en-US" w:eastAsia="ru-RU"/>
-        </w:rPr>
-        <w:t>Landing Page.</w:t>
-      </w:r>
-    </w:p>
-    <w:p>
-      <w:pPr>
-        <w:spacing w:after="0" w:line="240" w:lineRule="auto"/>
-        <w:rPr>
-          <w:rFonts w:ascii="Times New Roman" w:eastAsia="Times New Roman" w:hAnsi="Times New Roman" w:cs="Times New Roman"/>
-          <w:sz w:val="24"/>
-          <w:szCs w:val="24"/>
-          <w:lang w:eastAsia="ru-RU"/>
-        </w:rPr>
-      </w:pPr>
-      <w:r>
-        <w:rPr>
-          <w:rFonts w:ascii="Times New Roman" w:eastAsia="Times New Roman" w:hAnsi="Times New Roman" w:cs="Times New Roman"/>
-          <w:sz w:val="24"/>
-          <w:szCs w:val="24"/>
-          <w:lang w:eastAsia="ru-RU"/>
-        </w:rPr>
-        <w:pict w14:anchorId="5161253E">
-          <v:rect id="_x0000_i1040" style="width:0;height:1.5pt" o:hralign="center" o:hrstd="t" o:hr="t" fillcolor="#a0a0a0" stroked="f"/>
-        </w:pict>
-      </w:r>
-    </w:p>
-    <w:p>
-      <w:pPr>
-        <w:spacing w:before="100" w:beforeAutospacing="1" w:after="100" w:afterAutospacing="1" w:line="240" w:lineRule="auto"/>
-        <w:outlineLvl w:val="1"/>
-        <w:rPr>
-          <w:rFonts w:ascii="Times New Roman" w:eastAsia="Times New Roman" w:hAnsi="Times New Roman" w:cs="Times New Roman"/>
-          <w:b/>
-          <w:bCs/>
-          <w:sz w:val="36"/>
-          <w:szCs w:val="36"/>
-          <w:lang w:val="en-US" w:eastAsia="ru-RU"/>
-        </w:rPr>
-      </w:pPr>
-      <w:r>
-        <w:rPr>
-          <w:rFonts w:ascii="Times New Roman" w:eastAsia="Times New Roman" w:hAnsi="Times New Roman" w:cs="Times New Roman"/>
-          <w:b/>
-          <w:bCs/>
-          <w:sz w:val="36"/>
-          <w:szCs w:val="36"/>
-          <w:lang w:val="en-US" w:eastAsia="ru-RU"/>
-        </w:rPr>
-        <w:t>tiles.memorymap.app</w:t>
-      </w:r>
-    </w:p>
-    <w:p>
-      <w:pPr>
-        <w:spacing w:before="100" w:beforeAutospacing="1" w:after="100" w:afterAutospacing="1" w:line="240" w:lineRule="auto"/>
-        <w:rPr>
-          <w:rFonts w:ascii="Times New Roman" w:eastAsia="Times New Roman" w:hAnsi="Times New Roman" w:cs="Times New Roman"/>
-          <w:sz w:val="24"/>
-          <w:szCs w:val="24"/>
-          <w:lang w:val="en-US" w:eastAsia="ru-RU"/>
-        </w:rPr>
-      </w:pPr>
-      <w:r>
-        <w:rPr>
-          <w:rFonts w:ascii="Times New Roman" w:eastAsia="Times New Roman" w:hAnsi="Times New Roman" w:cs="Times New Roman"/>
-          <w:sz w:val="24"/>
-          <w:szCs w:val="24"/>
-          <w:lang w:val="en-US" w:eastAsia="ru-RU"/>
-        </w:rPr>
-        <w:t>PMTiles hosting.</w:t>
-      </w:r>
-    </w:p>
-    <w:p>
-      <w:pPr>
-        <w:spacing w:after="0" w:line="240" w:lineRule="auto"/>
-        <w:rPr>
-          <w:rFonts w:ascii="Times New Roman" w:eastAsia="Times New Roman" w:hAnsi="Times New Roman" w:cs="Times New Roman"/>
-          <w:sz w:val="24"/>
-          <w:szCs w:val="24"/>
-          <w:lang w:eastAsia="ru-RU"/>
-        </w:rPr>
-      </w:pPr>
-      <w:r>
-        <w:rPr>
-          <w:rFonts w:ascii="Times New Roman" w:eastAsia="Times New Roman" w:hAnsi="Times New Roman" w:cs="Times New Roman"/>
-          <w:sz w:val="24"/>
-          <w:szCs w:val="24"/>
-          <w:lang w:eastAsia="ru-RU"/>
-        </w:rPr>
-        <w:lastRenderedPageBreak/>
-        <w:pict w14:anchorId="16DEA0AE">
-          <v:rect id="_x0000_i1041" style="width:0;height:1.5pt" o:hralign="center" o:hrstd="t" o:hr="t" fillcolor="#a0a0a0" stroked="f"/>
-        </w:pict>
-      </w:r>
-    </w:p>
-    <w:p>
-      <w:pPr>
-        <w:spacing w:before="100" w:beforeAutospacing="1" w:after="100" w:afterAutospacing="1" w:line="240" w:lineRule="auto"/>
-        <w:outlineLvl w:val="0"/>
-        <w:rPr>
-          <w:rFonts w:ascii="Times New Roman" w:eastAsia="Times New Roman" w:hAnsi="Times New Roman" w:cs="Times New Roman"/>
-          <w:b/>
-          <w:bCs/>
-          <w:kern w:val="36"/>
-          <w:sz w:val="48"/>
-          <w:szCs w:val="48"/>
-          <w:lang w:eastAsia="ru-RU"/>
-        </w:rPr>
-      </w:pPr>
-      <w:r>
-        <w:rPr>
-          <w:rFonts w:ascii="Times New Roman" w:eastAsia="Times New Roman" w:hAnsi="Times New Roman" w:cs="Times New Roman"/>
-          <w:b/>
-          <w:bCs/>
-          <w:kern w:val="36"/>
-          <w:sz w:val="48"/>
-          <w:szCs w:val="48"/>
-          <w:lang w:eastAsia="ru-RU"/>
-        </w:rPr>
-        <w:t>SSL</w:t>
-      </w:r>
-    </w:p>
-    <w:p>
-      <w:pPr>
-        <w:spacing w:before="100" w:beforeAutospacing="1" w:after="100" w:afterAutospacing="1" w:line="240" w:lineRule="auto"/>
-        <w:rPr>
-          <w:rFonts w:ascii="Times New Roman" w:eastAsia="Times New Roman" w:hAnsi="Times New Roman" w:cs="Times New Roman"/>
-          <w:sz w:val="24"/>
-          <w:szCs w:val="24"/>
-          <w:lang w:eastAsia="ru-RU"/>
-        </w:rPr>
-      </w:pPr>
-      <w:r>
-        <w:rPr>
-          <w:rFonts w:ascii="Times New Roman" w:eastAsia="Times New Roman" w:hAnsi="Times New Roman" w:cs="Times New Roman"/>
-          <w:sz w:val="24"/>
-          <w:szCs w:val="24"/>
-          <w:lang w:eastAsia="ru-RU"/>
-        </w:rPr>
-        <w:t>Использовать:</w:t>
+        <w:rPr>
+          <w:rFonts w:ascii="Times New Roman" w:eastAsia="Times New Roman" w:hAnsi="Times New Roman" w:cs="Times New Roman"/>
+          <w:sz w:val="24"/>
+          <w:szCs w:val="24"/>
+          <w:lang w:eastAsia="ru-RU"/>
+        </w:rPr>
+      </w:pPr>
+      <w:r>
+        <w:rPr>
+          <w:rFonts w:ascii="Times New Roman" w:eastAsia="Times New Roman" w:hAnsi="Times New Roman" w:cs="Times New Roman"/>
+          <w:sz w:val="24"/>
+          <w:szCs w:val="24"/>
+          <w:lang w:eastAsia="ru-RU"/>
+        </w:rPr>
+        <w:t>Не использовать:</w:t>
       </w:r>
     </w:p>
     <w:p>
@@ -3096,70 +3207,48 @@
           <w:szCs w:val="20"/>
           <w:lang w:eastAsia="ru-RU"/>
         </w:rPr>
-        <w:t>Let's Encrypt</w:t>
-      </w:r>
-    </w:p>
-    <w:p>
-      <w:pPr>
-        <w:spacing w:after="0" w:line="240" w:lineRule="auto"/>
-        <w:rPr>
-          <w:rFonts w:ascii="Times New Roman" w:eastAsia="Times New Roman" w:hAnsi="Times New Roman" w:cs="Times New Roman"/>
-          <w:sz w:val="24"/>
-          <w:szCs w:val="24"/>
-          <w:lang w:eastAsia="ru-RU"/>
-        </w:rPr>
-      </w:pPr>
-      <w:r>
-        <w:rPr>
-          <w:rFonts w:ascii="Times New Roman" w:eastAsia="Times New Roman" w:hAnsi="Times New Roman" w:cs="Times New Roman"/>
-          <w:sz w:val="24"/>
-          <w:szCs w:val="24"/>
-          <w:lang w:eastAsia="ru-RU"/>
-        </w:rPr>
-        <w:pict w14:anchorId="75C6EEED">
-          <v:rect id="_x0000_i1042" style="width:0;height:1.5pt" o:hralign="center" o:hrstd="t" o:hr="t" fillcolor="#a0a0a0" stroked="f"/>
-        </w:pict>
-      </w:r>
-    </w:p>
-    <w:p>
-      <w:pPr>
-        <w:spacing w:before="100" w:beforeAutospacing="1" w:after="100" w:afterAutospacing="1" w:line="240" w:lineRule="auto"/>
-        <w:rPr>
-          <w:rFonts w:ascii="Times New Roman" w:eastAsia="Times New Roman" w:hAnsi="Times New Roman" w:cs="Times New Roman"/>
-          <w:sz w:val="24"/>
-          <w:szCs w:val="24"/>
-          <w:lang w:eastAsia="ru-RU"/>
-        </w:rPr>
-      </w:pPr>
-      <w:r>
-        <w:rPr>
-          <w:rFonts w:ascii="Times New Roman" w:eastAsia="Times New Roman" w:hAnsi="Times New Roman" w:cs="Times New Roman"/>
-          <w:sz w:val="24"/>
-          <w:szCs w:val="24"/>
-          <w:lang w:eastAsia="ru-RU"/>
-        </w:rPr>
-        <w:t>Автоматическое продление сертификатов обязательно.</w:t>
-      </w:r>
-    </w:p>
-    <w:p>
-      <w:pPr>
-        <w:spacing w:after="0" w:line="240" w:lineRule="auto"/>
-        <w:rPr>
-          <w:rFonts w:ascii="Times New Roman" w:eastAsia="Times New Roman" w:hAnsi="Times New Roman" w:cs="Times New Roman"/>
-          <w:sz w:val="24"/>
-          <w:szCs w:val="24"/>
-          <w:lang w:eastAsia="ru-RU"/>
-        </w:rPr>
-      </w:pPr>
-      <w:r>
-        <w:rPr>
-          <w:rFonts w:ascii="Times New Roman" w:eastAsia="Times New Roman" w:hAnsi="Times New Roman" w:cs="Times New Roman"/>
-          <w:sz w:val="24"/>
-          <w:szCs w:val="24"/>
-          <w:lang w:eastAsia="ru-RU"/>
-        </w:rPr>
-        <w:pict w14:anchorId="6BC8F162">
-          <v:rect id="_x0000_i1043" style="width:0;height:1.5pt" o:hralign="center" o:hrstd="t" o:hr="t" fillcolor="#a0a0a0" stroked="f"/>
+        <w:t>java -jar</w:t>
+      </w:r>
+    </w:p>
+    <w:p>
+      <w:pPr>
+        <w:spacing w:before="100" w:beforeAutospacing="1" w:after="100" w:afterAutospacing="1" w:line="240" w:lineRule="auto"/>
+        <w:rPr>
+          <w:rFonts w:ascii="Times New Roman" w:eastAsia="Times New Roman" w:hAnsi="Times New Roman" w:cs="Times New Roman"/>
+          <w:sz w:val="24"/>
+          <w:szCs w:val="24"/>
+          <w:lang w:eastAsia="ru-RU"/>
+        </w:rPr>
+      </w:pPr>
+      <w:r>
+        <w:rPr>
+          <w:rFonts w:ascii="Times New Roman" w:eastAsia="Times New Roman" w:hAnsi="Times New Roman" w:cs="Times New Roman"/>
+          <w:sz w:val="24"/>
+          <w:szCs w:val="24"/>
+          <w:lang w:eastAsia="ru-RU"/>
+        </w:rPr>
+        <w:t>на VPS напрямую.</w:t>
+      </w:r>
+    </w:p>
+    <w:p>
+      <w:pPr>
+        <w:spacing w:after="0" w:line="240" w:lineRule="auto"/>
+        <w:rPr>
+          <w:rFonts w:ascii="Times New Roman" w:eastAsia="Times New Roman" w:hAnsi="Times New Roman" w:cs="Times New Roman"/>
+          <w:sz w:val="24"/>
+          <w:szCs w:val="24"/>
+          <w:lang w:eastAsia="ru-RU"/>
+        </w:rPr>
+      </w:pPr>
+      <w:r>
+        <w:rPr>
+          <w:rFonts w:ascii="Times New Roman" w:eastAsia="Times New Roman" w:hAnsi="Times New Roman" w:cs="Times New Roman"/>
+          <w:sz w:val="24"/>
+          <w:szCs w:val="24"/>
+          <w:lang w:eastAsia="ru-RU"/>
+        </w:rPr>
+        <w:pict w14:anchorId="5523B36A">
+          <v:rect id="_x0000_i1045" style="width:0;height:1.5pt" o:hralign="center" o:hrstd="t" o:hr="t" fillcolor="#a0a0a0" stroked="f"/>
         </w:pict>
       </w:r>
     </w:p>
@@ -3174,7 +3263,7 @@
           <w:kern w:val="36"/>
           <w:sz w:val="48"/>
           <w:szCs w:val="48"/>
-          <w:lang w:val="en-US" w:eastAsia="ru-RU"/>
+          <w:lang w:eastAsia="ru-RU"/>
         </w:rPr>
       </w:pPr>
       <w:r>
@@ -3185,65 +3274,29 @@
           <w:kern w:val="36"/>
           <w:sz w:val="48"/>
           <w:szCs w:val="48"/>
-          <w:lang w:val="en-US" w:eastAsia="ru-RU"/>
-        </w:rPr>
-        <w:t>Backend Deployment</w:t>
-      </w:r>
-    </w:p>
-    <w:p>
-      <w:pPr>
-        <w:spacing w:before="100" w:beforeAutospacing="1" w:after="100" w:afterAutospacing="1" w:line="240" w:lineRule="auto"/>
-        <w:rPr>
-          <w:rFonts w:ascii="Times New Roman" w:eastAsia="Times New Roman" w:hAnsi="Times New Roman" w:cs="Times New Roman"/>
-          <w:sz w:val="24"/>
-          <w:szCs w:val="24"/>
-          <w:lang w:val="en-US" w:eastAsia="ru-RU"/>
-        </w:rPr>
-      </w:pPr>
-      <w:r>
-        <w:rPr>
-          <w:rFonts w:ascii="Times New Roman" w:eastAsia="Times New Roman" w:hAnsi="Times New Roman" w:cs="Times New Roman"/>
-          <w:sz w:val="24"/>
-          <w:szCs w:val="24"/>
-          <w:lang w:val="en-US" w:eastAsia="ru-RU"/>
-        </w:rPr>
-        <w:t xml:space="preserve">Spring Boot </w:t>
-      </w:r>
-      <w:r>
-        <w:rPr>
-          <w:rFonts w:ascii="Times New Roman" w:eastAsia="Times New Roman" w:hAnsi="Times New Roman" w:cs="Times New Roman"/>
-          <w:sz w:val="24"/>
-          <w:szCs w:val="24"/>
-          <w:lang w:eastAsia="ru-RU"/>
-        </w:rPr>
-        <w:t>запускать</w:t>
-      </w:r>
-      <w:r>
-        <w:rPr>
-          <w:rFonts w:ascii="Times New Roman" w:eastAsia="Times New Roman" w:hAnsi="Times New Roman" w:cs="Times New Roman"/>
-          <w:sz w:val="24"/>
-          <w:szCs w:val="24"/>
-          <w:lang w:val="en-US" w:eastAsia="ru-RU"/>
-        </w:rPr>
-        <w:t xml:space="preserve"> </w:t>
-      </w:r>
-      <w:r>
-        <w:rPr>
-          <w:rFonts w:ascii="Times New Roman" w:eastAsia="Times New Roman" w:hAnsi="Times New Roman" w:cs="Times New Roman"/>
-          <w:sz w:val="24"/>
-          <w:szCs w:val="24"/>
-          <w:lang w:eastAsia="ru-RU"/>
-        </w:rPr>
-        <w:t>как</w:t>
-      </w:r>
-      <w:r>
-        <w:rPr>
-          <w:rFonts w:ascii="Times New Roman" w:eastAsia="Times New Roman" w:hAnsi="Times New Roman" w:cs="Times New Roman"/>
-          <w:sz w:val="24"/>
-          <w:szCs w:val="24"/>
-          <w:lang w:val="en-US" w:eastAsia="ru-RU"/>
-        </w:rPr>
-        <w:t>:</w:t>
+          <w:lang w:eastAsia="ru-RU"/>
+        </w:rPr>
+        <w:t>Database Architecture</w:t>
+      </w:r>
+    </w:p>
+    <w:p>
+      <w:pPr>
+        <w:spacing w:before="100" w:beforeAutospacing="1" w:after="100" w:afterAutospacing="1" w:line="240" w:lineRule="auto"/>
+        <w:rPr>
+          <w:rFonts w:ascii="Times New Roman" w:eastAsia="Times New Roman" w:hAnsi="Times New Roman" w:cs="Times New Roman"/>
+          <w:sz w:val="24"/>
+          <w:szCs w:val="24"/>
+          <w:lang w:eastAsia="ru-RU"/>
+        </w:rPr>
+      </w:pPr>
+      <w:r>
+        <w:rPr>
+          <w:rFonts w:ascii="Times New Roman" w:eastAsia="Times New Roman" w:hAnsi="Times New Roman" w:cs="Times New Roman"/>
+          <w:sz w:val="24"/>
+          <w:szCs w:val="24"/>
+          <w:lang w:eastAsia="ru-RU"/>
+        </w:rPr>
+        <w:t>Использовать:</w:t>
       </w:r>
     </w:p>
     <w:p>
@@ -3281,49 +3334,7 @@
           <w:szCs w:val="20"/>
           <w:lang w:eastAsia="ru-RU"/>
         </w:rPr>
-        <w:t>Docker Container</w:t>
-      </w:r>
-    </w:p>
-    <w:p>
-      <w:pPr>
-        <w:spacing w:after="0" w:line="240" w:lineRule="auto"/>
-        <w:rPr>
-          <w:rFonts w:ascii="Times New Roman" w:eastAsia="Times New Roman" w:hAnsi="Times New Roman" w:cs="Times New Roman"/>
-          <w:sz w:val="24"/>
-          <w:szCs w:val="24"/>
-          <w:lang w:eastAsia="ru-RU"/>
-        </w:rPr>
-      </w:pPr>
-      <w:r>
-        <w:rPr>
-          <w:rFonts w:ascii="Times New Roman" w:eastAsia="Times New Roman" w:hAnsi="Times New Roman" w:cs="Times New Roman"/>
-          <w:sz w:val="24"/>
-          <w:szCs w:val="24"/>
-          <w:lang w:eastAsia="ru-RU"/>
-        </w:rPr>
-        <w:pict w14:anchorId="16E11D0A">
-          <v:rect id="_x0000_i1044" style="width:0;height:1.5pt" o:hralign="center" o:hrstd="t" o:hr="t" fillcolor="#a0a0a0" stroked="f"/>
-        </w:pict>
-      </w:r>
-    </w:p>
-    <w:p>
-      <w:pPr>
-        <w:spacing w:before="100" w:beforeAutospacing="1" w:after="100" w:afterAutospacing="1" w:line="240" w:lineRule="auto"/>
-        <w:rPr>
-          <w:rFonts w:ascii="Times New Roman" w:eastAsia="Times New Roman" w:hAnsi="Times New Roman" w:cs="Times New Roman"/>
-          <w:sz w:val="24"/>
-          <w:szCs w:val="24"/>
-          <w:lang w:eastAsia="ru-RU"/>
-        </w:rPr>
-      </w:pPr>
-      <w:r>
-        <w:rPr>
-          <w:rFonts w:ascii="Times New Roman" w:eastAsia="Times New Roman" w:hAnsi="Times New Roman" w:cs="Times New Roman"/>
-          <w:sz w:val="24"/>
-          <w:szCs w:val="24"/>
-          <w:lang w:eastAsia="ru-RU"/>
-        </w:rPr>
-        <w:t>Не использовать:</w:t>
+        <w:t>PostgreSQL</w:t>
       </w:r>
     </w:p>
     <w:p>
@@ -3361,96 +3372,7 @@
           <w:szCs w:val="20"/>
           <w:lang w:eastAsia="ru-RU"/>
         </w:rPr>
-        <w:t>java -jar</w:t>
-      </w:r>
-    </w:p>
-    <w:p>
-      <w:pPr>
-        <w:spacing w:before="100" w:beforeAutospacing="1" w:after="100" w:afterAutospacing="1" w:line="240" w:lineRule="auto"/>
-        <w:rPr>
-          <w:rFonts w:ascii="Times New Roman" w:eastAsia="Times New Roman" w:hAnsi="Times New Roman" w:cs="Times New Roman"/>
-          <w:sz w:val="24"/>
-          <w:szCs w:val="24"/>
-          <w:lang w:eastAsia="ru-RU"/>
-        </w:rPr>
-      </w:pPr>
-      <w:r>
-        <w:rPr>
-          <w:rFonts w:ascii="Times New Roman" w:eastAsia="Times New Roman" w:hAnsi="Times New Roman" w:cs="Times New Roman"/>
-          <w:sz w:val="24"/>
-          <w:szCs w:val="24"/>
-          <w:lang w:eastAsia="ru-RU"/>
-        </w:rPr>
-        <w:t>на VPS напрямую.</w:t>
-      </w:r>
-    </w:p>
-    <w:p>
-      <w:pPr>
-        <w:spacing w:after="0" w:line="240" w:lineRule="auto"/>
-        <w:rPr>
-          <w:rFonts w:ascii="Times New Roman" w:eastAsia="Times New Roman" w:hAnsi="Times New Roman" w:cs="Times New Roman"/>
-          <w:sz w:val="24"/>
-          <w:szCs w:val="24"/>
-          <w:lang w:eastAsia="ru-RU"/>
-        </w:rPr>
-      </w:pPr>
-      <w:r>
-        <w:rPr>
-          <w:rFonts w:ascii="Times New Roman" w:eastAsia="Times New Roman" w:hAnsi="Times New Roman" w:cs="Times New Roman"/>
-          <w:sz w:val="24"/>
-          <w:szCs w:val="24"/>
-          <w:lang w:eastAsia="ru-RU"/>
-        </w:rPr>
-        <w:pict w14:anchorId="5523B36A">
-          <v:rect id="_x0000_i1045" style="width:0;height:1.5pt" o:hralign="center" o:hrstd="t" o:hr="t" fillcolor="#a0a0a0" stroked="f"/>
-        </w:pict>
-      </w:r>
-    </w:p>
-    <w:p>
-      <w:pPr>
-        <w:spacing w:before="100" w:beforeAutospacing="1" w:after="100" w:afterAutospacing="1" w:line="240" w:lineRule="auto"/>
-        <w:outlineLvl w:val="0"/>
-        <w:rPr>
-          <w:rFonts w:ascii="Times New Roman" w:eastAsia="Times New Roman" w:hAnsi="Times New Roman" w:cs="Times New Roman"/>
-          <w:b/>
-          <w:bCs/>
-          <w:kern w:val="36"/>
-          <w:sz w:val="48"/>
-          <w:szCs w:val="48"/>
-          <w:lang w:eastAsia="ru-RU"/>
-        </w:rPr>
-      </w:pPr>
-      <w:r>
-        <w:rPr>
-          <w:rFonts w:ascii="Times New Roman" w:eastAsia="Times New Roman" w:hAnsi="Times New Roman" w:cs="Times New Roman"/>
-          <w:b/>
-          <w:bCs/>
-          <w:kern w:val="36"/>
-          <w:sz w:val="48"/>
-          <w:szCs w:val="48"/>
-          <w:lang w:eastAsia="ru-RU"/>
-        </w:rPr>
-        <w:t>Database Architecture</w:t>
-      </w:r>
-    </w:p>
-    <w:p>
-      <w:pPr>
-        <w:spacing w:before="100" w:beforeAutospacing="1" w:after="100" w:afterAutospacing="1" w:line="240" w:lineRule="auto"/>
-        <w:rPr>
-          <w:rFonts w:ascii="Times New Roman" w:eastAsia="Times New Roman" w:hAnsi="Times New Roman" w:cs="Times New Roman"/>
-          <w:sz w:val="24"/>
-          <w:szCs w:val="24"/>
-          <w:lang w:eastAsia="ru-RU"/>
-        </w:rPr>
-      </w:pPr>
-      <w:r>
-        <w:rPr>
-          <w:rFonts w:ascii="Times New Roman" w:eastAsia="Times New Roman" w:hAnsi="Times New Roman" w:cs="Times New Roman"/>
-          <w:sz w:val="24"/>
-          <w:szCs w:val="24"/>
-          <w:lang w:eastAsia="ru-RU"/>
-        </w:rPr>
-        <w:t>Использовать:</w:t>
+        <w:t>+</w:t>
       </w:r>
     </w:p>
     <w:p>
@@ -3488,7 +3410,158 @@
           <w:szCs w:val="20"/>
           <w:lang w:eastAsia="ru-RU"/>
         </w:rPr>
-        <w:t>PostgreSQL</w:t>
+        <w:t>PostGIS</w:t>
+      </w:r>
+    </w:p>
+    <w:p>
+      <w:pPr>
+        <w:spacing w:after="0" w:line="240" w:lineRule="auto"/>
+        <w:rPr>
+          <w:rFonts w:ascii="Times New Roman" w:eastAsia="Times New Roman" w:hAnsi="Times New Roman" w:cs="Times New Roman"/>
+          <w:sz w:val="24"/>
+          <w:szCs w:val="24"/>
+          <w:lang w:eastAsia="ru-RU"/>
+        </w:rPr>
+      </w:pPr>
+      <w:r>
+        <w:rPr>
+          <w:rFonts w:ascii="Times New Roman" w:eastAsia="Times New Roman" w:hAnsi="Times New Roman" w:cs="Times New Roman"/>
+          <w:sz w:val="24"/>
+          <w:szCs w:val="24"/>
+          <w:lang w:eastAsia="ru-RU"/>
+        </w:rPr>
+        <w:pict w14:anchorId="55A6DED8">
+          <v:rect id="_x0000_i1046" style="width:0;height:1.5pt" o:hralign="center" o:hrstd="t" o:hr="t" fillcolor="#a0a0a0" stroked="f"/>
+        </w:pict>
+      </w:r>
+    </w:p>
+    <w:p>
+      <w:pPr>
+        <w:spacing w:before="100" w:beforeAutospacing="1" w:after="100" w:afterAutospacing="1" w:line="240" w:lineRule="auto"/>
+        <w:rPr>
+          <w:rFonts w:ascii="Times New Roman" w:eastAsia="Times New Roman" w:hAnsi="Times New Roman" w:cs="Times New Roman"/>
+          <w:sz w:val="24"/>
+          <w:szCs w:val="24"/>
+          <w:lang w:eastAsia="ru-RU"/>
+        </w:rPr>
+      </w:pPr>
+      <w:r>
+        <w:rPr>
+          <w:rFonts w:ascii="Times New Roman" w:eastAsia="Times New Roman" w:hAnsi="Times New Roman" w:cs="Times New Roman"/>
+          <w:sz w:val="24"/>
+          <w:szCs w:val="24"/>
+          <w:lang w:eastAsia="ru-RU"/>
+        </w:rPr>
+        <w:t>Схема БД соответствует Data Model v1.</w:t>
+      </w:r>
+    </w:p>
+    <w:p>
+      <w:pPr>
+        <w:spacing w:after="0" w:line="240" w:lineRule="auto"/>
+        <w:rPr>
+          <w:rFonts w:ascii="Times New Roman" w:eastAsia="Times New Roman" w:hAnsi="Times New Roman" w:cs="Times New Roman"/>
+          <w:sz w:val="24"/>
+          <w:szCs w:val="24"/>
+          <w:lang w:eastAsia="ru-RU"/>
+        </w:rPr>
+      </w:pPr>
+      <w:r>
+        <w:rPr>
+          <w:rFonts w:ascii="Times New Roman" w:eastAsia="Times New Roman" w:hAnsi="Times New Roman" w:cs="Times New Roman"/>
+          <w:sz w:val="24"/>
+          <w:szCs w:val="24"/>
+          <w:lang w:eastAsia="ru-RU"/>
+        </w:rPr>
+        <w:pict w14:anchorId="7DBFEF8A">
+          <v:rect id="_x0000_i1047" style="width:0;height:1.5pt" o:hralign="center" o:hrstd="t" o:hr="t" fillcolor="#a0a0a0" stroked="f"/>
+        </w:pict>
+      </w:r>
+    </w:p>
+    <w:p>
+      <w:pPr>
+        <w:spacing w:before="100" w:beforeAutospacing="1" w:after="100" w:afterAutospacing="1" w:line="240" w:lineRule="auto"/>
+        <w:outlineLvl w:val="1"/>
+        <w:rPr>
+          <w:rFonts w:ascii="Times New Roman" w:eastAsia="Times New Roman" w:hAnsi="Times New Roman" w:cs="Times New Roman"/>
+          <w:b/>
+          <w:bCs/>
+          <w:sz w:val="36"/>
+          <w:szCs w:val="36"/>
+          <w:lang w:eastAsia="ru-RU"/>
+        </w:rPr>
+      </w:pPr>
+      <w:r>
+        <w:rPr>
+          <w:rFonts w:ascii="Times New Roman" w:eastAsia="Times New Roman" w:hAnsi="Times New Roman" w:cs="Times New Roman"/>
+          <w:b/>
+          <w:bCs/>
+          <w:sz w:val="36"/>
+          <w:szCs w:val="36"/>
+          <w:lang w:eastAsia="ru-RU"/>
+        </w:rPr>
+        <w:t>Database Isolation</w:t>
+      </w:r>
+    </w:p>
+    <w:p>
+      <w:pPr>
+        <w:spacing w:before="100" w:beforeAutospacing="1" w:after="100" w:afterAutospacing="1" w:line="240" w:lineRule="auto"/>
+        <w:rPr>
+          <w:rFonts w:ascii="Times New Roman" w:eastAsia="Times New Roman" w:hAnsi="Times New Roman" w:cs="Times New Roman"/>
+          <w:sz w:val="24"/>
+          <w:szCs w:val="24"/>
+          <w:lang w:eastAsia="ru-RU"/>
+        </w:rPr>
+      </w:pPr>
+      <w:r>
+        <w:rPr>
+          <w:rFonts w:ascii="Times New Roman" w:eastAsia="Times New Roman" w:hAnsi="Times New Roman" w:cs="Times New Roman"/>
+          <w:sz w:val="24"/>
+          <w:szCs w:val="24"/>
+          <w:lang w:eastAsia="ru-RU"/>
+        </w:rPr>
+        <w:t>PostgreSQL не должен быть доступен из интернета.</w:t>
+      </w:r>
+    </w:p>
+    <w:p>
+      <w:pPr>
+        <w:spacing w:after="0" w:line="240" w:lineRule="auto"/>
+        <w:rPr>
+          <w:rFonts w:ascii="Times New Roman" w:eastAsia="Times New Roman" w:hAnsi="Times New Roman" w:cs="Times New Roman"/>
+          <w:sz w:val="24"/>
+          <w:szCs w:val="24"/>
+          <w:lang w:eastAsia="ru-RU"/>
+        </w:rPr>
+      </w:pPr>
+      <w:r>
+        <w:rPr>
+          <w:rFonts w:ascii="Times New Roman" w:eastAsia="Times New Roman" w:hAnsi="Times New Roman" w:cs="Times New Roman"/>
+          <w:sz w:val="24"/>
+          <w:szCs w:val="24"/>
+          <w:lang w:eastAsia="ru-RU"/>
+        </w:rPr>
+        <w:pict w14:anchorId="475570A0">
+          <v:rect id="_x0000_i1048" style="width:0;height:1.5pt" o:hralign="center" o:hrstd="t" o:hr="t" fillcolor="#a0a0a0" stroked="f"/>
+        </w:pict>
+      </w:r>
+    </w:p>
+    <w:p>
+      <w:pPr>
+        <w:spacing w:before="100" w:beforeAutospacing="1" w:after="100" w:afterAutospacing="1" w:line="240" w:lineRule="auto"/>
+        <w:rPr>
+          <w:rFonts w:ascii="Times New Roman" w:eastAsia="Times New Roman" w:hAnsi="Times New Roman" w:cs="Times New Roman"/>
+          <w:sz w:val="24"/>
+          <w:szCs w:val="24"/>
+          <w:lang w:eastAsia="ru-RU"/>
+        </w:rPr>
+      </w:pPr>
+      <w:r>
+        <w:rPr>
+          <w:rFonts w:ascii="Times New Roman" w:eastAsia="Times New Roman" w:hAnsi="Times New Roman" w:cs="Times New Roman"/>
+          <w:sz w:val="24"/>
+          <w:szCs w:val="24"/>
+          <w:lang w:eastAsia="ru-RU"/>
+        </w:rPr>
+        <w:t>Разрешить доступ только:</w:t>
       </w:r>
     </w:p>
     <w:p>
@@ -3526,7 +3599,7 @@
           <w:szCs w:val="20"/>
           <w:lang w:eastAsia="ru-RU"/>
         </w:rPr>
-        <w:t>+</w:t>
+        <w:t>Spring Boot</w:t>
       </w:r>
     </w:p>
     <w:p>
@@ -3557,166 +3630,6 @@
           <w:lang w:eastAsia="ru-RU"/>
         </w:rPr>
       </w:pPr>
-      <w:r>
-        <w:rPr>
-          <w:rFonts w:ascii="Courier New" w:eastAsia="Times New Roman" w:hAnsi="Courier New" w:cs="Courier New"/>
-          <w:sz w:val="20"/>
-          <w:szCs w:val="20"/>
-          <w:lang w:eastAsia="ru-RU"/>
-        </w:rPr>
-        <w:t>PostGIS</w:t>
-      </w:r>
-    </w:p>
-    <w:p>
-      <w:pPr>
-        <w:spacing w:after="0" w:line="240" w:lineRule="auto"/>
-        <w:rPr>
-          <w:rFonts w:ascii="Times New Roman" w:eastAsia="Times New Roman" w:hAnsi="Times New Roman" w:cs="Times New Roman"/>
-          <w:sz w:val="24"/>
-          <w:szCs w:val="24"/>
-          <w:lang w:eastAsia="ru-RU"/>
-        </w:rPr>
-      </w:pPr>
-      <w:r>
-        <w:rPr>
-          <w:rFonts w:ascii="Times New Roman" w:eastAsia="Times New Roman" w:hAnsi="Times New Roman" w:cs="Times New Roman"/>
-          <w:sz w:val="24"/>
-          <w:szCs w:val="24"/>
-          <w:lang w:eastAsia="ru-RU"/>
-        </w:rPr>
-        <w:pict w14:anchorId="55A6DED8">
-          <v:rect id="_x0000_i1046" style="width:0;height:1.5pt" o:hralign="center" o:hrstd="t" o:hr="t" fillcolor="#a0a0a0" stroked="f"/>
-        </w:pict>
-      </w:r>
-    </w:p>
-    <w:p>
-      <w:pPr>
-        <w:spacing w:before="100" w:beforeAutospacing="1" w:after="100" w:afterAutospacing="1" w:line="240" w:lineRule="auto"/>
-        <w:rPr>
-          <w:rFonts w:ascii="Times New Roman" w:eastAsia="Times New Roman" w:hAnsi="Times New Roman" w:cs="Times New Roman"/>
-          <w:sz w:val="24"/>
-          <w:szCs w:val="24"/>
-          <w:lang w:eastAsia="ru-RU"/>
-        </w:rPr>
-      </w:pPr>
-      <w:r>
-        <w:rPr>
-          <w:rFonts w:ascii="Times New Roman" w:eastAsia="Times New Roman" w:hAnsi="Times New Roman" w:cs="Times New Roman"/>
-          <w:sz w:val="24"/>
-          <w:szCs w:val="24"/>
-          <w:lang w:eastAsia="ru-RU"/>
-        </w:rPr>
-        <w:t>Схема БД соответствует Data Model v1.</w:t>
-      </w:r>
-    </w:p>
-    <w:p>
-      <w:pPr>
-        <w:spacing w:after="0" w:line="240" w:lineRule="auto"/>
-        <w:rPr>
-          <w:rFonts w:ascii="Times New Roman" w:eastAsia="Times New Roman" w:hAnsi="Times New Roman" w:cs="Times New Roman"/>
-          <w:sz w:val="24"/>
-          <w:szCs w:val="24"/>
-          <w:lang w:eastAsia="ru-RU"/>
-        </w:rPr>
-      </w:pPr>
-      <w:r>
-        <w:rPr>
-          <w:rFonts w:ascii="Times New Roman" w:eastAsia="Times New Roman" w:hAnsi="Times New Roman" w:cs="Times New Roman"/>
-          <w:sz w:val="24"/>
-          <w:szCs w:val="24"/>
-          <w:lang w:eastAsia="ru-RU"/>
-        </w:rPr>
-        <w:pict w14:anchorId="7DBFEF8A">
-          <v:rect id="_x0000_i1047" style="width:0;height:1.5pt" o:hralign="center" o:hrstd="t" o:hr="t" fillcolor="#a0a0a0" stroked="f"/>
-        </w:pict>
-      </w:r>
-    </w:p>
-    <w:p>
-      <w:pPr>
-        <w:spacing w:before="100" w:beforeAutospacing="1" w:after="100" w:afterAutospacing="1" w:line="240" w:lineRule="auto"/>
-        <w:outlineLvl w:val="1"/>
-        <w:rPr>
-          <w:rFonts w:ascii="Times New Roman" w:eastAsia="Times New Roman" w:hAnsi="Times New Roman" w:cs="Times New Roman"/>
-          <w:b/>
-          <w:bCs/>
-          <w:sz w:val="36"/>
-          <w:szCs w:val="36"/>
-          <w:lang w:eastAsia="ru-RU"/>
-        </w:rPr>
-      </w:pPr>
-      <w:r>
-        <w:rPr>
-          <w:rFonts w:ascii="Times New Roman" w:eastAsia="Times New Roman" w:hAnsi="Times New Roman" w:cs="Times New Roman"/>
-          <w:b/>
-          <w:bCs/>
-          <w:sz w:val="36"/>
-          <w:szCs w:val="36"/>
-          <w:lang w:eastAsia="ru-RU"/>
-        </w:rPr>
-        <w:t>Database Isolation</w:t>
-      </w:r>
-    </w:p>
-    <w:p>
-      <w:pPr>
-        <w:spacing w:before="100" w:beforeAutospacing="1" w:after="100" w:afterAutospacing="1" w:line="240" w:lineRule="auto"/>
-        <w:rPr>
-          <w:rFonts w:ascii="Times New Roman" w:eastAsia="Times New Roman" w:hAnsi="Times New Roman" w:cs="Times New Roman"/>
-          <w:sz w:val="24"/>
-          <w:szCs w:val="24"/>
-          <w:lang w:eastAsia="ru-RU"/>
-        </w:rPr>
-      </w:pPr>
-      <w:r>
-        <w:rPr>
-          <w:rFonts w:ascii="Times New Roman" w:eastAsia="Times New Roman" w:hAnsi="Times New Roman" w:cs="Times New Roman"/>
-          <w:sz w:val="24"/>
-          <w:szCs w:val="24"/>
-          <w:lang w:eastAsia="ru-RU"/>
-        </w:rPr>
-        <w:t>PostgreSQL не должен быть доступен из интернета.</w:t>
-      </w:r>
-    </w:p>
-    <w:p>
-      <w:pPr>
-        <w:spacing w:after="0" w:line="240" w:lineRule="auto"/>
-        <w:rPr>
-          <w:rFonts w:ascii="Times New Roman" w:eastAsia="Times New Roman" w:hAnsi="Times New Roman" w:cs="Times New Roman"/>
-          <w:sz w:val="24"/>
-          <w:szCs w:val="24"/>
-          <w:lang w:eastAsia="ru-RU"/>
-        </w:rPr>
-      </w:pPr>
-      <w:r>
-        <w:rPr>
-          <w:rFonts w:ascii="Times New Roman" w:eastAsia="Times New Roman" w:hAnsi="Times New Roman" w:cs="Times New Roman"/>
-          <w:sz w:val="24"/>
-          <w:szCs w:val="24"/>
-          <w:lang w:eastAsia="ru-RU"/>
-        </w:rPr>
-        <w:pict w14:anchorId="475570A0">
-          <v:rect id="_x0000_i1048" style="width:0;height:1.5pt" o:hralign="center" o:hrstd="t" o:hr="t" fillcolor="#a0a0a0" stroked="f"/>
-        </w:pict>
-      </w:r>
-    </w:p>
-    <w:p>
-      <w:pPr>
-        <w:spacing w:before="100" w:beforeAutospacing="1" w:after="100" w:afterAutospacing="1" w:line="240" w:lineRule="auto"/>
-        <w:rPr>
-          <w:rFonts w:ascii="Times New Roman" w:eastAsia="Times New Roman" w:hAnsi="Times New Roman" w:cs="Times New Roman"/>
-          <w:sz w:val="24"/>
-          <w:szCs w:val="24"/>
-          <w:lang w:eastAsia="ru-RU"/>
-        </w:rPr>
-      </w:pPr>
-      <w:r>
-        <w:rPr>
-          <w:rFonts w:ascii="Times New Roman" w:eastAsia="Times New Roman" w:hAnsi="Times New Roman" w:cs="Times New Roman"/>
-          <w:sz w:val="24"/>
-          <w:szCs w:val="24"/>
-          <w:lang w:eastAsia="ru-RU"/>
-        </w:rPr>
-        <w:t>Разрешить доступ только:</w:t>
-      </w:r>
     </w:p>
     <w:p>
       <w:pPr>
@@ -3753,7 +3666,7 @@
           <w:szCs w:val="20"/>
           <w:lang w:eastAsia="ru-RU"/>
         </w:rPr>
-        <w:t>Spring Boot</w:t>
+        <w:t>↓</w:t>
       </w:r>
     </w:p>
     <w:p>
@@ -3820,7 +3733,119 @@
           <w:szCs w:val="20"/>
           <w:lang w:eastAsia="ru-RU"/>
         </w:rPr>
-        <w:t>↓</w:t>
+        <w:t>PostgreSQL</w:t>
+      </w:r>
+    </w:p>
+    <w:p>
+      <w:pPr>
+        <w:spacing w:after="0" w:line="240" w:lineRule="auto"/>
+        <w:rPr>
+          <w:rFonts w:ascii="Times New Roman" w:eastAsia="Times New Roman" w:hAnsi="Times New Roman" w:cs="Times New Roman"/>
+          <w:sz w:val="24"/>
+          <w:szCs w:val="24"/>
+          <w:lang w:eastAsia="ru-RU"/>
+        </w:rPr>
+      </w:pPr>
+      <w:r>
+        <w:rPr>
+          <w:rFonts w:ascii="Times New Roman" w:eastAsia="Times New Roman" w:hAnsi="Times New Roman" w:cs="Times New Roman"/>
+          <w:sz w:val="24"/>
+          <w:szCs w:val="24"/>
+          <w:lang w:eastAsia="ru-RU"/>
+        </w:rPr>
+        <w:pict w14:anchorId="33CE8EC1">
+          <v:rect id="_x0000_i1049" style="width:0;height:1.5pt" o:hralign="center" o:hrstd="t" o:hr="t" fillcolor="#a0a0a0" stroked="f"/>
+        </w:pict>
+      </w:r>
+    </w:p>
+    <w:p>
+      <w:pPr>
+        <w:spacing w:before="100" w:beforeAutospacing="1" w:after="100" w:afterAutospacing="1" w:line="240" w:lineRule="auto"/>
+        <w:outlineLvl w:val="0"/>
+        <w:rPr>
+          <w:rFonts w:ascii="Times New Roman" w:eastAsia="Times New Roman" w:hAnsi="Times New Roman" w:cs="Times New Roman"/>
+          <w:b/>
+          <w:bCs/>
+          <w:kern w:val="36"/>
+          <w:sz w:val="48"/>
+          <w:szCs w:val="48"/>
+          <w:lang w:eastAsia="ru-RU"/>
+        </w:rPr>
+      </w:pPr>
+      <w:r>
+        <w:rPr>
+          <w:rFonts w:ascii="Times New Roman" w:eastAsia="Times New Roman" w:hAnsi="Times New Roman" w:cs="Times New Roman"/>
+          <w:b/>
+          <w:bCs/>
+          <w:kern w:val="36"/>
+          <w:sz w:val="48"/>
+          <w:szCs w:val="48"/>
+          <w:lang w:eastAsia="ru-RU"/>
+        </w:rPr>
+        <w:t>PostgreSQL Backups</w:t>
+      </w:r>
+    </w:p>
+    <w:p>
+      <w:pPr>
+        <w:spacing w:before="100" w:beforeAutospacing="1" w:after="100" w:afterAutospacing="1" w:line="240" w:lineRule="auto"/>
+        <w:rPr>
+          <w:rFonts w:ascii="Times New Roman" w:eastAsia="Times New Roman" w:hAnsi="Times New Roman" w:cs="Times New Roman"/>
+          <w:sz w:val="24"/>
+          <w:szCs w:val="24"/>
+          <w:lang w:eastAsia="ru-RU"/>
+        </w:rPr>
+      </w:pPr>
+      <w:r>
+        <w:rPr>
+          <w:rFonts w:ascii="Times New Roman" w:eastAsia="Times New Roman" w:hAnsi="Times New Roman" w:cs="Times New Roman"/>
+          <w:sz w:val="24"/>
+          <w:szCs w:val="24"/>
+          <w:lang w:eastAsia="ru-RU"/>
+        </w:rPr>
+        <w:t>Ежедневный backup.</w:t>
+      </w:r>
+    </w:p>
+    <w:p>
+      <w:pPr>
+        <w:spacing w:after="0" w:line="240" w:lineRule="auto"/>
+        <w:rPr>
+          <w:rFonts w:ascii="Times New Roman" w:eastAsia="Times New Roman" w:hAnsi="Times New Roman" w:cs="Times New Roman"/>
+          <w:sz w:val="24"/>
+          <w:szCs w:val="24"/>
+          <w:lang w:eastAsia="ru-RU"/>
+        </w:rPr>
+      </w:pPr>
+      <w:r>
+        <w:rPr>
+          <w:rFonts w:ascii="Times New Roman" w:eastAsia="Times New Roman" w:hAnsi="Times New Roman" w:cs="Times New Roman"/>
+          <w:sz w:val="24"/>
+          <w:szCs w:val="24"/>
+          <w:lang w:eastAsia="ru-RU"/>
+        </w:rPr>
+        <w:lastRenderedPageBreak/>
+        <w:pict w14:anchorId="164759C8">
+          <v:rect id="_x0000_i1050" style="width:0;height:1.5pt" o:hralign="center" o:hrstd="t" o:hr="t" fillcolor="#a0a0a0" stroked="f"/>
+        </w:pict>
+      </w:r>
+    </w:p>
+    <w:p>
+      <w:pPr>
+        <w:spacing w:before="100" w:beforeAutospacing="1" w:after="100" w:afterAutospacing="1" w:line="240" w:lineRule="auto"/>
+        <w:rPr>
+          <w:rFonts w:ascii="Times New Roman" w:eastAsia="Times New Roman" w:hAnsi="Times New Roman" w:cs="Times New Roman"/>
+          <w:sz w:val="24"/>
+          <w:szCs w:val="24"/>
+          <w:lang w:eastAsia="ru-RU"/>
+        </w:rPr>
+      </w:pPr>
+      <w:r>
+        <w:rPr>
+          <w:rFonts w:ascii="Times New Roman" w:eastAsia="Times New Roman" w:hAnsi="Times New Roman" w:cs="Times New Roman"/>
+          <w:sz w:val="24"/>
+          <w:szCs w:val="24"/>
+          <w:lang w:eastAsia="ru-RU"/>
+        </w:rPr>
+        <w:t>Стратегия:</w:t>
       </w:r>
     </w:p>
     <w:p>
@@ -3851,6 +3876,183 @@
           <w:lang w:eastAsia="ru-RU"/>
         </w:rPr>
       </w:pPr>
+      <w:r>
+        <w:rPr>
+          <w:rFonts w:ascii="Courier New" w:eastAsia="Times New Roman" w:hAnsi="Courier New" w:cs="Courier New"/>
+          <w:sz w:val="20"/>
+          <w:szCs w:val="20"/>
+          <w:lang w:eastAsia="ru-RU"/>
+        </w:rPr>
+        <w:t>pg_dump</w:t>
+      </w:r>
+    </w:p>
+    <w:p>
+      <w:pPr>
+        <w:spacing w:after="0" w:line="240" w:lineRule="auto"/>
+        <w:rPr>
+          <w:rFonts w:ascii="Times New Roman" w:eastAsia="Times New Roman" w:hAnsi="Times New Roman" w:cs="Times New Roman"/>
+          <w:sz w:val="24"/>
+          <w:szCs w:val="24"/>
+          <w:lang w:eastAsia="ru-RU"/>
+        </w:rPr>
+      </w:pPr>
+      <w:r>
+        <w:rPr>
+          <w:rFonts w:ascii="Times New Roman" w:eastAsia="Times New Roman" w:hAnsi="Times New Roman" w:cs="Times New Roman"/>
+          <w:sz w:val="24"/>
+          <w:szCs w:val="24"/>
+          <w:lang w:eastAsia="ru-RU"/>
+        </w:rPr>
+        <w:pict w14:anchorId="4A4C1510">
+          <v:rect id="_x0000_i1051" style="width:0;height:1.5pt" o:hralign="center" o:hrstd="t" o:hr="t" fillcolor="#a0a0a0" stroked="f"/>
+        </w:pict>
+      </w:r>
+    </w:p>
+    <w:p>
+      <w:pPr>
+        <w:spacing w:before="100" w:beforeAutospacing="1" w:after="100" w:afterAutospacing="1" w:line="240" w:lineRule="auto"/>
+        <w:rPr>
+          <w:rFonts w:ascii="Times New Roman" w:eastAsia="Times New Roman" w:hAnsi="Times New Roman" w:cs="Times New Roman"/>
+          <w:sz w:val="24"/>
+          <w:szCs w:val="24"/>
+          <w:lang w:eastAsia="ru-RU"/>
+        </w:rPr>
+      </w:pPr>
+      <w:r>
+        <w:rPr>
+          <w:rFonts w:ascii="Times New Roman" w:eastAsia="Times New Roman" w:hAnsi="Times New Roman" w:cs="Times New Roman"/>
+          <w:sz w:val="24"/>
+          <w:szCs w:val="24"/>
+          <w:lang w:eastAsia="ru-RU"/>
+        </w:rPr>
+        <w:t>Хранить:</w:t>
+      </w:r>
+    </w:p>
+    <w:p>
+      <w:pPr>
+        <w:numPr>
+          <w:ilvl w:val="0"/>
+          <w:numId w:val="6"/>
+        </w:numPr>
+        <w:spacing w:before="100" w:beforeAutospacing="1" w:after="100" w:afterAutospacing="1" w:line="240" w:lineRule="auto"/>
+        <w:rPr>
+          <w:rFonts w:ascii="Times New Roman" w:eastAsia="Times New Roman" w:hAnsi="Times New Roman" w:cs="Times New Roman"/>
+          <w:sz w:val="24"/>
+          <w:szCs w:val="24"/>
+          <w:lang w:eastAsia="ru-RU"/>
+        </w:rPr>
+      </w:pPr>
+      <w:r>
+        <w:rPr>
+          <w:rFonts w:ascii="Times New Roman" w:eastAsia="Times New Roman" w:hAnsi="Times New Roman" w:cs="Times New Roman"/>
+          <w:sz w:val="24"/>
+          <w:szCs w:val="24"/>
+          <w:lang w:eastAsia="ru-RU"/>
+        </w:rPr>
+        <w:t>последние 7 ежедневных копий;</w:t>
+      </w:r>
+    </w:p>
+    <w:p>
+      <w:pPr>
+        <w:numPr>
+          <w:ilvl w:val="0"/>
+          <w:numId w:val="6"/>
+        </w:numPr>
+        <w:spacing w:before="100" w:beforeAutospacing="1" w:after="100" w:afterAutospacing="1" w:line="240" w:lineRule="auto"/>
+        <w:rPr>
+          <w:rFonts w:ascii="Times New Roman" w:eastAsia="Times New Roman" w:hAnsi="Times New Roman" w:cs="Times New Roman"/>
+          <w:sz w:val="24"/>
+          <w:szCs w:val="24"/>
+          <w:lang w:eastAsia="ru-RU"/>
+        </w:rPr>
+      </w:pPr>
+      <w:r>
+        <w:rPr>
+          <w:rFonts w:ascii="Times New Roman" w:eastAsia="Times New Roman" w:hAnsi="Times New Roman" w:cs="Times New Roman"/>
+          <w:sz w:val="24"/>
+          <w:szCs w:val="24"/>
+          <w:lang w:eastAsia="ru-RU"/>
+        </w:rPr>
+        <w:t>последние 4 недельных копии.</w:t>
+      </w:r>
+    </w:p>
+    <w:p>
+      <w:pPr>
+        <w:spacing w:after="0" w:line="240" w:lineRule="auto"/>
+        <w:rPr>
+          <w:rFonts w:ascii="Times New Roman" w:eastAsia="Times New Roman" w:hAnsi="Times New Roman" w:cs="Times New Roman"/>
+          <w:sz w:val="24"/>
+          <w:szCs w:val="24"/>
+          <w:lang w:eastAsia="ru-RU"/>
+        </w:rPr>
+      </w:pPr>
+      <w:r>
+        <w:rPr>
+          <w:rFonts w:ascii="Times New Roman" w:eastAsia="Times New Roman" w:hAnsi="Times New Roman" w:cs="Times New Roman"/>
+          <w:sz w:val="24"/>
+          <w:szCs w:val="24"/>
+          <w:lang w:eastAsia="ru-RU"/>
+        </w:rPr>
+        <w:pict w14:anchorId="63D0E49F">
+          <v:rect id="_x0000_i1052" style="width:0;height:1.5pt" o:hralign="center" o:hrstd="t" o:hr="t" fillcolor="#a0a0a0" stroked="f"/>
+        </w:pict>
+      </w:r>
+    </w:p>
+    <w:p>
+      <w:pPr>
+        <w:spacing w:before="100" w:beforeAutospacing="1" w:after="100" w:afterAutospacing="1" w:line="240" w:lineRule="auto"/>
+        <w:outlineLvl w:val="0"/>
+        <w:rPr>
+          <w:rFonts w:ascii="Times New Roman" w:eastAsia="Times New Roman" w:hAnsi="Times New Roman" w:cs="Times New Roman"/>
+          <w:b/>
+          <w:bCs/>
+          <w:kern w:val="36"/>
+          <w:sz w:val="48"/>
+          <w:szCs w:val="48"/>
+          <w:lang w:val="en-US" w:eastAsia="ru-RU"/>
+        </w:rPr>
+      </w:pPr>
+      <w:r>
+        <w:rPr>
+          <w:rFonts w:ascii="Times New Roman" w:eastAsia="Times New Roman" w:hAnsi="Times New Roman" w:cs="Times New Roman"/>
+          <w:b/>
+          <w:bCs/>
+          <w:kern w:val="36"/>
+          <w:sz w:val="48"/>
+          <w:szCs w:val="48"/>
+          <w:lang w:val="en-US" w:eastAsia="ru-RU"/>
+        </w:rPr>
+        <w:t>MinIO Architecture</w:t>
+      </w:r>
+    </w:p>
+    <w:p>
+      <w:pPr>
+        <w:spacing w:before="100" w:beforeAutospacing="1" w:after="100" w:afterAutospacing="1" w:line="240" w:lineRule="auto"/>
+        <w:rPr>
+          <w:rFonts w:ascii="Times New Roman" w:eastAsia="Times New Roman" w:hAnsi="Times New Roman" w:cs="Times New Roman"/>
+          <w:sz w:val="24"/>
+          <w:szCs w:val="24"/>
+          <w:lang w:val="en-US" w:eastAsia="ru-RU"/>
+        </w:rPr>
+      </w:pPr>
+      <w:r>
+        <w:rPr>
+          <w:rFonts w:ascii="Times New Roman" w:eastAsia="Times New Roman" w:hAnsi="Times New Roman" w:cs="Times New Roman"/>
+          <w:sz w:val="24"/>
+          <w:szCs w:val="24"/>
+          <w:lang w:eastAsia="ru-RU"/>
+        </w:rPr>
+        <w:t>Использовать</w:t>
+      </w:r>
+      <w:r>
+        <w:rPr>
+          <w:rFonts w:ascii="Times New Roman" w:eastAsia="Times New Roman" w:hAnsi="Times New Roman" w:cs="Times New Roman"/>
+          <w:sz w:val="24"/>
+          <w:szCs w:val="24"/>
+          <w:lang w:val="en-US" w:eastAsia="ru-RU"/>
+        </w:rPr>
+        <w:t>:</w:t>
+      </w:r>
     </w:p>
     <w:p>
       <w:pPr>
@@ -3877,107 +4079,80 @@
           <w:rFonts w:ascii="Courier New" w:eastAsia="Times New Roman" w:hAnsi="Courier New" w:cs="Courier New"/>
           <w:sz w:val="20"/>
           <w:szCs w:val="20"/>
-          <w:lang w:eastAsia="ru-RU"/>
-        </w:rPr>
-      </w:pPr>
-      <w:r>
-        <w:rPr>
-          <w:rFonts w:ascii="Courier New" w:eastAsia="Times New Roman" w:hAnsi="Courier New" w:cs="Courier New"/>
-          <w:sz w:val="20"/>
-          <w:szCs w:val="20"/>
-          <w:lang w:eastAsia="ru-RU"/>
-        </w:rPr>
-        <w:t>PostgreSQL</w:t>
-      </w:r>
-    </w:p>
-    <w:p>
-      <w:pPr>
-        <w:spacing w:after="0" w:line="240" w:lineRule="auto"/>
-        <w:rPr>
-          <w:rFonts w:ascii="Times New Roman" w:eastAsia="Times New Roman" w:hAnsi="Times New Roman" w:cs="Times New Roman"/>
-          <w:sz w:val="24"/>
-          <w:szCs w:val="24"/>
-          <w:lang w:eastAsia="ru-RU"/>
-        </w:rPr>
-      </w:pPr>
-      <w:r>
-        <w:rPr>
-          <w:rFonts w:ascii="Times New Roman" w:eastAsia="Times New Roman" w:hAnsi="Times New Roman" w:cs="Times New Roman"/>
-          <w:sz w:val="24"/>
-          <w:szCs w:val="24"/>
-          <w:lang w:eastAsia="ru-RU"/>
-        </w:rPr>
-        <w:pict w14:anchorId="33CE8EC1">
-          <v:rect id="_x0000_i1049" style="width:0;height:1.5pt" o:hralign="center" o:hrstd="t" o:hr="t" fillcolor="#a0a0a0" stroked="f"/>
+          <w:lang w:val="en-US" w:eastAsia="ru-RU"/>
+        </w:rPr>
+      </w:pPr>
+      <w:r>
+        <w:rPr>
+          <w:rFonts w:ascii="Courier New" w:eastAsia="Times New Roman" w:hAnsi="Courier New" w:cs="Courier New"/>
+          <w:sz w:val="20"/>
+          <w:szCs w:val="20"/>
+          <w:lang w:val="en-US" w:eastAsia="ru-RU"/>
+        </w:rPr>
+        <w:t>Private Buckets Only</w:t>
+      </w:r>
+    </w:p>
+    <w:p>
+      <w:pPr>
+        <w:spacing w:after="0" w:line="240" w:lineRule="auto"/>
+        <w:rPr>
+          <w:rFonts w:ascii="Times New Roman" w:eastAsia="Times New Roman" w:hAnsi="Times New Roman" w:cs="Times New Roman"/>
+          <w:sz w:val="24"/>
+          <w:szCs w:val="24"/>
+          <w:lang w:eastAsia="ru-RU"/>
+        </w:rPr>
+      </w:pPr>
+      <w:r>
+        <w:rPr>
+          <w:rFonts w:ascii="Times New Roman" w:eastAsia="Times New Roman" w:hAnsi="Times New Roman" w:cs="Times New Roman"/>
+          <w:sz w:val="24"/>
+          <w:szCs w:val="24"/>
+          <w:lang w:eastAsia="ru-RU"/>
+        </w:rPr>
+        <w:pict w14:anchorId="5FDF917C">
+          <v:rect id="_x0000_i1053" style="width:0;height:1.5pt" o:hralign="center" o:hrstd="t" o:hr="t" fillcolor="#a0a0a0" stroked="f"/>
         </w:pict>
       </w:r>
     </w:p>
     <w:p>
       <w:pPr>
         <w:spacing w:before="100" w:beforeAutospacing="1" w:after="100" w:afterAutospacing="1" w:line="240" w:lineRule="auto"/>
-        <w:outlineLvl w:val="0"/>
-        <w:rPr>
-          <w:rFonts w:ascii="Times New Roman" w:eastAsia="Times New Roman" w:hAnsi="Times New Roman" w:cs="Times New Roman"/>
-          <w:b/>
-          <w:bCs/>
-          <w:kern w:val="36"/>
-          <w:sz w:val="48"/>
-          <w:szCs w:val="48"/>
-          <w:lang w:eastAsia="ru-RU"/>
-        </w:rPr>
-      </w:pPr>
-      <w:r>
-        <w:rPr>
-          <w:rFonts w:ascii="Times New Roman" w:eastAsia="Times New Roman" w:hAnsi="Times New Roman" w:cs="Times New Roman"/>
-          <w:b/>
-          <w:bCs/>
-          <w:kern w:val="36"/>
-          <w:sz w:val="48"/>
-          <w:szCs w:val="48"/>
-          <w:lang w:eastAsia="ru-RU"/>
-        </w:rPr>
-        <w:t>PostgreSQL Backups</w:t>
-      </w:r>
-    </w:p>
-    <w:p>
-      <w:pPr>
-        <w:spacing w:before="100" w:beforeAutospacing="1" w:after="100" w:afterAutospacing="1" w:line="240" w:lineRule="auto"/>
-        <w:rPr>
-          <w:rFonts w:ascii="Times New Roman" w:eastAsia="Times New Roman" w:hAnsi="Times New Roman" w:cs="Times New Roman"/>
-          <w:sz w:val="24"/>
-          <w:szCs w:val="24"/>
-          <w:lang w:eastAsia="ru-RU"/>
-        </w:rPr>
-      </w:pPr>
-      <w:r>
-        <w:rPr>
-          <w:rFonts w:ascii="Times New Roman" w:eastAsia="Times New Roman" w:hAnsi="Times New Roman" w:cs="Times New Roman"/>
-          <w:sz w:val="24"/>
-          <w:szCs w:val="24"/>
-          <w:lang w:eastAsia="ru-RU"/>
-        </w:rPr>
-        <w:t>Ежедневный backup.</w:t>
-      </w:r>
-    </w:p>
-    <w:p>
-      <w:pPr>
-        <w:spacing w:after="0" w:line="240" w:lineRule="auto"/>
-        <w:rPr>
-          <w:rFonts w:ascii="Times New Roman" w:eastAsia="Times New Roman" w:hAnsi="Times New Roman" w:cs="Times New Roman"/>
-          <w:sz w:val="24"/>
-          <w:szCs w:val="24"/>
-          <w:lang w:eastAsia="ru-RU"/>
-        </w:rPr>
-      </w:pPr>
-      <w:r>
-        <w:rPr>
-          <w:rFonts w:ascii="Times New Roman" w:eastAsia="Times New Roman" w:hAnsi="Times New Roman" w:cs="Times New Roman"/>
-          <w:sz w:val="24"/>
-          <w:szCs w:val="24"/>
-          <w:lang w:eastAsia="ru-RU"/>
-        </w:rPr>
-        <w:pict w14:anchorId="164759C8">
-          <v:rect id="_x0000_i1050" style="width:0;height:1.5pt" o:hralign="center" o:hrstd="t" o:hr="t" fillcolor="#a0a0a0" stroked="f"/>
+        <w:rPr>
+          <w:rFonts w:ascii="Times New Roman" w:eastAsia="Times New Roman" w:hAnsi="Times New Roman" w:cs="Times New Roman"/>
+          <w:sz w:val="24"/>
+          <w:szCs w:val="24"/>
+          <w:lang w:eastAsia="ru-RU"/>
+        </w:rPr>
+      </w:pPr>
+      <w:r>
+        <w:rPr>
+          <w:rFonts w:ascii="Times New Roman" w:eastAsia="Times New Roman" w:hAnsi="Times New Roman" w:cs="Times New Roman"/>
+          <w:sz w:val="24"/>
+          <w:szCs w:val="24"/>
+          <w:lang w:eastAsia="ru-RU"/>
+        </w:rPr>
+        <w:t>Это соответствует Security Architecture.</w:t>
+      </w:r>
+    </w:p>
+    <w:p>
+      <w:pPr>
+        <w:spacing w:after="0" w:line="240" w:lineRule="auto"/>
+        <w:rPr>
+          <w:rFonts w:ascii="Times New Roman" w:eastAsia="Times New Roman" w:hAnsi="Times New Roman" w:cs="Times New Roman"/>
+          <w:sz w:val="24"/>
+          <w:szCs w:val="24"/>
+          <w:lang w:eastAsia="ru-RU"/>
+        </w:rPr>
+      </w:pPr>
+      <w:r>
+        <w:rPr>
+          <w:rFonts w:ascii="Times New Roman" w:eastAsia="Times New Roman" w:hAnsi="Times New Roman" w:cs="Times New Roman"/>
+          <w:sz w:val="24"/>
+          <w:szCs w:val="24"/>
+          <w:lang w:eastAsia="ru-RU"/>
+        </w:rPr>
+        <w:pict w14:anchorId="1EDD2734">
+          <v:rect id="_x0000_i1054" style="width:0;height:1.5pt" o:hralign="center" o:hrstd="t" o:hr="t" fillcolor="#a0a0a0" stroked="f"/>
         </w:pict>
       </w:r>
     </w:p>
@@ -3998,7 +4173,7 @@
           <w:szCs w:val="24"/>
           <w:lang w:eastAsia="ru-RU"/>
         </w:rPr>
-        <w:t>Стратегия:</w:t>
+        <w:t>Разделение bucket:</w:t>
       </w:r>
     </w:p>
     <w:p>
@@ -4036,28 +4211,28 @@
           <w:szCs w:val="20"/>
           <w:lang w:eastAsia="ru-RU"/>
         </w:rPr>
-        <w:t>pg_dump</w:t>
-      </w:r>
-    </w:p>
-    <w:p>
-      <w:pPr>
-        <w:spacing w:after="0" w:line="240" w:lineRule="auto"/>
-        <w:rPr>
-          <w:rFonts w:ascii="Times New Roman" w:eastAsia="Times New Roman" w:hAnsi="Times New Roman" w:cs="Times New Roman"/>
-          <w:sz w:val="24"/>
-          <w:szCs w:val="24"/>
-          <w:lang w:eastAsia="ru-RU"/>
-        </w:rPr>
-      </w:pPr>
-      <w:r>
-        <w:rPr>
-          <w:rFonts w:ascii="Times New Roman" w:eastAsia="Times New Roman" w:hAnsi="Times New Roman" w:cs="Times New Roman"/>
-          <w:sz w:val="24"/>
-          <w:szCs w:val="24"/>
-          <w:lang w:eastAsia="ru-RU"/>
-        </w:rPr>
-        <w:pict w14:anchorId="4A4C1510">
-          <v:rect id="_x0000_i1051" style="width:0;height:1.5pt" o:hralign="center" o:hrstd="t" o:hr="t" fillcolor="#a0a0a0" stroked="f"/>
+        <w:t>photos</w:t>
+      </w:r>
+    </w:p>
+    <w:p>
+      <w:pPr>
+        <w:spacing w:after="0" w:line="240" w:lineRule="auto"/>
+        <w:rPr>
+          <w:rFonts w:ascii="Times New Roman" w:eastAsia="Times New Roman" w:hAnsi="Times New Roman" w:cs="Times New Roman"/>
+          <w:sz w:val="24"/>
+          <w:szCs w:val="24"/>
+          <w:lang w:eastAsia="ru-RU"/>
+        </w:rPr>
+      </w:pPr>
+      <w:r>
+        <w:rPr>
+          <w:rFonts w:ascii="Times New Roman" w:eastAsia="Times New Roman" w:hAnsi="Times New Roman" w:cs="Times New Roman"/>
+          <w:sz w:val="24"/>
+          <w:szCs w:val="24"/>
+          <w:lang w:eastAsia="ru-RU"/>
+        </w:rPr>
+        <w:pict w14:anchorId="2535B19C">
+          <v:rect id="_x0000_i1055" style="width:0;height:1.5pt" o:hralign="center" o:hrstd="t" o:hr="t" fillcolor="#a0a0a0" stroked="f"/>
         </w:pict>
       </w:r>
     </w:p>
@@ -4078,133 +4253,7 @@
           <w:szCs w:val="24"/>
           <w:lang w:eastAsia="ru-RU"/>
         </w:rPr>
-        <w:t>Хранить:</w:t>
-      </w:r>
-    </w:p>
-    <w:p>
-      <w:pPr>
-        <w:numPr>
-          <w:ilvl w:val="0"/>
-          <w:numId w:val="6"/>
-        </w:numPr>
-        <w:spacing w:before="100" w:beforeAutospacing="1" w:after="100" w:afterAutospacing="1" w:line="240" w:lineRule="auto"/>
-        <w:rPr>
-          <w:rFonts w:ascii="Times New Roman" w:eastAsia="Times New Roman" w:hAnsi="Times New Roman" w:cs="Times New Roman"/>
-          <w:sz w:val="24"/>
-          <w:szCs w:val="24"/>
-          <w:lang w:eastAsia="ru-RU"/>
-        </w:rPr>
-      </w:pPr>
-      <w:r>
-        <w:rPr>
-          <w:rFonts w:ascii="Times New Roman" w:eastAsia="Times New Roman" w:hAnsi="Times New Roman" w:cs="Times New Roman"/>
-          <w:sz w:val="24"/>
-          <w:szCs w:val="24"/>
-          <w:lang w:eastAsia="ru-RU"/>
-        </w:rPr>
-        <w:t>последние 7 ежедневных копий;</w:t>
-      </w:r>
-    </w:p>
-    <w:p>
-      <w:pPr>
-        <w:numPr>
-          <w:ilvl w:val="0"/>
-          <w:numId w:val="6"/>
-        </w:numPr>
-        <w:spacing w:before="100" w:beforeAutospacing="1" w:after="100" w:afterAutospacing="1" w:line="240" w:lineRule="auto"/>
-        <w:rPr>
-          <w:rFonts w:ascii="Times New Roman" w:eastAsia="Times New Roman" w:hAnsi="Times New Roman" w:cs="Times New Roman"/>
-          <w:sz w:val="24"/>
-          <w:szCs w:val="24"/>
-          <w:lang w:eastAsia="ru-RU"/>
-        </w:rPr>
-      </w:pPr>
-      <w:r>
-        <w:rPr>
-          <w:rFonts w:ascii="Times New Roman" w:eastAsia="Times New Roman" w:hAnsi="Times New Roman" w:cs="Times New Roman"/>
-          <w:sz w:val="24"/>
-          <w:szCs w:val="24"/>
-          <w:lang w:eastAsia="ru-RU"/>
-        </w:rPr>
-        <w:t>последние 4 недельных копии.</w:t>
-      </w:r>
-    </w:p>
-    <w:p>
-      <w:pPr>
-        <w:spacing w:after="0" w:line="240" w:lineRule="auto"/>
-        <w:rPr>
-          <w:rFonts w:ascii="Times New Roman" w:eastAsia="Times New Roman" w:hAnsi="Times New Roman" w:cs="Times New Roman"/>
-          <w:sz w:val="24"/>
-          <w:szCs w:val="24"/>
-          <w:lang w:eastAsia="ru-RU"/>
-        </w:rPr>
-      </w:pPr>
-      <w:r>
-        <w:rPr>
-          <w:rFonts w:ascii="Times New Roman" w:eastAsia="Times New Roman" w:hAnsi="Times New Roman" w:cs="Times New Roman"/>
-          <w:sz w:val="24"/>
-          <w:szCs w:val="24"/>
-          <w:lang w:eastAsia="ru-RU"/>
-        </w:rPr>
-        <w:pict w14:anchorId="63D0E49F">
-          <v:rect id="_x0000_i1052" style="width:0;height:1.5pt" o:hralign="center" o:hrstd="t" o:hr="t" fillcolor="#a0a0a0" stroked="f"/>
-        </w:pict>
-      </w:r>
-    </w:p>
-    <w:p>
-      <w:pPr>
-        <w:spacing w:before="100" w:beforeAutospacing="1" w:after="100" w:afterAutospacing="1" w:line="240" w:lineRule="auto"/>
-        <w:outlineLvl w:val="0"/>
-        <w:rPr>
-          <w:rFonts w:ascii="Times New Roman" w:eastAsia="Times New Roman" w:hAnsi="Times New Roman" w:cs="Times New Roman"/>
-          <w:b/>
-          <w:bCs/>
-          <w:kern w:val="36"/>
-          <w:sz w:val="48"/>
-          <w:szCs w:val="48"/>
-          <w:lang w:val="en-US" w:eastAsia="ru-RU"/>
-        </w:rPr>
-      </w:pPr>
-      <w:r>
-        <w:rPr>
-          <w:rFonts w:ascii="Times New Roman" w:eastAsia="Times New Roman" w:hAnsi="Times New Roman" w:cs="Times New Roman"/>
-          <w:b/>
-          <w:bCs/>
-          <w:kern w:val="36"/>
-          <w:sz w:val="48"/>
-          <w:szCs w:val="48"/>
-          <w:lang w:val="en-US" w:eastAsia="ru-RU"/>
-        </w:rPr>
-        <w:t>MinIO Architecture</w:t>
-      </w:r>
-    </w:p>
-    <w:p>
-      <w:pPr>
-        <w:spacing w:before="100" w:beforeAutospacing="1" w:after="100" w:afterAutospacing="1" w:line="240" w:lineRule="auto"/>
-        <w:rPr>
-          <w:rFonts w:ascii="Times New Roman" w:eastAsia="Times New Roman" w:hAnsi="Times New Roman" w:cs="Times New Roman"/>
-          <w:sz w:val="24"/>
-          <w:szCs w:val="24"/>
-          <w:lang w:val="en-US" w:eastAsia="ru-RU"/>
-        </w:rPr>
-      </w:pPr>
-      <w:r>
-        <w:rPr>
-          <w:rFonts w:ascii="Times New Roman" w:eastAsia="Times New Roman" w:hAnsi="Times New Roman" w:cs="Times New Roman"/>
-          <w:sz w:val="24"/>
-          <w:szCs w:val="24"/>
-          <w:lang w:eastAsia="ru-RU"/>
-        </w:rPr>
-        <w:t>Использовать</w:t>
-      </w:r>
-      <w:r>
-        <w:rPr>
-          <w:rFonts w:ascii="Times New Roman" w:eastAsia="Times New Roman" w:hAnsi="Times New Roman" w:cs="Times New Roman"/>
-          <w:sz w:val="24"/>
-          <w:szCs w:val="24"/>
-          <w:lang w:val="en-US" w:eastAsia="ru-RU"/>
-        </w:rPr>
-        <w:t>:</w:t>
+        <w:t>Для MVP:</w:t>
       </w:r>
     </w:p>
     <w:p>
@@ -4232,101 +4281,106 @@
           <w:rFonts w:ascii="Courier New" w:eastAsia="Times New Roman" w:hAnsi="Courier New" w:cs="Courier New"/>
           <w:sz w:val="20"/>
           <w:szCs w:val="20"/>
-          <w:lang w:val="en-US" w:eastAsia="ru-RU"/>
-        </w:rPr>
-      </w:pPr>
-      <w:r>
-        <w:rPr>
-          <w:rFonts w:ascii="Courier New" w:eastAsia="Times New Roman" w:hAnsi="Courier New" w:cs="Courier New"/>
-          <w:sz w:val="20"/>
-          <w:szCs w:val="20"/>
-          <w:lang w:val="en-US" w:eastAsia="ru-RU"/>
-        </w:rPr>
-        <w:t>Private Buckets Only</w:t>
-      </w:r>
-    </w:p>
-    <w:p>
-      <w:pPr>
-        <w:spacing w:after="0" w:line="240" w:lineRule="auto"/>
-        <w:rPr>
-          <w:rFonts w:ascii="Times New Roman" w:eastAsia="Times New Roman" w:hAnsi="Times New Roman" w:cs="Times New Roman"/>
-          <w:sz w:val="24"/>
-          <w:szCs w:val="24"/>
-          <w:lang w:eastAsia="ru-RU"/>
-        </w:rPr>
-      </w:pPr>
-      <w:r>
-        <w:rPr>
-          <w:rFonts w:ascii="Times New Roman" w:eastAsia="Times New Roman" w:hAnsi="Times New Roman" w:cs="Times New Roman"/>
-          <w:sz w:val="24"/>
-          <w:szCs w:val="24"/>
-          <w:lang w:eastAsia="ru-RU"/>
-        </w:rPr>
-        <w:pict w14:anchorId="5FDF917C">
-          <v:rect id="_x0000_i1053" style="width:0;height:1.5pt" o:hralign="center" o:hrstd="t" o:hr="t" fillcolor="#a0a0a0" stroked="f"/>
+          <w:lang w:eastAsia="ru-RU"/>
+        </w:rPr>
+      </w:pPr>
+      <w:r>
+        <w:rPr>
+          <w:rFonts w:ascii="Courier New" w:eastAsia="Times New Roman" w:hAnsi="Courier New" w:cs="Courier New"/>
+          <w:sz w:val="20"/>
+          <w:szCs w:val="20"/>
+          <w:lang w:eastAsia="ru-RU"/>
+        </w:rPr>
+        <w:t>один bucket</w:t>
+      </w:r>
+    </w:p>
+    <w:p>
+      <w:pPr>
+        <w:spacing w:before="100" w:beforeAutospacing="1" w:after="100" w:afterAutospacing="1" w:line="240" w:lineRule="auto"/>
+        <w:rPr>
+          <w:rFonts w:ascii="Times New Roman" w:eastAsia="Times New Roman" w:hAnsi="Times New Roman" w:cs="Times New Roman"/>
+          <w:sz w:val="24"/>
+          <w:szCs w:val="24"/>
+          <w:lang w:eastAsia="ru-RU"/>
+        </w:rPr>
+      </w:pPr>
+      <w:r>
+        <w:rPr>
+          <w:rFonts w:ascii="Times New Roman" w:eastAsia="Times New Roman" w:hAnsi="Times New Roman" w:cs="Times New Roman"/>
+          <w:sz w:val="24"/>
+          <w:szCs w:val="24"/>
+          <w:lang w:eastAsia="ru-RU"/>
+        </w:rPr>
+        <w:t>достаточен.</w:t>
+      </w:r>
+    </w:p>
+    <w:p>
+      <w:pPr>
+        <w:spacing w:after="0" w:line="240" w:lineRule="auto"/>
+        <w:rPr>
+          <w:rFonts w:ascii="Times New Roman" w:eastAsia="Times New Roman" w:hAnsi="Times New Roman" w:cs="Times New Roman"/>
+          <w:sz w:val="24"/>
+          <w:szCs w:val="24"/>
+          <w:lang w:eastAsia="ru-RU"/>
+        </w:rPr>
+      </w:pPr>
+      <w:r>
+        <w:rPr>
+          <w:rFonts w:ascii="Times New Roman" w:eastAsia="Times New Roman" w:hAnsi="Times New Roman" w:cs="Times New Roman"/>
+          <w:sz w:val="24"/>
+          <w:szCs w:val="24"/>
+          <w:lang w:eastAsia="ru-RU"/>
+        </w:rPr>
+        <w:pict w14:anchorId="17EB7E99">
+          <v:rect id="_x0000_i1056" style="width:0;height:1.5pt" o:hralign="center" o:hrstd="t" o:hr="t" fillcolor="#a0a0a0" stroked="f"/>
         </w:pict>
       </w:r>
     </w:p>
     <w:p>
       <w:pPr>
         <w:spacing w:before="100" w:beforeAutospacing="1" w:after="100" w:afterAutospacing="1" w:line="240" w:lineRule="auto"/>
-        <w:rPr>
-          <w:rFonts w:ascii="Times New Roman" w:eastAsia="Times New Roman" w:hAnsi="Times New Roman" w:cs="Times New Roman"/>
-          <w:sz w:val="24"/>
-          <w:szCs w:val="24"/>
-          <w:lang w:eastAsia="ru-RU"/>
-        </w:rPr>
-      </w:pPr>
-      <w:r>
-        <w:rPr>
-          <w:rFonts w:ascii="Times New Roman" w:eastAsia="Times New Roman" w:hAnsi="Times New Roman" w:cs="Times New Roman"/>
-          <w:sz w:val="24"/>
-          <w:szCs w:val="24"/>
-          <w:lang w:eastAsia="ru-RU"/>
-        </w:rPr>
-        <w:t>Это соответствует Security Architecture.</w:t>
-      </w:r>
-    </w:p>
-    <w:p>
-      <w:pPr>
-        <w:spacing w:after="0" w:line="240" w:lineRule="auto"/>
-        <w:rPr>
-          <w:rFonts w:ascii="Times New Roman" w:eastAsia="Times New Roman" w:hAnsi="Times New Roman" w:cs="Times New Roman"/>
-          <w:sz w:val="24"/>
-          <w:szCs w:val="24"/>
-          <w:lang w:eastAsia="ru-RU"/>
-        </w:rPr>
-      </w:pPr>
-      <w:r>
-        <w:rPr>
-          <w:rFonts w:ascii="Times New Roman" w:eastAsia="Times New Roman" w:hAnsi="Times New Roman" w:cs="Times New Roman"/>
-          <w:sz w:val="24"/>
-          <w:szCs w:val="24"/>
-          <w:lang w:eastAsia="ru-RU"/>
-        </w:rPr>
-        <w:pict w14:anchorId="1EDD2734">
-          <v:rect id="_x0000_i1054" style="width:0;height:1.5pt" o:hralign="center" o:hrstd="t" o:hr="t" fillcolor="#a0a0a0" stroked="f"/>
-        </w:pict>
-      </w:r>
-    </w:p>
-    <w:p>
-      <w:pPr>
-        <w:spacing w:before="100" w:beforeAutospacing="1" w:after="100" w:afterAutospacing="1" w:line="240" w:lineRule="auto"/>
-        <w:rPr>
-          <w:rFonts w:ascii="Times New Roman" w:eastAsia="Times New Roman" w:hAnsi="Times New Roman" w:cs="Times New Roman"/>
-          <w:sz w:val="24"/>
-          <w:szCs w:val="24"/>
-          <w:lang w:eastAsia="ru-RU"/>
-        </w:rPr>
-      </w:pPr>
-      <w:r>
-        <w:rPr>
-          <w:rFonts w:ascii="Times New Roman" w:eastAsia="Times New Roman" w:hAnsi="Times New Roman" w:cs="Times New Roman"/>
-          <w:sz w:val="24"/>
-          <w:szCs w:val="24"/>
-          <w:lang w:eastAsia="ru-RU"/>
-        </w:rPr>
-        <w:t>Разделение bucket:</w:t>
+        <w:outlineLvl w:val="0"/>
+        <w:rPr>
+          <w:rFonts w:ascii="Times New Roman" w:eastAsia="Times New Roman" w:hAnsi="Times New Roman" w:cs="Times New Roman"/>
+          <w:b/>
+          <w:bCs/>
+          <w:kern w:val="36"/>
+          <w:sz w:val="48"/>
+          <w:szCs w:val="48"/>
+          <w:lang w:eastAsia="ru-RU"/>
+        </w:rPr>
+      </w:pPr>
+      <w:r>
+        <w:rPr>
+          <w:rFonts w:ascii="Times New Roman" w:eastAsia="Times New Roman" w:hAnsi="Times New Roman" w:cs="Times New Roman"/>
+          <w:b/>
+          <w:bCs/>
+          <w:kern w:val="36"/>
+          <w:sz w:val="48"/>
+          <w:szCs w:val="48"/>
+          <w:lang w:eastAsia="ru-RU"/>
+        </w:rPr>
+        <w:t>MinIO Backups</w:t>
+      </w:r>
+    </w:p>
+    <w:p>
+      <w:pPr>
+        <w:spacing w:before="100" w:beforeAutospacing="1" w:after="100" w:afterAutospacing="1" w:line="240" w:lineRule="auto"/>
+        <w:rPr>
+          <w:rFonts w:ascii="Times New Roman" w:eastAsia="Times New Roman" w:hAnsi="Times New Roman" w:cs="Times New Roman"/>
+          <w:sz w:val="24"/>
+          <w:szCs w:val="24"/>
+          <w:lang w:eastAsia="ru-RU"/>
+        </w:rPr>
+      </w:pPr>
+      <w:r>
+        <w:rPr>
+          <w:rFonts w:ascii="Times New Roman" w:eastAsia="Times New Roman" w:hAnsi="Times New Roman" w:cs="Times New Roman"/>
+          <w:sz w:val="24"/>
+          <w:szCs w:val="24"/>
+          <w:lang w:eastAsia="ru-RU"/>
+        </w:rPr>
+        <w:t>Ежедневная синхронизация:</w:t>
       </w:r>
     </w:p>
     <w:p>
@@ -4364,49 +4418,7 @@
           <w:szCs w:val="20"/>
           <w:lang w:eastAsia="ru-RU"/>
         </w:rPr>
-        <w:t>photos</w:t>
-      </w:r>
-    </w:p>
-    <w:p>
-      <w:pPr>
-        <w:spacing w:after="0" w:line="240" w:lineRule="auto"/>
-        <w:rPr>
-          <w:rFonts w:ascii="Times New Roman" w:eastAsia="Times New Roman" w:hAnsi="Times New Roman" w:cs="Times New Roman"/>
-          <w:sz w:val="24"/>
-          <w:szCs w:val="24"/>
-          <w:lang w:eastAsia="ru-RU"/>
-        </w:rPr>
-      </w:pPr>
-      <w:r>
-        <w:rPr>
-          <w:rFonts w:ascii="Times New Roman" w:eastAsia="Times New Roman" w:hAnsi="Times New Roman" w:cs="Times New Roman"/>
-          <w:sz w:val="24"/>
-          <w:szCs w:val="24"/>
-          <w:lang w:eastAsia="ru-RU"/>
-        </w:rPr>
-        <w:pict w14:anchorId="2535B19C">
-          <v:rect id="_x0000_i1055" style="width:0;height:1.5pt" o:hralign="center" o:hrstd="t" o:hr="t" fillcolor="#a0a0a0" stroked="f"/>
-        </w:pict>
-      </w:r>
-    </w:p>
-    <w:p>
-      <w:pPr>
-        <w:spacing w:before="100" w:beforeAutospacing="1" w:after="100" w:afterAutospacing="1" w:line="240" w:lineRule="auto"/>
-        <w:rPr>
-          <w:rFonts w:ascii="Times New Roman" w:eastAsia="Times New Roman" w:hAnsi="Times New Roman" w:cs="Times New Roman"/>
-          <w:sz w:val="24"/>
-          <w:szCs w:val="24"/>
-          <w:lang w:eastAsia="ru-RU"/>
-        </w:rPr>
-      </w:pPr>
-      <w:r>
-        <w:rPr>
-          <w:rFonts w:ascii="Times New Roman" w:eastAsia="Times New Roman" w:hAnsi="Times New Roman" w:cs="Times New Roman"/>
-          <w:sz w:val="24"/>
-          <w:szCs w:val="24"/>
-          <w:lang w:eastAsia="ru-RU"/>
-        </w:rPr>
-        <w:t>Для MVP:</w:t>
+        <w:t>MinIO</w:t>
       </w:r>
     </w:p>
     <w:p>
@@ -4437,105 +4449,6 @@
           <w:lang w:eastAsia="ru-RU"/>
         </w:rPr>
       </w:pPr>
-      <w:r>
-        <w:rPr>
-          <w:rFonts w:ascii="Courier New" w:eastAsia="Times New Roman" w:hAnsi="Courier New" w:cs="Courier New"/>
-          <w:sz w:val="20"/>
-          <w:szCs w:val="20"/>
-          <w:lang w:eastAsia="ru-RU"/>
-        </w:rPr>
-        <w:t>один bucket</w:t>
-      </w:r>
-    </w:p>
-    <w:p>
-      <w:pPr>
-        <w:spacing w:before="100" w:beforeAutospacing="1" w:after="100" w:afterAutospacing="1" w:line="240" w:lineRule="auto"/>
-        <w:rPr>
-          <w:rFonts w:ascii="Times New Roman" w:eastAsia="Times New Roman" w:hAnsi="Times New Roman" w:cs="Times New Roman"/>
-          <w:sz w:val="24"/>
-          <w:szCs w:val="24"/>
-          <w:lang w:eastAsia="ru-RU"/>
-        </w:rPr>
-      </w:pPr>
-      <w:r>
-        <w:rPr>
-          <w:rFonts w:ascii="Times New Roman" w:eastAsia="Times New Roman" w:hAnsi="Times New Roman" w:cs="Times New Roman"/>
-          <w:sz w:val="24"/>
-          <w:szCs w:val="24"/>
-          <w:lang w:eastAsia="ru-RU"/>
-        </w:rPr>
-        <w:t>достаточен.</w:t>
-      </w:r>
-    </w:p>
-    <w:p>
-      <w:pPr>
-        <w:spacing w:after="0" w:line="240" w:lineRule="auto"/>
-        <w:rPr>
-          <w:rFonts w:ascii="Times New Roman" w:eastAsia="Times New Roman" w:hAnsi="Times New Roman" w:cs="Times New Roman"/>
-          <w:sz w:val="24"/>
-          <w:szCs w:val="24"/>
-          <w:lang w:eastAsia="ru-RU"/>
-        </w:rPr>
-      </w:pPr>
-      <w:r>
-        <w:rPr>
-          <w:rFonts w:ascii="Times New Roman" w:eastAsia="Times New Roman" w:hAnsi="Times New Roman" w:cs="Times New Roman"/>
-          <w:sz w:val="24"/>
-          <w:szCs w:val="24"/>
-          <w:lang w:eastAsia="ru-RU"/>
-        </w:rPr>
-        <w:pict w14:anchorId="17EB7E99">
-          <v:rect id="_x0000_i1056" style="width:0;height:1.5pt" o:hralign="center" o:hrstd="t" o:hr="t" fillcolor="#a0a0a0" stroked="f"/>
-        </w:pict>
-      </w:r>
-    </w:p>
-    <w:p>
-      <w:pPr>
-        <w:spacing w:before="100" w:beforeAutospacing="1" w:after="100" w:afterAutospacing="1" w:line="240" w:lineRule="auto"/>
-        <w:outlineLvl w:val="0"/>
-        <w:rPr>
-          <w:rFonts w:ascii="Times New Roman" w:eastAsia="Times New Roman" w:hAnsi="Times New Roman" w:cs="Times New Roman"/>
-          <w:b/>
-          <w:bCs/>
-          <w:kern w:val="36"/>
-          <w:sz w:val="48"/>
-          <w:szCs w:val="48"/>
-          <w:lang w:eastAsia="ru-RU"/>
-        </w:rPr>
-      </w:pPr>
-      <w:r>
-        <w:rPr>
-          <w:rFonts w:ascii="Times New Roman" w:eastAsia="Times New Roman" w:hAnsi="Times New Roman" w:cs="Times New Roman"/>
-          <w:b/>
-          <w:bCs/>
-          <w:kern w:val="36"/>
-          <w:sz w:val="48"/>
-          <w:szCs w:val="48"/>
-          <w:lang w:eastAsia="ru-RU"/>
-        </w:rPr>
-        <w:t>MinIO Backups</w:t>
-      </w:r>
-    </w:p>
-    <w:p>
-      <w:pPr>
-        <w:spacing w:before="100" w:beforeAutospacing="1" w:after="100" w:afterAutospacing="1" w:line="240" w:lineRule="auto"/>
-        <w:rPr>
-          <w:rFonts w:ascii="Times New Roman" w:eastAsia="Times New Roman" w:hAnsi="Times New Roman" w:cs="Times New Roman"/>
-          <w:sz w:val="24"/>
-          <w:szCs w:val="24"/>
-          <w:lang w:eastAsia="ru-RU"/>
-        </w:rPr>
-      </w:pPr>
-      <w:r>
-        <w:rPr>
-          <w:rFonts w:ascii="Times New Roman" w:eastAsia="Times New Roman" w:hAnsi="Times New Roman" w:cs="Times New Roman"/>
-          <w:sz w:val="24"/>
-          <w:szCs w:val="24"/>
-          <w:lang w:eastAsia="ru-RU"/>
-        </w:rPr>
-        <w:lastRenderedPageBreak/>
-        <w:t>Ежедневная синхронизация:</w:t>
-      </w:r>
     </w:p>
     <w:p>
       <w:pPr>
@@ -4572,7 +4485,7 @@
           <w:szCs w:val="20"/>
           <w:lang w:eastAsia="ru-RU"/>
         </w:rPr>
-        <w:t>MinIO</w:t>
+        <w:t>↓</w:t>
       </w:r>
     </w:p>
     <w:p>
@@ -4639,7 +4552,805 @@
           <w:szCs w:val="20"/>
           <w:lang w:eastAsia="ru-RU"/>
         </w:rPr>
+        <w:t>Backup Storage</w:t>
+      </w:r>
+    </w:p>
+    <w:p>
+      <w:pPr>
+        <w:spacing w:after="0" w:line="240" w:lineRule="auto"/>
+        <w:rPr>
+          <w:rFonts w:ascii="Times New Roman" w:eastAsia="Times New Roman" w:hAnsi="Times New Roman" w:cs="Times New Roman"/>
+          <w:sz w:val="24"/>
+          <w:szCs w:val="24"/>
+          <w:lang w:eastAsia="ru-RU"/>
+        </w:rPr>
+      </w:pPr>
+      <w:r>
+        <w:rPr>
+          <w:rFonts w:ascii="Times New Roman" w:eastAsia="Times New Roman" w:hAnsi="Times New Roman" w:cs="Times New Roman"/>
+          <w:sz w:val="24"/>
+          <w:szCs w:val="24"/>
+          <w:lang w:eastAsia="ru-RU"/>
+        </w:rPr>
+        <w:pict w14:anchorId="40646DA7">
+          <v:rect id="_x0000_i1057" style="width:0;height:1.5pt" o:hralign="center" o:hrstd="t" o:hr="t" fillcolor="#a0a0a0" stroked="f"/>
+        </w:pict>
+      </w:r>
+    </w:p>
+    <w:p>
+      <w:pPr>
+        <w:spacing w:before="100" w:beforeAutospacing="1" w:after="100" w:afterAutospacing="1" w:line="240" w:lineRule="auto"/>
+        <w:rPr>
+          <w:rFonts w:ascii="Times New Roman" w:eastAsia="Times New Roman" w:hAnsi="Times New Roman" w:cs="Times New Roman"/>
+          <w:sz w:val="24"/>
+          <w:szCs w:val="24"/>
+          <w:lang w:eastAsia="ru-RU"/>
+        </w:rPr>
+      </w:pPr>
+      <w:r>
+        <w:rPr>
+          <w:rFonts w:ascii="Times New Roman" w:eastAsia="Times New Roman" w:hAnsi="Times New Roman" w:cs="Times New Roman"/>
+          <w:sz w:val="24"/>
+          <w:szCs w:val="24"/>
+          <w:lang w:eastAsia="ru-RU"/>
+        </w:rPr>
+        <w:t>Фотографии должны резервироваться отдельно от PostgreSQL.</w:t>
+      </w:r>
+    </w:p>
+    <w:p>
+      <w:pPr>
+        <w:spacing w:after="0" w:line="240" w:lineRule="auto"/>
+        <w:rPr>
+          <w:rFonts w:ascii="Times New Roman" w:eastAsia="Times New Roman" w:hAnsi="Times New Roman" w:cs="Times New Roman"/>
+          <w:sz w:val="24"/>
+          <w:szCs w:val="24"/>
+          <w:lang w:eastAsia="ru-RU"/>
+        </w:rPr>
+      </w:pPr>
+      <w:r>
+        <w:rPr>
+          <w:rFonts w:ascii="Times New Roman" w:eastAsia="Times New Roman" w:hAnsi="Times New Roman" w:cs="Times New Roman"/>
+          <w:sz w:val="24"/>
+          <w:szCs w:val="24"/>
+          <w:lang w:eastAsia="ru-RU"/>
+        </w:rPr>
+        <w:pict w14:anchorId="67CF70BD">
+          <v:rect id="_x0000_i1058" style="width:0;height:1.5pt" o:hralign="center" o:hrstd="t" o:hr="t" fillcolor="#a0a0a0" stroked="f"/>
+        </w:pict>
+      </w:r>
+    </w:p>
+    <w:p>
+      <w:pPr>
+        <w:spacing w:after="0" w:line="240" w:lineRule="auto"/>
+        <w:rPr>
+          <w:rFonts w:ascii="Times New Roman" w:eastAsia="Times New Roman" w:hAnsi="Times New Roman" w:cs="Times New Roman"/>
+          <w:b/>
+          <w:bCs/>
+          <w:kern w:val="36"/>
+          <w:sz w:val="48"/>
+          <w:szCs w:val="48"/>
+          <w:lang w:eastAsia="ru-RU"/>
+        </w:rPr>
+      </w:pPr>
+      <w:r>
+        <w:rPr>
+          <w:rFonts w:ascii="Times New Roman" w:eastAsia="Times New Roman" w:hAnsi="Times New Roman" w:cs="Times New Roman"/>
+          <w:b/>
+          <w:bCs/>
+          <w:kern w:val="36"/>
+          <w:sz w:val="48"/>
+          <w:szCs w:val="48"/>
+          <w:lang w:eastAsia="ru-RU"/>
+        </w:rPr>
+        <w:lastRenderedPageBreak/>
+        <w:t>Map Infrastructure</w:t>
+      </w:r>
+    </w:p>
+    <w:p>
+      <w:pPr>
+        <w:spacing w:after="0" w:line="240" w:lineRule="auto"/>
+        <w:rPr>
+          <w:rFonts w:ascii="Times New Roman" w:eastAsia="Times New Roman" w:hAnsi="Times New Roman" w:cs="Times New Roman"/>
+          <w:b/>
+          <w:bCs/>
+          <w:kern w:val="36"/>
+          <w:sz w:val="48"/>
+          <w:szCs w:val="48"/>
+          <w:lang w:eastAsia="ru-RU"/>
+        </w:rPr>
+      </w:pPr>
+    </w:p>
+    <w:p>
+      <w:pPr>
+        <w:spacing w:after="0" w:line="240" w:lineRule="auto"/>
+        <w:rPr>
+          <w:rFonts w:ascii="Times New Roman" w:eastAsia="Times New Roman" w:hAnsi="Times New Roman" w:cs="Times New Roman"/>
+          <w:b/>
+          <w:bCs/>
+          <w:kern w:val="36"/>
+          <w:sz w:val="48"/>
+          <w:szCs w:val="48"/>
+          <w:lang w:eastAsia="ru-RU"/>
+        </w:rPr>
+      </w:pPr>
+      <w:r>
+        <w:rPr>
+          <w:rFonts w:ascii="Times New Roman" w:eastAsia="Times New Roman" w:hAnsi="Times New Roman" w:cs="Times New Roman"/>
+          <w:b/>
+          <w:bCs/>
+          <w:kern w:val="36"/>
+          <w:sz w:val="48"/>
+          <w:szCs w:val="48"/>
+          <w:lang w:eastAsia="ru-RU"/>
+        </w:rPr>
+        <w:t>Для MVP приложение использует:</w:t>
+      </w:r>
+    </w:p>
+    <w:p>
+      <w:pPr>
+        <w:spacing w:after="0" w:line="240" w:lineRule="auto"/>
+        <w:rPr>
+          <w:rFonts w:ascii="Times New Roman" w:eastAsia="Times New Roman" w:hAnsi="Times New Roman" w:cs="Times New Roman"/>
+          <w:b/>
+          <w:bCs/>
+          <w:kern w:val="36"/>
+          <w:sz w:val="48"/>
+          <w:szCs w:val="48"/>
+          <w:lang w:eastAsia="ru-RU"/>
+        </w:rPr>
+      </w:pPr>
+    </w:p>
+    <w:p>
+      <w:pPr>
+        <w:spacing w:after="0" w:line="240" w:lineRule="auto"/>
+        <w:rPr>
+          <w:rFonts w:ascii="Times New Roman" w:eastAsia="Times New Roman" w:hAnsi="Times New Roman" w:cs="Times New Roman"/>
+          <w:b/>
+          <w:bCs/>
+          <w:kern w:val="36"/>
+          <w:sz w:val="48"/>
+          <w:szCs w:val="48"/>
+          <w:lang w:eastAsia="ru-RU"/>
+        </w:rPr>
+      </w:pPr>
+      <w:r>
+        <w:rPr>
+          <w:rFonts w:ascii="Times New Roman" w:eastAsia="Times New Roman" w:hAnsi="Times New Roman" w:cs="Times New Roman"/>
+          <w:b/>
+          <w:bCs/>
+          <w:kern w:val="36"/>
+          <w:sz w:val="48"/>
+          <w:szCs w:val="48"/>
+          <w:lang w:eastAsia="ru-RU"/>
+        </w:rPr>
+        <w:t>Flutter</w:t>
+      </w:r>
+    </w:p>
+    <w:p>
+      <w:pPr>
+        <w:spacing w:after="0" w:line="240" w:lineRule="auto"/>
+        <w:rPr>
+          <w:rFonts w:ascii="Times New Roman" w:eastAsia="Times New Roman" w:hAnsi="Times New Roman" w:cs="Times New Roman"/>
+          <w:b/>
+          <w:bCs/>
+          <w:kern w:val="36"/>
+          <w:sz w:val="48"/>
+          <w:szCs w:val="48"/>
+          <w:lang w:eastAsia="ru-RU"/>
+        </w:rPr>
+      </w:pPr>
+      <w:r>
+        <w:rPr>
+          <w:rFonts w:ascii="Times New Roman" w:eastAsia="Times New Roman" w:hAnsi="Times New Roman" w:cs="Times New Roman"/>
+          <w:b/>
+          <w:bCs/>
+          <w:kern w:val="36"/>
+          <w:sz w:val="48"/>
+          <w:szCs w:val="48"/>
+          <w:lang w:eastAsia="ru-RU"/>
+        </w:rPr>
         <w:t>↓</w:t>
+      </w:r>
+    </w:p>
+    <w:p>
+      <w:pPr>
+        <w:spacing w:after="0" w:line="240" w:lineRule="auto"/>
+        <w:rPr>
+          <w:rFonts w:ascii="Times New Roman" w:eastAsia="Times New Roman" w:hAnsi="Times New Roman" w:cs="Times New Roman"/>
+          <w:b/>
+          <w:bCs/>
+          <w:kern w:val="36"/>
+          <w:sz w:val="48"/>
+          <w:szCs w:val="48"/>
+          <w:lang w:eastAsia="ru-RU"/>
+        </w:rPr>
+      </w:pPr>
+      <w:r>
+        <w:rPr>
+          <w:rFonts w:ascii="Times New Roman" w:eastAsia="Times New Roman" w:hAnsi="Times New Roman" w:cs="Times New Roman"/>
+          <w:b/>
+          <w:bCs/>
+          <w:kern w:val="36"/>
+          <w:sz w:val="48"/>
+          <w:szCs w:val="48"/>
+          <w:lang w:eastAsia="ru-RU"/>
+        </w:rPr>
+        <w:t>MapLibre</w:t>
+      </w:r>
+    </w:p>
+    <w:p>
+      <w:pPr>
+        <w:spacing w:after="0" w:line="240" w:lineRule="auto"/>
+        <w:rPr>
+          <w:rFonts w:ascii="Times New Roman" w:eastAsia="Times New Roman" w:hAnsi="Times New Roman" w:cs="Times New Roman"/>
+          <w:b/>
+          <w:bCs/>
+          <w:kern w:val="36"/>
+          <w:sz w:val="48"/>
+          <w:szCs w:val="48"/>
+          <w:lang w:eastAsia="ru-RU"/>
+        </w:rPr>
+      </w:pPr>
+      <w:r>
+        <w:rPr>
+          <w:rFonts w:ascii="Times New Roman" w:eastAsia="Times New Roman" w:hAnsi="Times New Roman" w:cs="Times New Roman"/>
+          <w:b/>
+          <w:bCs/>
+          <w:kern w:val="36"/>
+          <w:sz w:val="48"/>
+          <w:szCs w:val="48"/>
+          <w:lang w:eastAsia="ru-RU"/>
+        </w:rPr>
+        <w:t>↓</w:t>
+      </w:r>
+    </w:p>
+    <w:p>
+      <w:pPr>
+        <w:spacing w:after="0" w:line="240" w:lineRule="auto"/>
+        <w:rPr>
+          <w:rFonts w:ascii="Times New Roman" w:eastAsia="Times New Roman" w:hAnsi="Times New Roman" w:cs="Times New Roman"/>
+          <w:b/>
+          <w:bCs/>
+          <w:kern w:val="36"/>
+          <w:sz w:val="48"/>
+          <w:szCs w:val="48"/>
+          <w:lang w:eastAsia="ru-RU"/>
+        </w:rPr>
+      </w:pPr>
+      <w:r>
+        <w:rPr>
+          <w:rFonts w:ascii="Times New Roman" w:eastAsia="Times New Roman" w:hAnsi="Times New Roman" w:cs="Times New Roman"/>
+          <w:b/>
+          <w:bCs/>
+          <w:kern w:val="36"/>
+          <w:sz w:val="48"/>
+          <w:szCs w:val="48"/>
+          <w:lang w:eastAsia="ru-RU"/>
+        </w:rPr>
+        <w:t>OpenFreeMap</w:t>
+      </w:r>
+    </w:p>
+    <w:p>
+      <w:pPr>
+        <w:spacing w:after="0" w:line="240" w:lineRule="auto"/>
+        <w:rPr>
+          <w:rFonts w:ascii="Times New Roman" w:eastAsia="Times New Roman" w:hAnsi="Times New Roman" w:cs="Times New Roman"/>
+          <w:b/>
+          <w:bCs/>
+          <w:kern w:val="36"/>
+          <w:sz w:val="48"/>
+          <w:szCs w:val="48"/>
+          <w:lang w:eastAsia="ru-RU"/>
+        </w:rPr>
+      </w:pPr>
+    </w:p>
+    <w:p>
+      <w:pPr>
+        <w:spacing w:after="0" w:line="240" w:lineRule="auto"/>
+        <w:rPr>
+          <w:rFonts w:ascii="Times New Roman" w:eastAsia="Times New Roman" w:hAnsi="Times New Roman" w:cs="Times New Roman"/>
+          <w:b/>
+          <w:bCs/>
+          <w:kern w:val="36"/>
+          <w:sz w:val="48"/>
+          <w:szCs w:val="48"/>
+          <w:lang w:eastAsia="ru-RU"/>
+        </w:rPr>
+      </w:pPr>
+      <w:r>
+        <w:rPr>
+          <w:rFonts w:ascii="Times New Roman" w:eastAsia="Times New Roman" w:hAnsi="Times New Roman" w:cs="Times New Roman"/>
+          <w:b/>
+          <w:bCs/>
+          <w:kern w:val="36"/>
+          <w:sz w:val="48"/>
+          <w:szCs w:val="48"/>
+          <w:lang w:eastAsia="ru-RU"/>
+        </w:rPr>
+        <w:t>Собственный tile server не разворачивается.</w:t>
+      </w:r>
+    </w:p>
+    <w:p>
+      <w:pPr>
+        <w:spacing w:after="0" w:line="240" w:lineRule="auto"/>
+        <w:rPr>
+          <w:rFonts w:ascii="Times New Roman" w:eastAsia="Times New Roman" w:hAnsi="Times New Roman" w:cs="Times New Roman"/>
+          <w:b/>
+          <w:bCs/>
+          <w:kern w:val="36"/>
+          <w:sz w:val="48"/>
+          <w:szCs w:val="48"/>
+          <w:lang w:eastAsia="ru-RU"/>
+        </w:rPr>
+      </w:pPr>
+    </w:p>
+    <w:p>
+      <w:pPr>
+        <w:spacing w:after="0" w:line="240" w:lineRule="auto"/>
+        <w:rPr>
+          <w:rFonts w:ascii="Times New Roman" w:eastAsia="Times New Roman" w:hAnsi="Times New Roman" w:cs="Times New Roman"/>
+          <w:b/>
+          <w:bCs/>
+          <w:kern w:val="36"/>
+          <w:sz w:val="48"/>
+          <w:szCs w:val="48"/>
+          <w:lang w:val="en-US" w:eastAsia="ru-RU"/>
+        </w:rPr>
+      </w:pPr>
+      <w:r>
+        <w:rPr>
+          <w:rFonts w:ascii="Times New Roman" w:eastAsia="Times New Roman" w:hAnsi="Times New Roman" w:cs="Times New Roman"/>
+          <w:b/>
+          <w:bCs/>
+          <w:kern w:val="36"/>
+          <w:sz w:val="48"/>
+          <w:szCs w:val="48"/>
+          <w:lang w:val="en-US" w:eastAsia="ru-RU"/>
+        </w:rPr>
+        <w:t xml:space="preserve">Map provider </w:t>
+      </w:r>
+      <w:r>
+        <w:rPr>
+          <w:rFonts w:ascii="Times New Roman" w:eastAsia="Times New Roman" w:hAnsi="Times New Roman" w:cs="Times New Roman"/>
+          <w:b/>
+          <w:bCs/>
+          <w:kern w:val="36"/>
+          <w:sz w:val="48"/>
+          <w:szCs w:val="48"/>
+          <w:lang w:eastAsia="ru-RU"/>
+        </w:rPr>
+        <w:t>является</w:t>
+      </w:r>
+      <w:r>
+        <w:rPr>
+          <w:rFonts w:ascii="Times New Roman" w:eastAsia="Times New Roman" w:hAnsi="Times New Roman" w:cs="Times New Roman"/>
+          <w:b/>
+          <w:bCs/>
+          <w:kern w:val="36"/>
+          <w:sz w:val="48"/>
+          <w:szCs w:val="48"/>
+          <w:lang w:val="en-US" w:eastAsia="ru-RU"/>
+        </w:rPr>
+        <w:t xml:space="preserve"> </w:t>
+      </w:r>
+      <w:r>
+        <w:rPr>
+          <w:rFonts w:ascii="Times New Roman" w:eastAsia="Times New Roman" w:hAnsi="Times New Roman" w:cs="Times New Roman"/>
+          <w:b/>
+          <w:bCs/>
+          <w:kern w:val="36"/>
+          <w:sz w:val="48"/>
+          <w:szCs w:val="48"/>
+          <w:lang w:eastAsia="ru-RU"/>
+        </w:rPr>
+        <w:t>внешней</w:t>
+      </w:r>
+      <w:r>
+        <w:rPr>
+          <w:rFonts w:ascii="Times New Roman" w:eastAsia="Times New Roman" w:hAnsi="Times New Roman" w:cs="Times New Roman"/>
+          <w:b/>
+          <w:bCs/>
+          <w:kern w:val="36"/>
+          <w:sz w:val="48"/>
+          <w:szCs w:val="48"/>
+          <w:lang w:val="en-US" w:eastAsia="ru-RU"/>
+        </w:rPr>
+        <w:t xml:space="preserve"> </w:t>
+      </w:r>
+      <w:r>
+        <w:rPr>
+          <w:rFonts w:ascii="Times New Roman" w:eastAsia="Times New Roman" w:hAnsi="Times New Roman" w:cs="Times New Roman"/>
+          <w:b/>
+          <w:bCs/>
+          <w:kern w:val="36"/>
+          <w:sz w:val="48"/>
+          <w:szCs w:val="48"/>
+          <w:lang w:eastAsia="ru-RU"/>
+        </w:rPr>
+        <w:t>зависимостью</w:t>
+      </w:r>
+      <w:r>
+        <w:rPr>
+          <w:rFonts w:ascii="Times New Roman" w:eastAsia="Times New Roman" w:hAnsi="Times New Roman" w:cs="Times New Roman"/>
+          <w:b/>
+          <w:bCs/>
+          <w:kern w:val="36"/>
+          <w:sz w:val="48"/>
+          <w:szCs w:val="48"/>
+          <w:lang w:val="en-US" w:eastAsia="ru-RU"/>
+        </w:rPr>
+        <w:t xml:space="preserve"> Flutter application,</w:t>
+      </w:r>
+    </w:p>
+    <w:p>
+      <w:pPr>
+        <w:spacing w:after="0" w:line="240" w:lineRule="auto"/>
+        <w:rPr>
+          <w:rFonts w:ascii="Times New Roman" w:eastAsia="Times New Roman" w:hAnsi="Times New Roman" w:cs="Times New Roman"/>
+          <w:b/>
+          <w:bCs/>
+          <w:kern w:val="36"/>
+          <w:sz w:val="48"/>
+          <w:szCs w:val="48"/>
+          <w:lang w:val="en-US" w:eastAsia="ru-RU"/>
+        </w:rPr>
+      </w:pPr>
+      <w:r>
+        <w:rPr>
+          <w:rFonts w:ascii="Times New Roman" w:eastAsia="Times New Roman" w:hAnsi="Times New Roman" w:cs="Times New Roman"/>
+          <w:b/>
+          <w:bCs/>
+          <w:kern w:val="36"/>
+          <w:sz w:val="48"/>
+          <w:szCs w:val="48"/>
+          <w:lang w:eastAsia="ru-RU"/>
+        </w:rPr>
+        <w:t>но</w:t>
+      </w:r>
+      <w:r>
+        <w:rPr>
+          <w:rFonts w:ascii="Times New Roman" w:eastAsia="Times New Roman" w:hAnsi="Times New Roman" w:cs="Times New Roman"/>
+          <w:b/>
+          <w:bCs/>
+          <w:kern w:val="36"/>
+          <w:sz w:val="48"/>
+          <w:szCs w:val="48"/>
+          <w:lang w:val="en-US" w:eastAsia="ru-RU"/>
+        </w:rPr>
+        <w:t xml:space="preserve"> </w:t>
+      </w:r>
+      <w:r>
+        <w:rPr>
+          <w:rFonts w:ascii="Times New Roman" w:eastAsia="Times New Roman" w:hAnsi="Times New Roman" w:cs="Times New Roman"/>
+          <w:b/>
+          <w:bCs/>
+          <w:kern w:val="36"/>
+          <w:sz w:val="48"/>
+          <w:szCs w:val="48"/>
+          <w:lang w:eastAsia="ru-RU"/>
+        </w:rPr>
+        <w:t>изолирован</w:t>
+      </w:r>
+      <w:r>
+        <w:rPr>
+          <w:rFonts w:ascii="Times New Roman" w:eastAsia="Times New Roman" w:hAnsi="Times New Roman" w:cs="Times New Roman"/>
+          <w:b/>
+          <w:bCs/>
+          <w:kern w:val="36"/>
+          <w:sz w:val="48"/>
+          <w:szCs w:val="48"/>
+          <w:lang w:val="en-US" w:eastAsia="ru-RU"/>
+        </w:rPr>
+        <w:t xml:space="preserve"> </w:t>
+      </w:r>
+      <w:r>
+        <w:rPr>
+          <w:rFonts w:ascii="Times New Roman" w:eastAsia="Times New Roman" w:hAnsi="Times New Roman" w:cs="Times New Roman"/>
+          <w:b/>
+          <w:bCs/>
+          <w:kern w:val="36"/>
+          <w:sz w:val="48"/>
+          <w:szCs w:val="48"/>
+          <w:lang w:eastAsia="ru-RU"/>
+        </w:rPr>
+        <w:t>за</w:t>
+      </w:r>
+      <w:r>
+        <w:rPr>
+          <w:rFonts w:ascii="Times New Roman" w:eastAsia="Times New Roman" w:hAnsi="Times New Roman" w:cs="Times New Roman"/>
+          <w:b/>
+          <w:bCs/>
+          <w:kern w:val="36"/>
+          <w:sz w:val="48"/>
+          <w:szCs w:val="48"/>
+          <w:lang w:val="en-US" w:eastAsia="ru-RU"/>
+        </w:rPr>
+        <w:t xml:space="preserve"> map configuration/source boundary.</w:t>
+      </w:r>
+    </w:p>
+    <w:p>
+      <w:pPr>
+        <w:spacing w:after="0" w:line="240" w:lineRule="auto"/>
+        <w:rPr>
+          <w:rFonts w:ascii="Times New Roman" w:eastAsia="Times New Roman" w:hAnsi="Times New Roman" w:cs="Times New Roman"/>
+          <w:b/>
+          <w:bCs/>
+          <w:kern w:val="36"/>
+          <w:sz w:val="48"/>
+          <w:szCs w:val="48"/>
+          <w:lang w:val="en-US" w:eastAsia="ru-RU"/>
+        </w:rPr>
+      </w:pPr>
+    </w:p>
+    <w:p>
+      <w:pPr>
+        <w:spacing w:after="0" w:line="240" w:lineRule="auto"/>
+        <w:rPr>
+          <w:rFonts w:ascii="Times New Roman" w:eastAsia="Times New Roman" w:hAnsi="Times New Roman" w:cs="Times New Roman"/>
+          <w:b/>
+          <w:bCs/>
+          <w:kern w:val="36"/>
+          <w:sz w:val="48"/>
+          <w:szCs w:val="48"/>
+          <w:lang w:eastAsia="ru-RU"/>
+        </w:rPr>
+      </w:pPr>
+      <w:r>
+        <w:rPr>
+          <w:rFonts w:ascii="Times New Roman" w:eastAsia="Times New Roman" w:hAnsi="Times New Roman" w:cs="Times New Roman"/>
+          <w:b/>
+          <w:bCs/>
+          <w:kern w:val="36"/>
+          <w:sz w:val="48"/>
+          <w:szCs w:val="48"/>
+          <w:lang w:eastAsia="ru-RU"/>
+        </w:rPr>
+        <w:t>Backend не проксирует map tiles.</w:t>
+      </w:r>
+    </w:p>
+    <w:p>
+      <w:pPr>
+        <w:spacing w:after="0" w:line="240" w:lineRule="auto"/>
+        <w:rPr>
+          <w:rFonts w:ascii="Times New Roman" w:eastAsia="Times New Roman" w:hAnsi="Times New Roman" w:cs="Times New Roman"/>
+          <w:b/>
+          <w:bCs/>
+          <w:kern w:val="36"/>
+          <w:sz w:val="48"/>
+          <w:szCs w:val="48"/>
+          <w:lang w:eastAsia="ru-RU"/>
+        </w:rPr>
+      </w:pPr>
+    </w:p>
+    <w:p>
+      <w:pPr>
+        <w:spacing w:after="0" w:line="240" w:lineRule="auto"/>
+        <w:rPr>
+          <w:rFonts w:ascii="Times New Roman" w:eastAsia="Times New Roman" w:hAnsi="Times New Roman" w:cs="Times New Roman"/>
+          <w:b/>
+          <w:bCs/>
+          <w:kern w:val="36"/>
+          <w:sz w:val="48"/>
+          <w:szCs w:val="48"/>
+          <w:lang w:val="en-US" w:eastAsia="ru-RU"/>
+        </w:rPr>
+      </w:pPr>
+      <w:r>
+        <w:rPr>
+          <w:rFonts w:ascii="Times New Roman" w:eastAsia="Times New Roman" w:hAnsi="Times New Roman" w:cs="Times New Roman"/>
+          <w:b/>
+          <w:bCs/>
+          <w:kern w:val="36"/>
+          <w:sz w:val="48"/>
+          <w:szCs w:val="48"/>
+          <w:lang w:val="en-US" w:eastAsia="ru-RU"/>
+        </w:rPr>
+        <w:t xml:space="preserve">Production VPS </w:t>
+      </w:r>
+      <w:r>
+        <w:rPr>
+          <w:rFonts w:ascii="Times New Roman" w:eastAsia="Times New Roman" w:hAnsi="Times New Roman" w:cs="Times New Roman"/>
+          <w:b/>
+          <w:bCs/>
+          <w:kern w:val="36"/>
+          <w:sz w:val="48"/>
+          <w:szCs w:val="48"/>
+          <w:lang w:eastAsia="ru-RU"/>
+        </w:rPr>
+        <w:t>не</w:t>
+      </w:r>
+      <w:r>
+        <w:rPr>
+          <w:rFonts w:ascii="Times New Roman" w:eastAsia="Times New Roman" w:hAnsi="Times New Roman" w:cs="Times New Roman"/>
+          <w:b/>
+          <w:bCs/>
+          <w:kern w:val="36"/>
+          <w:sz w:val="48"/>
+          <w:szCs w:val="48"/>
+          <w:lang w:val="en-US" w:eastAsia="ru-RU"/>
+        </w:rPr>
+        <w:t xml:space="preserve"> </w:t>
+      </w:r>
+      <w:r>
+        <w:rPr>
+          <w:rFonts w:ascii="Times New Roman" w:eastAsia="Times New Roman" w:hAnsi="Times New Roman" w:cs="Times New Roman"/>
+          <w:b/>
+          <w:bCs/>
+          <w:kern w:val="36"/>
+          <w:sz w:val="48"/>
+          <w:szCs w:val="48"/>
+          <w:lang w:eastAsia="ru-RU"/>
+        </w:rPr>
+        <w:t>хранит</w:t>
+      </w:r>
+      <w:r>
+        <w:rPr>
+          <w:rFonts w:ascii="Times New Roman" w:eastAsia="Times New Roman" w:hAnsi="Times New Roman" w:cs="Times New Roman"/>
+          <w:b/>
+          <w:bCs/>
+          <w:kern w:val="36"/>
+          <w:sz w:val="48"/>
+          <w:szCs w:val="48"/>
+          <w:lang w:val="en-US" w:eastAsia="ru-RU"/>
+        </w:rPr>
+        <w:t xml:space="preserve"> map tiles.</w:t>
+      </w:r>
+    </w:p>
+    <w:p>
+      <w:pPr>
+        <w:spacing w:after="0" w:line="240" w:lineRule="auto"/>
+        <w:rPr>
+          <w:rFonts w:ascii="Times New Roman" w:eastAsia="Times New Roman" w:hAnsi="Times New Roman" w:cs="Times New Roman"/>
+          <w:b/>
+          <w:bCs/>
+          <w:kern w:val="36"/>
+          <w:sz w:val="48"/>
+          <w:szCs w:val="48"/>
+          <w:lang w:val="en-US" w:eastAsia="ru-RU"/>
+        </w:rPr>
+      </w:pPr>
+    </w:p>
+    <w:p>
+      <w:pPr>
+        <w:spacing w:after="0" w:line="240" w:lineRule="auto"/>
+        <w:rPr>
+          <w:rFonts w:ascii="Times New Roman" w:eastAsia="Times New Roman" w:hAnsi="Times New Roman" w:cs="Times New Roman"/>
+          <w:b/>
+          <w:bCs/>
+          <w:kern w:val="36"/>
+          <w:sz w:val="48"/>
+          <w:szCs w:val="48"/>
+          <w:lang w:eastAsia="ru-RU"/>
+        </w:rPr>
+      </w:pPr>
+      <w:r>
+        <w:rPr>
+          <w:rFonts w:ascii="Times New Roman" w:eastAsia="Times New Roman" w:hAnsi="Times New Roman" w:cs="Times New Roman"/>
+          <w:b/>
+          <w:bCs/>
+          <w:kern w:val="36"/>
+          <w:sz w:val="48"/>
+          <w:szCs w:val="48"/>
+          <w:lang w:eastAsia="ru-RU"/>
+        </w:rPr>
+        <w:t>PMTiles является возможной будущей инфраструктурой,</w:t>
+      </w:r>
+    </w:p>
+    <w:p>
+      <w:pPr>
+        <w:spacing w:after="0" w:line="240" w:lineRule="auto"/>
+        <w:rPr>
+          <w:rFonts w:ascii="Times New Roman" w:eastAsia="Times New Roman" w:hAnsi="Times New Roman" w:cs="Times New Roman"/>
+          <w:b/>
+          <w:bCs/>
+          <w:kern w:val="36"/>
+          <w:sz w:val="48"/>
+          <w:szCs w:val="48"/>
+          <w:lang w:eastAsia="ru-RU"/>
+        </w:rPr>
+      </w:pPr>
+      <w:r>
+        <w:rPr>
+          <w:rFonts w:ascii="Times New Roman" w:eastAsia="Times New Roman" w:hAnsi="Times New Roman" w:cs="Times New Roman"/>
+          <w:b/>
+          <w:bCs/>
+          <w:kern w:val="36"/>
+          <w:sz w:val="48"/>
+          <w:szCs w:val="48"/>
+          <w:lang w:eastAsia="ru-RU"/>
+        </w:rPr>
+        <w:t>если появится необходимость в собственном hosting,</w:t>
+      </w:r>
+    </w:p>
+    <w:p>
+      <w:pPr>
+        <w:spacing w:after="0" w:line="240" w:lineRule="auto"/>
+        <w:rPr>
+          <w:rFonts w:ascii="Times New Roman" w:eastAsia="Times New Roman" w:hAnsi="Times New Roman" w:cs="Times New Roman"/>
+          <w:sz w:val="24"/>
+          <w:szCs w:val="24"/>
+          <w:lang w:eastAsia="ru-RU"/>
+        </w:rPr>
+      </w:pPr>
+      <w:r>
+        <w:rPr>
+          <w:rFonts w:ascii="Times New Roman" w:eastAsia="Times New Roman" w:hAnsi="Times New Roman" w:cs="Times New Roman"/>
+          <w:b/>
+          <w:bCs/>
+          <w:kern w:val="36"/>
+          <w:sz w:val="48"/>
+          <w:szCs w:val="48"/>
+          <w:lang w:eastAsia="ru-RU"/>
+        </w:rPr>
+        <w:lastRenderedPageBreak/>
+        <w:t>offline maps или независимости от hosted map provider.</w:t>
+      </w:r>
+      <w:r>
+        <w:rPr>
+          <w:rFonts w:ascii="Times New Roman" w:eastAsia="Times New Roman" w:hAnsi="Times New Roman" w:cs="Times New Roman"/>
+          <w:sz w:val="24"/>
+          <w:szCs w:val="24"/>
+          <w:lang w:eastAsia="ru-RU"/>
+        </w:rPr>
+        <w:pict w14:anchorId="306D836B">
+          <v:rect id="_x0000_i1061" style="width:0;height:1.5pt" o:hralign="center" o:hrstd="t" o:hr="t" fillcolor="#a0a0a0" stroked="f"/>
+        </w:pict>
+      </w:r>
+    </w:p>
+    <w:p>
+      <w:pPr>
+        <w:spacing w:before="100" w:beforeAutospacing="1" w:after="100" w:afterAutospacing="1" w:line="240" w:lineRule="auto"/>
+        <w:outlineLvl w:val="0"/>
+        <w:rPr>
+          <w:rFonts w:ascii="Times New Roman" w:eastAsia="Times New Roman" w:hAnsi="Times New Roman" w:cs="Times New Roman"/>
+          <w:b/>
+          <w:bCs/>
+          <w:kern w:val="36"/>
+          <w:sz w:val="48"/>
+          <w:szCs w:val="48"/>
+          <w:lang w:val="en-US" w:eastAsia="ru-RU"/>
+        </w:rPr>
+      </w:pPr>
+      <w:r>
+        <w:rPr>
+          <w:rFonts w:ascii="Times New Roman" w:eastAsia="Times New Roman" w:hAnsi="Times New Roman" w:cs="Times New Roman"/>
+          <w:b/>
+          <w:bCs/>
+          <w:kern w:val="36"/>
+          <w:sz w:val="48"/>
+          <w:szCs w:val="48"/>
+          <w:lang w:val="en-US" w:eastAsia="ru-RU"/>
+        </w:rPr>
+        <w:t>CDN Strategy</w:t>
+      </w:r>
+    </w:p>
+    <w:p>
+      <w:pPr>
+        <w:spacing w:before="100" w:beforeAutospacing="1" w:after="100" w:afterAutospacing="1" w:line="240" w:lineRule="auto"/>
+        <w:rPr>
+          <w:rFonts w:ascii="Times New Roman" w:eastAsia="Times New Roman" w:hAnsi="Times New Roman" w:cs="Times New Roman"/>
+          <w:sz w:val="24"/>
+          <w:szCs w:val="24"/>
+          <w:lang w:val="en-US" w:eastAsia="ru-RU"/>
+        </w:rPr>
+      </w:pPr>
+      <w:r>
+        <w:rPr>
+          <w:rFonts w:ascii="Times New Roman" w:eastAsia="Times New Roman" w:hAnsi="Times New Roman" w:cs="Times New Roman"/>
+          <w:sz w:val="24"/>
+          <w:szCs w:val="24"/>
+          <w:lang w:eastAsia="ru-RU"/>
+        </w:rPr>
+        <w:t>Для</w:t>
+      </w:r>
+      <w:r>
+        <w:rPr>
+          <w:rFonts w:ascii="Times New Roman" w:eastAsia="Times New Roman" w:hAnsi="Times New Roman" w:cs="Times New Roman"/>
+          <w:sz w:val="24"/>
+          <w:szCs w:val="24"/>
+          <w:lang w:val="en-US" w:eastAsia="ru-RU"/>
+        </w:rPr>
+        <w:t xml:space="preserve"> MVP:</w:t>
       </w:r>
     </w:p>
     <w:p>
@@ -4667,9 +5378,69 @@
           <w:rFonts w:ascii="Courier New" w:eastAsia="Times New Roman" w:hAnsi="Courier New" w:cs="Courier New"/>
           <w:sz w:val="20"/>
           <w:szCs w:val="20"/>
-          <w:lang w:eastAsia="ru-RU"/>
-        </w:rPr>
-      </w:pPr>
+          <w:lang w:val="en-US" w:eastAsia="ru-RU"/>
+        </w:rPr>
+      </w:pPr>
+      <w:r>
+        <w:rPr>
+          <w:rFonts w:ascii="Courier New" w:eastAsia="Times New Roman" w:hAnsi="Courier New" w:cs="Courier New"/>
+          <w:sz w:val="20"/>
+          <w:szCs w:val="20"/>
+          <w:lang w:eastAsia="ru-RU"/>
+        </w:rPr>
+        <w:t>без</w:t>
+      </w:r>
+      <w:r>
+        <w:rPr>
+          <w:rFonts w:ascii="Courier New" w:eastAsia="Times New Roman" w:hAnsi="Courier New" w:cs="Courier New"/>
+          <w:sz w:val="20"/>
+          <w:szCs w:val="20"/>
+          <w:lang w:val="en-US" w:eastAsia="ru-RU"/>
+        </w:rPr>
+        <w:t xml:space="preserve"> CDN</w:t>
+      </w:r>
+    </w:p>
+    <w:p>
+      <w:pPr>
+        <w:spacing w:after="0" w:line="240" w:lineRule="auto"/>
+        <w:rPr>
+          <w:rFonts w:ascii="Times New Roman" w:eastAsia="Times New Roman" w:hAnsi="Times New Roman" w:cs="Times New Roman"/>
+          <w:sz w:val="24"/>
+          <w:szCs w:val="24"/>
+          <w:lang w:eastAsia="ru-RU"/>
+        </w:rPr>
+      </w:pPr>
+      <w:r>
+        <w:rPr>
+          <w:rFonts w:ascii="Times New Roman" w:eastAsia="Times New Roman" w:hAnsi="Times New Roman" w:cs="Times New Roman"/>
+          <w:sz w:val="24"/>
+          <w:szCs w:val="24"/>
+          <w:lang w:eastAsia="ru-RU"/>
+        </w:rPr>
+        <w:pict w14:anchorId="745761A8">
+          <v:rect id="_x0000_i1062" style="width:0;height:1.5pt" o:hralign="center" o:hrstd="t" o:hr="t" fillcolor="#a0a0a0" stroked="f"/>
+        </w:pict>
+      </w:r>
+    </w:p>
+    <w:p>
+      <w:pPr>
+        <w:spacing w:before="100" w:beforeAutospacing="1" w:after="100" w:afterAutospacing="1" w:line="240" w:lineRule="auto"/>
+        <w:rPr>
+          <w:rFonts w:ascii="Times New Roman" w:eastAsia="Times New Roman" w:hAnsi="Times New Roman" w:cs="Times New Roman"/>
+          <w:sz w:val="24"/>
+          <w:szCs w:val="24"/>
+          <w:lang w:eastAsia="ru-RU"/>
+        </w:rPr>
+      </w:pPr>
+      <w:r>
+        <w:rPr>
+          <w:rFonts w:ascii="Times New Roman" w:eastAsia="Times New Roman" w:hAnsi="Times New Roman" w:cs="Times New Roman"/>
+          <w:sz w:val="24"/>
+          <w:szCs w:val="24"/>
+          <w:lang w:eastAsia="ru-RU"/>
+        </w:rPr>
+        <w:t>После появления пользователей:</w:t>
+      </w:r>
     </w:p>
     <w:p>
       <w:pPr>
@@ -4706,70 +5477,28 @@
           <w:szCs w:val="20"/>
           <w:lang w:eastAsia="ru-RU"/>
         </w:rPr>
-        <w:t>Backup Storage</w:t>
-      </w:r>
-    </w:p>
-    <w:p>
-      <w:pPr>
-        <w:spacing w:after="0" w:line="240" w:lineRule="auto"/>
-        <w:rPr>
-          <w:rFonts w:ascii="Times New Roman" w:eastAsia="Times New Roman" w:hAnsi="Times New Roman" w:cs="Times New Roman"/>
-          <w:sz w:val="24"/>
-          <w:szCs w:val="24"/>
-          <w:lang w:eastAsia="ru-RU"/>
-        </w:rPr>
-      </w:pPr>
-      <w:r>
-        <w:rPr>
-          <w:rFonts w:ascii="Times New Roman" w:eastAsia="Times New Roman" w:hAnsi="Times New Roman" w:cs="Times New Roman"/>
-          <w:sz w:val="24"/>
-          <w:szCs w:val="24"/>
-          <w:lang w:eastAsia="ru-RU"/>
-        </w:rPr>
-        <w:pict w14:anchorId="40646DA7">
-          <v:rect id="_x0000_i1057" style="width:0;height:1.5pt" o:hralign="center" o:hrstd="t" o:hr="t" fillcolor="#a0a0a0" stroked="f"/>
-        </w:pict>
-      </w:r>
-    </w:p>
-    <w:p>
-      <w:pPr>
-        <w:spacing w:before="100" w:beforeAutospacing="1" w:after="100" w:afterAutospacing="1" w:line="240" w:lineRule="auto"/>
-        <w:rPr>
-          <w:rFonts w:ascii="Times New Roman" w:eastAsia="Times New Roman" w:hAnsi="Times New Roman" w:cs="Times New Roman"/>
-          <w:sz w:val="24"/>
-          <w:szCs w:val="24"/>
-          <w:lang w:eastAsia="ru-RU"/>
-        </w:rPr>
-      </w:pPr>
-      <w:r>
-        <w:rPr>
-          <w:rFonts w:ascii="Times New Roman" w:eastAsia="Times New Roman" w:hAnsi="Times New Roman" w:cs="Times New Roman"/>
-          <w:sz w:val="24"/>
-          <w:szCs w:val="24"/>
-          <w:lang w:eastAsia="ru-RU"/>
-        </w:rPr>
-        <w:t>Фотографии должны резервироваться отдельно от PostgreSQL.</w:t>
-      </w:r>
-    </w:p>
-    <w:p>
-      <w:pPr>
-        <w:spacing w:after="0" w:line="240" w:lineRule="auto"/>
-        <w:rPr>
-          <w:rFonts w:ascii="Times New Roman" w:eastAsia="Times New Roman" w:hAnsi="Times New Roman" w:cs="Times New Roman"/>
-          <w:sz w:val="24"/>
-          <w:szCs w:val="24"/>
-          <w:lang w:eastAsia="ru-RU"/>
-        </w:rPr>
-      </w:pPr>
-      <w:r>
-        <w:rPr>
-          <w:rFonts w:ascii="Times New Roman" w:eastAsia="Times New Roman" w:hAnsi="Times New Roman" w:cs="Times New Roman"/>
-          <w:sz w:val="24"/>
-          <w:szCs w:val="24"/>
-          <w:lang w:eastAsia="ru-RU"/>
-        </w:rPr>
-        <w:pict w14:anchorId="67CF70BD">
-          <v:rect id="_x0000_i1058" style="width:0;height:1.5pt" o:hralign="center" o:hrstd="t" o:hr="t" fillcolor="#a0a0a0" stroked="f"/>
+        <w:t>Cloudflare</w:t>
+      </w:r>
+    </w:p>
+    <w:p>
+      <w:pPr>
+        <w:spacing w:after="0" w:line="240" w:lineRule="auto"/>
+        <w:rPr>
+          <w:rFonts w:ascii="Times New Roman" w:eastAsia="Times New Roman" w:hAnsi="Times New Roman" w:cs="Times New Roman"/>
+          <w:sz w:val="24"/>
+          <w:szCs w:val="24"/>
+          <w:lang w:eastAsia="ru-RU"/>
+        </w:rPr>
+      </w:pPr>
+      <w:r>
+        <w:rPr>
+          <w:rFonts w:ascii="Times New Roman" w:eastAsia="Times New Roman" w:hAnsi="Times New Roman" w:cs="Times New Roman"/>
+          <w:sz w:val="24"/>
+          <w:szCs w:val="24"/>
+          <w:lang w:eastAsia="ru-RU"/>
+        </w:rPr>
+        <w:pict w14:anchorId="574A564D">
+          <v:rect id="_x0000_i1063" style="width:0;height:1.5pt" o:hralign="center" o:hrstd="t" o:hr="t" fillcolor="#a0a0a0" stroked="f"/>
         </w:pict>
       </w:r>
     </w:p>
@@ -4797,7 +5526,7 @@
           <w:szCs w:val="48"/>
           <w:lang w:eastAsia="ru-RU"/>
         </w:rPr>
-        <w:t>PMTiles Architecture</w:t>
+        <w:t>Monitoring</w:t>
       </w:r>
     </w:p>
     <w:p>
@@ -4855,7 +5584,7 @@
           <w:szCs w:val="20"/>
           <w:lang w:eastAsia="ru-RU"/>
         </w:rPr>
-        <w:t>MapLibre</w:t>
+        <w:t>Prometheus</w:t>
       </w:r>
     </w:p>
     <w:p>
@@ -4893,7 +5622,238 @@
           <w:szCs w:val="20"/>
           <w:lang w:eastAsia="ru-RU"/>
         </w:rPr>
-        <w:t>+</w:t>
+        <w:t>Grafana</w:t>
+      </w:r>
+    </w:p>
+    <w:p>
+      <w:pPr>
+        <w:spacing w:after="0" w:line="240" w:lineRule="auto"/>
+        <w:rPr>
+          <w:rFonts w:ascii="Times New Roman" w:eastAsia="Times New Roman" w:hAnsi="Times New Roman" w:cs="Times New Roman"/>
+          <w:sz w:val="24"/>
+          <w:szCs w:val="24"/>
+          <w:lang w:eastAsia="ru-RU"/>
+        </w:rPr>
+      </w:pPr>
+      <w:r>
+        <w:rPr>
+          <w:rFonts w:ascii="Times New Roman" w:eastAsia="Times New Roman" w:hAnsi="Times New Roman" w:cs="Times New Roman"/>
+          <w:sz w:val="24"/>
+          <w:szCs w:val="24"/>
+          <w:lang w:eastAsia="ru-RU"/>
+        </w:rPr>
+        <w:pict w14:anchorId="59DDB3F1">
+          <v:rect id="_x0000_i1064" style="width:0;height:1.5pt" o:hralign="center" o:hrstd="t" o:hr="t" fillcolor="#a0a0a0" stroked="f"/>
+        </w:pict>
+      </w:r>
+    </w:p>
+    <w:p>
+      <w:pPr>
+        <w:spacing w:before="100" w:beforeAutospacing="1" w:after="100" w:afterAutospacing="1" w:line="240" w:lineRule="auto"/>
+        <w:rPr>
+          <w:rFonts w:ascii="Times New Roman" w:eastAsia="Times New Roman" w:hAnsi="Times New Roman" w:cs="Times New Roman"/>
+          <w:sz w:val="24"/>
+          <w:szCs w:val="24"/>
+          <w:lang w:eastAsia="ru-RU"/>
+        </w:rPr>
+      </w:pPr>
+      <w:r>
+        <w:rPr>
+          <w:rFonts w:ascii="Times New Roman" w:eastAsia="Times New Roman" w:hAnsi="Times New Roman" w:cs="Times New Roman"/>
+          <w:sz w:val="24"/>
+          <w:szCs w:val="24"/>
+          <w:lang w:eastAsia="ru-RU"/>
+        </w:rPr>
+        <w:t>Собирать:</w:t>
+      </w:r>
+    </w:p>
+    <w:p>
+      <w:pPr>
+        <w:numPr>
+          <w:ilvl w:val="0"/>
+          <w:numId w:val="7"/>
+        </w:numPr>
+        <w:spacing w:before="100" w:beforeAutospacing="1" w:after="100" w:afterAutospacing="1" w:line="240" w:lineRule="auto"/>
+        <w:rPr>
+          <w:rFonts w:ascii="Times New Roman" w:eastAsia="Times New Roman" w:hAnsi="Times New Roman" w:cs="Times New Roman"/>
+          <w:sz w:val="24"/>
+          <w:szCs w:val="24"/>
+          <w:lang w:eastAsia="ru-RU"/>
+        </w:rPr>
+      </w:pPr>
+      <w:r>
+        <w:rPr>
+          <w:rFonts w:ascii="Times New Roman" w:eastAsia="Times New Roman" w:hAnsi="Times New Roman" w:cs="Times New Roman"/>
+          <w:sz w:val="24"/>
+          <w:szCs w:val="24"/>
+          <w:lang w:eastAsia="ru-RU"/>
+        </w:rPr>
+        <w:t>CPU;</w:t>
+      </w:r>
+    </w:p>
+    <w:p>
+      <w:pPr>
+        <w:numPr>
+          <w:ilvl w:val="0"/>
+          <w:numId w:val="7"/>
+        </w:numPr>
+        <w:spacing w:before="100" w:beforeAutospacing="1" w:after="100" w:afterAutospacing="1" w:line="240" w:lineRule="auto"/>
+        <w:rPr>
+          <w:rFonts w:ascii="Times New Roman" w:eastAsia="Times New Roman" w:hAnsi="Times New Roman" w:cs="Times New Roman"/>
+          <w:sz w:val="24"/>
+          <w:szCs w:val="24"/>
+          <w:lang w:eastAsia="ru-RU"/>
+        </w:rPr>
+      </w:pPr>
+      <w:r>
+        <w:rPr>
+          <w:rFonts w:ascii="Times New Roman" w:eastAsia="Times New Roman" w:hAnsi="Times New Roman" w:cs="Times New Roman"/>
+          <w:sz w:val="24"/>
+          <w:szCs w:val="24"/>
+          <w:lang w:eastAsia="ru-RU"/>
+        </w:rPr>
+        <w:t>RAM;</w:t>
+      </w:r>
+    </w:p>
+    <w:p>
+      <w:pPr>
+        <w:numPr>
+          <w:ilvl w:val="0"/>
+          <w:numId w:val="7"/>
+        </w:numPr>
+        <w:spacing w:before="100" w:beforeAutospacing="1" w:after="100" w:afterAutospacing="1" w:line="240" w:lineRule="auto"/>
+        <w:rPr>
+          <w:rFonts w:ascii="Times New Roman" w:eastAsia="Times New Roman" w:hAnsi="Times New Roman" w:cs="Times New Roman"/>
+          <w:sz w:val="24"/>
+          <w:szCs w:val="24"/>
+          <w:lang w:eastAsia="ru-RU"/>
+        </w:rPr>
+      </w:pPr>
+      <w:r>
+        <w:rPr>
+          <w:rFonts w:ascii="Times New Roman" w:eastAsia="Times New Roman" w:hAnsi="Times New Roman" w:cs="Times New Roman"/>
+          <w:sz w:val="24"/>
+          <w:szCs w:val="24"/>
+          <w:lang w:eastAsia="ru-RU"/>
+        </w:rPr>
+        <w:t>Disk;</w:t>
+      </w:r>
+    </w:p>
+    <w:p>
+      <w:pPr>
+        <w:numPr>
+          <w:ilvl w:val="0"/>
+          <w:numId w:val="7"/>
+        </w:numPr>
+        <w:spacing w:before="100" w:beforeAutospacing="1" w:after="100" w:afterAutospacing="1" w:line="240" w:lineRule="auto"/>
+        <w:rPr>
+          <w:rFonts w:ascii="Times New Roman" w:eastAsia="Times New Roman" w:hAnsi="Times New Roman" w:cs="Times New Roman"/>
+          <w:sz w:val="24"/>
+          <w:szCs w:val="24"/>
+          <w:lang w:eastAsia="ru-RU"/>
+        </w:rPr>
+      </w:pPr>
+      <w:r>
+        <w:rPr>
+          <w:rFonts w:ascii="Times New Roman" w:eastAsia="Times New Roman" w:hAnsi="Times New Roman" w:cs="Times New Roman"/>
+          <w:sz w:val="24"/>
+          <w:szCs w:val="24"/>
+          <w:lang w:eastAsia="ru-RU"/>
+        </w:rPr>
+        <w:t>API latency;</w:t>
+      </w:r>
+    </w:p>
+    <w:p>
+      <w:pPr>
+        <w:numPr>
+          <w:ilvl w:val="0"/>
+          <w:numId w:val="7"/>
+        </w:numPr>
+        <w:spacing w:before="100" w:beforeAutospacing="1" w:after="100" w:afterAutospacing="1" w:line="240" w:lineRule="auto"/>
+        <w:rPr>
+          <w:rFonts w:ascii="Times New Roman" w:eastAsia="Times New Roman" w:hAnsi="Times New Roman" w:cs="Times New Roman"/>
+          <w:sz w:val="24"/>
+          <w:szCs w:val="24"/>
+          <w:lang w:eastAsia="ru-RU"/>
+        </w:rPr>
+      </w:pPr>
+      <w:r>
+        <w:rPr>
+          <w:rFonts w:ascii="Times New Roman" w:eastAsia="Times New Roman" w:hAnsi="Times New Roman" w:cs="Times New Roman"/>
+          <w:sz w:val="24"/>
+          <w:szCs w:val="24"/>
+          <w:lang w:eastAsia="ru-RU"/>
+        </w:rPr>
+        <w:t>API error rate.</w:t>
+      </w:r>
+    </w:p>
+    <w:p>
+      <w:pPr>
+        <w:spacing w:after="0" w:line="240" w:lineRule="auto"/>
+        <w:rPr>
+          <w:rFonts w:ascii="Times New Roman" w:eastAsia="Times New Roman" w:hAnsi="Times New Roman" w:cs="Times New Roman"/>
+          <w:sz w:val="24"/>
+          <w:szCs w:val="24"/>
+          <w:lang w:eastAsia="ru-RU"/>
+        </w:rPr>
+      </w:pPr>
+      <w:r>
+        <w:rPr>
+          <w:rFonts w:ascii="Times New Roman" w:eastAsia="Times New Roman" w:hAnsi="Times New Roman" w:cs="Times New Roman"/>
+          <w:sz w:val="24"/>
+          <w:szCs w:val="24"/>
+          <w:lang w:eastAsia="ru-RU"/>
+        </w:rPr>
+        <w:pict w14:anchorId="294D1AF0">
+          <v:rect id="_x0000_i1065" style="width:0;height:1.5pt" o:hralign="center" o:hrstd="t" o:hr="t" fillcolor="#a0a0a0" stroked="f"/>
+        </w:pict>
+      </w:r>
+    </w:p>
+    <w:p>
+      <w:pPr>
+        <w:spacing w:before="100" w:beforeAutospacing="1" w:after="100" w:afterAutospacing="1" w:line="240" w:lineRule="auto"/>
+        <w:outlineLvl w:val="0"/>
+        <w:rPr>
+          <w:rFonts w:ascii="Times New Roman" w:eastAsia="Times New Roman" w:hAnsi="Times New Roman" w:cs="Times New Roman"/>
+          <w:b/>
+          <w:bCs/>
+          <w:kern w:val="36"/>
+          <w:sz w:val="48"/>
+          <w:szCs w:val="48"/>
+          <w:lang w:eastAsia="ru-RU"/>
+        </w:rPr>
+      </w:pPr>
+      <w:r>
+        <w:rPr>
+          <w:rFonts w:ascii="Times New Roman" w:eastAsia="Times New Roman" w:hAnsi="Times New Roman" w:cs="Times New Roman"/>
+          <w:b/>
+          <w:bCs/>
+          <w:kern w:val="36"/>
+          <w:sz w:val="48"/>
+          <w:szCs w:val="48"/>
+          <w:lang w:eastAsia="ru-RU"/>
+        </w:rPr>
+        <w:t>Application Logging</w:t>
+      </w:r>
+    </w:p>
+    <w:p>
+      <w:pPr>
+        <w:spacing w:before="100" w:beforeAutospacing="1" w:after="100" w:afterAutospacing="1" w:line="240" w:lineRule="auto"/>
+        <w:rPr>
+          <w:rFonts w:ascii="Times New Roman" w:eastAsia="Times New Roman" w:hAnsi="Times New Roman" w:cs="Times New Roman"/>
+          <w:sz w:val="24"/>
+          <w:szCs w:val="24"/>
+          <w:lang w:eastAsia="ru-RU"/>
+        </w:rPr>
+      </w:pPr>
+      <w:r>
+        <w:rPr>
+          <w:rFonts w:ascii="Times New Roman" w:eastAsia="Times New Roman" w:hAnsi="Times New Roman" w:cs="Times New Roman"/>
+          <w:sz w:val="24"/>
+          <w:szCs w:val="24"/>
+          <w:lang w:eastAsia="ru-RU"/>
+        </w:rPr>
+        <w:t>Использовать:</w:t>
       </w:r>
     </w:p>
     <w:p>
@@ -4931,91 +5891,7 @@
           <w:szCs w:val="20"/>
           <w:lang w:eastAsia="ru-RU"/>
         </w:rPr>
-        <w:t>PMTiles</w:t>
-      </w:r>
-    </w:p>
-    <w:p>
-      <w:pPr>
-        <w:spacing w:after="0" w:line="240" w:lineRule="auto"/>
-        <w:rPr>
-          <w:rFonts w:ascii="Times New Roman" w:eastAsia="Times New Roman" w:hAnsi="Times New Roman" w:cs="Times New Roman"/>
-          <w:sz w:val="24"/>
-          <w:szCs w:val="24"/>
-          <w:lang w:eastAsia="ru-RU"/>
-        </w:rPr>
-      </w:pPr>
-      <w:r>
-        <w:rPr>
-          <w:rFonts w:ascii="Times New Roman" w:eastAsia="Times New Roman" w:hAnsi="Times New Roman" w:cs="Times New Roman"/>
-          <w:sz w:val="24"/>
-          <w:szCs w:val="24"/>
-          <w:lang w:eastAsia="ru-RU"/>
-        </w:rPr>
-        <w:pict w14:anchorId="1C24F108">
-          <v:rect id="_x0000_i1059" style="width:0;height:1.5pt" o:hralign="center" o:hrstd="t" o:hr="t" fillcolor="#a0a0a0" stroked="f"/>
-        </w:pict>
-      </w:r>
-    </w:p>
-    <w:p>
-      <w:pPr>
-        <w:spacing w:before="100" w:beforeAutospacing="1" w:after="100" w:afterAutospacing="1" w:line="240" w:lineRule="auto"/>
-        <w:rPr>
-          <w:rFonts w:ascii="Times New Roman" w:eastAsia="Times New Roman" w:hAnsi="Times New Roman" w:cs="Times New Roman"/>
-          <w:sz w:val="24"/>
-          <w:szCs w:val="24"/>
-          <w:lang w:eastAsia="ru-RU"/>
-        </w:rPr>
-      </w:pPr>
-      <w:r>
-        <w:rPr>
-          <w:rFonts w:ascii="Times New Roman" w:eastAsia="Times New Roman" w:hAnsi="Times New Roman" w:cs="Times New Roman"/>
-          <w:sz w:val="24"/>
-          <w:szCs w:val="24"/>
-          <w:lang w:eastAsia="ru-RU"/>
-        </w:rPr>
-        <w:t>PMTiles хранить отдельно от PostgreSQL.</w:t>
-      </w:r>
-    </w:p>
-    <w:p>
-      <w:pPr>
-        <w:spacing w:after="0" w:line="240" w:lineRule="auto"/>
-        <w:rPr>
-          <w:rFonts w:ascii="Times New Roman" w:eastAsia="Times New Roman" w:hAnsi="Times New Roman" w:cs="Times New Roman"/>
-          <w:sz w:val="24"/>
-          <w:szCs w:val="24"/>
-          <w:lang w:eastAsia="ru-RU"/>
-        </w:rPr>
-      </w:pPr>
-      <w:r>
-        <w:rPr>
-          <w:rFonts w:ascii="Times New Roman" w:eastAsia="Times New Roman" w:hAnsi="Times New Roman" w:cs="Times New Roman"/>
-          <w:sz w:val="24"/>
-          <w:szCs w:val="24"/>
-          <w:lang w:eastAsia="ru-RU"/>
-        </w:rPr>
-        <w:pict w14:anchorId="503F88BC">
-          <v:rect id="_x0000_i1060" style="width:0;height:1.5pt" o:hralign="center" o:hrstd="t" o:hr="t" fillcolor="#a0a0a0" stroked="f"/>
-        </w:pict>
-      </w:r>
-    </w:p>
-    <w:p>
-      <w:pPr>
-        <w:spacing w:before="100" w:beforeAutospacing="1" w:after="100" w:afterAutospacing="1" w:line="240" w:lineRule="auto"/>
-        <w:rPr>
-          <w:rFonts w:ascii="Times New Roman" w:eastAsia="Times New Roman" w:hAnsi="Times New Roman" w:cs="Times New Roman"/>
-          <w:sz w:val="24"/>
-          <w:szCs w:val="24"/>
-          <w:lang w:eastAsia="ru-RU"/>
-        </w:rPr>
-      </w:pPr>
-      <w:r>
-        <w:rPr>
-          <w:rFonts w:ascii="Times New Roman" w:eastAsia="Times New Roman" w:hAnsi="Times New Roman" w:cs="Times New Roman"/>
-          <w:sz w:val="24"/>
-          <w:szCs w:val="24"/>
-          <w:lang w:eastAsia="ru-RU"/>
-        </w:rPr>
-        <w:t>Структура:</w:t>
+        <w:t>SLF4J</w:t>
       </w:r>
     </w:p>
     <w:p>
@@ -5053,7 +5929,539 @@
           <w:szCs w:val="20"/>
           <w:lang w:eastAsia="ru-RU"/>
         </w:rPr>
-        <w:t>tiles/</w:t>
+        <w:t>Logback</w:t>
+      </w:r>
+    </w:p>
+    <w:p>
+      <w:pPr>
+        <w:spacing w:after="0" w:line="240" w:lineRule="auto"/>
+        <w:rPr>
+          <w:rFonts w:ascii="Times New Roman" w:eastAsia="Times New Roman" w:hAnsi="Times New Roman" w:cs="Times New Roman"/>
+          <w:sz w:val="24"/>
+          <w:szCs w:val="24"/>
+          <w:lang w:eastAsia="ru-RU"/>
+        </w:rPr>
+      </w:pPr>
+      <w:r>
+        <w:rPr>
+          <w:rFonts w:ascii="Times New Roman" w:eastAsia="Times New Roman" w:hAnsi="Times New Roman" w:cs="Times New Roman"/>
+          <w:sz w:val="24"/>
+          <w:szCs w:val="24"/>
+          <w:lang w:eastAsia="ru-RU"/>
+        </w:rPr>
+        <w:pict w14:anchorId="0E0F42BB">
+          <v:rect id="_x0000_i1066" style="width:0;height:1.5pt" o:hralign="center" o:hrstd="t" o:hr="t" fillcolor="#a0a0a0" stroked="f"/>
+        </w:pict>
+      </w:r>
+    </w:p>
+    <w:p>
+      <w:pPr>
+        <w:spacing w:before="100" w:beforeAutospacing="1" w:after="100" w:afterAutospacing="1" w:line="240" w:lineRule="auto"/>
+        <w:rPr>
+          <w:rFonts w:ascii="Times New Roman" w:eastAsia="Times New Roman" w:hAnsi="Times New Roman" w:cs="Times New Roman"/>
+          <w:sz w:val="24"/>
+          <w:szCs w:val="24"/>
+          <w:lang w:eastAsia="ru-RU"/>
+        </w:rPr>
+      </w:pPr>
+      <w:r>
+        <w:rPr>
+          <w:rFonts w:ascii="Times New Roman" w:eastAsia="Times New Roman" w:hAnsi="Times New Roman" w:cs="Times New Roman"/>
+          <w:sz w:val="24"/>
+          <w:szCs w:val="24"/>
+          <w:lang w:eastAsia="ru-RU"/>
+        </w:rPr>
+        <w:t>Логировать:</w:t>
+      </w:r>
+    </w:p>
+    <w:p>
+      <w:pPr>
+        <w:numPr>
+          <w:ilvl w:val="0"/>
+          <w:numId w:val="8"/>
+        </w:numPr>
+        <w:spacing w:before="100" w:beforeAutospacing="1" w:after="100" w:afterAutospacing="1" w:line="240" w:lineRule="auto"/>
+        <w:rPr>
+          <w:rFonts w:ascii="Times New Roman" w:eastAsia="Times New Roman" w:hAnsi="Times New Roman" w:cs="Times New Roman"/>
+          <w:sz w:val="24"/>
+          <w:szCs w:val="24"/>
+          <w:lang w:eastAsia="ru-RU"/>
+        </w:rPr>
+      </w:pPr>
+      <w:r>
+        <w:rPr>
+          <w:rFonts w:ascii="Times New Roman" w:eastAsia="Times New Roman" w:hAnsi="Times New Roman" w:cs="Times New Roman"/>
+          <w:sz w:val="24"/>
+          <w:szCs w:val="24"/>
+          <w:lang w:eastAsia="ru-RU"/>
+        </w:rPr>
+        <w:t>логины;</w:t>
+      </w:r>
+    </w:p>
+    <w:p>
+      <w:pPr>
+        <w:numPr>
+          <w:ilvl w:val="0"/>
+          <w:numId w:val="8"/>
+        </w:numPr>
+        <w:spacing w:before="100" w:beforeAutospacing="1" w:after="100" w:afterAutospacing="1" w:line="240" w:lineRule="auto"/>
+        <w:rPr>
+          <w:rFonts w:ascii="Times New Roman" w:eastAsia="Times New Roman" w:hAnsi="Times New Roman" w:cs="Times New Roman"/>
+          <w:sz w:val="24"/>
+          <w:szCs w:val="24"/>
+          <w:lang w:eastAsia="ru-RU"/>
+        </w:rPr>
+      </w:pPr>
+      <w:r>
+        <w:rPr>
+          <w:rFonts w:ascii="Times New Roman" w:eastAsia="Times New Roman" w:hAnsi="Times New Roman" w:cs="Times New Roman"/>
+          <w:sz w:val="24"/>
+          <w:szCs w:val="24"/>
+          <w:lang w:eastAsia="ru-RU"/>
+        </w:rPr>
+        <w:t>создание историй;</w:t>
+      </w:r>
+    </w:p>
+    <w:p>
+      <w:pPr>
+        <w:numPr>
+          <w:ilvl w:val="0"/>
+          <w:numId w:val="8"/>
+        </w:numPr>
+        <w:spacing w:before="100" w:beforeAutospacing="1" w:after="100" w:afterAutospacing="1" w:line="240" w:lineRule="auto"/>
+        <w:rPr>
+          <w:rFonts w:ascii="Times New Roman" w:eastAsia="Times New Roman" w:hAnsi="Times New Roman" w:cs="Times New Roman"/>
+          <w:sz w:val="24"/>
+          <w:szCs w:val="24"/>
+          <w:lang w:eastAsia="ru-RU"/>
+        </w:rPr>
+      </w:pPr>
+      <w:r>
+        <w:rPr>
+          <w:rFonts w:ascii="Times New Roman" w:eastAsia="Times New Roman" w:hAnsi="Times New Roman" w:cs="Times New Roman"/>
+          <w:sz w:val="24"/>
+          <w:szCs w:val="24"/>
+          <w:lang w:eastAsia="ru-RU"/>
+        </w:rPr>
+        <w:t>создание воспоминаний;</w:t>
+      </w:r>
+    </w:p>
+    <w:p>
+      <w:pPr>
+        <w:numPr>
+          <w:ilvl w:val="0"/>
+          <w:numId w:val="8"/>
+        </w:numPr>
+        <w:spacing w:before="100" w:beforeAutospacing="1" w:after="100" w:afterAutospacing="1" w:line="240" w:lineRule="auto"/>
+        <w:rPr>
+          <w:rFonts w:ascii="Times New Roman" w:eastAsia="Times New Roman" w:hAnsi="Times New Roman" w:cs="Times New Roman"/>
+          <w:sz w:val="24"/>
+          <w:szCs w:val="24"/>
+          <w:lang w:eastAsia="ru-RU"/>
+        </w:rPr>
+      </w:pPr>
+      <w:r>
+        <w:rPr>
+          <w:rFonts w:ascii="Times New Roman" w:eastAsia="Times New Roman" w:hAnsi="Times New Roman" w:cs="Times New Roman"/>
+          <w:sz w:val="24"/>
+          <w:szCs w:val="24"/>
+          <w:lang w:eastAsia="ru-RU"/>
+        </w:rPr>
+        <w:t>создание приглашений;</w:t>
+      </w:r>
+    </w:p>
+    <w:p>
+      <w:pPr>
+        <w:numPr>
+          <w:ilvl w:val="0"/>
+          <w:numId w:val="8"/>
+        </w:numPr>
+        <w:spacing w:before="100" w:beforeAutospacing="1" w:after="100" w:afterAutospacing="1" w:line="240" w:lineRule="auto"/>
+        <w:rPr>
+          <w:rFonts w:ascii="Times New Roman" w:eastAsia="Times New Roman" w:hAnsi="Times New Roman" w:cs="Times New Roman"/>
+          <w:sz w:val="24"/>
+          <w:szCs w:val="24"/>
+          <w:lang w:eastAsia="ru-RU"/>
+        </w:rPr>
+      </w:pPr>
+      <w:r>
+        <w:rPr>
+          <w:rFonts w:ascii="Times New Roman" w:eastAsia="Times New Roman" w:hAnsi="Times New Roman" w:cs="Times New Roman"/>
+          <w:sz w:val="24"/>
+          <w:szCs w:val="24"/>
+          <w:lang w:eastAsia="ru-RU"/>
+        </w:rPr>
+        <w:lastRenderedPageBreak/>
+        <w:t>загрузку файлов;</w:t>
+      </w:r>
+    </w:p>
+    <w:p>
+      <w:pPr>
+        <w:numPr>
+          <w:ilvl w:val="0"/>
+          <w:numId w:val="8"/>
+        </w:numPr>
+        <w:spacing w:before="100" w:beforeAutospacing="1" w:after="100" w:afterAutospacing="1" w:line="240" w:lineRule="auto"/>
+        <w:rPr>
+          <w:rFonts w:ascii="Times New Roman" w:eastAsia="Times New Roman" w:hAnsi="Times New Roman" w:cs="Times New Roman"/>
+          <w:sz w:val="24"/>
+          <w:szCs w:val="24"/>
+          <w:lang w:eastAsia="ru-RU"/>
+        </w:rPr>
+      </w:pPr>
+      <w:r>
+        <w:rPr>
+          <w:rFonts w:ascii="Times New Roman" w:eastAsia="Times New Roman" w:hAnsi="Times New Roman" w:cs="Times New Roman"/>
+          <w:sz w:val="24"/>
+          <w:szCs w:val="24"/>
+          <w:lang w:eastAsia="ru-RU"/>
+        </w:rPr>
+        <w:t>ошибки доступа.</w:t>
+      </w:r>
+    </w:p>
+    <w:p>
+      <w:pPr>
+        <w:spacing w:after="0" w:line="240" w:lineRule="auto"/>
+        <w:rPr>
+          <w:rFonts w:ascii="Times New Roman" w:eastAsia="Times New Roman" w:hAnsi="Times New Roman" w:cs="Times New Roman"/>
+          <w:sz w:val="24"/>
+          <w:szCs w:val="24"/>
+          <w:lang w:eastAsia="ru-RU"/>
+        </w:rPr>
+      </w:pPr>
+      <w:r>
+        <w:rPr>
+          <w:rFonts w:ascii="Times New Roman" w:eastAsia="Times New Roman" w:hAnsi="Times New Roman" w:cs="Times New Roman"/>
+          <w:sz w:val="24"/>
+          <w:szCs w:val="24"/>
+          <w:lang w:eastAsia="ru-RU"/>
+        </w:rPr>
+        <w:pict w14:anchorId="7A7FB5BB">
+          <v:rect id="_x0000_i1067" style="width:0;height:1.5pt" o:hralign="center" o:hrstd="t" o:hr="t" fillcolor="#a0a0a0" stroked="f"/>
+        </w:pict>
+      </w:r>
+    </w:p>
+    <w:p>
+      <w:pPr>
+        <w:spacing w:before="100" w:beforeAutospacing="1" w:after="100" w:afterAutospacing="1" w:line="240" w:lineRule="auto"/>
+        <w:rPr>
+          <w:rFonts w:ascii="Times New Roman" w:eastAsia="Times New Roman" w:hAnsi="Times New Roman" w:cs="Times New Roman"/>
+          <w:sz w:val="24"/>
+          <w:szCs w:val="24"/>
+          <w:lang w:eastAsia="ru-RU"/>
+        </w:rPr>
+      </w:pPr>
+      <w:r>
+        <w:rPr>
+          <w:rFonts w:ascii="Times New Roman" w:eastAsia="Times New Roman" w:hAnsi="Times New Roman" w:cs="Times New Roman"/>
+          <w:sz w:val="24"/>
+          <w:szCs w:val="24"/>
+          <w:lang w:eastAsia="ru-RU"/>
+        </w:rPr>
+        <w:t>Не логировать:</w:t>
+      </w:r>
+    </w:p>
+    <w:p>
+      <w:pPr>
+        <w:numPr>
+          <w:ilvl w:val="0"/>
+          <w:numId w:val="9"/>
+        </w:numPr>
+        <w:spacing w:before="100" w:beforeAutospacing="1" w:after="100" w:afterAutospacing="1" w:line="240" w:lineRule="auto"/>
+        <w:rPr>
+          <w:rFonts w:ascii="Times New Roman" w:eastAsia="Times New Roman" w:hAnsi="Times New Roman" w:cs="Times New Roman"/>
+          <w:sz w:val="24"/>
+          <w:szCs w:val="24"/>
+          <w:lang w:eastAsia="ru-RU"/>
+        </w:rPr>
+      </w:pPr>
+      <w:r>
+        <w:rPr>
+          <w:rFonts w:ascii="Times New Roman" w:eastAsia="Times New Roman" w:hAnsi="Times New Roman" w:cs="Times New Roman"/>
+          <w:sz w:val="24"/>
+          <w:szCs w:val="24"/>
+          <w:lang w:eastAsia="ru-RU"/>
+        </w:rPr>
+        <w:t>JWT;</w:t>
+      </w:r>
+    </w:p>
+    <w:p>
+      <w:pPr>
+        <w:numPr>
+          <w:ilvl w:val="0"/>
+          <w:numId w:val="9"/>
+        </w:numPr>
+        <w:spacing w:before="100" w:beforeAutospacing="1" w:after="100" w:afterAutospacing="1" w:line="240" w:lineRule="auto"/>
+        <w:rPr>
+          <w:rFonts w:ascii="Times New Roman" w:eastAsia="Times New Roman" w:hAnsi="Times New Roman" w:cs="Times New Roman"/>
+          <w:sz w:val="24"/>
+          <w:szCs w:val="24"/>
+          <w:lang w:eastAsia="ru-RU"/>
+        </w:rPr>
+      </w:pPr>
+      <w:r>
+        <w:rPr>
+          <w:rFonts w:ascii="Times New Roman" w:eastAsia="Times New Roman" w:hAnsi="Times New Roman" w:cs="Times New Roman"/>
+          <w:sz w:val="24"/>
+          <w:szCs w:val="24"/>
+          <w:lang w:eastAsia="ru-RU"/>
+        </w:rPr>
+        <w:t>Refresh Token;</w:t>
+      </w:r>
+    </w:p>
+    <w:p>
+      <w:pPr>
+        <w:numPr>
+          <w:ilvl w:val="0"/>
+          <w:numId w:val="9"/>
+        </w:numPr>
+        <w:spacing w:before="100" w:beforeAutospacing="1" w:after="100" w:afterAutospacing="1" w:line="240" w:lineRule="auto"/>
+        <w:rPr>
+          <w:rFonts w:ascii="Times New Roman" w:eastAsia="Times New Roman" w:hAnsi="Times New Roman" w:cs="Times New Roman"/>
+          <w:sz w:val="24"/>
+          <w:szCs w:val="24"/>
+          <w:lang w:eastAsia="ru-RU"/>
+        </w:rPr>
+      </w:pPr>
+      <w:r>
+        <w:rPr>
+          <w:rFonts w:ascii="Times New Roman" w:eastAsia="Times New Roman" w:hAnsi="Times New Roman" w:cs="Times New Roman"/>
+          <w:sz w:val="24"/>
+          <w:szCs w:val="24"/>
+          <w:lang w:eastAsia="ru-RU"/>
+        </w:rPr>
+        <w:t>Invite Token;</w:t>
+      </w:r>
+    </w:p>
+    <w:p>
+      <w:pPr>
+        <w:numPr>
+          <w:ilvl w:val="0"/>
+          <w:numId w:val="9"/>
+        </w:numPr>
+        <w:spacing w:before="100" w:beforeAutospacing="1" w:after="100" w:afterAutospacing="1" w:line="240" w:lineRule="auto"/>
+        <w:rPr>
+          <w:rFonts w:ascii="Times New Roman" w:eastAsia="Times New Roman" w:hAnsi="Times New Roman" w:cs="Times New Roman"/>
+          <w:sz w:val="24"/>
+          <w:szCs w:val="24"/>
+          <w:lang w:eastAsia="ru-RU"/>
+        </w:rPr>
+      </w:pPr>
+      <w:r>
+        <w:rPr>
+          <w:rFonts w:ascii="Times New Roman" w:eastAsia="Times New Roman" w:hAnsi="Times New Roman" w:cs="Times New Roman"/>
+          <w:sz w:val="24"/>
+          <w:szCs w:val="24"/>
+          <w:lang w:eastAsia="ru-RU"/>
+        </w:rPr>
+        <w:t>Google ID Token.</w:t>
+      </w:r>
+    </w:p>
+    <w:p>
+      <w:pPr>
+        <w:spacing w:after="0" w:line="240" w:lineRule="auto"/>
+        <w:rPr>
+          <w:rFonts w:ascii="Times New Roman" w:eastAsia="Times New Roman" w:hAnsi="Times New Roman" w:cs="Times New Roman"/>
+          <w:sz w:val="24"/>
+          <w:szCs w:val="24"/>
+          <w:lang w:eastAsia="ru-RU"/>
+        </w:rPr>
+      </w:pPr>
+      <w:r>
+        <w:rPr>
+          <w:rFonts w:ascii="Times New Roman" w:eastAsia="Times New Roman" w:hAnsi="Times New Roman" w:cs="Times New Roman"/>
+          <w:sz w:val="24"/>
+          <w:szCs w:val="24"/>
+          <w:lang w:eastAsia="ru-RU"/>
+        </w:rPr>
+        <w:pict w14:anchorId="106BB0CF">
+          <v:rect id="_x0000_i1068" style="width:0;height:1.5pt" o:hralign="center" o:hrstd="t" o:hr="t" fillcolor="#a0a0a0" stroked="f"/>
+        </w:pict>
+      </w:r>
+    </w:p>
+    <w:p>
+      <w:pPr>
+        <w:spacing w:before="100" w:beforeAutospacing="1" w:after="100" w:afterAutospacing="1" w:line="240" w:lineRule="auto"/>
+        <w:outlineLvl w:val="0"/>
+        <w:rPr>
+          <w:rFonts w:ascii="Times New Roman" w:eastAsia="Times New Roman" w:hAnsi="Times New Roman" w:cs="Times New Roman"/>
+          <w:b/>
+          <w:bCs/>
+          <w:kern w:val="36"/>
+          <w:sz w:val="48"/>
+          <w:szCs w:val="48"/>
+          <w:lang w:eastAsia="ru-RU"/>
+        </w:rPr>
+      </w:pPr>
+      <w:r>
+        <w:rPr>
+          <w:rFonts w:ascii="Times New Roman" w:eastAsia="Times New Roman" w:hAnsi="Times New Roman" w:cs="Times New Roman"/>
+          <w:b/>
+          <w:bCs/>
+          <w:kern w:val="36"/>
+          <w:sz w:val="48"/>
+          <w:szCs w:val="48"/>
+          <w:lang w:eastAsia="ru-RU"/>
+        </w:rPr>
+        <w:t>Alerting</w:t>
+      </w:r>
+    </w:p>
+    <w:p>
+      <w:pPr>
+        <w:spacing w:before="100" w:beforeAutospacing="1" w:after="100" w:afterAutospacing="1" w:line="240" w:lineRule="auto"/>
+        <w:rPr>
+          <w:rFonts w:ascii="Times New Roman" w:eastAsia="Times New Roman" w:hAnsi="Times New Roman" w:cs="Times New Roman"/>
+          <w:sz w:val="24"/>
+          <w:szCs w:val="24"/>
+          <w:lang w:eastAsia="ru-RU"/>
+        </w:rPr>
+      </w:pPr>
+      <w:r>
+        <w:rPr>
+          <w:rFonts w:ascii="Times New Roman" w:eastAsia="Times New Roman" w:hAnsi="Times New Roman" w:cs="Times New Roman"/>
+          <w:sz w:val="24"/>
+          <w:szCs w:val="24"/>
+          <w:lang w:eastAsia="ru-RU"/>
+        </w:rPr>
+        <w:t>Минимальный набор:</w:t>
+      </w:r>
+    </w:p>
+    <w:p>
+      <w:pPr>
+        <w:numPr>
+          <w:ilvl w:val="0"/>
+          <w:numId w:val="10"/>
+        </w:numPr>
+        <w:spacing w:before="100" w:beforeAutospacing="1" w:after="100" w:afterAutospacing="1" w:line="240" w:lineRule="auto"/>
+        <w:rPr>
+          <w:rFonts w:ascii="Times New Roman" w:eastAsia="Times New Roman" w:hAnsi="Times New Roman" w:cs="Times New Roman"/>
+          <w:sz w:val="24"/>
+          <w:szCs w:val="24"/>
+          <w:lang w:eastAsia="ru-RU"/>
+        </w:rPr>
+      </w:pPr>
+      <w:r>
+        <w:rPr>
+          <w:rFonts w:ascii="Times New Roman" w:eastAsia="Times New Roman" w:hAnsi="Times New Roman" w:cs="Times New Roman"/>
+          <w:sz w:val="24"/>
+          <w:szCs w:val="24"/>
+          <w:lang w:eastAsia="ru-RU"/>
+        </w:rPr>
+        <w:t>VPS недоступен;</w:t>
+      </w:r>
+    </w:p>
+    <w:p>
+      <w:pPr>
+        <w:numPr>
+          <w:ilvl w:val="0"/>
+          <w:numId w:val="10"/>
+        </w:numPr>
+        <w:spacing w:before="100" w:beforeAutospacing="1" w:after="100" w:afterAutospacing="1" w:line="240" w:lineRule="auto"/>
+        <w:rPr>
+          <w:rFonts w:ascii="Times New Roman" w:eastAsia="Times New Roman" w:hAnsi="Times New Roman" w:cs="Times New Roman"/>
+          <w:sz w:val="24"/>
+          <w:szCs w:val="24"/>
+          <w:lang w:eastAsia="ru-RU"/>
+        </w:rPr>
+      </w:pPr>
+      <w:r>
+        <w:rPr>
+          <w:rFonts w:ascii="Times New Roman" w:eastAsia="Times New Roman" w:hAnsi="Times New Roman" w:cs="Times New Roman"/>
+          <w:sz w:val="24"/>
+          <w:szCs w:val="24"/>
+          <w:lang w:eastAsia="ru-RU"/>
+        </w:rPr>
+        <w:t>PostgreSQL недоступен;</w:t>
+      </w:r>
+    </w:p>
+    <w:p>
+      <w:pPr>
+        <w:numPr>
+          <w:ilvl w:val="0"/>
+          <w:numId w:val="10"/>
+        </w:numPr>
+        <w:spacing w:before="100" w:beforeAutospacing="1" w:after="100" w:afterAutospacing="1" w:line="240" w:lineRule="auto"/>
+        <w:rPr>
+          <w:rFonts w:ascii="Times New Roman" w:eastAsia="Times New Roman" w:hAnsi="Times New Roman" w:cs="Times New Roman"/>
+          <w:sz w:val="24"/>
+          <w:szCs w:val="24"/>
+          <w:lang w:eastAsia="ru-RU"/>
+        </w:rPr>
+      </w:pPr>
+      <w:r>
+        <w:rPr>
+          <w:rFonts w:ascii="Times New Roman" w:eastAsia="Times New Roman" w:hAnsi="Times New Roman" w:cs="Times New Roman"/>
+          <w:sz w:val="24"/>
+          <w:szCs w:val="24"/>
+          <w:lang w:eastAsia="ru-RU"/>
+        </w:rPr>
+        <w:t>MinIO недоступен;</w:t>
+      </w:r>
+    </w:p>
+    <w:p>
+      <w:pPr>
+        <w:numPr>
+          <w:ilvl w:val="0"/>
+          <w:numId w:val="10"/>
+        </w:numPr>
+        <w:spacing w:before="100" w:beforeAutospacing="1" w:after="100" w:afterAutospacing="1" w:line="240" w:lineRule="auto"/>
+        <w:rPr>
+          <w:rFonts w:ascii="Times New Roman" w:eastAsia="Times New Roman" w:hAnsi="Times New Roman" w:cs="Times New Roman"/>
+          <w:sz w:val="24"/>
+          <w:szCs w:val="24"/>
+          <w:lang w:eastAsia="ru-RU"/>
+        </w:rPr>
+      </w:pPr>
+      <w:r>
+        <w:rPr>
+          <w:rFonts w:ascii="Times New Roman" w:eastAsia="Times New Roman" w:hAnsi="Times New Roman" w:cs="Times New Roman"/>
+          <w:sz w:val="24"/>
+          <w:szCs w:val="24"/>
+          <w:lang w:eastAsia="ru-RU"/>
+        </w:rPr>
+        <w:t>Backend недоступен.</w:t>
+      </w:r>
+    </w:p>
+    <w:p>
+      <w:pPr>
+        <w:spacing w:after="0" w:line="240" w:lineRule="auto"/>
+        <w:rPr>
+          <w:rFonts w:ascii="Times New Roman" w:eastAsia="Times New Roman" w:hAnsi="Times New Roman" w:cs="Times New Roman"/>
+          <w:sz w:val="24"/>
+          <w:szCs w:val="24"/>
+          <w:lang w:eastAsia="ru-RU"/>
+        </w:rPr>
+      </w:pPr>
+      <w:r>
+        <w:rPr>
+          <w:rFonts w:ascii="Times New Roman" w:eastAsia="Times New Roman" w:hAnsi="Times New Roman" w:cs="Times New Roman"/>
+          <w:sz w:val="24"/>
+          <w:szCs w:val="24"/>
+          <w:lang w:eastAsia="ru-RU"/>
+        </w:rPr>
+        <w:pict w14:anchorId="0E6AC201">
+          <v:rect id="_x0000_i1069" style="width:0;height:1.5pt" o:hralign="center" o:hrstd="t" o:hr="t" fillcolor="#a0a0a0" stroked="f"/>
+        </w:pict>
+      </w:r>
+    </w:p>
+    <w:p>
+      <w:pPr>
+        <w:spacing w:before="100" w:beforeAutospacing="1" w:after="100" w:afterAutospacing="1" w:line="240" w:lineRule="auto"/>
+        <w:rPr>
+          <w:rFonts w:ascii="Times New Roman" w:eastAsia="Times New Roman" w:hAnsi="Times New Roman" w:cs="Times New Roman"/>
+          <w:sz w:val="24"/>
+          <w:szCs w:val="24"/>
+          <w:lang w:eastAsia="ru-RU"/>
+        </w:rPr>
+      </w:pPr>
+      <w:r>
+        <w:rPr>
+          <w:rFonts w:ascii="Times New Roman" w:eastAsia="Times New Roman" w:hAnsi="Times New Roman" w:cs="Times New Roman"/>
+          <w:sz w:val="24"/>
+          <w:szCs w:val="24"/>
+          <w:lang w:eastAsia="ru-RU"/>
+        </w:rPr>
+        <w:t>Уведомления:</w:t>
       </w:r>
     </w:p>
     <w:p>
@@ -5084,6 +6492,364 @@
           <w:lang w:eastAsia="ru-RU"/>
         </w:rPr>
       </w:pPr>
+      <w:r>
+        <w:rPr>
+          <w:rFonts w:ascii="Courier New" w:eastAsia="Times New Roman" w:hAnsi="Courier New" w:cs="Courier New"/>
+          <w:sz w:val="20"/>
+          <w:szCs w:val="20"/>
+          <w:lang w:eastAsia="ru-RU"/>
+        </w:rPr>
+        <w:t>Telegram</w:t>
+      </w:r>
+    </w:p>
+    <w:p>
+      <w:pPr>
+        <w:spacing w:after="0" w:line="240" w:lineRule="auto"/>
+        <w:rPr>
+          <w:rFonts w:ascii="Times New Roman" w:eastAsia="Times New Roman" w:hAnsi="Times New Roman" w:cs="Times New Roman"/>
+          <w:sz w:val="24"/>
+          <w:szCs w:val="24"/>
+          <w:lang w:eastAsia="ru-RU"/>
+        </w:rPr>
+      </w:pPr>
+      <w:r>
+        <w:rPr>
+          <w:rFonts w:ascii="Times New Roman" w:eastAsia="Times New Roman" w:hAnsi="Times New Roman" w:cs="Times New Roman"/>
+          <w:sz w:val="24"/>
+          <w:szCs w:val="24"/>
+          <w:lang w:eastAsia="ru-RU"/>
+        </w:rPr>
+        <w:pict w14:anchorId="30A15ACF">
+          <v:rect id="_x0000_i1070" style="width:0;height:1.5pt" o:hralign="center" o:hrstd="t" o:hr="t" fillcolor="#a0a0a0" stroked="f"/>
+        </w:pict>
+      </w:r>
+    </w:p>
+    <w:p>
+      <w:pPr>
+        <w:spacing w:before="100" w:beforeAutospacing="1" w:after="100" w:afterAutospacing="1" w:line="240" w:lineRule="auto"/>
+        <w:outlineLvl w:val="0"/>
+        <w:rPr>
+          <w:rFonts w:ascii="Times New Roman" w:eastAsia="Times New Roman" w:hAnsi="Times New Roman" w:cs="Times New Roman"/>
+          <w:b/>
+          <w:bCs/>
+          <w:kern w:val="36"/>
+          <w:sz w:val="48"/>
+          <w:szCs w:val="48"/>
+          <w:lang w:eastAsia="ru-RU"/>
+        </w:rPr>
+      </w:pPr>
+      <w:r>
+        <w:rPr>
+          <w:rFonts w:ascii="Times New Roman" w:eastAsia="Times New Roman" w:hAnsi="Times New Roman" w:cs="Times New Roman"/>
+          <w:b/>
+          <w:bCs/>
+          <w:kern w:val="36"/>
+          <w:sz w:val="48"/>
+          <w:szCs w:val="48"/>
+          <w:lang w:eastAsia="ru-RU"/>
+        </w:rPr>
+        <w:t>Security Baseline</w:t>
+      </w:r>
+    </w:p>
+    <w:p>
+      <w:pPr>
+        <w:spacing w:before="100" w:beforeAutospacing="1" w:after="100" w:afterAutospacing="1" w:line="240" w:lineRule="auto"/>
+        <w:rPr>
+          <w:rFonts w:ascii="Times New Roman" w:eastAsia="Times New Roman" w:hAnsi="Times New Roman" w:cs="Times New Roman"/>
+          <w:sz w:val="24"/>
+          <w:szCs w:val="24"/>
+          <w:lang w:eastAsia="ru-RU"/>
+        </w:rPr>
+      </w:pPr>
+      <w:r>
+        <w:rPr>
+          <w:rFonts w:ascii="Times New Roman" w:eastAsia="Times New Roman" w:hAnsi="Times New Roman" w:cs="Times New Roman"/>
+          <w:sz w:val="24"/>
+          <w:szCs w:val="24"/>
+          <w:lang w:eastAsia="ru-RU"/>
+        </w:rPr>
+        <w:t>Production окружение обязано использовать:</w:t>
+      </w:r>
+    </w:p>
+    <w:p>
+      <w:pPr>
+        <w:numPr>
+          <w:ilvl w:val="0"/>
+          <w:numId w:val="11"/>
+        </w:numPr>
+        <w:spacing w:before="100" w:beforeAutospacing="1" w:after="100" w:afterAutospacing="1" w:line="240" w:lineRule="auto"/>
+        <w:rPr>
+          <w:rFonts w:ascii="Times New Roman" w:eastAsia="Times New Roman" w:hAnsi="Times New Roman" w:cs="Times New Roman"/>
+          <w:sz w:val="24"/>
+          <w:szCs w:val="24"/>
+          <w:lang w:eastAsia="ru-RU"/>
+        </w:rPr>
+      </w:pPr>
+      <w:r>
+        <w:rPr>
+          <w:rFonts w:ascii="Times New Roman" w:eastAsia="Times New Roman" w:hAnsi="Times New Roman" w:cs="Times New Roman"/>
+          <w:sz w:val="24"/>
+          <w:szCs w:val="24"/>
+          <w:lang w:eastAsia="ru-RU"/>
+        </w:rPr>
+        <w:t>HTTPS;</w:t>
+      </w:r>
+    </w:p>
+    <w:p>
+      <w:pPr>
+        <w:numPr>
+          <w:ilvl w:val="0"/>
+          <w:numId w:val="11"/>
+        </w:numPr>
+        <w:spacing w:before="100" w:beforeAutospacing="1" w:after="100" w:afterAutospacing="1" w:line="240" w:lineRule="auto"/>
+        <w:rPr>
+          <w:rFonts w:ascii="Times New Roman" w:eastAsia="Times New Roman" w:hAnsi="Times New Roman" w:cs="Times New Roman"/>
+          <w:sz w:val="24"/>
+          <w:szCs w:val="24"/>
+          <w:lang w:eastAsia="ru-RU"/>
+        </w:rPr>
+      </w:pPr>
+      <w:r>
+        <w:rPr>
+          <w:rFonts w:ascii="Times New Roman" w:eastAsia="Times New Roman" w:hAnsi="Times New Roman" w:cs="Times New Roman"/>
+          <w:sz w:val="24"/>
+          <w:szCs w:val="24"/>
+          <w:lang w:eastAsia="ru-RU"/>
+        </w:rPr>
+        <w:t>Security Headers;</w:t>
+      </w:r>
+    </w:p>
+    <w:p>
+      <w:pPr>
+        <w:numPr>
+          <w:ilvl w:val="0"/>
+          <w:numId w:val="11"/>
+        </w:numPr>
+        <w:spacing w:before="100" w:beforeAutospacing="1" w:after="100" w:afterAutospacing="1" w:line="240" w:lineRule="auto"/>
+        <w:rPr>
+          <w:rFonts w:ascii="Times New Roman" w:eastAsia="Times New Roman" w:hAnsi="Times New Roman" w:cs="Times New Roman"/>
+          <w:sz w:val="24"/>
+          <w:szCs w:val="24"/>
+          <w:lang w:eastAsia="ru-RU"/>
+        </w:rPr>
+      </w:pPr>
+      <w:r>
+        <w:rPr>
+          <w:rFonts w:ascii="Times New Roman" w:eastAsia="Times New Roman" w:hAnsi="Times New Roman" w:cs="Times New Roman"/>
+          <w:sz w:val="24"/>
+          <w:szCs w:val="24"/>
+          <w:lang w:eastAsia="ru-RU"/>
+        </w:rPr>
+        <w:t>Rate Limiting;</w:t>
+      </w:r>
+    </w:p>
+    <w:p>
+      <w:pPr>
+        <w:numPr>
+          <w:ilvl w:val="0"/>
+          <w:numId w:val="11"/>
+        </w:numPr>
+        <w:spacing w:before="100" w:beforeAutospacing="1" w:after="100" w:afterAutospacing="1" w:line="240" w:lineRule="auto"/>
+        <w:rPr>
+          <w:rFonts w:ascii="Times New Roman" w:eastAsia="Times New Roman" w:hAnsi="Times New Roman" w:cs="Times New Roman"/>
+          <w:sz w:val="24"/>
+          <w:szCs w:val="24"/>
+          <w:lang w:eastAsia="ru-RU"/>
+        </w:rPr>
+      </w:pPr>
+      <w:r>
+        <w:rPr>
+          <w:rFonts w:ascii="Times New Roman" w:eastAsia="Times New Roman" w:hAnsi="Times New Roman" w:cs="Times New Roman"/>
+          <w:sz w:val="24"/>
+          <w:szCs w:val="24"/>
+          <w:lang w:eastAsia="ru-RU"/>
+        </w:rPr>
+        <w:t>Private Buckets;</w:t>
+      </w:r>
+    </w:p>
+    <w:p>
+      <w:pPr>
+        <w:numPr>
+          <w:ilvl w:val="0"/>
+          <w:numId w:val="11"/>
+        </w:numPr>
+        <w:spacing w:before="100" w:beforeAutospacing="1" w:after="100" w:afterAutospacing="1" w:line="240" w:lineRule="auto"/>
+        <w:rPr>
+          <w:rFonts w:ascii="Times New Roman" w:eastAsia="Times New Roman" w:hAnsi="Times New Roman" w:cs="Times New Roman"/>
+          <w:sz w:val="24"/>
+          <w:szCs w:val="24"/>
+          <w:lang w:eastAsia="ru-RU"/>
+        </w:rPr>
+      </w:pPr>
+      <w:r>
+        <w:rPr>
+          <w:rFonts w:ascii="Times New Roman" w:eastAsia="Times New Roman" w:hAnsi="Times New Roman" w:cs="Times New Roman"/>
+          <w:sz w:val="24"/>
+          <w:szCs w:val="24"/>
+          <w:lang w:eastAsia="ru-RU"/>
+        </w:rPr>
+        <w:t>JWT Validation;</w:t>
+      </w:r>
+    </w:p>
+    <w:p>
+      <w:pPr>
+        <w:numPr>
+          <w:ilvl w:val="0"/>
+          <w:numId w:val="11"/>
+        </w:numPr>
+        <w:spacing w:before="100" w:beforeAutospacing="1" w:after="100" w:afterAutospacing="1" w:line="240" w:lineRule="auto"/>
+        <w:rPr>
+          <w:rFonts w:ascii="Times New Roman" w:eastAsia="Times New Roman" w:hAnsi="Times New Roman" w:cs="Times New Roman"/>
+          <w:sz w:val="24"/>
+          <w:szCs w:val="24"/>
+          <w:lang w:eastAsia="ru-RU"/>
+        </w:rPr>
+      </w:pPr>
+      <w:r>
+        <w:rPr>
+          <w:rFonts w:ascii="Times New Roman" w:eastAsia="Times New Roman" w:hAnsi="Times New Roman" w:cs="Times New Roman"/>
+          <w:sz w:val="24"/>
+          <w:szCs w:val="24"/>
+          <w:lang w:eastAsia="ru-RU"/>
+        </w:rPr>
+        <w:t>Refresh Token Rotation;</w:t>
+      </w:r>
+    </w:p>
+    <w:p>
+      <w:pPr>
+        <w:numPr>
+          <w:ilvl w:val="0"/>
+          <w:numId w:val="11"/>
+        </w:numPr>
+        <w:spacing w:before="100" w:beforeAutospacing="1" w:after="100" w:afterAutospacing="1" w:line="240" w:lineRule="auto"/>
+        <w:rPr>
+          <w:rFonts w:ascii="Times New Roman" w:eastAsia="Times New Roman" w:hAnsi="Times New Roman" w:cs="Times New Roman"/>
+          <w:sz w:val="24"/>
+          <w:szCs w:val="24"/>
+          <w:lang w:eastAsia="ru-RU"/>
+        </w:rPr>
+      </w:pPr>
+      <w:r>
+        <w:rPr>
+          <w:rFonts w:ascii="Times New Roman" w:eastAsia="Times New Roman" w:hAnsi="Times New Roman" w:cs="Times New Roman"/>
+          <w:sz w:val="24"/>
+          <w:szCs w:val="24"/>
+          <w:lang w:eastAsia="ru-RU"/>
+        </w:rPr>
+        <w:t>IDOR Protection.</w:t>
+      </w:r>
+    </w:p>
+    <w:p>
+      <w:pPr>
+        <w:spacing w:after="0" w:line="240" w:lineRule="auto"/>
+        <w:rPr>
+          <w:rFonts w:ascii="Times New Roman" w:eastAsia="Times New Roman" w:hAnsi="Times New Roman" w:cs="Times New Roman"/>
+          <w:sz w:val="24"/>
+          <w:szCs w:val="24"/>
+          <w:lang w:eastAsia="ru-RU"/>
+        </w:rPr>
+      </w:pPr>
+      <w:r>
+        <w:rPr>
+          <w:rFonts w:ascii="Times New Roman" w:eastAsia="Times New Roman" w:hAnsi="Times New Roman" w:cs="Times New Roman"/>
+          <w:sz w:val="24"/>
+          <w:szCs w:val="24"/>
+          <w:lang w:eastAsia="ru-RU"/>
+        </w:rPr>
+        <w:pict w14:anchorId="392584C0">
+          <v:rect id="_x0000_i1071" style="width:0;height:1.5pt" o:hralign="center" o:hrstd="t" o:hr="t" fillcolor="#a0a0a0" stroked="f"/>
+        </w:pict>
+      </w:r>
+    </w:p>
+    <w:p>
+      <w:pPr>
+        <w:spacing w:before="100" w:beforeAutospacing="1" w:after="100" w:afterAutospacing="1" w:line="240" w:lineRule="auto"/>
+        <w:outlineLvl w:val="0"/>
+        <w:rPr>
+          <w:rFonts w:ascii="Times New Roman" w:eastAsia="Times New Roman" w:hAnsi="Times New Roman" w:cs="Times New Roman"/>
+          <w:b/>
+          <w:bCs/>
+          <w:kern w:val="36"/>
+          <w:sz w:val="48"/>
+          <w:szCs w:val="48"/>
+          <w:lang w:eastAsia="ru-RU"/>
+        </w:rPr>
+      </w:pPr>
+      <w:r>
+        <w:rPr>
+          <w:rFonts w:ascii="Times New Roman" w:eastAsia="Times New Roman" w:hAnsi="Times New Roman" w:cs="Times New Roman"/>
+          <w:b/>
+          <w:bCs/>
+          <w:kern w:val="36"/>
+          <w:sz w:val="48"/>
+          <w:szCs w:val="48"/>
+          <w:lang w:eastAsia="ru-RU"/>
+        </w:rPr>
+        <w:t>Secrets Management</w:t>
+      </w:r>
+    </w:p>
+    <w:p>
+      <w:pPr>
+        <w:spacing w:before="100" w:beforeAutospacing="1" w:after="100" w:afterAutospacing="1" w:line="240" w:lineRule="auto"/>
+        <w:rPr>
+          <w:rFonts w:ascii="Times New Roman" w:eastAsia="Times New Roman" w:hAnsi="Times New Roman" w:cs="Times New Roman"/>
+          <w:sz w:val="24"/>
+          <w:szCs w:val="24"/>
+          <w:lang w:eastAsia="ru-RU"/>
+        </w:rPr>
+      </w:pPr>
+      <w:r>
+        <w:rPr>
+          <w:rFonts w:ascii="Times New Roman" w:eastAsia="Times New Roman" w:hAnsi="Times New Roman" w:cs="Times New Roman"/>
+          <w:sz w:val="24"/>
+          <w:szCs w:val="24"/>
+          <w:lang w:eastAsia="ru-RU"/>
+        </w:rPr>
+        <w:t>Не хранить секреты в Git.</w:t>
+      </w:r>
+    </w:p>
+    <w:p>
+      <w:pPr>
+        <w:spacing w:after="0" w:line="240" w:lineRule="auto"/>
+        <w:rPr>
+          <w:rFonts w:ascii="Times New Roman" w:eastAsia="Times New Roman" w:hAnsi="Times New Roman" w:cs="Times New Roman"/>
+          <w:sz w:val="24"/>
+          <w:szCs w:val="24"/>
+          <w:lang w:eastAsia="ru-RU"/>
+        </w:rPr>
+      </w:pPr>
+      <w:r>
+        <w:rPr>
+          <w:rFonts w:ascii="Times New Roman" w:eastAsia="Times New Roman" w:hAnsi="Times New Roman" w:cs="Times New Roman"/>
+          <w:sz w:val="24"/>
+          <w:szCs w:val="24"/>
+          <w:lang w:eastAsia="ru-RU"/>
+        </w:rPr>
+        <w:pict w14:anchorId="6F629383">
+          <v:rect id="_x0000_i1072" style="width:0;height:1.5pt" o:hralign="center" o:hrstd="t" o:hr="t" fillcolor="#a0a0a0" stroked="f"/>
+        </w:pict>
+      </w:r>
+    </w:p>
+    <w:p>
+      <w:pPr>
+        <w:spacing w:before="100" w:beforeAutospacing="1" w:after="100" w:afterAutospacing="1" w:line="240" w:lineRule="auto"/>
+        <w:rPr>
+          <w:rFonts w:ascii="Times New Roman" w:eastAsia="Times New Roman" w:hAnsi="Times New Roman" w:cs="Times New Roman"/>
+          <w:sz w:val="24"/>
+          <w:szCs w:val="24"/>
+          <w:lang w:eastAsia="ru-RU"/>
+        </w:rPr>
+      </w:pPr>
+      <w:r>
+        <w:rPr>
+          <w:rFonts w:ascii="Times New Roman" w:eastAsia="Times New Roman" w:hAnsi="Times New Roman" w:cs="Times New Roman"/>
+          <w:sz w:val="24"/>
+          <w:szCs w:val="24"/>
+          <w:lang w:eastAsia="ru-RU"/>
+        </w:rPr>
+        <w:lastRenderedPageBreak/>
+        <w:t>Использовать:</w:t>
+      </w:r>
     </w:p>
     <w:p>
       <w:pPr>
@@ -5113,94 +6879,34 @@
           <w:lang w:eastAsia="ru-RU"/>
         </w:rPr>
       </w:pPr>
-      <w:proofErr w:type="gramStart"/>
-      <w:r>
-        <w:rPr>
-          <w:rFonts w:ascii="Courier New" w:eastAsia="Times New Roman" w:hAnsi="Courier New" w:cs="Courier New"/>
-          <w:sz w:val="20"/>
-          <w:szCs w:val="20"/>
-          <w:lang w:eastAsia="ru-RU"/>
-        </w:rPr>
-        <w:t>planet.pmtiles</w:t>
-      </w:r>
-      <w:proofErr w:type="gramEnd"/>
-    </w:p>
-    <w:p>
-      <w:pPr>
-        <w:spacing w:after="0" w:line="240" w:lineRule="auto"/>
-        <w:rPr>
-          <w:rFonts w:ascii="Times New Roman" w:eastAsia="Times New Roman" w:hAnsi="Times New Roman" w:cs="Times New Roman"/>
-          <w:sz w:val="24"/>
-          <w:szCs w:val="24"/>
-          <w:lang w:eastAsia="ru-RU"/>
-        </w:rPr>
-      </w:pPr>
-      <w:r>
-        <w:rPr>
-          <w:rFonts w:ascii="Times New Roman" w:eastAsia="Times New Roman" w:hAnsi="Times New Roman" w:cs="Times New Roman"/>
-          <w:sz w:val="24"/>
-          <w:szCs w:val="24"/>
-          <w:lang w:eastAsia="ru-RU"/>
-        </w:rPr>
-        <w:pict w14:anchorId="306D836B">
-          <v:rect id="_x0000_i1061" style="width:0;height:1.5pt" o:hralign="center" o:hrstd="t" o:hr="t" fillcolor="#a0a0a0" stroked="f"/>
-        </w:pict>
-      </w:r>
-    </w:p>
-    <w:p>
-      <w:pPr>
-        <w:spacing w:before="100" w:beforeAutospacing="1" w:after="100" w:afterAutospacing="1" w:line="240" w:lineRule="auto"/>
-        <w:outlineLvl w:val="0"/>
-        <w:rPr>
-          <w:rFonts w:ascii="Times New Roman" w:eastAsia="Times New Roman" w:hAnsi="Times New Roman" w:cs="Times New Roman"/>
-          <w:b/>
-          <w:bCs/>
-          <w:kern w:val="36"/>
-          <w:sz w:val="48"/>
-          <w:szCs w:val="48"/>
-          <w:lang w:val="en-US" w:eastAsia="ru-RU"/>
-        </w:rPr>
-      </w:pPr>
-      <w:r>
-        <w:rPr>
-          <w:rFonts w:ascii="Times New Roman" w:eastAsia="Times New Roman" w:hAnsi="Times New Roman" w:cs="Times New Roman"/>
-          <w:b/>
-          <w:bCs/>
-          <w:kern w:val="36"/>
-          <w:sz w:val="48"/>
-          <w:szCs w:val="48"/>
-          <w:lang w:val="en-US" w:eastAsia="ru-RU"/>
-        </w:rPr>
-        <w:t>CDN Strategy</w:t>
-      </w:r>
-    </w:p>
-    <w:p>
-      <w:pPr>
-        <w:spacing w:before="100" w:beforeAutospacing="1" w:after="100" w:afterAutospacing="1" w:line="240" w:lineRule="auto"/>
-        <w:rPr>
-          <w:rFonts w:ascii="Times New Roman" w:eastAsia="Times New Roman" w:hAnsi="Times New Roman" w:cs="Times New Roman"/>
-          <w:sz w:val="24"/>
-          <w:szCs w:val="24"/>
-          <w:lang w:val="en-US" w:eastAsia="ru-RU"/>
-        </w:rPr>
-      </w:pPr>
-      <w:r>
-        <w:rPr>
-          <w:rFonts w:ascii="Times New Roman" w:eastAsia="Times New Roman" w:hAnsi="Times New Roman" w:cs="Times New Roman"/>
-          <w:sz w:val="24"/>
-          <w:szCs w:val="24"/>
-          <w:lang w:eastAsia="ru-RU"/>
-        </w:rPr>
-        <w:t>Для</w:t>
-      </w:r>
-      <w:r>
-        <w:rPr>
-          <w:rFonts w:ascii="Times New Roman" w:eastAsia="Times New Roman" w:hAnsi="Times New Roman" w:cs="Times New Roman"/>
-          <w:sz w:val="24"/>
-          <w:szCs w:val="24"/>
-          <w:lang w:val="en-US" w:eastAsia="ru-RU"/>
-        </w:rPr>
-        <w:t xml:space="preserve"> MVP:</w:t>
+      <w:r>
+        <w:rPr>
+          <w:rFonts w:ascii="Courier New" w:eastAsia="Times New Roman" w:hAnsi="Courier New" w:cs="Courier New"/>
+          <w:sz w:val="20"/>
+          <w:szCs w:val="20"/>
+          <w:lang w:eastAsia="ru-RU"/>
+        </w:rPr>
+        <w:t>.env</w:t>
+      </w:r>
+    </w:p>
+    <w:p>
+      <w:pPr>
+        <w:spacing w:before="100" w:beforeAutospacing="1" w:after="100" w:afterAutospacing="1" w:line="240" w:lineRule="auto"/>
+        <w:rPr>
+          <w:rFonts w:ascii="Times New Roman" w:eastAsia="Times New Roman" w:hAnsi="Times New Roman" w:cs="Times New Roman"/>
+          <w:sz w:val="24"/>
+          <w:szCs w:val="24"/>
+          <w:lang w:eastAsia="ru-RU"/>
+        </w:rPr>
+      </w:pPr>
+      <w:r>
+        <w:rPr>
+          <w:rFonts w:ascii="Times New Roman" w:eastAsia="Times New Roman" w:hAnsi="Times New Roman" w:cs="Times New Roman"/>
+          <w:sz w:val="24"/>
+          <w:szCs w:val="24"/>
+          <w:lang w:eastAsia="ru-RU"/>
+        </w:rPr>
+        <w:t>или</w:t>
       </w:r>
     </w:p>
     <w:p>
@@ -5228,47 +6934,38 @@
           <w:rFonts w:ascii="Courier New" w:eastAsia="Times New Roman" w:hAnsi="Courier New" w:cs="Courier New"/>
           <w:sz w:val="20"/>
           <w:szCs w:val="20"/>
-          <w:lang w:val="en-US" w:eastAsia="ru-RU"/>
-        </w:rPr>
-      </w:pPr>
-      <w:r>
-        <w:rPr>
-          <w:rFonts w:ascii="Courier New" w:eastAsia="Times New Roman" w:hAnsi="Courier New" w:cs="Courier New"/>
-          <w:sz w:val="20"/>
-          <w:szCs w:val="20"/>
-          <w:lang w:eastAsia="ru-RU"/>
-        </w:rPr>
-        <w:t>без</w:t>
-      </w:r>
-      <w:r>
-        <w:rPr>
-          <w:rFonts w:ascii="Courier New" w:eastAsia="Times New Roman" w:hAnsi="Courier New" w:cs="Courier New"/>
-          <w:sz w:val="20"/>
-          <w:szCs w:val="20"/>
-          <w:lang w:val="en-US" w:eastAsia="ru-RU"/>
-        </w:rPr>
-        <w:t xml:space="preserve"> CDN</w:t>
-      </w:r>
-    </w:p>
-    <w:p>
-      <w:pPr>
-        <w:spacing w:after="0" w:line="240" w:lineRule="auto"/>
-        <w:rPr>
-          <w:rFonts w:ascii="Times New Roman" w:eastAsia="Times New Roman" w:hAnsi="Times New Roman" w:cs="Times New Roman"/>
-          <w:sz w:val="24"/>
-          <w:szCs w:val="24"/>
-          <w:lang w:eastAsia="ru-RU"/>
-        </w:rPr>
-      </w:pPr>
-      <w:r>
-        <w:rPr>
-          <w:rFonts w:ascii="Times New Roman" w:eastAsia="Times New Roman" w:hAnsi="Times New Roman" w:cs="Times New Roman"/>
-          <w:sz w:val="24"/>
-          <w:szCs w:val="24"/>
-          <w:lang w:eastAsia="ru-RU"/>
-        </w:rPr>
-        <w:pict w14:anchorId="745761A8">
-          <v:rect id="_x0000_i1062" style="width:0;height:1.5pt" o:hralign="center" o:hrstd="t" o:hr="t" fillcolor="#a0a0a0" stroked="f"/>
+          <w:lang w:eastAsia="ru-RU"/>
+        </w:rPr>
+      </w:pPr>
+      <w:r>
+        <w:rPr>
+          <w:rFonts w:ascii="Courier New" w:eastAsia="Times New Roman" w:hAnsi="Courier New" w:cs="Courier New"/>
+          <w:sz w:val="20"/>
+          <w:szCs w:val="20"/>
+          <w:lang w:eastAsia="ru-RU"/>
+        </w:rPr>
+        <w:t>Docker Secrets</w:t>
+      </w:r>
+    </w:p>
+    <w:p>
+      <w:pPr>
+        <w:spacing w:after="0" w:line="240" w:lineRule="auto"/>
+        <w:rPr>
+          <w:rFonts w:ascii="Times New Roman" w:eastAsia="Times New Roman" w:hAnsi="Times New Roman" w:cs="Times New Roman"/>
+          <w:sz w:val="24"/>
+          <w:szCs w:val="24"/>
+          <w:lang w:eastAsia="ru-RU"/>
+        </w:rPr>
+      </w:pPr>
+      <w:r>
+        <w:rPr>
+          <w:rFonts w:ascii="Times New Roman" w:eastAsia="Times New Roman" w:hAnsi="Times New Roman" w:cs="Times New Roman"/>
+          <w:sz w:val="24"/>
+          <w:szCs w:val="24"/>
+          <w:lang w:eastAsia="ru-RU"/>
+        </w:rPr>
+        <w:pict w14:anchorId="33C1F9A8">
+          <v:rect id="_x0000_i1073" style="width:0;height:1.5pt" o:hralign="center" o:hrstd="t" o:hr="t" fillcolor="#a0a0a0" stroked="f"/>
         </w:pict>
       </w:r>
     </w:p>
@@ -5289,7 +6986,241 @@
           <w:szCs w:val="24"/>
           <w:lang w:eastAsia="ru-RU"/>
         </w:rPr>
-        <w:t>После появления пользователей:</w:t>
+        <w:t>Секреты:</w:t>
+      </w:r>
+    </w:p>
+    <w:p>
+      <w:pPr>
+        <w:numPr>
+          <w:ilvl w:val="0"/>
+          <w:numId w:val="12"/>
+        </w:numPr>
+        <w:spacing w:before="100" w:beforeAutospacing="1" w:after="100" w:afterAutospacing="1" w:line="240" w:lineRule="auto"/>
+        <w:rPr>
+          <w:rFonts w:ascii="Times New Roman" w:eastAsia="Times New Roman" w:hAnsi="Times New Roman" w:cs="Times New Roman"/>
+          <w:sz w:val="24"/>
+          <w:szCs w:val="24"/>
+          <w:lang w:eastAsia="ru-RU"/>
+        </w:rPr>
+      </w:pPr>
+      <w:r>
+        <w:rPr>
+          <w:rFonts w:ascii="Times New Roman" w:eastAsia="Times New Roman" w:hAnsi="Times New Roman" w:cs="Times New Roman"/>
+          <w:sz w:val="24"/>
+          <w:szCs w:val="24"/>
+          <w:lang w:eastAsia="ru-RU"/>
+        </w:rPr>
+        <w:t>JWT Secret;</w:t>
+      </w:r>
+    </w:p>
+    <w:p>
+      <w:pPr>
+        <w:numPr>
+          <w:ilvl w:val="0"/>
+          <w:numId w:val="12"/>
+        </w:numPr>
+        <w:spacing w:before="100" w:beforeAutospacing="1" w:after="100" w:afterAutospacing="1" w:line="240" w:lineRule="auto"/>
+        <w:rPr>
+          <w:rFonts w:ascii="Times New Roman" w:eastAsia="Times New Roman" w:hAnsi="Times New Roman" w:cs="Times New Roman"/>
+          <w:sz w:val="24"/>
+          <w:szCs w:val="24"/>
+          <w:lang w:eastAsia="ru-RU"/>
+        </w:rPr>
+      </w:pPr>
+      <w:r>
+        <w:rPr>
+          <w:rFonts w:ascii="Times New Roman" w:eastAsia="Times New Roman" w:hAnsi="Times New Roman" w:cs="Times New Roman"/>
+          <w:sz w:val="24"/>
+          <w:szCs w:val="24"/>
+          <w:lang w:eastAsia="ru-RU"/>
+        </w:rPr>
+        <w:t>Google Client ID;</w:t>
+      </w:r>
+    </w:p>
+    <w:p>
+      <w:pPr>
+        <w:numPr>
+          <w:ilvl w:val="0"/>
+          <w:numId w:val="12"/>
+        </w:numPr>
+        <w:spacing w:before="100" w:beforeAutospacing="1" w:after="100" w:afterAutospacing="1" w:line="240" w:lineRule="auto"/>
+        <w:rPr>
+          <w:rFonts w:ascii="Times New Roman" w:eastAsia="Times New Roman" w:hAnsi="Times New Roman" w:cs="Times New Roman"/>
+          <w:sz w:val="24"/>
+          <w:szCs w:val="24"/>
+          <w:lang w:eastAsia="ru-RU"/>
+        </w:rPr>
+      </w:pPr>
+      <w:r>
+        <w:rPr>
+          <w:rFonts w:ascii="Times New Roman" w:eastAsia="Times New Roman" w:hAnsi="Times New Roman" w:cs="Times New Roman"/>
+          <w:sz w:val="24"/>
+          <w:szCs w:val="24"/>
+          <w:lang w:eastAsia="ru-RU"/>
+        </w:rPr>
+        <w:t>PostgreSQL Password;</w:t>
+      </w:r>
+    </w:p>
+    <w:p>
+      <w:pPr>
+        <w:numPr>
+          <w:ilvl w:val="0"/>
+          <w:numId w:val="12"/>
+        </w:numPr>
+        <w:spacing w:before="100" w:beforeAutospacing="1" w:after="100" w:afterAutospacing="1" w:line="240" w:lineRule="auto"/>
+        <w:rPr>
+          <w:rFonts w:ascii="Times New Roman" w:eastAsia="Times New Roman" w:hAnsi="Times New Roman" w:cs="Times New Roman"/>
+          <w:sz w:val="24"/>
+          <w:szCs w:val="24"/>
+          <w:lang w:eastAsia="ru-RU"/>
+        </w:rPr>
+      </w:pPr>
+      <w:r>
+        <w:rPr>
+          <w:rFonts w:ascii="Times New Roman" w:eastAsia="Times New Roman" w:hAnsi="Times New Roman" w:cs="Times New Roman"/>
+          <w:sz w:val="24"/>
+          <w:szCs w:val="24"/>
+          <w:lang w:eastAsia="ru-RU"/>
+        </w:rPr>
+        <w:t>MinIO Access Key;</w:t>
+      </w:r>
+    </w:p>
+    <w:p>
+      <w:pPr>
+        <w:numPr>
+          <w:ilvl w:val="0"/>
+          <w:numId w:val="12"/>
+        </w:numPr>
+        <w:spacing w:before="100" w:beforeAutospacing="1" w:after="100" w:afterAutospacing="1" w:line="240" w:lineRule="auto"/>
+        <w:rPr>
+          <w:rFonts w:ascii="Times New Roman" w:eastAsia="Times New Roman" w:hAnsi="Times New Roman" w:cs="Times New Roman"/>
+          <w:sz w:val="24"/>
+          <w:szCs w:val="24"/>
+          <w:lang w:eastAsia="ru-RU"/>
+        </w:rPr>
+      </w:pPr>
+      <w:r>
+        <w:rPr>
+          <w:rFonts w:ascii="Times New Roman" w:eastAsia="Times New Roman" w:hAnsi="Times New Roman" w:cs="Times New Roman"/>
+          <w:sz w:val="24"/>
+          <w:szCs w:val="24"/>
+          <w:lang w:eastAsia="ru-RU"/>
+        </w:rPr>
+        <w:t>MinIO Secret Key.</w:t>
+      </w:r>
+    </w:p>
+    <w:p>
+      <w:pPr>
+        <w:spacing w:after="0" w:line="240" w:lineRule="auto"/>
+        <w:rPr>
+          <w:rFonts w:ascii="Times New Roman" w:eastAsia="Times New Roman" w:hAnsi="Times New Roman" w:cs="Times New Roman"/>
+          <w:sz w:val="24"/>
+          <w:szCs w:val="24"/>
+          <w:lang w:eastAsia="ru-RU"/>
+        </w:rPr>
+      </w:pPr>
+      <w:r>
+        <w:rPr>
+          <w:rFonts w:ascii="Times New Roman" w:eastAsia="Times New Roman" w:hAnsi="Times New Roman" w:cs="Times New Roman"/>
+          <w:sz w:val="24"/>
+          <w:szCs w:val="24"/>
+          <w:lang w:eastAsia="ru-RU"/>
+        </w:rPr>
+        <w:pict w14:anchorId="33937F9E">
+          <v:rect id="_x0000_i1074" style="width:0;height:1.5pt" o:hralign="center" o:hrstd="t" o:hr="t" fillcolor="#a0a0a0" stroked="f"/>
+        </w:pict>
+      </w:r>
+    </w:p>
+    <w:p>
+      <w:pPr>
+        <w:spacing w:before="100" w:beforeAutospacing="1" w:after="100" w:afterAutospacing="1" w:line="240" w:lineRule="auto"/>
+        <w:outlineLvl w:val="0"/>
+        <w:rPr>
+          <w:rFonts w:ascii="Times New Roman" w:eastAsia="Times New Roman" w:hAnsi="Times New Roman" w:cs="Times New Roman"/>
+          <w:b/>
+          <w:bCs/>
+          <w:kern w:val="36"/>
+          <w:sz w:val="48"/>
+          <w:szCs w:val="48"/>
+          <w:lang w:val="en-US" w:eastAsia="ru-RU"/>
+        </w:rPr>
+      </w:pPr>
+      <w:r>
+        <w:rPr>
+          <w:rFonts w:ascii="Times New Roman" w:eastAsia="Times New Roman" w:hAnsi="Times New Roman" w:cs="Times New Roman"/>
+          <w:b/>
+          <w:bCs/>
+          <w:kern w:val="36"/>
+          <w:sz w:val="48"/>
+          <w:szCs w:val="48"/>
+          <w:lang w:val="en-US" w:eastAsia="ru-RU"/>
+        </w:rPr>
+        <w:t>Environment Separation</w:t>
+      </w:r>
+    </w:p>
+    <w:p>
+      <w:pPr>
+        <w:spacing w:before="100" w:beforeAutospacing="1" w:after="100" w:afterAutospacing="1" w:line="240" w:lineRule="auto"/>
+        <w:rPr>
+          <w:rFonts w:ascii="Times New Roman" w:eastAsia="Times New Roman" w:hAnsi="Times New Roman" w:cs="Times New Roman"/>
+          <w:sz w:val="24"/>
+          <w:szCs w:val="24"/>
+          <w:lang w:val="en-US" w:eastAsia="ru-RU"/>
+        </w:rPr>
+      </w:pPr>
+      <w:r>
+        <w:rPr>
+          <w:rFonts w:ascii="Times New Roman" w:eastAsia="Times New Roman" w:hAnsi="Times New Roman" w:cs="Times New Roman"/>
+          <w:sz w:val="24"/>
+          <w:szCs w:val="24"/>
+          <w:lang w:eastAsia="ru-RU"/>
+        </w:rPr>
+        <w:t>Минимум</w:t>
+      </w:r>
+      <w:r>
+        <w:rPr>
+          <w:rFonts w:ascii="Times New Roman" w:eastAsia="Times New Roman" w:hAnsi="Times New Roman" w:cs="Times New Roman"/>
+          <w:sz w:val="24"/>
+          <w:szCs w:val="24"/>
+          <w:lang w:val="en-US" w:eastAsia="ru-RU"/>
+        </w:rPr>
+        <w:t xml:space="preserve"> </w:t>
+      </w:r>
+      <w:r>
+        <w:rPr>
+          <w:rFonts w:ascii="Times New Roman" w:eastAsia="Times New Roman" w:hAnsi="Times New Roman" w:cs="Times New Roman"/>
+          <w:sz w:val="24"/>
+          <w:szCs w:val="24"/>
+          <w:lang w:eastAsia="ru-RU"/>
+        </w:rPr>
+        <w:t>два</w:t>
+      </w:r>
+      <w:r>
+        <w:rPr>
+          <w:rFonts w:ascii="Times New Roman" w:eastAsia="Times New Roman" w:hAnsi="Times New Roman" w:cs="Times New Roman"/>
+          <w:sz w:val="24"/>
+          <w:szCs w:val="24"/>
+          <w:lang w:val="en-US" w:eastAsia="ru-RU"/>
+        </w:rPr>
+        <w:t xml:space="preserve"> </w:t>
+      </w:r>
+      <w:r>
+        <w:rPr>
+          <w:rFonts w:ascii="Times New Roman" w:eastAsia="Times New Roman" w:hAnsi="Times New Roman" w:cs="Times New Roman"/>
+          <w:sz w:val="24"/>
+          <w:szCs w:val="24"/>
+          <w:lang w:eastAsia="ru-RU"/>
+        </w:rPr>
+        <w:t>окружения</w:t>
+      </w:r>
+      <w:r>
+        <w:rPr>
+          <w:rFonts w:ascii="Times New Roman" w:eastAsia="Times New Roman" w:hAnsi="Times New Roman" w:cs="Times New Roman"/>
+          <w:sz w:val="24"/>
+          <w:szCs w:val="24"/>
+          <w:lang w:val="en-US" w:eastAsia="ru-RU"/>
+        </w:rPr>
+        <w:t>:</w:t>
       </w:r>
     </w:p>
     <w:p>
@@ -5317,86 +7248,17 @@
           <w:rFonts w:ascii="Courier New" w:eastAsia="Times New Roman" w:hAnsi="Courier New" w:cs="Courier New"/>
           <w:sz w:val="20"/>
           <w:szCs w:val="20"/>
-          <w:lang w:eastAsia="ru-RU"/>
-        </w:rPr>
-      </w:pPr>
-      <w:r>
-        <w:rPr>
-          <w:rFonts w:ascii="Courier New" w:eastAsia="Times New Roman" w:hAnsi="Courier New" w:cs="Courier New"/>
-          <w:sz w:val="20"/>
-          <w:szCs w:val="20"/>
-          <w:lang w:eastAsia="ru-RU"/>
-        </w:rPr>
-        <w:t>Cloudflare</w:t>
-      </w:r>
-    </w:p>
-    <w:p>
-      <w:pPr>
-        <w:spacing w:after="0" w:line="240" w:lineRule="auto"/>
-        <w:rPr>
-          <w:rFonts w:ascii="Times New Roman" w:eastAsia="Times New Roman" w:hAnsi="Times New Roman" w:cs="Times New Roman"/>
-          <w:sz w:val="24"/>
-          <w:szCs w:val="24"/>
-          <w:lang w:eastAsia="ru-RU"/>
-        </w:rPr>
-      </w:pPr>
-      <w:r>
-        <w:rPr>
-          <w:rFonts w:ascii="Times New Roman" w:eastAsia="Times New Roman" w:hAnsi="Times New Roman" w:cs="Times New Roman"/>
-          <w:sz w:val="24"/>
-          <w:szCs w:val="24"/>
-          <w:lang w:eastAsia="ru-RU"/>
-        </w:rPr>
-        <w:pict w14:anchorId="574A564D">
-          <v:rect id="_x0000_i1063" style="width:0;height:1.5pt" o:hralign="center" o:hrstd="t" o:hr="t" fillcolor="#a0a0a0" stroked="f"/>
-        </w:pict>
-      </w:r>
-    </w:p>
-    <w:p>
-      <w:pPr>
-        <w:spacing w:before="100" w:beforeAutospacing="1" w:after="100" w:afterAutospacing="1" w:line="240" w:lineRule="auto"/>
-        <w:outlineLvl w:val="0"/>
-        <w:rPr>
-          <w:rFonts w:ascii="Times New Roman" w:eastAsia="Times New Roman" w:hAnsi="Times New Roman" w:cs="Times New Roman"/>
-          <w:b/>
-          <w:bCs/>
-          <w:kern w:val="36"/>
-          <w:sz w:val="48"/>
-          <w:szCs w:val="48"/>
-          <w:lang w:eastAsia="ru-RU"/>
-        </w:rPr>
-      </w:pPr>
-      <w:r>
-        <w:rPr>
-          <w:rFonts w:ascii="Times New Roman" w:eastAsia="Times New Roman" w:hAnsi="Times New Roman" w:cs="Times New Roman"/>
-          <w:b/>
-          <w:bCs/>
-          <w:kern w:val="36"/>
-          <w:sz w:val="48"/>
-          <w:szCs w:val="48"/>
-          <w:lang w:eastAsia="ru-RU"/>
-        </w:rPr>
-        <w:t>Monitoring</w:t>
-      </w:r>
-    </w:p>
-    <w:p>
-      <w:pPr>
-        <w:spacing w:before="100" w:beforeAutospacing="1" w:after="100" w:afterAutospacing="1" w:line="240" w:lineRule="auto"/>
-        <w:rPr>
-          <w:rFonts w:ascii="Times New Roman" w:eastAsia="Times New Roman" w:hAnsi="Times New Roman" w:cs="Times New Roman"/>
-          <w:sz w:val="24"/>
-          <w:szCs w:val="24"/>
-          <w:lang w:eastAsia="ru-RU"/>
-        </w:rPr>
-      </w:pPr>
-      <w:r>
-        <w:rPr>
-          <w:rFonts w:ascii="Times New Roman" w:eastAsia="Times New Roman" w:hAnsi="Times New Roman" w:cs="Times New Roman"/>
-          <w:sz w:val="24"/>
-          <w:szCs w:val="24"/>
-          <w:lang w:eastAsia="ru-RU"/>
-        </w:rPr>
-        <w:t>Использовать:</w:t>
+          <w:lang w:val="en-US" w:eastAsia="ru-RU"/>
+        </w:rPr>
+      </w:pPr>
+      <w:r>
+        <w:rPr>
+          <w:rFonts w:ascii="Courier New" w:eastAsia="Times New Roman" w:hAnsi="Courier New" w:cs="Courier New"/>
+          <w:sz w:val="20"/>
+          <w:szCs w:val="20"/>
+          <w:lang w:val="en-US" w:eastAsia="ru-RU"/>
+        </w:rPr>
+        <w:t>dev</w:t>
       </w:r>
     </w:p>
     <w:p>
@@ -5424,17 +7286,59 @@
           <w:rFonts w:ascii="Courier New" w:eastAsia="Times New Roman" w:hAnsi="Courier New" w:cs="Courier New"/>
           <w:sz w:val="20"/>
           <w:szCs w:val="20"/>
-          <w:lang w:eastAsia="ru-RU"/>
-        </w:rPr>
-      </w:pPr>
-      <w:r>
-        <w:rPr>
-          <w:rFonts w:ascii="Courier New" w:eastAsia="Times New Roman" w:hAnsi="Courier New" w:cs="Courier New"/>
-          <w:sz w:val="20"/>
-          <w:szCs w:val="20"/>
-          <w:lang w:eastAsia="ru-RU"/>
-        </w:rPr>
-        <w:t>Prometheus</w:t>
+          <w:lang w:val="en-US" w:eastAsia="ru-RU"/>
+        </w:rPr>
+      </w:pPr>
+      <w:r>
+        <w:rPr>
+          <w:rFonts w:ascii="Courier New" w:eastAsia="Times New Roman" w:hAnsi="Courier New" w:cs="Courier New"/>
+          <w:sz w:val="20"/>
+          <w:szCs w:val="20"/>
+          <w:lang w:val="en-US" w:eastAsia="ru-RU"/>
+        </w:rPr>
+        <w:t>prod</w:t>
+      </w:r>
+    </w:p>
+    <w:p>
+      <w:pPr>
+        <w:spacing w:after="0" w:line="240" w:lineRule="auto"/>
+        <w:rPr>
+          <w:rFonts w:ascii="Times New Roman" w:eastAsia="Times New Roman" w:hAnsi="Times New Roman" w:cs="Times New Roman"/>
+          <w:sz w:val="24"/>
+          <w:szCs w:val="24"/>
+          <w:lang w:eastAsia="ru-RU"/>
+        </w:rPr>
+      </w:pPr>
+      <w:r>
+        <w:rPr>
+          <w:rFonts w:ascii="Times New Roman" w:eastAsia="Times New Roman" w:hAnsi="Times New Roman" w:cs="Times New Roman"/>
+          <w:sz w:val="24"/>
+          <w:szCs w:val="24"/>
+          <w:lang w:eastAsia="ru-RU"/>
+        </w:rPr>
+        <w:pict w14:anchorId="3C93A538">
+          <v:rect id="_x0000_i1075" style="width:0;height:1.5pt" o:hralign="center" o:hrstd="t" o:hr="t" fillcolor="#a0a0a0" stroked="f"/>
+        </w:pict>
+      </w:r>
+    </w:p>
+    <w:p>
+      <w:pPr>
+        <w:spacing w:before="100" w:beforeAutospacing="1" w:after="100" w:afterAutospacing="1" w:line="240" w:lineRule="auto"/>
+        <w:rPr>
+          <w:rFonts w:ascii="Times New Roman" w:eastAsia="Times New Roman" w:hAnsi="Times New Roman" w:cs="Times New Roman"/>
+          <w:sz w:val="24"/>
+          <w:szCs w:val="24"/>
+          <w:lang w:eastAsia="ru-RU"/>
+        </w:rPr>
+      </w:pPr>
+      <w:r>
+        <w:rPr>
+          <w:rFonts w:ascii="Times New Roman" w:eastAsia="Times New Roman" w:hAnsi="Times New Roman" w:cs="Times New Roman"/>
+          <w:sz w:val="24"/>
+          <w:szCs w:val="24"/>
+          <w:lang w:eastAsia="ru-RU"/>
+        </w:rPr>
+        <w:t>После появления тестировщиков:</w:t>
       </w:r>
     </w:p>
     <w:p>
@@ -5472,239 +7376,7 @@
           <w:szCs w:val="20"/>
           <w:lang w:eastAsia="ru-RU"/>
         </w:rPr>
-        <w:t>Grafana</w:t>
-      </w:r>
-    </w:p>
-    <w:p>
-      <w:pPr>
-        <w:spacing w:after="0" w:line="240" w:lineRule="auto"/>
-        <w:rPr>
-          <w:rFonts w:ascii="Times New Roman" w:eastAsia="Times New Roman" w:hAnsi="Times New Roman" w:cs="Times New Roman"/>
-          <w:sz w:val="24"/>
-          <w:szCs w:val="24"/>
-          <w:lang w:eastAsia="ru-RU"/>
-        </w:rPr>
-      </w:pPr>
-      <w:r>
-        <w:rPr>
-          <w:rFonts w:ascii="Times New Roman" w:eastAsia="Times New Roman" w:hAnsi="Times New Roman" w:cs="Times New Roman"/>
-          <w:sz w:val="24"/>
-          <w:szCs w:val="24"/>
-          <w:lang w:eastAsia="ru-RU"/>
-        </w:rPr>
-        <w:pict w14:anchorId="59DDB3F1">
-          <v:rect id="_x0000_i1064" style="width:0;height:1.5pt" o:hralign="center" o:hrstd="t" o:hr="t" fillcolor="#a0a0a0" stroked="f"/>
-        </w:pict>
-      </w:r>
-    </w:p>
-    <w:p>
-      <w:pPr>
-        <w:spacing w:before="100" w:beforeAutospacing="1" w:after="100" w:afterAutospacing="1" w:line="240" w:lineRule="auto"/>
-        <w:rPr>
-          <w:rFonts w:ascii="Times New Roman" w:eastAsia="Times New Roman" w:hAnsi="Times New Roman" w:cs="Times New Roman"/>
-          <w:sz w:val="24"/>
-          <w:szCs w:val="24"/>
-          <w:lang w:eastAsia="ru-RU"/>
-        </w:rPr>
-      </w:pPr>
-      <w:r>
-        <w:rPr>
-          <w:rFonts w:ascii="Times New Roman" w:eastAsia="Times New Roman" w:hAnsi="Times New Roman" w:cs="Times New Roman"/>
-          <w:sz w:val="24"/>
-          <w:szCs w:val="24"/>
-          <w:lang w:eastAsia="ru-RU"/>
-        </w:rPr>
-        <w:lastRenderedPageBreak/>
-        <w:t>Собирать:</w:t>
-      </w:r>
-    </w:p>
-    <w:p>
-      <w:pPr>
-        <w:numPr>
-          <w:ilvl w:val="0"/>
-          <w:numId w:val="7"/>
-        </w:numPr>
-        <w:spacing w:before="100" w:beforeAutospacing="1" w:after="100" w:afterAutospacing="1" w:line="240" w:lineRule="auto"/>
-        <w:rPr>
-          <w:rFonts w:ascii="Times New Roman" w:eastAsia="Times New Roman" w:hAnsi="Times New Roman" w:cs="Times New Roman"/>
-          <w:sz w:val="24"/>
-          <w:szCs w:val="24"/>
-          <w:lang w:eastAsia="ru-RU"/>
-        </w:rPr>
-      </w:pPr>
-      <w:r>
-        <w:rPr>
-          <w:rFonts w:ascii="Times New Roman" w:eastAsia="Times New Roman" w:hAnsi="Times New Roman" w:cs="Times New Roman"/>
-          <w:sz w:val="24"/>
-          <w:szCs w:val="24"/>
-          <w:lang w:eastAsia="ru-RU"/>
-        </w:rPr>
-        <w:t>CPU;</w:t>
-      </w:r>
-    </w:p>
-    <w:p>
-      <w:pPr>
-        <w:numPr>
-          <w:ilvl w:val="0"/>
-          <w:numId w:val="7"/>
-        </w:numPr>
-        <w:spacing w:before="100" w:beforeAutospacing="1" w:after="100" w:afterAutospacing="1" w:line="240" w:lineRule="auto"/>
-        <w:rPr>
-          <w:rFonts w:ascii="Times New Roman" w:eastAsia="Times New Roman" w:hAnsi="Times New Roman" w:cs="Times New Roman"/>
-          <w:sz w:val="24"/>
-          <w:szCs w:val="24"/>
-          <w:lang w:eastAsia="ru-RU"/>
-        </w:rPr>
-      </w:pPr>
-      <w:r>
-        <w:rPr>
-          <w:rFonts w:ascii="Times New Roman" w:eastAsia="Times New Roman" w:hAnsi="Times New Roman" w:cs="Times New Roman"/>
-          <w:sz w:val="24"/>
-          <w:szCs w:val="24"/>
-          <w:lang w:eastAsia="ru-RU"/>
-        </w:rPr>
-        <w:t>RAM;</w:t>
-      </w:r>
-    </w:p>
-    <w:p>
-      <w:pPr>
-        <w:numPr>
-          <w:ilvl w:val="0"/>
-          <w:numId w:val="7"/>
-        </w:numPr>
-        <w:spacing w:before="100" w:beforeAutospacing="1" w:after="100" w:afterAutospacing="1" w:line="240" w:lineRule="auto"/>
-        <w:rPr>
-          <w:rFonts w:ascii="Times New Roman" w:eastAsia="Times New Roman" w:hAnsi="Times New Roman" w:cs="Times New Roman"/>
-          <w:sz w:val="24"/>
-          <w:szCs w:val="24"/>
-          <w:lang w:eastAsia="ru-RU"/>
-        </w:rPr>
-      </w:pPr>
-      <w:r>
-        <w:rPr>
-          <w:rFonts w:ascii="Times New Roman" w:eastAsia="Times New Roman" w:hAnsi="Times New Roman" w:cs="Times New Roman"/>
-          <w:sz w:val="24"/>
-          <w:szCs w:val="24"/>
-          <w:lang w:eastAsia="ru-RU"/>
-        </w:rPr>
-        <w:t>Disk;</w:t>
-      </w:r>
-    </w:p>
-    <w:p>
-      <w:pPr>
-        <w:numPr>
-          <w:ilvl w:val="0"/>
-          <w:numId w:val="7"/>
-        </w:numPr>
-        <w:spacing w:before="100" w:beforeAutospacing="1" w:after="100" w:afterAutospacing="1" w:line="240" w:lineRule="auto"/>
-        <w:rPr>
-          <w:rFonts w:ascii="Times New Roman" w:eastAsia="Times New Roman" w:hAnsi="Times New Roman" w:cs="Times New Roman"/>
-          <w:sz w:val="24"/>
-          <w:szCs w:val="24"/>
-          <w:lang w:eastAsia="ru-RU"/>
-        </w:rPr>
-      </w:pPr>
-      <w:r>
-        <w:rPr>
-          <w:rFonts w:ascii="Times New Roman" w:eastAsia="Times New Roman" w:hAnsi="Times New Roman" w:cs="Times New Roman"/>
-          <w:sz w:val="24"/>
-          <w:szCs w:val="24"/>
-          <w:lang w:eastAsia="ru-RU"/>
-        </w:rPr>
-        <w:t>API latency;</w:t>
-      </w:r>
-    </w:p>
-    <w:p>
-      <w:pPr>
-        <w:numPr>
-          <w:ilvl w:val="0"/>
-          <w:numId w:val="7"/>
-        </w:numPr>
-        <w:spacing w:before="100" w:beforeAutospacing="1" w:after="100" w:afterAutospacing="1" w:line="240" w:lineRule="auto"/>
-        <w:rPr>
-          <w:rFonts w:ascii="Times New Roman" w:eastAsia="Times New Roman" w:hAnsi="Times New Roman" w:cs="Times New Roman"/>
-          <w:sz w:val="24"/>
-          <w:szCs w:val="24"/>
-          <w:lang w:eastAsia="ru-RU"/>
-        </w:rPr>
-      </w:pPr>
-      <w:r>
-        <w:rPr>
-          <w:rFonts w:ascii="Times New Roman" w:eastAsia="Times New Roman" w:hAnsi="Times New Roman" w:cs="Times New Roman"/>
-          <w:sz w:val="24"/>
-          <w:szCs w:val="24"/>
-          <w:lang w:eastAsia="ru-RU"/>
-        </w:rPr>
-        <w:t>API error rate.</w:t>
-      </w:r>
-    </w:p>
-    <w:p>
-      <w:pPr>
-        <w:spacing w:after="0" w:line="240" w:lineRule="auto"/>
-        <w:rPr>
-          <w:rFonts w:ascii="Times New Roman" w:eastAsia="Times New Roman" w:hAnsi="Times New Roman" w:cs="Times New Roman"/>
-          <w:sz w:val="24"/>
-          <w:szCs w:val="24"/>
-          <w:lang w:eastAsia="ru-RU"/>
-        </w:rPr>
-      </w:pPr>
-      <w:r>
-        <w:rPr>
-          <w:rFonts w:ascii="Times New Roman" w:eastAsia="Times New Roman" w:hAnsi="Times New Roman" w:cs="Times New Roman"/>
-          <w:sz w:val="24"/>
-          <w:szCs w:val="24"/>
-          <w:lang w:eastAsia="ru-RU"/>
-        </w:rPr>
-        <w:pict w14:anchorId="294D1AF0">
-          <v:rect id="_x0000_i1065" style="width:0;height:1.5pt" o:hralign="center" o:hrstd="t" o:hr="t" fillcolor="#a0a0a0" stroked="f"/>
-        </w:pict>
-      </w:r>
-    </w:p>
-    <w:p>
-      <w:pPr>
-        <w:spacing w:before="100" w:beforeAutospacing="1" w:after="100" w:afterAutospacing="1" w:line="240" w:lineRule="auto"/>
-        <w:outlineLvl w:val="0"/>
-        <w:rPr>
-          <w:rFonts w:ascii="Times New Roman" w:eastAsia="Times New Roman" w:hAnsi="Times New Roman" w:cs="Times New Roman"/>
-          <w:b/>
-          <w:bCs/>
-          <w:kern w:val="36"/>
-          <w:sz w:val="48"/>
-          <w:szCs w:val="48"/>
-          <w:lang w:eastAsia="ru-RU"/>
-        </w:rPr>
-      </w:pPr>
-      <w:r>
-        <w:rPr>
-          <w:rFonts w:ascii="Times New Roman" w:eastAsia="Times New Roman" w:hAnsi="Times New Roman" w:cs="Times New Roman"/>
-          <w:b/>
-          <w:bCs/>
-          <w:kern w:val="36"/>
-          <w:sz w:val="48"/>
-          <w:szCs w:val="48"/>
-          <w:lang w:eastAsia="ru-RU"/>
-        </w:rPr>
-        <w:t>Application Logging</w:t>
-      </w:r>
-    </w:p>
-    <w:p>
-      <w:pPr>
-        <w:spacing w:before="100" w:beforeAutospacing="1" w:after="100" w:afterAutospacing="1" w:line="240" w:lineRule="auto"/>
-        <w:rPr>
-          <w:rFonts w:ascii="Times New Roman" w:eastAsia="Times New Roman" w:hAnsi="Times New Roman" w:cs="Times New Roman"/>
-          <w:sz w:val="24"/>
-          <w:szCs w:val="24"/>
-          <w:lang w:eastAsia="ru-RU"/>
-        </w:rPr>
-      </w:pPr>
-      <w:r>
-        <w:rPr>
-          <w:rFonts w:ascii="Times New Roman" w:eastAsia="Times New Roman" w:hAnsi="Times New Roman" w:cs="Times New Roman"/>
-          <w:sz w:val="24"/>
-          <w:szCs w:val="24"/>
-          <w:lang w:eastAsia="ru-RU"/>
-        </w:rPr>
-        <w:t>Использовать:</w:t>
+        <w:t>dev</w:t>
       </w:r>
     </w:p>
     <w:p>
@@ -5742,7 +7414,7 @@
           <w:szCs w:val="20"/>
           <w:lang w:eastAsia="ru-RU"/>
         </w:rPr>
-        <w:t>SLF4J</w:t>
+        <w:t>stage</w:t>
       </w:r>
     </w:p>
     <w:p>
@@ -5780,352 +7452,28 @@
           <w:szCs w:val="20"/>
           <w:lang w:eastAsia="ru-RU"/>
         </w:rPr>
-        <w:t>Logback</w:t>
-      </w:r>
-    </w:p>
-    <w:p>
-      <w:pPr>
-        <w:spacing w:after="0" w:line="240" w:lineRule="auto"/>
-        <w:rPr>
-          <w:rFonts w:ascii="Times New Roman" w:eastAsia="Times New Roman" w:hAnsi="Times New Roman" w:cs="Times New Roman"/>
-          <w:sz w:val="24"/>
-          <w:szCs w:val="24"/>
-          <w:lang w:eastAsia="ru-RU"/>
-        </w:rPr>
-      </w:pPr>
-      <w:r>
-        <w:rPr>
-          <w:rFonts w:ascii="Times New Roman" w:eastAsia="Times New Roman" w:hAnsi="Times New Roman" w:cs="Times New Roman"/>
-          <w:sz w:val="24"/>
-          <w:szCs w:val="24"/>
-          <w:lang w:eastAsia="ru-RU"/>
-        </w:rPr>
-        <w:pict w14:anchorId="0E0F42BB">
-          <v:rect id="_x0000_i1066" style="width:0;height:1.5pt" o:hralign="center" o:hrstd="t" o:hr="t" fillcolor="#a0a0a0" stroked="f"/>
-        </w:pict>
-      </w:r>
-    </w:p>
-    <w:p>
-      <w:pPr>
-        <w:spacing w:before="100" w:beforeAutospacing="1" w:after="100" w:afterAutospacing="1" w:line="240" w:lineRule="auto"/>
-        <w:rPr>
-          <w:rFonts w:ascii="Times New Roman" w:eastAsia="Times New Roman" w:hAnsi="Times New Roman" w:cs="Times New Roman"/>
-          <w:sz w:val="24"/>
-          <w:szCs w:val="24"/>
-          <w:lang w:eastAsia="ru-RU"/>
-        </w:rPr>
-      </w:pPr>
-      <w:r>
-        <w:rPr>
-          <w:rFonts w:ascii="Times New Roman" w:eastAsia="Times New Roman" w:hAnsi="Times New Roman" w:cs="Times New Roman"/>
-          <w:sz w:val="24"/>
-          <w:szCs w:val="24"/>
-          <w:lang w:eastAsia="ru-RU"/>
-        </w:rPr>
-        <w:t>Логировать:</w:t>
-      </w:r>
-    </w:p>
-    <w:p>
-      <w:pPr>
-        <w:numPr>
-          <w:ilvl w:val="0"/>
-          <w:numId w:val="8"/>
-        </w:numPr>
-        <w:spacing w:before="100" w:beforeAutospacing="1" w:after="100" w:afterAutospacing="1" w:line="240" w:lineRule="auto"/>
-        <w:rPr>
-          <w:rFonts w:ascii="Times New Roman" w:eastAsia="Times New Roman" w:hAnsi="Times New Roman" w:cs="Times New Roman"/>
-          <w:sz w:val="24"/>
-          <w:szCs w:val="24"/>
-          <w:lang w:eastAsia="ru-RU"/>
-        </w:rPr>
-      </w:pPr>
-      <w:r>
-        <w:rPr>
-          <w:rFonts w:ascii="Times New Roman" w:eastAsia="Times New Roman" w:hAnsi="Times New Roman" w:cs="Times New Roman"/>
-          <w:sz w:val="24"/>
-          <w:szCs w:val="24"/>
-          <w:lang w:eastAsia="ru-RU"/>
-        </w:rPr>
-        <w:t>логины;</w:t>
-      </w:r>
-    </w:p>
-    <w:p>
-      <w:pPr>
-        <w:numPr>
-          <w:ilvl w:val="0"/>
-          <w:numId w:val="8"/>
-        </w:numPr>
-        <w:spacing w:before="100" w:beforeAutospacing="1" w:after="100" w:afterAutospacing="1" w:line="240" w:lineRule="auto"/>
-        <w:rPr>
-          <w:rFonts w:ascii="Times New Roman" w:eastAsia="Times New Roman" w:hAnsi="Times New Roman" w:cs="Times New Roman"/>
-          <w:sz w:val="24"/>
-          <w:szCs w:val="24"/>
-          <w:lang w:eastAsia="ru-RU"/>
-        </w:rPr>
-      </w:pPr>
-      <w:r>
-        <w:rPr>
-          <w:rFonts w:ascii="Times New Roman" w:eastAsia="Times New Roman" w:hAnsi="Times New Roman" w:cs="Times New Roman"/>
-          <w:sz w:val="24"/>
-          <w:szCs w:val="24"/>
-          <w:lang w:eastAsia="ru-RU"/>
-        </w:rPr>
-        <w:t>создание историй;</w:t>
-      </w:r>
-    </w:p>
-    <w:p>
-      <w:pPr>
-        <w:numPr>
-          <w:ilvl w:val="0"/>
-          <w:numId w:val="8"/>
-        </w:numPr>
-        <w:spacing w:before="100" w:beforeAutospacing="1" w:after="100" w:afterAutospacing="1" w:line="240" w:lineRule="auto"/>
-        <w:rPr>
-          <w:rFonts w:ascii="Times New Roman" w:eastAsia="Times New Roman" w:hAnsi="Times New Roman" w:cs="Times New Roman"/>
-          <w:sz w:val="24"/>
-          <w:szCs w:val="24"/>
-          <w:lang w:eastAsia="ru-RU"/>
-        </w:rPr>
-      </w:pPr>
-      <w:r>
-        <w:rPr>
-          <w:rFonts w:ascii="Times New Roman" w:eastAsia="Times New Roman" w:hAnsi="Times New Roman" w:cs="Times New Roman"/>
-          <w:sz w:val="24"/>
-          <w:szCs w:val="24"/>
-          <w:lang w:eastAsia="ru-RU"/>
-        </w:rPr>
-        <w:t>создание воспоминаний;</w:t>
-      </w:r>
-    </w:p>
-    <w:p>
-      <w:pPr>
-        <w:numPr>
-          <w:ilvl w:val="0"/>
-          <w:numId w:val="8"/>
-        </w:numPr>
-        <w:spacing w:before="100" w:beforeAutospacing="1" w:after="100" w:afterAutospacing="1" w:line="240" w:lineRule="auto"/>
-        <w:rPr>
-          <w:rFonts w:ascii="Times New Roman" w:eastAsia="Times New Roman" w:hAnsi="Times New Roman" w:cs="Times New Roman"/>
-          <w:sz w:val="24"/>
-          <w:szCs w:val="24"/>
-          <w:lang w:eastAsia="ru-RU"/>
-        </w:rPr>
-      </w:pPr>
-      <w:r>
-        <w:rPr>
-          <w:rFonts w:ascii="Times New Roman" w:eastAsia="Times New Roman" w:hAnsi="Times New Roman" w:cs="Times New Roman"/>
-          <w:sz w:val="24"/>
-          <w:szCs w:val="24"/>
-          <w:lang w:eastAsia="ru-RU"/>
-        </w:rPr>
-        <w:t>создание приглашений;</w:t>
-      </w:r>
-    </w:p>
-    <w:p>
-      <w:pPr>
-        <w:numPr>
-          <w:ilvl w:val="0"/>
-          <w:numId w:val="8"/>
-        </w:numPr>
-        <w:spacing w:before="100" w:beforeAutospacing="1" w:after="100" w:afterAutospacing="1" w:line="240" w:lineRule="auto"/>
-        <w:rPr>
-          <w:rFonts w:ascii="Times New Roman" w:eastAsia="Times New Roman" w:hAnsi="Times New Roman" w:cs="Times New Roman"/>
-          <w:sz w:val="24"/>
-          <w:szCs w:val="24"/>
-          <w:lang w:eastAsia="ru-RU"/>
-        </w:rPr>
-      </w:pPr>
-      <w:r>
-        <w:rPr>
-          <w:rFonts w:ascii="Times New Roman" w:eastAsia="Times New Roman" w:hAnsi="Times New Roman" w:cs="Times New Roman"/>
-          <w:sz w:val="24"/>
-          <w:szCs w:val="24"/>
-          <w:lang w:eastAsia="ru-RU"/>
-        </w:rPr>
-        <w:t>загрузку файлов;</w:t>
-      </w:r>
-    </w:p>
-    <w:p>
-      <w:pPr>
-        <w:numPr>
-          <w:ilvl w:val="0"/>
-          <w:numId w:val="8"/>
-        </w:numPr>
-        <w:spacing w:before="100" w:beforeAutospacing="1" w:after="100" w:afterAutospacing="1" w:line="240" w:lineRule="auto"/>
-        <w:rPr>
-          <w:rFonts w:ascii="Times New Roman" w:eastAsia="Times New Roman" w:hAnsi="Times New Roman" w:cs="Times New Roman"/>
-          <w:sz w:val="24"/>
-          <w:szCs w:val="24"/>
-          <w:lang w:eastAsia="ru-RU"/>
-        </w:rPr>
-      </w:pPr>
-      <w:r>
-        <w:rPr>
-          <w:rFonts w:ascii="Times New Roman" w:eastAsia="Times New Roman" w:hAnsi="Times New Roman" w:cs="Times New Roman"/>
-          <w:sz w:val="24"/>
-          <w:szCs w:val="24"/>
-          <w:lang w:eastAsia="ru-RU"/>
-        </w:rPr>
-        <w:t>ошибки доступа.</w:t>
-      </w:r>
-    </w:p>
-    <w:p>
-      <w:pPr>
-        <w:spacing w:after="0" w:line="240" w:lineRule="auto"/>
-        <w:rPr>
-          <w:rFonts w:ascii="Times New Roman" w:eastAsia="Times New Roman" w:hAnsi="Times New Roman" w:cs="Times New Roman"/>
-          <w:sz w:val="24"/>
-          <w:szCs w:val="24"/>
-          <w:lang w:eastAsia="ru-RU"/>
-        </w:rPr>
-      </w:pPr>
-      <w:r>
-        <w:rPr>
-          <w:rFonts w:ascii="Times New Roman" w:eastAsia="Times New Roman" w:hAnsi="Times New Roman" w:cs="Times New Roman"/>
-          <w:sz w:val="24"/>
-          <w:szCs w:val="24"/>
-          <w:lang w:eastAsia="ru-RU"/>
-        </w:rPr>
-        <w:pict w14:anchorId="7A7FB5BB">
-          <v:rect id="_x0000_i1067" style="width:0;height:1.5pt" o:hralign="center" o:hrstd="t" o:hr="t" fillcolor="#a0a0a0" stroked="f"/>
-        </w:pict>
-      </w:r>
-    </w:p>
-    <w:p>
-      <w:pPr>
-        <w:spacing w:before="100" w:beforeAutospacing="1" w:after="100" w:afterAutospacing="1" w:line="240" w:lineRule="auto"/>
-        <w:rPr>
-          <w:rFonts w:ascii="Times New Roman" w:eastAsia="Times New Roman" w:hAnsi="Times New Roman" w:cs="Times New Roman"/>
-          <w:sz w:val="24"/>
-          <w:szCs w:val="24"/>
-          <w:lang w:eastAsia="ru-RU"/>
-        </w:rPr>
-      </w:pPr>
-      <w:r>
-        <w:rPr>
-          <w:rFonts w:ascii="Times New Roman" w:eastAsia="Times New Roman" w:hAnsi="Times New Roman" w:cs="Times New Roman"/>
-          <w:sz w:val="24"/>
-          <w:szCs w:val="24"/>
-          <w:lang w:eastAsia="ru-RU"/>
-        </w:rPr>
-        <w:t>Не логировать:</w:t>
-      </w:r>
-    </w:p>
-    <w:p>
-      <w:pPr>
-        <w:numPr>
-          <w:ilvl w:val="0"/>
-          <w:numId w:val="9"/>
-        </w:numPr>
-        <w:spacing w:before="100" w:beforeAutospacing="1" w:after="100" w:afterAutospacing="1" w:line="240" w:lineRule="auto"/>
-        <w:rPr>
-          <w:rFonts w:ascii="Times New Roman" w:eastAsia="Times New Roman" w:hAnsi="Times New Roman" w:cs="Times New Roman"/>
-          <w:sz w:val="24"/>
-          <w:szCs w:val="24"/>
-          <w:lang w:eastAsia="ru-RU"/>
-        </w:rPr>
-      </w:pPr>
-      <w:r>
-        <w:rPr>
-          <w:rFonts w:ascii="Times New Roman" w:eastAsia="Times New Roman" w:hAnsi="Times New Roman" w:cs="Times New Roman"/>
-          <w:sz w:val="24"/>
-          <w:szCs w:val="24"/>
-          <w:lang w:eastAsia="ru-RU"/>
-        </w:rPr>
-        <w:t>JWT;</w:t>
-      </w:r>
-    </w:p>
-    <w:p>
-      <w:pPr>
-        <w:numPr>
-          <w:ilvl w:val="0"/>
-          <w:numId w:val="9"/>
-        </w:numPr>
-        <w:spacing w:before="100" w:beforeAutospacing="1" w:after="100" w:afterAutospacing="1" w:line="240" w:lineRule="auto"/>
-        <w:rPr>
-          <w:rFonts w:ascii="Times New Roman" w:eastAsia="Times New Roman" w:hAnsi="Times New Roman" w:cs="Times New Roman"/>
-          <w:sz w:val="24"/>
-          <w:szCs w:val="24"/>
-          <w:lang w:eastAsia="ru-RU"/>
-        </w:rPr>
-      </w:pPr>
-      <w:r>
-        <w:rPr>
-          <w:rFonts w:ascii="Times New Roman" w:eastAsia="Times New Roman" w:hAnsi="Times New Roman" w:cs="Times New Roman"/>
-          <w:sz w:val="24"/>
-          <w:szCs w:val="24"/>
-          <w:lang w:eastAsia="ru-RU"/>
-        </w:rPr>
-        <w:t>Refresh Token;</w:t>
-      </w:r>
-    </w:p>
-    <w:p>
-      <w:pPr>
-        <w:numPr>
-          <w:ilvl w:val="0"/>
-          <w:numId w:val="9"/>
-        </w:numPr>
-        <w:spacing w:before="100" w:beforeAutospacing="1" w:after="100" w:afterAutospacing="1" w:line="240" w:lineRule="auto"/>
-        <w:rPr>
-          <w:rFonts w:ascii="Times New Roman" w:eastAsia="Times New Roman" w:hAnsi="Times New Roman" w:cs="Times New Roman"/>
-          <w:sz w:val="24"/>
-          <w:szCs w:val="24"/>
-          <w:lang w:eastAsia="ru-RU"/>
-        </w:rPr>
-      </w:pPr>
-      <w:r>
-        <w:rPr>
-          <w:rFonts w:ascii="Times New Roman" w:eastAsia="Times New Roman" w:hAnsi="Times New Roman" w:cs="Times New Roman"/>
-          <w:sz w:val="24"/>
-          <w:szCs w:val="24"/>
-          <w:lang w:eastAsia="ru-RU"/>
-        </w:rPr>
-        <w:t>Invite Token;</w:t>
-      </w:r>
-    </w:p>
-    <w:p>
-      <w:pPr>
-        <w:numPr>
-          <w:ilvl w:val="0"/>
-          <w:numId w:val="9"/>
-        </w:numPr>
-        <w:spacing w:before="100" w:beforeAutospacing="1" w:after="100" w:afterAutospacing="1" w:line="240" w:lineRule="auto"/>
-        <w:rPr>
-          <w:rFonts w:ascii="Times New Roman" w:eastAsia="Times New Roman" w:hAnsi="Times New Roman" w:cs="Times New Roman"/>
-          <w:sz w:val="24"/>
-          <w:szCs w:val="24"/>
-          <w:lang w:eastAsia="ru-RU"/>
-        </w:rPr>
-      </w:pPr>
-      <w:r>
-        <w:rPr>
-          <w:rFonts w:ascii="Times New Roman" w:eastAsia="Times New Roman" w:hAnsi="Times New Roman" w:cs="Times New Roman"/>
-          <w:sz w:val="24"/>
-          <w:szCs w:val="24"/>
-          <w:lang w:eastAsia="ru-RU"/>
-        </w:rPr>
-        <w:t>Google ID Token.</w:t>
-      </w:r>
-    </w:p>
-    <w:p>
-      <w:pPr>
-        <w:spacing w:after="0" w:line="240" w:lineRule="auto"/>
-        <w:rPr>
-          <w:rFonts w:ascii="Times New Roman" w:eastAsia="Times New Roman" w:hAnsi="Times New Roman" w:cs="Times New Roman"/>
-          <w:sz w:val="24"/>
-          <w:szCs w:val="24"/>
-          <w:lang w:eastAsia="ru-RU"/>
-        </w:rPr>
-      </w:pPr>
-      <w:r>
-        <w:rPr>
-          <w:rFonts w:ascii="Times New Roman" w:eastAsia="Times New Roman" w:hAnsi="Times New Roman" w:cs="Times New Roman"/>
-          <w:sz w:val="24"/>
-          <w:szCs w:val="24"/>
-          <w:lang w:eastAsia="ru-RU"/>
-        </w:rPr>
-        <w:pict w14:anchorId="106BB0CF">
-          <v:rect id="_x0000_i1068" style="width:0;height:1.5pt" o:hralign="center" o:hrstd="t" o:hr="t" fillcolor="#a0a0a0" stroked="f"/>
+        <w:t>prod</w:t>
+      </w:r>
+    </w:p>
+    <w:p>
+      <w:pPr>
+        <w:spacing w:after="0" w:line="240" w:lineRule="auto"/>
+        <w:rPr>
+          <w:rFonts w:ascii="Times New Roman" w:eastAsia="Times New Roman" w:hAnsi="Times New Roman" w:cs="Times New Roman"/>
+          <w:sz w:val="24"/>
+          <w:szCs w:val="24"/>
+          <w:lang w:eastAsia="ru-RU"/>
+        </w:rPr>
+      </w:pPr>
+      <w:r>
+        <w:rPr>
+          <w:rFonts w:ascii="Times New Roman" w:eastAsia="Times New Roman" w:hAnsi="Times New Roman" w:cs="Times New Roman"/>
+          <w:sz w:val="24"/>
+          <w:szCs w:val="24"/>
+          <w:lang w:eastAsia="ru-RU"/>
+        </w:rPr>
+        <w:pict w14:anchorId="07362080">
+          <v:rect id="_x0000_i1076" style="width:0;height:1.5pt" o:hralign="center" o:hrstd="t" o:hr="t" fillcolor="#a0a0a0" stroked="f"/>
         </w:pict>
       </w:r>
     </w:p>
@@ -6153,34 +7501,34 @@
           <w:szCs w:val="48"/>
           <w:lang w:eastAsia="ru-RU"/>
         </w:rPr>
-        <w:t>Alerting</w:t>
-      </w:r>
-    </w:p>
-    <w:p>
-      <w:pPr>
-        <w:spacing w:before="100" w:beforeAutospacing="1" w:after="100" w:afterAutospacing="1" w:line="240" w:lineRule="auto"/>
-        <w:rPr>
-          <w:rFonts w:ascii="Times New Roman" w:eastAsia="Times New Roman" w:hAnsi="Times New Roman" w:cs="Times New Roman"/>
-          <w:sz w:val="24"/>
-          <w:szCs w:val="24"/>
-          <w:lang w:eastAsia="ru-RU"/>
-        </w:rPr>
-      </w:pPr>
-      <w:r>
-        <w:rPr>
-          <w:rFonts w:ascii="Times New Roman" w:eastAsia="Times New Roman" w:hAnsi="Times New Roman" w:cs="Times New Roman"/>
-          <w:sz w:val="24"/>
-          <w:szCs w:val="24"/>
-          <w:lang w:eastAsia="ru-RU"/>
-        </w:rPr>
-        <w:t>Минимальный набор:</w:t>
+        <w:t>Disaster Recovery</w:t>
+      </w:r>
+    </w:p>
+    <w:p>
+      <w:pPr>
+        <w:spacing w:before="100" w:beforeAutospacing="1" w:after="100" w:afterAutospacing="1" w:line="240" w:lineRule="auto"/>
+        <w:rPr>
+          <w:rFonts w:ascii="Times New Roman" w:eastAsia="Times New Roman" w:hAnsi="Times New Roman" w:cs="Times New Roman"/>
+          <w:sz w:val="24"/>
+          <w:szCs w:val="24"/>
+          <w:lang w:eastAsia="ru-RU"/>
+        </w:rPr>
+      </w:pPr>
+      <w:r>
+        <w:rPr>
+          <w:rFonts w:ascii="Times New Roman" w:eastAsia="Times New Roman" w:hAnsi="Times New Roman" w:cs="Times New Roman"/>
+          <w:sz w:val="24"/>
+          <w:szCs w:val="24"/>
+          <w:lang w:eastAsia="ru-RU"/>
+        </w:rPr>
+        <w:t>Сценарий восстановления:</w:t>
       </w:r>
     </w:p>
     <w:p>
       <w:pPr>
         <w:numPr>
           <w:ilvl w:val="0"/>
-          <w:numId w:val="10"/>
+          <w:numId w:val="13"/>
         </w:numPr>
         <w:spacing w:before="100" w:beforeAutospacing="1" w:after="100" w:afterAutospacing="1" w:line="240" w:lineRule="auto"/>
         <w:rPr>
@@ -6197,14 +7545,14 @@
           <w:szCs w:val="24"/>
           <w:lang w:eastAsia="ru-RU"/>
         </w:rPr>
-        <w:t>VPS недоступен;</w:t>
+        <w:t>Поднять новый VPS.</w:t>
       </w:r>
     </w:p>
     <w:p>
       <w:pPr>
         <w:numPr>
           <w:ilvl w:val="0"/>
-          <w:numId w:val="10"/>
+          <w:numId w:val="13"/>
         </w:numPr>
         <w:spacing w:before="100" w:beforeAutospacing="1" w:after="100" w:afterAutospacing="1" w:line="240" w:lineRule="auto"/>
         <w:rPr>
@@ -6221,14 +7569,14 @@
           <w:szCs w:val="24"/>
           <w:lang w:eastAsia="ru-RU"/>
         </w:rPr>
-        <w:t>PostgreSQL недоступен;</w:t>
+        <w:t>Запустить Docker Compose.</w:t>
       </w:r>
     </w:p>
     <w:p>
       <w:pPr>
         <w:numPr>
           <w:ilvl w:val="0"/>
-          <w:numId w:val="10"/>
+          <w:numId w:val="13"/>
         </w:numPr>
         <w:spacing w:before="100" w:beforeAutospacing="1" w:after="100" w:afterAutospacing="1" w:line="240" w:lineRule="auto"/>
         <w:rPr>
@@ -6245,14 +7593,14 @@
           <w:szCs w:val="24"/>
           <w:lang w:eastAsia="ru-RU"/>
         </w:rPr>
-        <w:t>MinIO недоступен;</w:t>
+        <w:t>Восстановить PostgreSQL Backup.</w:t>
       </w:r>
     </w:p>
     <w:p>
       <w:pPr>
         <w:numPr>
           <w:ilvl w:val="0"/>
-          <w:numId w:val="10"/>
+          <w:numId w:val="13"/>
         </w:numPr>
         <w:spacing w:before="100" w:beforeAutospacing="1" w:after="100" w:afterAutospacing="1" w:line="240" w:lineRule="auto"/>
         <w:rPr>
@@ -6269,28 +7617,76 @@
           <w:szCs w:val="24"/>
           <w:lang w:eastAsia="ru-RU"/>
         </w:rPr>
-        <w:t>Backend недоступен.</w:t>
-      </w:r>
-    </w:p>
-    <w:p>
-      <w:pPr>
-        <w:spacing w:after="0" w:line="240" w:lineRule="auto"/>
-        <w:rPr>
-          <w:rFonts w:ascii="Times New Roman" w:eastAsia="Times New Roman" w:hAnsi="Times New Roman" w:cs="Times New Roman"/>
-          <w:sz w:val="24"/>
-          <w:szCs w:val="24"/>
-          <w:lang w:eastAsia="ru-RU"/>
-        </w:rPr>
-      </w:pPr>
-      <w:r>
-        <w:rPr>
-          <w:rFonts w:ascii="Times New Roman" w:eastAsia="Times New Roman" w:hAnsi="Times New Roman" w:cs="Times New Roman"/>
-          <w:sz w:val="24"/>
-          <w:szCs w:val="24"/>
-          <w:lang w:eastAsia="ru-RU"/>
-        </w:rPr>
-        <w:pict w14:anchorId="0E6AC201">
-          <v:rect id="_x0000_i1069" style="width:0;height:1.5pt" o:hralign="center" o:hrstd="t" o:hr="t" fillcolor="#a0a0a0" stroked="f"/>
+        <w:t>Восстановить MinIO Backup.</w:t>
+      </w:r>
+    </w:p>
+    <w:p>
+      <w:pPr>
+        <w:numPr>
+          <w:ilvl w:val="0"/>
+          <w:numId w:val="13"/>
+        </w:numPr>
+        <w:spacing w:before="100" w:beforeAutospacing="1" w:after="100" w:afterAutospacing="1" w:line="240" w:lineRule="auto"/>
+        <w:rPr>
+          <w:rFonts w:ascii="Times New Roman" w:eastAsia="Times New Roman" w:hAnsi="Times New Roman" w:cs="Times New Roman"/>
+          <w:sz w:val="24"/>
+          <w:szCs w:val="24"/>
+          <w:lang w:eastAsia="ru-RU"/>
+        </w:rPr>
+      </w:pPr>
+      <w:r>
+        <w:rPr>
+          <w:rFonts w:ascii="Times New Roman" w:eastAsia="Times New Roman" w:hAnsi="Times New Roman" w:cs="Times New Roman"/>
+          <w:sz w:val="24"/>
+          <w:szCs w:val="24"/>
+          <w:lang w:eastAsia="ru-RU"/>
+        </w:rPr>
+        <w:t>Проверить API.</w:t>
+      </w:r>
+    </w:p>
+    <w:p>
+      <w:pPr>
+        <w:numPr>
+          <w:ilvl w:val="0"/>
+          <w:numId w:val="13"/>
+        </w:numPr>
+        <w:spacing w:before="100" w:beforeAutospacing="1" w:after="100" w:afterAutospacing="1" w:line="240" w:lineRule="auto"/>
+        <w:rPr>
+          <w:rFonts w:ascii="Times New Roman" w:eastAsia="Times New Roman" w:hAnsi="Times New Roman" w:cs="Times New Roman"/>
+          <w:sz w:val="24"/>
+          <w:szCs w:val="24"/>
+          <w:lang w:eastAsia="ru-RU"/>
+        </w:rPr>
+      </w:pPr>
+      <w:r>
+        <w:rPr>
+          <w:rFonts w:ascii="Times New Roman" w:eastAsia="Times New Roman" w:hAnsi="Times New Roman" w:cs="Times New Roman"/>
+          <w:sz w:val="24"/>
+          <w:szCs w:val="24"/>
+          <w:lang w:eastAsia="ru-RU"/>
+        </w:rPr>
+        <w:t>Проверить Flutter приложение.</w:t>
+      </w:r>
+    </w:p>
+    <w:p>
+      <w:pPr>
+        <w:spacing w:after="0" w:line="240" w:lineRule="auto"/>
+        <w:rPr>
+          <w:rFonts w:ascii="Times New Roman" w:eastAsia="Times New Roman" w:hAnsi="Times New Roman" w:cs="Times New Roman"/>
+          <w:sz w:val="24"/>
+          <w:szCs w:val="24"/>
+          <w:lang w:eastAsia="ru-RU"/>
+        </w:rPr>
+      </w:pPr>
+      <w:r>
+        <w:rPr>
+          <w:rFonts w:ascii="Times New Roman" w:eastAsia="Times New Roman" w:hAnsi="Times New Roman" w:cs="Times New Roman"/>
+          <w:sz w:val="24"/>
+          <w:szCs w:val="24"/>
+          <w:lang w:eastAsia="ru-RU"/>
+        </w:rPr>
+        <w:pict w14:anchorId="42898918">
+          <v:rect id="_x0000_i1077" style="width:0;height:1.5pt" o:hralign="center" o:hrstd="t" o:hr="t" fillcolor="#a0a0a0" stroked="f"/>
         </w:pict>
       </w:r>
     </w:p>
@@ -6311,7 +7707,7 @@
           <w:szCs w:val="24"/>
           <w:lang w:eastAsia="ru-RU"/>
         </w:rPr>
-        <w:t>Уведомления:</w:t>
+        <w:t>Целевое время восстановления:</w:t>
       </w:r>
     </w:p>
     <w:p>
@@ -6349,29 +7745,28 @@
           <w:szCs w:val="20"/>
           <w:lang w:eastAsia="ru-RU"/>
         </w:rPr>
-        <w:lastRenderedPageBreak/>
-        <w:t>Telegram</w:t>
-      </w:r>
-    </w:p>
-    <w:p>
-      <w:pPr>
-        <w:spacing w:after="0" w:line="240" w:lineRule="auto"/>
-        <w:rPr>
-          <w:rFonts w:ascii="Times New Roman" w:eastAsia="Times New Roman" w:hAnsi="Times New Roman" w:cs="Times New Roman"/>
-          <w:sz w:val="24"/>
-          <w:szCs w:val="24"/>
-          <w:lang w:eastAsia="ru-RU"/>
-        </w:rPr>
-      </w:pPr>
-      <w:r>
-        <w:rPr>
-          <w:rFonts w:ascii="Times New Roman" w:eastAsia="Times New Roman" w:hAnsi="Times New Roman" w:cs="Times New Roman"/>
-          <w:sz w:val="24"/>
-          <w:szCs w:val="24"/>
-          <w:lang w:eastAsia="ru-RU"/>
-        </w:rPr>
-        <w:pict w14:anchorId="30A15ACF">
-          <v:rect id="_x0000_i1070" style="width:0;height:1.5pt" o:hralign="center" o:hrstd="t" o:hr="t" fillcolor="#a0a0a0" stroked="f"/>
+        <w:t>&lt; 1 час</w:t>
+      </w:r>
+    </w:p>
+    <w:p>
+      <w:pPr>
+        <w:spacing w:after="0" w:line="240" w:lineRule="auto"/>
+        <w:rPr>
+          <w:rFonts w:ascii="Times New Roman" w:eastAsia="Times New Roman" w:hAnsi="Times New Roman" w:cs="Times New Roman"/>
+          <w:sz w:val="24"/>
+          <w:szCs w:val="24"/>
+          <w:lang w:eastAsia="ru-RU"/>
+        </w:rPr>
+      </w:pPr>
+      <w:r>
+        <w:rPr>
+          <w:rFonts w:ascii="Times New Roman" w:eastAsia="Times New Roman" w:hAnsi="Times New Roman" w:cs="Times New Roman"/>
+          <w:sz w:val="24"/>
+          <w:szCs w:val="24"/>
+          <w:lang w:eastAsia="ru-RU"/>
+        </w:rPr>
+        <w:pict w14:anchorId="315D3935">
+          <v:rect id="_x0000_i1078" style="width:0;height:1.5pt" o:hralign="center" o:hrstd="t" o:hr="t" fillcolor="#a0a0a0" stroked="f"/>
         </w:pict>
       </w:r>
     </w:p>
@@ -6386,7 +7781,7 @@
           <w:kern w:val="36"/>
           <w:sz w:val="48"/>
           <w:szCs w:val="48"/>
-          <w:lang w:eastAsia="ru-RU"/>
+          <w:lang w:val="en-US" w:eastAsia="ru-RU"/>
         </w:rPr>
       </w:pPr>
       <w:r>
@@ -6397,308 +7792,39 @@
           <w:kern w:val="36"/>
           <w:sz w:val="48"/>
           <w:szCs w:val="48"/>
-          <w:lang w:eastAsia="ru-RU"/>
-        </w:rPr>
-        <w:t>Security Baseline</w:t>
-      </w:r>
-    </w:p>
-    <w:p>
-      <w:pPr>
-        <w:spacing w:before="100" w:beforeAutospacing="1" w:after="100" w:afterAutospacing="1" w:line="240" w:lineRule="auto"/>
-        <w:rPr>
-          <w:rFonts w:ascii="Times New Roman" w:eastAsia="Times New Roman" w:hAnsi="Times New Roman" w:cs="Times New Roman"/>
-          <w:sz w:val="24"/>
-          <w:szCs w:val="24"/>
-          <w:lang w:eastAsia="ru-RU"/>
-        </w:rPr>
-      </w:pPr>
-      <w:r>
-        <w:rPr>
-          <w:rFonts w:ascii="Times New Roman" w:eastAsia="Times New Roman" w:hAnsi="Times New Roman" w:cs="Times New Roman"/>
-          <w:sz w:val="24"/>
-          <w:szCs w:val="24"/>
-          <w:lang w:eastAsia="ru-RU"/>
-        </w:rPr>
-        <w:t>Production окружение обязано использовать:</w:t>
-      </w:r>
-    </w:p>
-    <w:p>
-      <w:pPr>
-        <w:numPr>
-          <w:ilvl w:val="0"/>
-          <w:numId w:val="11"/>
-        </w:numPr>
-        <w:spacing w:before="100" w:beforeAutospacing="1" w:after="100" w:afterAutospacing="1" w:line="240" w:lineRule="auto"/>
-        <w:rPr>
-          <w:rFonts w:ascii="Times New Roman" w:eastAsia="Times New Roman" w:hAnsi="Times New Roman" w:cs="Times New Roman"/>
-          <w:sz w:val="24"/>
-          <w:szCs w:val="24"/>
-          <w:lang w:eastAsia="ru-RU"/>
-        </w:rPr>
-      </w:pPr>
-      <w:r>
-        <w:rPr>
-          <w:rFonts w:ascii="Times New Roman" w:eastAsia="Times New Roman" w:hAnsi="Times New Roman" w:cs="Times New Roman"/>
-          <w:sz w:val="24"/>
-          <w:szCs w:val="24"/>
-          <w:lang w:eastAsia="ru-RU"/>
-        </w:rPr>
-        <w:t>HTTPS;</w:t>
-      </w:r>
-    </w:p>
-    <w:p>
-      <w:pPr>
-        <w:numPr>
-          <w:ilvl w:val="0"/>
-          <w:numId w:val="11"/>
-        </w:numPr>
-        <w:spacing w:before="100" w:beforeAutospacing="1" w:after="100" w:afterAutospacing="1" w:line="240" w:lineRule="auto"/>
-        <w:rPr>
-          <w:rFonts w:ascii="Times New Roman" w:eastAsia="Times New Roman" w:hAnsi="Times New Roman" w:cs="Times New Roman"/>
-          <w:sz w:val="24"/>
-          <w:szCs w:val="24"/>
-          <w:lang w:eastAsia="ru-RU"/>
-        </w:rPr>
-      </w:pPr>
-      <w:r>
-        <w:rPr>
-          <w:rFonts w:ascii="Times New Roman" w:eastAsia="Times New Roman" w:hAnsi="Times New Roman" w:cs="Times New Roman"/>
-          <w:sz w:val="24"/>
-          <w:szCs w:val="24"/>
-          <w:lang w:eastAsia="ru-RU"/>
-        </w:rPr>
-        <w:t>Security Headers;</w:t>
-      </w:r>
-    </w:p>
-    <w:p>
-      <w:pPr>
-        <w:numPr>
-          <w:ilvl w:val="0"/>
-          <w:numId w:val="11"/>
-        </w:numPr>
-        <w:spacing w:before="100" w:beforeAutospacing="1" w:after="100" w:afterAutospacing="1" w:line="240" w:lineRule="auto"/>
-        <w:rPr>
-          <w:rFonts w:ascii="Times New Roman" w:eastAsia="Times New Roman" w:hAnsi="Times New Roman" w:cs="Times New Roman"/>
-          <w:sz w:val="24"/>
-          <w:szCs w:val="24"/>
-          <w:lang w:eastAsia="ru-RU"/>
-        </w:rPr>
-      </w:pPr>
-      <w:r>
-        <w:rPr>
-          <w:rFonts w:ascii="Times New Roman" w:eastAsia="Times New Roman" w:hAnsi="Times New Roman" w:cs="Times New Roman"/>
-          <w:sz w:val="24"/>
-          <w:szCs w:val="24"/>
-          <w:lang w:eastAsia="ru-RU"/>
-        </w:rPr>
-        <w:t>Rate Limiting;</w:t>
-      </w:r>
-    </w:p>
-    <w:p>
-      <w:pPr>
-        <w:numPr>
-          <w:ilvl w:val="0"/>
-          <w:numId w:val="11"/>
-        </w:numPr>
-        <w:spacing w:before="100" w:beforeAutospacing="1" w:after="100" w:afterAutospacing="1" w:line="240" w:lineRule="auto"/>
-        <w:rPr>
-          <w:rFonts w:ascii="Times New Roman" w:eastAsia="Times New Roman" w:hAnsi="Times New Roman" w:cs="Times New Roman"/>
-          <w:sz w:val="24"/>
-          <w:szCs w:val="24"/>
-          <w:lang w:eastAsia="ru-RU"/>
-        </w:rPr>
-      </w:pPr>
-      <w:r>
-        <w:rPr>
-          <w:rFonts w:ascii="Times New Roman" w:eastAsia="Times New Roman" w:hAnsi="Times New Roman" w:cs="Times New Roman"/>
-          <w:sz w:val="24"/>
-          <w:szCs w:val="24"/>
-          <w:lang w:eastAsia="ru-RU"/>
-        </w:rPr>
-        <w:t>Private Buckets;</w:t>
-      </w:r>
-    </w:p>
-    <w:p>
-      <w:pPr>
-        <w:numPr>
-          <w:ilvl w:val="0"/>
-          <w:numId w:val="11"/>
-        </w:numPr>
-        <w:spacing w:before="100" w:beforeAutospacing="1" w:after="100" w:afterAutospacing="1" w:line="240" w:lineRule="auto"/>
-        <w:rPr>
-          <w:rFonts w:ascii="Times New Roman" w:eastAsia="Times New Roman" w:hAnsi="Times New Roman" w:cs="Times New Roman"/>
-          <w:sz w:val="24"/>
-          <w:szCs w:val="24"/>
-          <w:lang w:eastAsia="ru-RU"/>
-        </w:rPr>
-      </w:pPr>
-      <w:r>
-        <w:rPr>
-          <w:rFonts w:ascii="Times New Roman" w:eastAsia="Times New Roman" w:hAnsi="Times New Roman" w:cs="Times New Roman"/>
-          <w:sz w:val="24"/>
-          <w:szCs w:val="24"/>
-          <w:lang w:eastAsia="ru-RU"/>
-        </w:rPr>
-        <w:t>JWT Validation;</w:t>
-      </w:r>
-    </w:p>
-    <w:p>
-      <w:pPr>
-        <w:numPr>
-          <w:ilvl w:val="0"/>
-          <w:numId w:val="11"/>
-        </w:numPr>
-        <w:spacing w:before="100" w:beforeAutospacing="1" w:after="100" w:afterAutospacing="1" w:line="240" w:lineRule="auto"/>
-        <w:rPr>
-          <w:rFonts w:ascii="Times New Roman" w:eastAsia="Times New Roman" w:hAnsi="Times New Roman" w:cs="Times New Roman"/>
-          <w:sz w:val="24"/>
-          <w:szCs w:val="24"/>
-          <w:lang w:eastAsia="ru-RU"/>
-        </w:rPr>
-      </w:pPr>
-      <w:r>
-        <w:rPr>
-          <w:rFonts w:ascii="Times New Roman" w:eastAsia="Times New Roman" w:hAnsi="Times New Roman" w:cs="Times New Roman"/>
-          <w:sz w:val="24"/>
-          <w:szCs w:val="24"/>
-          <w:lang w:eastAsia="ru-RU"/>
-        </w:rPr>
-        <w:t>Refresh Token Rotation;</w:t>
-      </w:r>
-    </w:p>
-    <w:p>
-      <w:pPr>
-        <w:numPr>
-          <w:ilvl w:val="0"/>
-          <w:numId w:val="11"/>
-        </w:numPr>
-        <w:spacing w:before="100" w:beforeAutospacing="1" w:after="100" w:afterAutospacing="1" w:line="240" w:lineRule="auto"/>
-        <w:rPr>
-          <w:rFonts w:ascii="Times New Roman" w:eastAsia="Times New Roman" w:hAnsi="Times New Roman" w:cs="Times New Roman"/>
-          <w:sz w:val="24"/>
-          <w:szCs w:val="24"/>
-          <w:lang w:eastAsia="ru-RU"/>
-        </w:rPr>
-      </w:pPr>
-      <w:r>
-        <w:rPr>
-          <w:rFonts w:ascii="Times New Roman" w:eastAsia="Times New Roman" w:hAnsi="Times New Roman" w:cs="Times New Roman"/>
-          <w:sz w:val="24"/>
-          <w:szCs w:val="24"/>
-          <w:lang w:eastAsia="ru-RU"/>
-        </w:rPr>
-        <w:t>IDOR Protection.</w:t>
-      </w:r>
-    </w:p>
-    <w:p>
-      <w:pPr>
-        <w:spacing w:after="0" w:line="240" w:lineRule="auto"/>
-        <w:rPr>
-          <w:rFonts w:ascii="Times New Roman" w:eastAsia="Times New Roman" w:hAnsi="Times New Roman" w:cs="Times New Roman"/>
-          <w:sz w:val="24"/>
-          <w:szCs w:val="24"/>
-          <w:lang w:eastAsia="ru-RU"/>
-        </w:rPr>
-      </w:pPr>
-      <w:r>
-        <w:rPr>
-          <w:rFonts w:ascii="Times New Roman" w:eastAsia="Times New Roman" w:hAnsi="Times New Roman" w:cs="Times New Roman"/>
-          <w:sz w:val="24"/>
-          <w:szCs w:val="24"/>
-          <w:lang w:eastAsia="ru-RU"/>
-        </w:rPr>
-        <w:pict w14:anchorId="392584C0">
-          <v:rect id="_x0000_i1071" style="width:0;height:1.5pt" o:hralign="center" o:hrstd="t" o:hr="t" fillcolor="#a0a0a0" stroked="f"/>
-        </w:pict>
-      </w:r>
-    </w:p>
-    <w:p>
-      <w:pPr>
-        <w:spacing w:before="100" w:beforeAutospacing="1" w:after="100" w:afterAutospacing="1" w:line="240" w:lineRule="auto"/>
-        <w:outlineLvl w:val="0"/>
-        <w:rPr>
-          <w:rFonts w:ascii="Times New Roman" w:eastAsia="Times New Roman" w:hAnsi="Times New Roman" w:cs="Times New Roman"/>
-          <w:b/>
-          <w:bCs/>
-          <w:kern w:val="36"/>
-          <w:sz w:val="48"/>
-          <w:szCs w:val="48"/>
-          <w:lang w:eastAsia="ru-RU"/>
-        </w:rPr>
-      </w:pPr>
-      <w:r>
-        <w:rPr>
-          <w:rFonts w:ascii="Times New Roman" w:eastAsia="Times New Roman" w:hAnsi="Times New Roman" w:cs="Times New Roman"/>
-          <w:b/>
-          <w:bCs/>
-          <w:kern w:val="36"/>
-          <w:sz w:val="48"/>
-          <w:szCs w:val="48"/>
-          <w:lang w:eastAsia="ru-RU"/>
-        </w:rPr>
-        <w:t>Secrets Management</w:t>
-      </w:r>
-    </w:p>
-    <w:p>
-      <w:pPr>
-        <w:spacing w:before="100" w:beforeAutospacing="1" w:after="100" w:afterAutospacing="1" w:line="240" w:lineRule="auto"/>
-        <w:rPr>
-          <w:rFonts w:ascii="Times New Roman" w:eastAsia="Times New Roman" w:hAnsi="Times New Roman" w:cs="Times New Roman"/>
-          <w:sz w:val="24"/>
-          <w:szCs w:val="24"/>
-          <w:lang w:eastAsia="ru-RU"/>
-        </w:rPr>
-      </w:pPr>
-      <w:r>
-        <w:rPr>
-          <w:rFonts w:ascii="Times New Roman" w:eastAsia="Times New Roman" w:hAnsi="Times New Roman" w:cs="Times New Roman"/>
-          <w:sz w:val="24"/>
-          <w:szCs w:val="24"/>
-          <w:lang w:eastAsia="ru-RU"/>
-        </w:rPr>
-        <w:t>Не хранить секреты в Git.</w:t>
-      </w:r>
-    </w:p>
-    <w:p>
-      <w:pPr>
-        <w:spacing w:after="0" w:line="240" w:lineRule="auto"/>
-        <w:rPr>
-          <w:rFonts w:ascii="Times New Roman" w:eastAsia="Times New Roman" w:hAnsi="Times New Roman" w:cs="Times New Roman"/>
-          <w:sz w:val="24"/>
-          <w:szCs w:val="24"/>
-          <w:lang w:eastAsia="ru-RU"/>
-        </w:rPr>
-      </w:pPr>
-      <w:r>
-        <w:rPr>
-          <w:rFonts w:ascii="Times New Roman" w:eastAsia="Times New Roman" w:hAnsi="Times New Roman" w:cs="Times New Roman"/>
-          <w:sz w:val="24"/>
-          <w:szCs w:val="24"/>
-          <w:lang w:eastAsia="ru-RU"/>
-        </w:rPr>
-        <w:pict w14:anchorId="6F629383">
-          <v:rect id="_x0000_i1072" style="width:0;height:1.5pt" o:hralign="center" o:hrstd="t" o:hr="t" fillcolor="#a0a0a0" stroked="f"/>
-        </w:pict>
-      </w:r>
-    </w:p>
-    <w:p>
-      <w:pPr>
-        <w:spacing w:before="100" w:beforeAutospacing="1" w:after="100" w:afterAutospacing="1" w:line="240" w:lineRule="auto"/>
-        <w:rPr>
-          <w:rFonts w:ascii="Times New Roman" w:eastAsia="Times New Roman" w:hAnsi="Times New Roman" w:cs="Times New Roman"/>
-          <w:sz w:val="24"/>
-          <w:szCs w:val="24"/>
-          <w:lang w:eastAsia="ru-RU"/>
-        </w:rPr>
-      </w:pPr>
-      <w:r>
-        <w:rPr>
-          <w:rFonts w:ascii="Times New Roman" w:eastAsia="Times New Roman" w:hAnsi="Times New Roman" w:cs="Times New Roman"/>
-          <w:sz w:val="24"/>
-          <w:szCs w:val="24"/>
-          <w:lang w:eastAsia="ru-RU"/>
-        </w:rPr>
-        <w:t>Использовать:</w:t>
+          <w:lang w:val="en-US" w:eastAsia="ru-RU"/>
+        </w:rPr>
+        <w:lastRenderedPageBreak/>
+        <w:t>MVP Monthly Cost Estimate</w:t>
+      </w:r>
+    </w:p>
+    <w:p>
+      <w:pPr>
+        <w:spacing w:before="100" w:beforeAutospacing="1" w:after="100" w:afterAutospacing="1" w:line="240" w:lineRule="auto"/>
+        <w:rPr>
+          <w:rFonts w:ascii="Times New Roman" w:eastAsia="Times New Roman" w:hAnsi="Times New Roman" w:cs="Times New Roman"/>
+          <w:sz w:val="24"/>
+          <w:szCs w:val="24"/>
+          <w:lang w:val="en-US" w:eastAsia="ru-RU"/>
+        </w:rPr>
+      </w:pPr>
+      <w:r>
+        <w:rPr>
+          <w:rFonts w:ascii="Times New Roman" w:eastAsia="Times New Roman" w:hAnsi="Times New Roman" w:cs="Times New Roman"/>
+          <w:sz w:val="24"/>
+          <w:szCs w:val="24"/>
+          <w:lang w:eastAsia="ru-RU"/>
+        </w:rPr>
+        <w:t>Пример</w:t>
+      </w:r>
+      <w:r>
+        <w:rPr>
+          <w:rFonts w:ascii="Times New Roman" w:eastAsia="Times New Roman" w:hAnsi="Times New Roman" w:cs="Times New Roman"/>
+          <w:sz w:val="24"/>
+          <w:szCs w:val="24"/>
+          <w:lang w:val="en-US" w:eastAsia="ru-RU"/>
+        </w:rPr>
+        <w:t>:</w:t>
       </w:r>
     </w:p>
     <w:p>
@@ -6726,39 +7852,17 @@
           <w:rFonts w:ascii="Courier New" w:eastAsia="Times New Roman" w:hAnsi="Courier New" w:cs="Courier New"/>
           <w:sz w:val="20"/>
           <w:szCs w:val="20"/>
-          <w:lang w:eastAsia="ru-RU"/>
-        </w:rPr>
-      </w:pPr>
-      <w:proofErr w:type="gramStart"/>
-      <w:r>
-        <w:rPr>
-          <w:rFonts w:ascii="Courier New" w:eastAsia="Times New Roman" w:hAnsi="Courier New" w:cs="Courier New"/>
-          <w:sz w:val="20"/>
-          <w:szCs w:val="20"/>
-          <w:lang w:eastAsia="ru-RU"/>
-        </w:rPr>
-        <w:t>.env</w:t>
-      </w:r>
-      <w:proofErr w:type="gramEnd"/>
-    </w:p>
-    <w:p>
-      <w:pPr>
-        <w:spacing w:before="100" w:beforeAutospacing="1" w:after="100" w:afterAutospacing="1" w:line="240" w:lineRule="auto"/>
-        <w:rPr>
-          <w:rFonts w:ascii="Times New Roman" w:eastAsia="Times New Roman" w:hAnsi="Times New Roman" w:cs="Times New Roman"/>
-          <w:sz w:val="24"/>
-          <w:szCs w:val="24"/>
-          <w:lang w:eastAsia="ru-RU"/>
-        </w:rPr>
-      </w:pPr>
-      <w:r>
-        <w:rPr>
-          <w:rFonts w:ascii="Times New Roman" w:eastAsia="Times New Roman" w:hAnsi="Times New Roman" w:cs="Times New Roman"/>
-          <w:sz w:val="24"/>
-          <w:szCs w:val="24"/>
-          <w:lang w:eastAsia="ru-RU"/>
-        </w:rPr>
-        <w:t>или</w:t>
+          <w:lang w:val="en-US" w:eastAsia="ru-RU"/>
+        </w:rPr>
+      </w:pPr>
+      <w:r>
+        <w:rPr>
+          <w:rFonts w:ascii="Courier New" w:eastAsia="Times New Roman" w:hAnsi="Courier New" w:cs="Courier New"/>
+          <w:sz w:val="20"/>
+          <w:szCs w:val="20"/>
+          <w:lang w:val="en-US" w:eastAsia="ru-RU"/>
+        </w:rPr>
+        <w:t>Hetzner VPS       10–20 €</w:t>
       </w:r>
     </w:p>
     <w:p>
@@ -6786,293 +7890,17 @@
           <w:rFonts w:ascii="Courier New" w:eastAsia="Times New Roman" w:hAnsi="Courier New" w:cs="Courier New"/>
           <w:sz w:val="20"/>
           <w:szCs w:val="20"/>
-          <w:lang w:eastAsia="ru-RU"/>
-        </w:rPr>
-      </w:pPr>
-      <w:r>
-        <w:rPr>
-          <w:rFonts w:ascii="Courier New" w:eastAsia="Times New Roman" w:hAnsi="Courier New" w:cs="Courier New"/>
-          <w:sz w:val="20"/>
-          <w:szCs w:val="20"/>
-          <w:lang w:eastAsia="ru-RU"/>
-        </w:rPr>
-        <w:t>Docker Secrets</w:t>
-      </w:r>
-    </w:p>
-    <w:p>
-      <w:pPr>
-        <w:spacing w:after="0" w:line="240" w:lineRule="auto"/>
-        <w:rPr>
-          <w:rFonts w:ascii="Times New Roman" w:eastAsia="Times New Roman" w:hAnsi="Times New Roman" w:cs="Times New Roman"/>
-          <w:sz w:val="24"/>
-          <w:szCs w:val="24"/>
-          <w:lang w:eastAsia="ru-RU"/>
-        </w:rPr>
-      </w:pPr>
-      <w:r>
-        <w:rPr>
-          <w:rFonts w:ascii="Times New Roman" w:eastAsia="Times New Roman" w:hAnsi="Times New Roman" w:cs="Times New Roman"/>
-          <w:sz w:val="24"/>
-          <w:szCs w:val="24"/>
-          <w:lang w:eastAsia="ru-RU"/>
-        </w:rPr>
-        <w:pict w14:anchorId="33C1F9A8">
-          <v:rect id="_x0000_i1073" style="width:0;height:1.5pt" o:hralign="center" o:hrstd="t" o:hr="t" fillcolor="#a0a0a0" stroked="f"/>
-        </w:pict>
-      </w:r>
-    </w:p>
-    <w:p>
-      <w:pPr>
-        <w:spacing w:before="100" w:beforeAutospacing="1" w:after="100" w:afterAutospacing="1" w:line="240" w:lineRule="auto"/>
-        <w:rPr>
-          <w:rFonts w:ascii="Times New Roman" w:eastAsia="Times New Roman" w:hAnsi="Times New Roman" w:cs="Times New Roman"/>
-          <w:sz w:val="24"/>
-          <w:szCs w:val="24"/>
-          <w:lang w:eastAsia="ru-RU"/>
-        </w:rPr>
-      </w:pPr>
-      <w:r>
-        <w:rPr>
-          <w:rFonts w:ascii="Times New Roman" w:eastAsia="Times New Roman" w:hAnsi="Times New Roman" w:cs="Times New Roman"/>
-          <w:sz w:val="24"/>
-          <w:szCs w:val="24"/>
-          <w:lang w:eastAsia="ru-RU"/>
-        </w:rPr>
-        <w:t>Секреты:</w:t>
-      </w:r>
-    </w:p>
-    <w:p>
-      <w:pPr>
-        <w:numPr>
-          <w:ilvl w:val="0"/>
-          <w:numId w:val="12"/>
-        </w:numPr>
-        <w:spacing w:before="100" w:beforeAutospacing="1" w:after="100" w:afterAutospacing="1" w:line="240" w:lineRule="auto"/>
-        <w:rPr>
-          <w:rFonts w:ascii="Times New Roman" w:eastAsia="Times New Roman" w:hAnsi="Times New Roman" w:cs="Times New Roman"/>
-          <w:sz w:val="24"/>
-          <w:szCs w:val="24"/>
-          <w:lang w:eastAsia="ru-RU"/>
-        </w:rPr>
-      </w:pPr>
-      <w:r>
-        <w:rPr>
-          <w:rFonts w:ascii="Times New Roman" w:eastAsia="Times New Roman" w:hAnsi="Times New Roman" w:cs="Times New Roman"/>
-          <w:sz w:val="24"/>
-          <w:szCs w:val="24"/>
-          <w:lang w:eastAsia="ru-RU"/>
-        </w:rPr>
-        <w:t>JWT Secret;</w:t>
-      </w:r>
-    </w:p>
-    <w:p>
-      <w:pPr>
-        <w:numPr>
-          <w:ilvl w:val="0"/>
-          <w:numId w:val="12"/>
-        </w:numPr>
-        <w:spacing w:before="100" w:beforeAutospacing="1" w:after="100" w:afterAutospacing="1" w:line="240" w:lineRule="auto"/>
-        <w:rPr>
-          <w:rFonts w:ascii="Times New Roman" w:eastAsia="Times New Roman" w:hAnsi="Times New Roman" w:cs="Times New Roman"/>
-          <w:sz w:val="24"/>
-          <w:szCs w:val="24"/>
-          <w:lang w:eastAsia="ru-RU"/>
-        </w:rPr>
-      </w:pPr>
-      <w:r>
-        <w:rPr>
-          <w:rFonts w:ascii="Times New Roman" w:eastAsia="Times New Roman" w:hAnsi="Times New Roman" w:cs="Times New Roman"/>
-          <w:sz w:val="24"/>
-          <w:szCs w:val="24"/>
-          <w:lang w:eastAsia="ru-RU"/>
-        </w:rPr>
-        <w:t>Google Client ID;</w:t>
-      </w:r>
-    </w:p>
-    <w:p>
-      <w:pPr>
-        <w:numPr>
-          <w:ilvl w:val="0"/>
-          <w:numId w:val="12"/>
-        </w:numPr>
-        <w:spacing w:before="100" w:beforeAutospacing="1" w:after="100" w:afterAutospacing="1" w:line="240" w:lineRule="auto"/>
-        <w:rPr>
-          <w:rFonts w:ascii="Times New Roman" w:eastAsia="Times New Roman" w:hAnsi="Times New Roman" w:cs="Times New Roman"/>
-          <w:sz w:val="24"/>
-          <w:szCs w:val="24"/>
-          <w:lang w:eastAsia="ru-RU"/>
-        </w:rPr>
-      </w:pPr>
-      <w:r>
-        <w:rPr>
-          <w:rFonts w:ascii="Times New Roman" w:eastAsia="Times New Roman" w:hAnsi="Times New Roman" w:cs="Times New Roman"/>
-          <w:sz w:val="24"/>
-          <w:szCs w:val="24"/>
-          <w:lang w:eastAsia="ru-RU"/>
-        </w:rPr>
-        <w:t>PostgreSQL Password;</w:t>
-      </w:r>
-    </w:p>
-    <w:p>
-      <w:pPr>
-        <w:numPr>
-          <w:ilvl w:val="0"/>
-          <w:numId w:val="12"/>
-        </w:numPr>
-        <w:spacing w:before="100" w:beforeAutospacing="1" w:after="100" w:afterAutospacing="1" w:line="240" w:lineRule="auto"/>
-        <w:rPr>
-          <w:rFonts w:ascii="Times New Roman" w:eastAsia="Times New Roman" w:hAnsi="Times New Roman" w:cs="Times New Roman"/>
-          <w:sz w:val="24"/>
-          <w:szCs w:val="24"/>
-          <w:lang w:eastAsia="ru-RU"/>
-        </w:rPr>
-      </w:pPr>
-      <w:r>
-        <w:rPr>
-          <w:rFonts w:ascii="Times New Roman" w:eastAsia="Times New Roman" w:hAnsi="Times New Roman" w:cs="Times New Roman"/>
-          <w:sz w:val="24"/>
-          <w:szCs w:val="24"/>
-          <w:lang w:eastAsia="ru-RU"/>
-        </w:rPr>
-        <w:t>MinIO Access Key;</w:t>
-      </w:r>
-    </w:p>
-    <w:p>
-      <w:pPr>
-        <w:numPr>
-          <w:ilvl w:val="0"/>
-          <w:numId w:val="12"/>
-        </w:numPr>
-        <w:spacing w:before="100" w:beforeAutospacing="1" w:after="100" w:afterAutospacing="1" w:line="240" w:lineRule="auto"/>
-        <w:rPr>
-          <w:rFonts w:ascii="Times New Roman" w:eastAsia="Times New Roman" w:hAnsi="Times New Roman" w:cs="Times New Roman"/>
-          <w:sz w:val="24"/>
-          <w:szCs w:val="24"/>
-          <w:lang w:eastAsia="ru-RU"/>
-        </w:rPr>
-      </w:pPr>
-      <w:r>
-        <w:rPr>
-          <w:rFonts w:ascii="Times New Roman" w:eastAsia="Times New Roman" w:hAnsi="Times New Roman" w:cs="Times New Roman"/>
-          <w:sz w:val="24"/>
-          <w:szCs w:val="24"/>
-          <w:lang w:eastAsia="ru-RU"/>
-        </w:rPr>
-        <w:t>MinIO Secret Key.</w:t>
-      </w:r>
-    </w:p>
-    <w:p>
-      <w:pPr>
-        <w:spacing w:after="0" w:line="240" w:lineRule="auto"/>
-        <w:rPr>
-          <w:rFonts w:ascii="Times New Roman" w:eastAsia="Times New Roman" w:hAnsi="Times New Roman" w:cs="Times New Roman"/>
-          <w:sz w:val="24"/>
-          <w:szCs w:val="24"/>
-          <w:lang w:eastAsia="ru-RU"/>
-        </w:rPr>
-      </w:pPr>
-      <w:r>
-        <w:rPr>
-          <w:rFonts w:ascii="Times New Roman" w:eastAsia="Times New Roman" w:hAnsi="Times New Roman" w:cs="Times New Roman"/>
-          <w:sz w:val="24"/>
-          <w:szCs w:val="24"/>
-          <w:lang w:eastAsia="ru-RU"/>
-        </w:rPr>
-        <w:pict w14:anchorId="33937F9E">
-          <v:rect id="_x0000_i1074" style="width:0;height:1.5pt" o:hralign="center" o:hrstd="t" o:hr="t" fillcolor="#a0a0a0" stroked="f"/>
-        </w:pict>
-      </w:r>
-    </w:p>
-    <w:p>
-      <w:pPr>
-        <w:spacing w:before="100" w:beforeAutospacing="1" w:after="100" w:afterAutospacing="1" w:line="240" w:lineRule="auto"/>
-        <w:outlineLvl w:val="0"/>
-        <w:rPr>
-          <w:rFonts w:ascii="Times New Roman" w:eastAsia="Times New Roman" w:hAnsi="Times New Roman" w:cs="Times New Roman"/>
-          <w:b/>
-          <w:bCs/>
-          <w:kern w:val="36"/>
-          <w:sz w:val="48"/>
-          <w:szCs w:val="48"/>
-          <w:lang w:val="en-US" w:eastAsia="ru-RU"/>
-        </w:rPr>
-      </w:pPr>
-      <w:r>
-        <w:rPr>
-          <w:rFonts w:ascii="Times New Roman" w:eastAsia="Times New Roman" w:hAnsi="Times New Roman" w:cs="Times New Roman"/>
-          <w:b/>
-          <w:bCs/>
-          <w:kern w:val="36"/>
-          <w:sz w:val="48"/>
-          <w:szCs w:val="48"/>
-          <w:lang w:val="en-US" w:eastAsia="ru-RU"/>
-        </w:rPr>
-        <w:t>Environment Separation</w:t>
-      </w:r>
-    </w:p>
-    <w:p>
-      <w:pPr>
-        <w:spacing w:before="100" w:beforeAutospacing="1" w:after="100" w:afterAutospacing="1" w:line="240" w:lineRule="auto"/>
-        <w:rPr>
-          <w:rFonts w:ascii="Times New Roman" w:eastAsia="Times New Roman" w:hAnsi="Times New Roman" w:cs="Times New Roman"/>
-          <w:sz w:val="24"/>
-          <w:szCs w:val="24"/>
-          <w:lang w:val="en-US" w:eastAsia="ru-RU"/>
-        </w:rPr>
-      </w:pPr>
-      <w:r>
-        <w:rPr>
-          <w:rFonts w:ascii="Times New Roman" w:eastAsia="Times New Roman" w:hAnsi="Times New Roman" w:cs="Times New Roman"/>
-          <w:sz w:val="24"/>
-          <w:szCs w:val="24"/>
-          <w:lang w:eastAsia="ru-RU"/>
-        </w:rPr>
-        <w:t>Минимум</w:t>
-      </w:r>
-      <w:r>
-        <w:rPr>
-          <w:rFonts w:ascii="Times New Roman" w:eastAsia="Times New Roman" w:hAnsi="Times New Roman" w:cs="Times New Roman"/>
-          <w:sz w:val="24"/>
-          <w:szCs w:val="24"/>
-          <w:lang w:val="en-US" w:eastAsia="ru-RU"/>
-        </w:rPr>
-        <w:t xml:space="preserve"> </w:t>
-      </w:r>
-      <w:r>
-        <w:rPr>
-          <w:rFonts w:ascii="Times New Roman" w:eastAsia="Times New Roman" w:hAnsi="Times New Roman" w:cs="Times New Roman"/>
-          <w:sz w:val="24"/>
-          <w:szCs w:val="24"/>
-          <w:lang w:eastAsia="ru-RU"/>
-        </w:rPr>
-        <w:t>два</w:t>
-      </w:r>
-      <w:r>
-        <w:rPr>
-          <w:rFonts w:ascii="Times New Roman" w:eastAsia="Times New Roman" w:hAnsi="Times New Roman" w:cs="Times New Roman"/>
-          <w:sz w:val="24"/>
-          <w:szCs w:val="24"/>
-          <w:lang w:val="en-US" w:eastAsia="ru-RU"/>
-        </w:rPr>
-        <w:t xml:space="preserve"> </w:t>
-      </w:r>
-      <w:r>
-        <w:rPr>
-          <w:rFonts w:ascii="Times New Roman" w:eastAsia="Times New Roman" w:hAnsi="Times New Roman" w:cs="Times New Roman"/>
-          <w:sz w:val="24"/>
-          <w:szCs w:val="24"/>
-          <w:lang w:eastAsia="ru-RU"/>
-        </w:rPr>
-        <w:t>окружения</w:t>
-      </w:r>
-      <w:r>
-        <w:rPr>
-          <w:rFonts w:ascii="Times New Roman" w:eastAsia="Times New Roman" w:hAnsi="Times New Roman" w:cs="Times New Roman"/>
-          <w:sz w:val="24"/>
-          <w:szCs w:val="24"/>
-          <w:lang w:val="en-US" w:eastAsia="ru-RU"/>
-        </w:rPr>
-        <w:t>:</w:t>
+          <w:lang w:val="en-US" w:eastAsia="ru-RU"/>
+        </w:rPr>
+      </w:pPr>
+      <w:r>
+        <w:rPr>
+          <w:rFonts w:ascii="Courier New" w:eastAsia="Times New Roman" w:hAnsi="Courier New" w:cs="Courier New"/>
+          <w:sz w:val="20"/>
+          <w:szCs w:val="20"/>
+          <w:lang w:val="en-US" w:eastAsia="ru-RU"/>
+        </w:rPr>
+        <w:t>Domain             1–2 €</w:t>
       </w:r>
     </w:p>
     <w:p>
@@ -7110,7 +7938,7 @@
           <w:szCs w:val="20"/>
           <w:lang w:val="en-US" w:eastAsia="ru-RU"/>
         </w:rPr>
-        <w:t>dev</w:t>
+        <w:t>Backups            2–5 €</w:t>
       </w:r>
     </w:p>
     <w:p>
@@ -7141,58 +7969,6 @@
           <w:lang w:val="en-US" w:eastAsia="ru-RU"/>
         </w:rPr>
       </w:pPr>
-      <w:r>
-        <w:rPr>
-          <w:rFonts w:ascii="Courier New" w:eastAsia="Times New Roman" w:hAnsi="Courier New" w:cs="Courier New"/>
-          <w:sz w:val="20"/>
-          <w:szCs w:val="20"/>
-          <w:lang w:val="en-US" w:eastAsia="ru-RU"/>
-        </w:rPr>
-        <w:t>prod</w:t>
-      </w:r>
-    </w:p>
-    <w:p>
-      <w:pPr>
-        <w:spacing w:after="0" w:line="240" w:lineRule="auto"/>
-        <w:rPr>
-          <w:rFonts w:ascii="Times New Roman" w:eastAsia="Times New Roman" w:hAnsi="Times New Roman" w:cs="Times New Roman"/>
-          <w:sz w:val="24"/>
-          <w:szCs w:val="24"/>
-          <w:lang w:eastAsia="ru-RU"/>
-        </w:rPr>
-      </w:pPr>
-      <w:r>
-        <w:rPr>
-          <w:rFonts w:ascii="Times New Roman" w:eastAsia="Times New Roman" w:hAnsi="Times New Roman" w:cs="Times New Roman"/>
-          <w:sz w:val="24"/>
-          <w:szCs w:val="24"/>
-          <w:lang w:eastAsia="ru-RU"/>
-        </w:rPr>
-        <w:pict w14:anchorId="3C93A538">
-          <v:rect id="_x0000_i1075" style="width:0;height:1.5pt" o:hralign="center" o:hrstd="t" o:hr="t" fillcolor="#a0a0a0" stroked="f"/>
-        </w:pict>
-      </w:r>
-    </w:p>
-    <w:p>
-      <w:pPr>
-        <w:spacing w:before="100" w:beforeAutospacing="1" w:after="100" w:afterAutospacing="1" w:line="240" w:lineRule="auto"/>
-        <w:rPr>
-          <w:rFonts w:ascii="Times New Roman" w:eastAsia="Times New Roman" w:hAnsi="Times New Roman" w:cs="Times New Roman"/>
-          <w:sz w:val="24"/>
-          <w:szCs w:val="24"/>
-          <w:lang w:eastAsia="ru-RU"/>
-        </w:rPr>
-      </w:pPr>
-      <w:r>
-        <w:rPr>
-          <w:rFonts w:ascii="Times New Roman" w:eastAsia="Times New Roman" w:hAnsi="Times New Roman" w:cs="Times New Roman"/>
-          <w:sz w:val="24"/>
-          <w:szCs w:val="24"/>
-          <w:lang w:eastAsia="ru-RU"/>
-        </w:rPr>
-        <w:lastRenderedPageBreak/>
-        <w:t>После появления тестировщиков:</w:t>
-      </w:r>
     </w:p>
     <w:p>
       <w:pPr>
@@ -7219,17 +7995,26 @@
           <w:rFonts w:ascii="Courier New" w:eastAsia="Times New Roman" w:hAnsi="Courier New" w:cs="Courier New"/>
           <w:sz w:val="20"/>
           <w:szCs w:val="20"/>
-          <w:lang w:eastAsia="ru-RU"/>
-        </w:rPr>
-      </w:pPr>
-      <w:r>
-        <w:rPr>
-          <w:rFonts w:ascii="Courier New" w:eastAsia="Times New Roman" w:hAnsi="Courier New" w:cs="Courier New"/>
-          <w:sz w:val="20"/>
-          <w:szCs w:val="20"/>
-          <w:lang w:eastAsia="ru-RU"/>
-        </w:rPr>
-        <w:t>dev</w:t>
+          <w:lang w:val="en-US" w:eastAsia="ru-RU"/>
+        </w:rPr>
+      </w:pPr>
+      <w:r>
+        <w:rPr>
+          <w:rFonts w:ascii="Courier New" w:eastAsia="Times New Roman" w:hAnsi="Courier New" w:cs="Courier New"/>
+          <w:sz w:val="20"/>
+          <w:szCs w:val="20"/>
+          <w:lang w:eastAsia="ru-RU"/>
+        </w:rPr>
+        <w:t>Итого</w:t>
+      </w:r>
+      <w:r>
+        <w:rPr>
+          <w:rFonts w:ascii="Courier New" w:eastAsia="Times New Roman" w:hAnsi="Courier New" w:cs="Courier New"/>
+          <w:sz w:val="20"/>
+          <w:szCs w:val="20"/>
+          <w:lang w:val="en-US" w:eastAsia="ru-RU"/>
+        </w:rPr>
+        <w:t>:</w:t>
       </w:r>
     </w:p>
     <w:p>
@@ -7257,18 +8042,9 @@
           <w:rFonts w:ascii="Courier New" w:eastAsia="Times New Roman" w:hAnsi="Courier New" w:cs="Courier New"/>
           <w:sz w:val="20"/>
           <w:szCs w:val="20"/>
-          <w:lang w:eastAsia="ru-RU"/>
-        </w:rPr>
-      </w:pPr>
-      <w:r>
-        <w:rPr>
-          <w:rFonts w:ascii="Courier New" w:eastAsia="Times New Roman" w:hAnsi="Courier New" w:cs="Courier New"/>
-          <w:sz w:val="20"/>
-          <w:szCs w:val="20"/>
-          <w:lang w:eastAsia="ru-RU"/>
-        </w:rPr>
-        <w:t>stage</w:t>
-      </w:r>
+          <w:lang w:val="en-US" w:eastAsia="ru-RU"/>
+        </w:rPr>
+      </w:pPr>
     </w:p>
     <w:p>
       <w:pPr>
@@ -7305,28 +8081,28 @@
           <w:szCs w:val="20"/>
           <w:lang w:eastAsia="ru-RU"/>
         </w:rPr>
-        <w:t>prod</w:t>
-      </w:r>
-    </w:p>
-    <w:p>
-      <w:pPr>
-        <w:spacing w:after="0" w:line="240" w:lineRule="auto"/>
-        <w:rPr>
-          <w:rFonts w:ascii="Times New Roman" w:eastAsia="Times New Roman" w:hAnsi="Times New Roman" w:cs="Times New Roman"/>
-          <w:sz w:val="24"/>
-          <w:szCs w:val="24"/>
-          <w:lang w:eastAsia="ru-RU"/>
-        </w:rPr>
-      </w:pPr>
-      <w:r>
-        <w:rPr>
-          <w:rFonts w:ascii="Times New Roman" w:eastAsia="Times New Roman" w:hAnsi="Times New Roman" w:cs="Times New Roman"/>
-          <w:sz w:val="24"/>
-          <w:szCs w:val="24"/>
-          <w:lang w:eastAsia="ru-RU"/>
-        </w:rPr>
-        <w:pict w14:anchorId="07362080">
-          <v:rect id="_x0000_i1076" style="width:0;height:1.5pt" o:hralign="center" o:hrstd="t" o:hr="t" fillcolor="#a0a0a0" stroked="f"/>
+        <w:t>≈ 15–30 €/месяц</w:t>
+      </w:r>
+    </w:p>
+    <w:p>
+      <w:pPr>
+        <w:spacing w:after="0" w:line="240" w:lineRule="auto"/>
+        <w:rPr>
+          <w:rFonts w:ascii="Times New Roman" w:eastAsia="Times New Roman" w:hAnsi="Times New Roman" w:cs="Times New Roman"/>
+          <w:sz w:val="24"/>
+          <w:szCs w:val="24"/>
+          <w:lang w:eastAsia="ru-RU"/>
+        </w:rPr>
+      </w:pPr>
+      <w:r>
+        <w:rPr>
+          <w:rFonts w:ascii="Times New Roman" w:eastAsia="Times New Roman" w:hAnsi="Times New Roman" w:cs="Times New Roman"/>
+          <w:sz w:val="24"/>
+          <w:szCs w:val="24"/>
+          <w:lang w:eastAsia="ru-RU"/>
+        </w:rPr>
+        <w:pict w14:anchorId="606877C6">
+          <v:rect id="_x0000_i1079" style="width:0;height:1.5pt" o:hralign="center" o:hrstd="t" o:hr="t" fillcolor="#a0a0a0" stroked="f"/>
         </w:pict>
       </w:r>
     </w:p>
@@ -7354,213 +8130,47 @@
           <w:szCs w:val="48"/>
           <w:lang w:eastAsia="ru-RU"/>
         </w:rPr>
-        <w:t>Disaster Recovery</w:t>
-      </w:r>
-    </w:p>
-    <w:p>
-      <w:pPr>
-        <w:spacing w:before="100" w:beforeAutospacing="1" w:after="100" w:afterAutospacing="1" w:line="240" w:lineRule="auto"/>
-        <w:rPr>
-          <w:rFonts w:ascii="Times New Roman" w:eastAsia="Times New Roman" w:hAnsi="Times New Roman" w:cs="Times New Roman"/>
-          <w:sz w:val="24"/>
-          <w:szCs w:val="24"/>
-          <w:lang w:eastAsia="ru-RU"/>
-        </w:rPr>
-      </w:pPr>
-      <w:r>
-        <w:rPr>
-          <w:rFonts w:ascii="Times New Roman" w:eastAsia="Times New Roman" w:hAnsi="Times New Roman" w:cs="Times New Roman"/>
-          <w:sz w:val="24"/>
-          <w:szCs w:val="24"/>
-          <w:lang w:eastAsia="ru-RU"/>
-        </w:rPr>
-        <w:t>Сценарий восстановления:</w:t>
-      </w:r>
-    </w:p>
-    <w:p>
-      <w:pPr>
-        <w:numPr>
-          <w:ilvl w:val="0"/>
-          <w:numId w:val="13"/>
-        </w:numPr>
-        <w:spacing w:before="100" w:beforeAutospacing="1" w:after="100" w:afterAutospacing="1" w:line="240" w:lineRule="auto"/>
-        <w:rPr>
-          <w:rFonts w:ascii="Times New Roman" w:eastAsia="Times New Roman" w:hAnsi="Times New Roman" w:cs="Times New Roman"/>
-          <w:sz w:val="24"/>
-          <w:szCs w:val="24"/>
-          <w:lang w:eastAsia="ru-RU"/>
-        </w:rPr>
-      </w:pPr>
-      <w:r>
-        <w:rPr>
-          <w:rFonts w:ascii="Times New Roman" w:eastAsia="Times New Roman" w:hAnsi="Times New Roman" w:cs="Times New Roman"/>
-          <w:sz w:val="24"/>
-          <w:szCs w:val="24"/>
-          <w:lang w:eastAsia="ru-RU"/>
-        </w:rPr>
-        <w:t>Поднять новый VPS.</w:t>
-      </w:r>
-    </w:p>
-    <w:p>
-      <w:pPr>
-        <w:numPr>
-          <w:ilvl w:val="0"/>
-          <w:numId w:val="13"/>
-        </w:numPr>
-        <w:spacing w:before="100" w:beforeAutospacing="1" w:after="100" w:afterAutospacing="1" w:line="240" w:lineRule="auto"/>
-        <w:rPr>
-          <w:rFonts w:ascii="Times New Roman" w:eastAsia="Times New Roman" w:hAnsi="Times New Roman" w:cs="Times New Roman"/>
-          <w:sz w:val="24"/>
-          <w:szCs w:val="24"/>
-          <w:lang w:eastAsia="ru-RU"/>
-        </w:rPr>
-      </w:pPr>
-      <w:r>
-        <w:rPr>
-          <w:rFonts w:ascii="Times New Roman" w:eastAsia="Times New Roman" w:hAnsi="Times New Roman" w:cs="Times New Roman"/>
-          <w:sz w:val="24"/>
-          <w:szCs w:val="24"/>
-          <w:lang w:eastAsia="ru-RU"/>
-        </w:rPr>
-        <w:t>Запустить Docker Compose.</w:t>
-      </w:r>
-    </w:p>
-    <w:p>
-      <w:pPr>
-        <w:numPr>
-          <w:ilvl w:val="0"/>
-          <w:numId w:val="13"/>
-        </w:numPr>
-        <w:spacing w:before="100" w:beforeAutospacing="1" w:after="100" w:afterAutospacing="1" w:line="240" w:lineRule="auto"/>
-        <w:rPr>
-          <w:rFonts w:ascii="Times New Roman" w:eastAsia="Times New Roman" w:hAnsi="Times New Roman" w:cs="Times New Roman"/>
-          <w:sz w:val="24"/>
-          <w:szCs w:val="24"/>
-          <w:lang w:eastAsia="ru-RU"/>
-        </w:rPr>
-      </w:pPr>
-      <w:r>
-        <w:rPr>
-          <w:rFonts w:ascii="Times New Roman" w:eastAsia="Times New Roman" w:hAnsi="Times New Roman" w:cs="Times New Roman"/>
-          <w:sz w:val="24"/>
-          <w:szCs w:val="24"/>
-          <w:lang w:eastAsia="ru-RU"/>
-        </w:rPr>
-        <w:t>Восстановить PostgreSQL Backup.</w:t>
-      </w:r>
-    </w:p>
-    <w:p>
-      <w:pPr>
-        <w:numPr>
-          <w:ilvl w:val="0"/>
-          <w:numId w:val="13"/>
-        </w:numPr>
-        <w:spacing w:before="100" w:beforeAutospacing="1" w:after="100" w:afterAutospacing="1" w:line="240" w:lineRule="auto"/>
-        <w:rPr>
-          <w:rFonts w:ascii="Times New Roman" w:eastAsia="Times New Roman" w:hAnsi="Times New Roman" w:cs="Times New Roman"/>
-          <w:sz w:val="24"/>
-          <w:szCs w:val="24"/>
-          <w:lang w:eastAsia="ru-RU"/>
-        </w:rPr>
-      </w:pPr>
-      <w:r>
-        <w:rPr>
-          <w:rFonts w:ascii="Times New Roman" w:eastAsia="Times New Roman" w:hAnsi="Times New Roman" w:cs="Times New Roman"/>
-          <w:sz w:val="24"/>
-          <w:szCs w:val="24"/>
-          <w:lang w:eastAsia="ru-RU"/>
-        </w:rPr>
-        <w:t>Восстановить MinIO Backup.</w:t>
-      </w:r>
-    </w:p>
-    <w:p>
-      <w:pPr>
-        <w:numPr>
-          <w:ilvl w:val="0"/>
-          <w:numId w:val="13"/>
-        </w:numPr>
-        <w:spacing w:before="100" w:beforeAutospacing="1" w:after="100" w:afterAutospacing="1" w:line="240" w:lineRule="auto"/>
-        <w:rPr>
-          <w:rFonts w:ascii="Times New Roman" w:eastAsia="Times New Roman" w:hAnsi="Times New Roman" w:cs="Times New Roman"/>
-          <w:sz w:val="24"/>
-          <w:szCs w:val="24"/>
-          <w:lang w:eastAsia="ru-RU"/>
-        </w:rPr>
-      </w:pPr>
-      <w:r>
-        <w:rPr>
-          <w:rFonts w:ascii="Times New Roman" w:eastAsia="Times New Roman" w:hAnsi="Times New Roman" w:cs="Times New Roman"/>
-          <w:sz w:val="24"/>
-          <w:szCs w:val="24"/>
-          <w:lang w:eastAsia="ru-RU"/>
-        </w:rPr>
-        <w:t>Проверить API.</w:t>
-      </w:r>
-    </w:p>
-    <w:p>
-      <w:pPr>
-        <w:numPr>
-          <w:ilvl w:val="0"/>
-          <w:numId w:val="13"/>
-        </w:numPr>
-        <w:spacing w:before="100" w:beforeAutospacing="1" w:after="100" w:afterAutospacing="1" w:line="240" w:lineRule="auto"/>
-        <w:rPr>
-          <w:rFonts w:ascii="Times New Roman" w:eastAsia="Times New Roman" w:hAnsi="Times New Roman" w:cs="Times New Roman"/>
-          <w:sz w:val="24"/>
-          <w:szCs w:val="24"/>
-          <w:lang w:eastAsia="ru-RU"/>
-        </w:rPr>
-      </w:pPr>
-      <w:r>
-        <w:rPr>
-          <w:rFonts w:ascii="Times New Roman" w:eastAsia="Times New Roman" w:hAnsi="Times New Roman" w:cs="Times New Roman"/>
-          <w:sz w:val="24"/>
-          <w:szCs w:val="24"/>
-          <w:lang w:eastAsia="ru-RU"/>
-        </w:rPr>
-        <w:t>Проверить Flutter приложение.</w:t>
-      </w:r>
-    </w:p>
-    <w:p>
-      <w:pPr>
-        <w:spacing w:after="0" w:line="240" w:lineRule="auto"/>
-        <w:rPr>
-          <w:rFonts w:ascii="Times New Roman" w:eastAsia="Times New Roman" w:hAnsi="Times New Roman" w:cs="Times New Roman"/>
-          <w:sz w:val="24"/>
-          <w:szCs w:val="24"/>
-          <w:lang w:eastAsia="ru-RU"/>
-        </w:rPr>
-      </w:pPr>
-      <w:r>
-        <w:rPr>
-          <w:rFonts w:ascii="Times New Roman" w:eastAsia="Times New Roman" w:hAnsi="Times New Roman" w:cs="Times New Roman"/>
-          <w:sz w:val="24"/>
-          <w:szCs w:val="24"/>
-          <w:lang w:eastAsia="ru-RU"/>
-        </w:rPr>
-        <w:pict w14:anchorId="42898918">
-          <v:rect id="_x0000_i1077" style="width:0;height:1.5pt" o:hralign="center" o:hrstd="t" o:hr="t" fillcolor="#a0a0a0" stroked="f"/>
-        </w:pict>
-      </w:r>
-    </w:p>
-    <w:p>
-      <w:pPr>
-        <w:spacing w:before="100" w:beforeAutospacing="1" w:after="100" w:afterAutospacing="1" w:line="240" w:lineRule="auto"/>
-        <w:rPr>
-          <w:rFonts w:ascii="Times New Roman" w:eastAsia="Times New Roman" w:hAnsi="Times New Roman" w:cs="Times New Roman"/>
-          <w:sz w:val="24"/>
-          <w:szCs w:val="24"/>
-          <w:lang w:eastAsia="ru-RU"/>
-        </w:rPr>
-      </w:pPr>
-      <w:r>
-        <w:rPr>
-          <w:rFonts w:ascii="Times New Roman" w:eastAsia="Times New Roman" w:hAnsi="Times New Roman" w:cs="Times New Roman"/>
-          <w:sz w:val="24"/>
-          <w:szCs w:val="24"/>
-          <w:lang w:eastAsia="ru-RU"/>
-        </w:rPr>
-        <w:t>Целевое время восстановления:</w:t>
+        <w:t>Scaling Strategy</w:t>
+      </w:r>
+    </w:p>
+    <w:p>
+      <w:pPr>
+        <w:spacing w:before="100" w:beforeAutospacing="1" w:after="100" w:afterAutospacing="1" w:line="240" w:lineRule="auto"/>
+        <w:rPr>
+          <w:rFonts w:ascii="Times New Roman" w:eastAsia="Times New Roman" w:hAnsi="Times New Roman" w:cs="Times New Roman"/>
+          <w:sz w:val="24"/>
+          <w:szCs w:val="24"/>
+          <w:lang w:eastAsia="ru-RU"/>
+        </w:rPr>
+      </w:pPr>
+      <w:r>
+        <w:rPr>
+          <w:rFonts w:ascii="Times New Roman" w:eastAsia="Times New Roman" w:hAnsi="Times New Roman" w:cs="Times New Roman"/>
+          <w:sz w:val="24"/>
+          <w:szCs w:val="24"/>
+          <w:lang w:eastAsia="ru-RU"/>
+        </w:rPr>
+        <w:t>После роста аудитории:</w:t>
+      </w:r>
+    </w:p>
+    <w:p>
+      <w:pPr>
+        <w:spacing w:before="100" w:beforeAutospacing="1" w:after="100" w:afterAutospacing="1" w:line="240" w:lineRule="auto"/>
+        <w:rPr>
+          <w:rFonts w:ascii="Times New Roman" w:eastAsia="Times New Roman" w:hAnsi="Times New Roman" w:cs="Times New Roman"/>
+          <w:sz w:val="24"/>
+          <w:szCs w:val="24"/>
+          <w:lang w:eastAsia="ru-RU"/>
+        </w:rPr>
+      </w:pPr>
+      <w:r>
+        <w:rPr>
+          <w:rFonts w:ascii="Times New Roman" w:eastAsia="Times New Roman" w:hAnsi="Times New Roman" w:cs="Times New Roman"/>
+          <w:sz w:val="24"/>
+          <w:szCs w:val="24"/>
+          <w:lang w:eastAsia="ru-RU"/>
+        </w:rPr>
+        <w:t>Шаг 1:</w:t>
       </w:r>
     </w:p>
     <w:p>
@@ -7591,103 +8201,14 @@
           <w:lang w:eastAsia="ru-RU"/>
         </w:rPr>
       </w:pPr>
-      <w:proofErr w:type="gramStart"/>
-      <w:r>
-        <w:rPr>
-          <w:rFonts w:ascii="Courier New" w:eastAsia="Times New Roman" w:hAnsi="Courier New" w:cs="Courier New"/>
-          <w:sz w:val="20"/>
-          <w:szCs w:val="20"/>
-          <w:lang w:eastAsia="ru-RU"/>
-        </w:rPr>
-        <w:t>&lt; 1</w:t>
-      </w:r>
-      <w:proofErr w:type="gramEnd"/>
-      <w:r>
-        <w:rPr>
-          <w:rFonts w:ascii="Courier New" w:eastAsia="Times New Roman" w:hAnsi="Courier New" w:cs="Courier New"/>
-          <w:sz w:val="20"/>
-          <w:szCs w:val="20"/>
-          <w:lang w:eastAsia="ru-RU"/>
-        </w:rPr>
-        <w:t xml:space="preserve"> час</w:t>
-      </w:r>
-    </w:p>
-    <w:p>
-      <w:pPr>
-        <w:spacing w:after="0" w:line="240" w:lineRule="auto"/>
-        <w:rPr>
-          <w:rFonts w:ascii="Times New Roman" w:eastAsia="Times New Roman" w:hAnsi="Times New Roman" w:cs="Times New Roman"/>
-          <w:sz w:val="24"/>
-          <w:szCs w:val="24"/>
-          <w:lang w:eastAsia="ru-RU"/>
-        </w:rPr>
-      </w:pPr>
-      <w:r>
-        <w:rPr>
-          <w:rFonts w:ascii="Times New Roman" w:eastAsia="Times New Roman" w:hAnsi="Times New Roman" w:cs="Times New Roman"/>
-          <w:sz w:val="24"/>
-          <w:szCs w:val="24"/>
-          <w:lang w:eastAsia="ru-RU"/>
-        </w:rPr>
-        <w:pict w14:anchorId="315D3935">
-          <v:rect id="_x0000_i1078" style="width:0;height:1.5pt" o:hralign="center" o:hrstd="t" o:hr="t" fillcolor="#a0a0a0" stroked="f"/>
-        </w:pict>
-      </w:r>
-    </w:p>
-    <w:p>
-      <w:pPr>
-        <w:spacing w:before="100" w:beforeAutospacing="1" w:after="100" w:afterAutospacing="1" w:line="240" w:lineRule="auto"/>
-        <w:outlineLvl w:val="0"/>
-        <w:rPr>
-          <w:rFonts w:ascii="Times New Roman" w:eastAsia="Times New Roman" w:hAnsi="Times New Roman" w:cs="Times New Roman"/>
-          <w:b/>
-          <w:bCs/>
-          <w:kern w:val="36"/>
-          <w:sz w:val="48"/>
-          <w:szCs w:val="48"/>
-          <w:lang w:val="en-US" w:eastAsia="ru-RU"/>
-        </w:rPr>
-      </w:pPr>
-      <w:r>
-        <w:rPr>
-          <w:rFonts w:ascii="Times New Roman" w:eastAsia="Times New Roman" w:hAnsi="Times New Roman" w:cs="Times New Roman"/>
-          <w:b/>
-          <w:bCs/>
-          <w:kern w:val="36"/>
-          <w:sz w:val="48"/>
-          <w:szCs w:val="48"/>
-          <w:lang w:val="en-US" w:eastAsia="ru-RU"/>
-        </w:rPr>
-        <w:t>MVP Monthly Cost Estimate</w:t>
-      </w:r>
-    </w:p>
-    <w:p>
-      <w:pPr>
-        <w:spacing w:before="100" w:beforeAutospacing="1" w:after="100" w:afterAutospacing="1" w:line="240" w:lineRule="auto"/>
-        <w:rPr>
-          <w:rFonts w:ascii="Times New Roman" w:eastAsia="Times New Roman" w:hAnsi="Times New Roman" w:cs="Times New Roman"/>
-          <w:sz w:val="24"/>
-          <w:szCs w:val="24"/>
-          <w:lang w:val="en-US" w:eastAsia="ru-RU"/>
-        </w:rPr>
-      </w:pPr>
-      <w:r>
-        <w:rPr>
-          <w:rFonts w:ascii="Times New Roman" w:eastAsia="Times New Roman" w:hAnsi="Times New Roman" w:cs="Times New Roman"/>
-          <w:sz w:val="24"/>
-          <w:szCs w:val="24"/>
-          <w:lang w:eastAsia="ru-RU"/>
-        </w:rPr>
-        <w:t>Пример</w:t>
-      </w:r>
-      <w:r>
-        <w:rPr>
-          <w:rFonts w:ascii="Times New Roman" w:eastAsia="Times New Roman" w:hAnsi="Times New Roman" w:cs="Times New Roman"/>
-          <w:sz w:val="24"/>
-          <w:szCs w:val="24"/>
-          <w:lang w:val="en-US" w:eastAsia="ru-RU"/>
-        </w:rPr>
-        <w:t>:</w:t>
+      <w:r>
+        <w:rPr>
+          <w:rFonts w:ascii="Courier New" w:eastAsia="Times New Roman" w:hAnsi="Courier New" w:cs="Courier New"/>
+          <w:sz w:val="20"/>
+          <w:szCs w:val="20"/>
+          <w:lang w:eastAsia="ru-RU"/>
+        </w:rPr>
+        <w:t>PostgreSQL</w:t>
       </w:r>
     </w:p>
     <w:p>
@@ -7715,17 +8236,59 @@
           <w:rFonts w:ascii="Courier New" w:eastAsia="Times New Roman" w:hAnsi="Courier New" w:cs="Courier New"/>
           <w:sz w:val="20"/>
           <w:szCs w:val="20"/>
-          <w:lang w:val="en-US" w:eastAsia="ru-RU"/>
-        </w:rPr>
-      </w:pPr>
-      <w:r>
-        <w:rPr>
-          <w:rFonts w:ascii="Courier New" w:eastAsia="Times New Roman" w:hAnsi="Courier New" w:cs="Courier New"/>
-          <w:sz w:val="20"/>
-          <w:szCs w:val="20"/>
-          <w:lang w:val="en-US" w:eastAsia="ru-RU"/>
-        </w:rPr>
-        <w:t>Hetzner VPS       10–20 €</w:t>
+          <w:lang w:eastAsia="ru-RU"/>
+        </w:rPr>
+      </w:pPr>
+      <w:r>
+        <w:rPr>
+          <w:rFonts w:ascii="Courier New" w:eastAsia="Times New Roman" w:hAnsi="Courier New" w:cs="Courier New"/>
+          <w:sz w:val="20"/>
+          <w:szCs w:val="20"/>
+          <w:lang w:eastAsia="ru-RU"/>
+        </w:rPr>
+        <w:t>выносится отдельно</w:t>
+      </w:r>
+    </w:p>
+    <w:p>
+      <w:pPr>
+        <w:spacing w:after="0" w:line="240" w:lineRule="auto"/>
+        <w:rPr>
+          <w:rFonts w:ascii="Times New Roman" w:eastAsia="Times New Roman" w:hAnsi="Times New Roman" w:cs="Times New Roman"/>
+          <w:sz w:val="24"/>
+          <w:szCs w:val="24"/>
+          <w:lang w:eastAsia="ru-RU"/>
+        </w:rPr>
+      </w:pPr>
+      <w:r>
+        <w:rPr>
+          <w:rFonts w:ascii="Times New Roman" w:eastAsia="Times New Roman" w:hAnsi="Times New Roman" w:cs="Times New Roman"/>
+          <w:sz w:val="24"/>
+          <w:szCs w:val="24"/>
+          <w:lang w:eastAsia="ru-RU"/>
+        </w:rPr>
+        <w:pict w14:anchorId="22C7D8BF">
+          <v:rect id="_x0000_i1080" style="width:0;height:1.5pt" o:hralign="center" o:hrstd="t" o:hr="t" fillcolor="#a0a0a0" stroked="f"/>
+        </w:pict>
+      </w:r>
+    </w:p>
+    <w:p>
+      <w:pPr>
+        <w:spacing w:before="100" w:beforeAutospacing="1" w:after="100" w:afterAutospacing="1" w:line="240" w:lineRule="auto"/>
+        <w:rPr>
+          <w:rFonts w:ascii="Times New Roman" w:eastAsia="Times New Roman" w:hAnsi="Times New Roman" w:cs="Times New Roman"/>
+          <w:sz w:val="24"/>
+          <w:szCs w:val="24"/>
+          <w:lang w:eastAsia="ru-RU"/>
+        </w:rPr>
+      </w:pPr>
+      <w:r>
+        <w:rPr>
+          <w:rFonts w:ascii="Times New Roman" w:eastAsia="Times New Roman" w:hAnsi="Times New Roman" w:cs="Times New Roman"/>
+          <w:sz w:val="24"/>
+          <w:szCs w:val="24"/>
+          <w:lang w:eastAsia="ru-RU"/>
+        </w:rPr>
+        <w:t>Шаг 2:</w:t>
       </w:r>
     </w:p>
     <w:p>
@@ -7753,17 +8316,17 @@
           <w:rFonts w:ascii="Courier New" w:eastAsia="Times New Roman" w:hAnsi="Courier New" w:cs="Courier New"/>
           <w:sz w:val="20"/>
           <w:szCs w:val="20"/>
-          <w:lang w:val="en-US" w:eastAsia="ru-RU"/>
-        </w:rPr>
-      </w:pPr>
-      <w:r>
-        <w:rPr>
-          <w:rFonts w:ascii="Courier New" w:eastAsia="Times New Roman" w:hAnsi="Courier New" w:cs="Courier New"/>
-          <w:sz w:val="20"/>
-          <w:szCs w:val="20"/>
-          <w:lang w:val="en-US" w:eastAsia="ru-RU"/>
-        </w:rPr>
-        <w:t>Domain             1–2 €</w:t>
+          <w:lang w:eastAsia="ru-RU"/>
+        </w:rPr>
+      </w:pPr>
+      <w:r>
+        <w:rPr>
+          <w:rFonts w:ascii="Courier New" w:eastAsia="Times New Roman" w:hAnsi="Courier New" w:cs="Courier New"/>
+          <w:sz w:val="20"/>
+          <w:szCs w:val="20"/>
+          <w:lang w:eastAsia="ru-RU"/>
+        </w:rPr>
+        <w:t>MinIO</w:t>
       </w:r>
     </w:p>
     <w:p>
@@ -7791,17 +8354,59 @@
           <w:rFonts w:ascii="Courier New" w:eastAsia="Times New Roman" w:hAnsi="Courier New" w:cs="Courier New"/>
           <w:sz w:val="20"/>
           <w:szCs w:val="20"/>
-          <w:lang w:val="en-US" w:eastAsia="ru-RU"/>
-        </w:rPr>
-      </w:pPr>
-      <w:r>
-        <w:rPr>
-          <w:rFonts w:ascii="Courier New" w:eastAsia="Times New Roman" w:hAnsi="Courier New" w:cs="Courier New"/>
-          <w:sz w:val="20"/>
-          <w:szCs w:val="20"/>
-          <w:lang w:val="en-US" w:eastAsia="ru-RU"/>
-        </w:rPr>
-        <w:t>Backups            2–5 €</w:t>
+          <w:lang w:eastAsia="ru-RU"/>
+        </w:rPr>
+      </w:pPr>
+      <w:r>
+        <w:rPr>
+          <w:rFonts w:ascii="Courier New" w:eastAsia="Times New Roman" w:hAnsi="Courier New" w:cs="Courier New"/>
+          <w:sz w:val="20"/>
+          <w:szCs w:val="20"/>
+          <w:lang w:eastAsia="ru-RU"/>
+        </w:rPr>
+        <w:t>выносится отдельно</w:t>
+      </w:r>
+    </w:p>
+    <w:p>
+      <w:pPr>
+        <w:spacing w:after="0" w:line="240" w:lineRule="auto"/>
+        <w:rPr>
+          <w:rFonts w:ascii="Times New Roman" w:eastAsia="Times New Roman" w:hAnsi="Times New Roman" w:cs="Times New Roman"/>
+          <w:sz w:val="24"/>
+          <w:szCs w:val="24"/>
+          <w:lang w:eastAsia="ru-RU"/>
+        </w:rPr>
+      </w:pPr>
+      <w:r>
+        <w:rPr>
+          <w:rFonts w:ascii="Times New Roman" w:eastAsia="Times New Roman" w:hAnsi="Times New Roman" w:cs="Times New Roman"/>
+          <w:sz w:val="24"/>
+          <w:szCs w:val="24"/>
+          <w:lang w:eastAsia="ru-RU"/>
+        </w:rPr>
+        <w:pict w14:anchorId="67D2EDDA">
+          <v:rect id="_x0000_i1081" style="width:0;height:1.5pt" o:hralign="center" o:hrstd="t" o:hr="t" fillcolor="#a0a0a0" stroked="f"/>
+        </w:pict>
+      </w:r>
+    </w:p>
+    <w:p>
+      <w:pPr>
+        <w:spacing w:before="100" w:beforeAutospacing="1" w:after="100" w:afterAutospacing="1" w:line="240" w:lineRule="auto"/>
+        <w:rPr>
+          <w:rFonts w:ascii="Times New Roman" w:eastAsia="Times New Roman" w:hAnsi="Times New Roman" w:cs="Times New Roman"/>
+          <w:sz w:val="24"/>
+          <w:szCs w:val="24"/>
+          <w:lang w:eastAsia="ru-RU"/>
+        </w:rPr>
+      </w:pPr>
+      <w:r>
+        <w:rPr>
+          <w:rFonts w:ascii="Times New Roman" w:eastAsia="Times New Roman" w:hAnsi="Times New Roman" w:cs="Times New Roman"/>
+          <w:sz w:val="24"/>
+          <w:szCs w:val="24"/>
+          <w:lang w:eastAsia="ru-RU"/>
+        </w:rPr>
+        <w:t>Шаг 3:</w:t>
       </w:r>
     </w:p>
     <w:p>
@@ -7829,9 +8434,60 @@
           <w:rFonts w:ascii="Courier New" w:eastAsia="Times New Roman" w:hAnsi="Courier New" w:cs="Courier New"/>
           <w:sz w:val="20"/>
           <w:szCs w:val="20"/>
-          <w:lang w:val="en-US" w:eastAsia="ru-RU"/>
-        </w:rPr>
-      </w:pPr>
+          <w:lang w:eastAsia="ru-RU"/>
+        </w:rPr>
+      </w:pPr>
+      <w:r>
+        <w:rPr>
+          <w:rFonts w:ascii="Courier New" w:eastAsia="Times New Roman" w:hAnsi="Courier New" w:cs="Courier New"/>
+          <w:sz w:val="20"/>
+          <w:szCs w:val="20"/>
+          <w:lang w:eastAsia="ru-RU"/>
+        </w:rPr>
+        <w:t>Cloudflare CDN</w:t>
+      </w:r>
+    </w:p>
+    <w:p>
+      <w:pPr>
+        <w:spacing w:after="0" w:line="240" w:lineRule="auto"/>
+        <w:rPr>
+          <w:rFonts w:ascii="Times New Roman" w:eastAsia="Times New Roman" w:hAnsi="Times New Roman" w:cs="Times New Roman"/>
+          <w:sz w:val="24"/>
+          <w:szCs w:val="24"/>
+          <w:lang w:eastAsia="ru-RU"/>
+        </w:rPr>
+      </w:pPr>
+      <w:r>
+        <w:rPr>
+          <w:rFonts w:ascii="Times New Roman" w:eastAsia="Times New Roman" w:hAnsi="Times New Roman" w:cs="Times New Roman"/>
+          <w:sz w:val="24"/>
+          <w:szCs w:val="24"/>
+          <w:lang w:eastAsia="ru-RU"/>
+        </w:rPr>
+        <w:pict w14:anchorId="21FBB590">
+          <v:rect id="_x0000_i1082" style="width:0;height:1.5pt" o:hralign="center" o:hrstd="t" o:hr="t" fillcolor="#a0a0a0" stroked="f"/>
+        </w:pict>
+      </w:r>
+    </w:p>
+    <w:p>
+      <w:pPr>
+        <w:spacing w:before="100" w:beforeAutospacing="1" w:after="100" w:afterAutospacing="1" w:line="240" w:lineRule="auto"/>
+        <w:rPr>
+          <w:rFonts w:ascii="Times New Roman" w:eastAsia="Times New Roman" w:hAnsi="Times New Roman" w:cs="Times New Roman"/>
+          <w:sz w:val="24"/>
+          <w:szCs w:val="24"/>
+          <w:lang w:eastAsia="ru-RU"/>
+        </w:rPr>
+      </w:pPr>
+      <w:r>
+        <w:rPr>
+          <w:rFonts w:ascii="Times New Roman" w:eastAsia="Times New Roman" w:hAnsi="Times New Roman" w:cs="Times New Roman"/>
+          <w:sz w:val="24"/>
+          <w:szCs w:val="24"/>
+          <w:lang w:eastAsia="ru-RU"/>
+        </w:rPr>
+        <w:t>Шаг 4:</w:t>
+      </w:r>
     </w:p>
     <w:p>
       <w:pPr>
@@ -7858,26 +8514,17 @@
           <w:rFonts w:ascii="Courier New" w:eastAsia="Times New Roman" w:hAnsi="Courier New" w:cs="Courier New"/>
           <w:sz w:val="20"/>
           <w:szCs w:val="20"/>
-          <w:lang w:val="en-US" w:eastAsia="ru-RU"/>
-        </w:rPr>
-      </w:pPr>
-      <w:r>
-        <w:rPr>
-          <w:rFonts w:ascii="Courier New" w:eastAsia="Times New Roman" w:hAnsi="Courier New" w:cs="Courier New"/>
-          <w:sz w:val="20"/>
-          <w:szCs w:val="20"/>
-          <w:lang w:eastAsia="ru-RU"/>
-        </w:rPr>
-        <w:t>Итого</w:t>
-      </w:r>
-      <w:r>
-        <w:rPr>
-          <w:rFonts w:ascii="Courier New" w:eastAsia="Times New Roman" w:hAnsi="Courier New" w:cs="Courier New"/>
-          <w:sz w:val="20"/>
-          <w:szCs w:val="20"/>
-          <w:lang w:val="en-US" w:eastAsia="ru-RU"/>
-        </w:rPr>
-        <w:t>:</w:t>
+          <w:lang w:eastAsia="ru-RU"/>
+        </w:rPr>
+      </w:pPr>
+      <w:r>
+        <w:rPr>
+          <w:rFonts w:ascii="Courier New" w:eastAsia="Times New Roman" w:hAnsi="Courier New" w:cs="Courier New"/>
+          <w:sz w:val="20"/>
+          <w:szCs w:val="20"/>
+          <w:lang w:eastAsia="ru-RU"/>
+        </w:rPr>
+        <w:t>Horizontal Scaling</w:t>
       </w:r>
     </w:p>
     <w:p>
@@ -7905,67 +8552,80 @@
           <w:rFonts w:ascii="Courier New" w:eastAsia="Times New Roman" w:hAnsi="Courier New" w:cs="Courier New"/>
           <w:sz w:val="20"/>
           <w:szCs w:val="20"/>
-          <w:lang w:val="en-US" w:eastAsia="ru-RU"/>
-        </w:rPr>
-      </w:pPr>
-    </w:p>
-    <w:p>
-      <w:pPr>
-        <w:tabs>
-          <w:tab w:val="left" w:pos="916"/>
-          <w:tab w:val="left" w:pos="1832"/>
-          <w:tab w:val="left" w:pos="2748"/>
-          <w:tab w:val="left" w:pos="3664"/>
-          <w:tab w:val="left" w:pos="4580"/>
-          <w:tab w:val="left" w:pos="5496"/>
-          <w:tab w:val="left" w:pos="6412"/>
-          <w:tab w:val="left" w:pos="7328"/>
-          <w:tab w:val="left" w:pos="8244"/>
-          <w:tab w:val="left" w:pos="9160"/>
-          <w:tab w:val="left" w:pos="10076"/>
-          <w:tab w:val="left" w:pos="10992"/>
-          <w:tab w:val="left" w:pos="11908"/>
-          <w:tab w:val="left" w:pos="12824"/>
-          <w:tab w:val="left" w:pos="13740"/>
-          <w:tab w:val="left" w:pos="14656"/>
-        </w:tabs>
-        <w:spacing w:after="0" w:line="240" w:lineRule="auto"/>
-        <w:rPr>
-          <w:rFonts w:ascii="Courier New" w:eastAsia="Times New Roman" w:hAnsi="Courier New" w:cs="Courier New"/>
-          <w:sz w:val="20"/>
-          <w:szCs w:val="20"/>
-          <w:lang w:eastAsia="ru-RU"/>
-        </w:rPr>
-      </w:pPr>
-      <w:r>
-        <w:rPr>
-          <w:rFonts w:ascii="Courier New" w:eastAsia="Times New Roman" w:hAnsi="Courier New" w:cs="Courier New"/>
-          <w:sz w:val="20"/>
-          <w:szCs w:val="20"/>
-          <w:lang w:eastAsia="ru-RU"/>
-        </w:rPr>
-        <w:t>≈ 15–30 €/месяц</w:t>
-      </w:r>
-    </w:p>
-    <w:p>
-      <w:pPr>
-        <w:spacing w:after="0" w:line="240" w:lineRule="auto"/>
-        <w:rPr>
-          <w:rFonts w:ascii="Times New Roman" w:eastAsia="Times New Roman" w:hAnsi="Times New Roman" w:cs="Times New Roman"/>
-          <w:sz w:val="24"/>
-          <w:szCs w:val="24"/>
-          <w:lang w:eastAsia="ru-RU"/>
-        </w:rPr>
-      </w:pPr>
-      <w:r>
-        <w:rPr>
-          <w:rFonts w:ascii="Times New Roman" w:eastAsia="Times New Roman" w:hAnsi="Times New Roman" w:cs="Times New Roman"/>
-          <w:sz w:val="24"/>
-          <w:szCs w:val="24"/>
-          <w:lang w:eastAsia="ru-RU"/>
-        </w:rPr>
-        <w:pict w14:anchorId="606877C6">
-          <v:rect id="_x0000_i1079" style="width:0;height:1.5pt" o:hralign="center" o:hrstd="t" o:hr="t" fillcolor="#a0a0a0" stroked="f"/>
+          <w:lang w:eastAsia="ru-RU"/>
+        </w:rPr>
+      </w:pPr>
+      <w:r>
+        <w:rPr>
+          <w:rFonts w:ascii="Courier New" w:eastAsia="Times New Roman" w:hAnsi="Courier New" w:cs="Courier New"/>
+          <w:sz w:val="20"/>
+          <w:szCs w:val="20"/>
+          <w:lang w:eastAsia="ru-RU"/>
+        </w:rPr>
+        <w:t>Spring Boot</w:t>
+      </w:r>
+    </w:p>
+    <w:p>
+      <w:pPr>
+        <w:spacing w:after="0" w:line="240" w:lineRule="auto"/>
+        <w:rPr>
+          <w:rFonts w:ascii="Times New Roman" w:eastAsia="Times New Roman" w:hAnsi="Times New Roman" w:cs="Times New Roman"/>
+          <w:sz w:val="24"/>
+          <w:szCs w:val="24"/>
+          <w:lang w:eastAsia="ru-RU"/>
+        </w:rPr>
+      </w:pPr>
+      <w:r>
+        <w:rPr>
+          <w:rFonts w:ascii="Times New Roman" w:eastAsia="Times New Roman" w:hAnsi="Times New Roman" w:cs="Times New Roman"/>
+          <w:sz w:val="24"/>
+          <w:szCs w:val="24"/>
+          <w:lang w:eastAsia="ru-RU"/>
+        </w:rPr>
+        <w:pict w14:anchorId="50712855">
+          <v:rect id="_x0000_i1083" style="width:0;height:1.5pt" o:hralign="center" o:hrstd="t" o:hr="t" fillcolor="#a0a0a0" stroked="f"/>
+        </w:pict>
+      </w:r>
+    </w:p>
+    <w:p>
+      <w:pPr>
+        <w:spacing w:before="100" w:beforeAutospacing="1" w:after="100" w:afterAutospacing="1" w:line="240" w:lineRule="auto"/>
+        <w:rPr>
+          <w:rFonts w:ascii="Times New Roman" w:eastAsia="Times New Roman" w:hAnsi="Times New Roman" w:cs="Times New Roman"/>
+          <w:sz w:val="24"/>
+          <w:szCs w:val="24"/>
+          <w:lang w:eastAsia="ru-RU"/>
+        </w:rPr>
+      </w:pPr>
+      <w:r>
+        <w:rPr>
+          <w:rFonts w:ascii="Times New Roman" w:eastAsia="Times New Roman" w:hAnsi="Times New Roman" w:cs="Times New Roman"/>
+          <w:sz w:val="24"/>
+          <w:szCs w:val="24"/>
+          <w:lang w:eastAsia="ru-RU"/>
+        </w:rPr>
+        <w:t>До достижения нескольких тысяч активных пользователей Kubernetes не требуется.</w:t>
+      </w:r>
+    </w:p>
+    <w:p>
+      <w:pPr>
+        <w:spacing w:after="0" w:line="240" w:lineRule="auto"/>
+        <w:rPr>
+          <w:rFonts w:ascii="Times New Roman" w:eastAsia="Times New Roman" w:hAnsi="Times New Roman" w:cs="Times New Roman"/>
+          <w:sz w:val="24"/>
+          <w:szCs w:val="24"/>
+          <w:lang w:eastAsia="ru-RU"/>
+        </w:rPr>
+      </w:pPr>
+      <w:r>
+        <w:rPr>
+          <w:rFonts w:ascii="Times New Roman" w:eastAsia="Times New Roman" w:hAnsi="Times New Roman" w:cs="Times New Roman"/>
+          <w:sz w:val="24"/>
+          <w:szCs w:val="24"/>
+          <w:lang w:eastAsia="ru-RU"/>
+        </w:rPr>
+        <w:pict w14:anchorId="2025289C">
+          <v:rect id="_x0000_i1084" style="width:0;height:1.5pt" o:hralign="center" o:hrstd="t" o:hr="t" fillcolor="#a0a0a0" stroked="f"/>
         </w:pict>
       </w:r>
     </w:p>
@@ -7993,246 +8653,72 @@
           <w:szCs w:val="48"/>
           <w:lang w:eastAsia="ru-RU"/>
         </w:rPr>
-        <w:t>Scaling Strategy</w:t>
-      </w:r>
-    </w:p>
-    <w:p>
-      <w:pPr>
-        <w:spacing w:before="100" w:beforeAutospacing="1" w:after="100" w:afterAutospacing="1" w:line="240" w:lineRule="auto"/>
-        <w:rPr>
-          <w:rFonts w:ascii="Times New Roman" w:eastAsia="Times New Roman" w:hAnsi="Times New Roman" w:cs="Times New Roman"/>
-          <w:sz w:val="24"/>
-          <w:szCs w:val="24"/>
-          <w:lang w:eastAsia="ru-RU"/>
-        </w:rPr>
-      </w:pPr>
-      <w:r>
-        <w:rPr>
-          <w:rFonts w:ascii="Times New Roman" w:eastAsia="Times New Roman" w:hAnsi="Times New Roman" w:cs="Times New Roman"/>
-          <w:sz w:val="24"/>
-          <w:szCs w:val="24"/>
-          <w:lang w:eastAsia="ru-RU"/>
-        </w:rPr>
-        <w:t>После роста аудитории:</w:t>
-      </w:r>
-    </w:p>
-    <w:p>
-      <w:pPr>
-        <w:spacing w:before="100" w:beforeAutospacing="1" w:after="100" w:afterAutospacing="1" w:line="240" w:lineRule="auto"/>
-        <w:rPr>
-          <w:rFonts w:ascii="Times New Roman" w:eastAsia="Times New Roman" w:hAnsi="Times New Roman" w:cs="Times New Roman"/>
-          <w:sz w:val="24"/>
-          <w:szCs w:val="24"/>
-          <w:lang w:eastAsia="ru-RU"/>
-        </w:rPr>
-      </w:pPr>
-      <w:r>
-        <w:rPr>
-          <w:rFonts w:ascii="Times New Roman" w:eastAsia="Times New Roman" w:hAnsi="Times New Roman" w:cs="Times New Roman"/>
-          <w:sz w:val="24"/>
-          <w:szCs w:val="24"/>
-          <w:lang w:eastAsia="ru-RU"/>
-        </w:rPr>
-        <w:t>Шаг 1:</w:t>
-      </w:r>
-    </w:p>
-    <w:p>
-      <w:pPr>
-        <w:tabs>
-          <w:tab w:val="left" w:pos="916"/>
-          <w:tab w:val="left" w:pos="1832"/>
-          <w:tab w:val="left" w:pos="2748"/>
-          <w:tab w:val="left" w:pos="3664"/>
-          <w:tab w:val="left" w:pos="4580"/>
-          <w:tab w:val="left" w:pos="5496"/>
-          <w:tab w:val="left" w:pos="6412"/>
-          <w:tab w:val="left" w:pos="7328"/>
-          <w:tab w:val="left" w:pos="8244"/>
-          <w:tab w:val="left" w:pos="9160"/>
-          <w:tab w:val="left" w:pos="10076"/>
-          <w:tab w:val="left" w:pos="10992"/>
-          <w:tab w:val="left" w:pos="11908"/>
-          <w:tab w:val="left" w:pos="12824"/>
-          <w:tab w:val="left" w:pos="13740"/>
-          <w:tab w:val="left" w:pos="14656"/>
-        </w:tabs>
-        <w:spacing w:after="0" w:line="240" w:lineRule="auto"/>
-        <w:rPr>
-          <w:rFonts w:ascii="Courier New" w:eastAsia="Times New Roman" w:hAnsi="Courier New" w:cs="Courier New"/>
-          <w:sz w:val="20"/>
-          <w:szCs w:val="20"/>
-          <w:lang w:eastAsia="ru-RU"/>
-        </w:rPr>
-      </w:pPr>
-      <w:r>
-        <w:rPr>
-          <w:rFonts w:ascii="Courier New" w:eastAsia="Times New Roman" w:hAnsi="Courier New" w:cs="Courier New"/>
-          <w:sz w:val="20"/>
-          <w:szCs w:val="20"/>
-          <w:lang w:eastAsia="ru-RU"/>
-        </w:rPr>
-        <w:t>PostgreSQL</w:t>
-      </w:r>
-    </w:p>
-    <w:p>
-      <w:pPr>
-        <w:tabs>
-          <w:tab w:val="left" w:pos="916"/>
-          <w:tab w:val="left" w:pos="1832"/>
-          <w:tab w:val="left" w:pos="2748"/>
-          <w:tab w:val="left" w:pos="3664"/>
-          <w:tab w:val="left" w:pos="4580"/>
-          <w:tab w:val="left" w:pos="5496"/>
-          <w:tab w:val="left" w:pos="6412"/>
-          <w:tab w:val="left" w:pos="7328"/>
-          <w:tab w:val="left" w:pos="8244"/>
-          <w:tab w:val="left" w:pos="9160"/>
-          <w:tab w:val="left" w:pos="10076"/>
-          <w:tab w:val="left" w:pos="10992"/>
-          <w:tab w:val="left" w:pos="11908"/>
-          <w:tab w:val="left" w:pos="12824"/>
-          <w:tab w:val="left" w:pos="13740"/>
-          <w:tab w:val="left" w:pos="14656"/>
-        </w:tabs>
-        <w:spacing w:after="0" w:line="240" w:lineRule="auto"/>
-        <w:rPr>
-          <w:rFonts w:ascii="Courier New" w:eastAsia="Times New Roman" w:hAnsi="Courier New" w:cs="Courier New"/>
-          <w:sz w:val="20"/>
-          <w:szCs w:val="20"/>
-          <w:lang w:eastAsia="ru-RU"/>
-        </w:rPr>
-      </w:pPr>
-      <w:r>
-        <w:rPr>
-          <w:rFonts w:ascii="Courier New" w:eastAsia="Times New Roman" w:hAnsi="Courier New" w:cs="Courier New"/>
-          <w:sz w:val="20"/>
-          <w:szCs w:val="20"/>
-          <w:lang w:eastAsia="ru-RU"/>
-        </w:rPr>
-        <w:t>выносится отдельно</w:t>
-      </w:r>
-    </w:p>
-    <w:p>
-      <w:pPr>
-        <w:spacing w:after="0" w:line="240" w:lineRule="auto"/>
-        <w:rPr>
-          <w:rFonts w:ascii="Times New Roman" w:eastAsia="Times New Roman" w:hAnsi="Times New Roman" w:cs="Times New Roman"/>
-          <w:sz w:val="24"/>
-          <w:szCs w:val="24"/>
-          <w:lang w:eastAsia="ru-RU"/>
-        </w:rPr>
-      </w:pPr>
-      <w:r>
-        <w:rPr>
-          <w:rFonts w:ascii="Times New Roman" w:eastAsia="Times New Roman" w:hAnsi="Times New Roman" w:cs="Times New Roman"/>
-          <w:sz w:val="24"/>
-          <w:szCs w:val="24"/>
-          <w:lang w:eastAsia="ru-RU"/>
-        </w:rPr>
-        <w:pict w14:anchorId="22C7D8BF">
-          <v:rect id="_x0000_i1080" style="width:0;height:1.5pt" o:hralign="center" o:hrstd="t" o:hr="t" fillcolor="#a0a0a0" stroked="f"/>
-        </w:pict>
-      </w:r>
-    </w:p>
-    <w:p>
-      <w:pPr>
-        <w:spacing w:before="100" w:beforeAutospacing="1" w:after="100" w:afterAutospacing="1" w:line="240" w:lineRule="auto"/>
-        <w:rPr>
-          <w:rFonts w:ascii="Times New Roman" w:eastAsia="Times New Roman" w:hAnsi="Times New Roman" w:cs="Times New Roman"/>
-          <w:sz w:val="24"/>
-          <w:szCs w:val="24"/>
-          <w:lang w:eastAsia="ru-RU"/>
-        </w:rPr>
-      </w:pPr>
-      <w:r>
-        <w:rPr>
-          <w:rFonts w:ascii="Times New Roman" w:eastAsia="Times New Roman" w:hAnsi="Times New Roman" w:cs="Times New Roman"/>
-          <w:sz w:val="24"/>
-          <w:szCs w:val="24"/>
-          <w:lang w:eastAsia="ru-RU"/>
-        </w:rPr>
-        <w:t>Шаг 2:</w:t>
-      </w:r>
-    </w:p>
-    <w:p>
-      <w:pPr>
-        <w:tabs>
-          <w:tab w:val="left" w:pos="916"/>
-          <w:tab w:val="left" w:pos="1832"/>
-          <w:tab w:val="left" w:pos="2748"/>
-          <w:tab w:val="left" w:pos="3664"/>
-          <w:tab w:val="left" w:pos="4580"/>
-          <w:tab w:val="left" w:pos="5496"/>
-          <w:tab w:val="left" w:pos="6412"/>
-          <w:tab w:val="left" w:pos="7328"/>
-          <w:tab w:val="left" w:pos="8244"/>
-          <w:tab w:val="left" w:pos="9160"/>
-          <w:tab w:val="left" w:pos="10076"/>
-          <w:tab w:val="left" w:pos="10992"/>
-          <w:tab w:val="left" w:pos="11908"/>
-          <w:tab w:val="left" w:pos="12824"/>
-          <w:tab w:val="left" w:pos="13740"/>
-          <w:tab w:val="left" w:pos="14656"/>
-        </w:tabs>
-        <w:spacing w:after="0" w:line="240" w:lineRule="auto"/>
-        <w:rPr>
-          <w:rFonts w:ascii="Courier New" w:eastAsia="Times New Roman" w:hAnsi="Courier New" w:cs="Courier New"/>
-          <w:sz w:val="20"/>
-          <w:szCs w:val="20"/>
-          <w:lang w:eastAsia="ru-RU"/>
-        </w:rPr>
-      </w:pPr>
-      <w:r>
-        <w:rPr>
-          <w:rFonts w:ascii="Courier New" w:eastAsia="Times New Roman" w:hAnsi="Courier New" w:cs="Courier New"/>
-          <w:sz w:val="20"/>
-          <w:szCs w:val="20"/>
-          <w:lang w:eastAsia="ru-RU"/>
-        </w:rPr>
-        <w:t>MinIO</w:t>
-      </w:r>
-    </w:p>
-    <w:p>
-      <w:pPr>
-        <w:tabs>
-          <w:tab w:val="left" w:pos="916"/>
-          <w:tab w:val="left" w:pos="1832"/>
-          <w:tab w:val="left" w:pos="2748"/>
-          <w:tab w:val="left" w:pos="3664"/>
-          <w:tab w:val="left" w:pos="4580"/>
-          <w:tab w:val="left" w:pos="5496"/>
-          <w:tab w:val="left" w:pos="6412"/>
-          <w:tab w:val="left" w:pos="7328"/>
-          <w:tab w:val="left" w:pos="8244"/>
-          <w:tab w:val="left" w:pos="9160"/>
-          <w:tab w:val="left" w:pos="10076"/>
-          <w:tab w:val="left" w:pos="10992"/>
-          <w:tab w:val="left" w:pos="11908"/>
-          <w:tab w:val="left" w:pos="12824"/>
-          <w:tab w:val="left" w:pos="13740"/>
-          <w:tab w:val="left" w:pos="14656"/>
-        </w:tabs>
-        <w:spacing w:after="0" w:line="240" w:lineRule="auto"/>
-        <w:rPr>
-          <w:rFonts w:ascii="Courier New" w:eastAsia="Times New Roman" w:hAnsi="Courier New" w:cs="Courier New"/>
-          <w:sz w:val="20"/>
-          <w:szCs w:val="20"/>
-          <w:lang w:eastAsia="ru-RU"/>
-        </w:rPr>
-      </w:pPr>
-      <w:r>
-        <w:rPr>
-          <w:rFonts w:ascii="Courier New" w:eastAsia="Times New Roman" w:hAnsi="Courier New" w:cs="Courier New"/>
-          <w:sz w:val="20"/>
-          <w:szCs w:val="20"/>
-          <w:lang w:eastAsia="ru-RU"/>
-        </w:rPr>
-        <w:t>выносится отдельно</w:t>
-      </w:r>
-    </w:p>
-    <w:p>
-      <w:pPr>
-        <w:spacing w:after="0" w:line="240" w:lineRule="auto"/>
+        <w:t>Production Philosophy</w:t>
+      </w:r>
+    </w:p>
+    <w:p>
+      <w:pPr>
+        <w:spacing w:before="100" w:beforeAutospacing="1" w:after="100" w:afterAutospacing="1" w:line="240" w:lineRule="auto"/>
+        <w:rPr>
+          <w:rFonts w:ascii="Times New Roman" w:eastAsia="Times New Roman" w:hAnsi="Times New Roman" w:cs="Times New Roman"/>
+          <w:sz w:val="24"/>
+          <w:szCs w:val="24"/>
+          <w:lang w:eastAsia="ru-RU"/>
+        </w:rPr>
+      </w:pPr>
+      <w:r>
+        <w:rPr>
+          <w:rFonts w:ascii="Times New Roman" w:eastAsia="Times New Roman" w:hAnsi="Times New Roman" w:cs="Times New Roman"/>
+          <w:sz w:val="24"/>
+          <w:szCs w:val="24"/>
+          <w:lang w:eastAsia="ru-RU"/>
+        </w:rPr>
+        <w:t>Memory Map должен оставаться простым в эксплуатации.</w:t>
+      </w:r>
+    </w:p>
+    <w:p>
+      <w:pPr>
+        <w:spacing w:before="100" w:beforeAutospacing="1" w:after="100" w:afterAutospacing="1" w:line="240" w:lineRule="auto"/>
+        <w:rPr>
+          <w:rFonts w:ascii="Times New Roman" w:eastAsia="Times New Roman" w:hAnsi="Times New Roman" w:cs="Times New Roman"/>
+          <w:sz w:val="24"/>
+          <w:szCs w:val="24"/>
+          <w:lang w:eastAsia="ru-RU"/>
+        </w:rPr>
+      </w:pPr>
+      <w:r>
+        <w:rPr>
+          <w:rFonts w:ascii="Times New Roman" w:eastAsia="Times New Roman" w:hAnsi="Times New Roman" w:cs="Times New Roman"/>
+          <w:sz w:val="24"/>
+          <w:szCs w:val="24"/>
+          <w:lang w:eastAsia="ru-RU"/>
+        </w:rPr>
+        <w:t>Любое инфраструктурное решение должно отвечать на вопрос:</w:t>
+      </w:r>
+    </w:p>
+    <w:p>
+      <w:pPr>
+        <w:spacing w:before="100" w:beforeAutospacing="1" w:after="100" w:afterAutospacing="1" w:line="240" w:lineRule="auto"/>
+        <w:rPr>
+          <w:rFonts w:ascii="Times New Roman" w:eastAsia="Times New Roman" w:hAnsi="Times New Roman" w:cs="Times New Roman"/>
+          <w:sz w:val="24"/>
+          <w:szCs w:val="24"/>
+          <w:lang w:eastAsia="ru-RU"/>
+        </w:rPr>
+      </w:pPr>
+      <w:r>
+        <w:rPr>
+          <w:rFonts w:ascii="Times New Roman" w:eastAsia="Times New Roman" w:hAnsi="Times New Roman" w:cs="Times New Roman"/>
+          <w:sz w:val="24"/>
+          <w:szCs w:val="24"/>
+          <w:lang w:eastAsia="ru-RU"/>
+        </w:rPr>
+        <w:t>"Решает ли оно реальную проблему пользователей прямо сейчас?"</w:t>
+      </w:r>
+    </w:p>
+    <w:p>
+      <w:pPr>
+        <w:spacing w:before="100" w:beforeAutospacing="1" w:after="100" w:afterAutospacing="1" w:line="240" w:lineRule="auto"/>
         <w:rPr>
           <w:rFonts w:ascii="Times New Roman" w:eastAsia="Times New Roman" w:hAnsi="Times New Roman" w:cs="Times New Roman"/>
           <w:sz w:val="24"/>
@@ -8248,355 +8734,6 @@
           <w:lang w:eastAsia="ru-RU"/>
         </w:rPr>
         <w:lastRenderedPageBreak/>
-        <w:pict w14:anchorId="67D2EDDA">
-          <v:rect id="_x0000_i1081" style="width:0;height:1.5pt" o:hralign="center" o:hrstd="t" o:hr="t" fillcolor="#a0a0a0" stroked="f"/>
-        </w:pict>
-      </w:r>
-    </w:p>
-    <w:p>
-      <w:pPr>
-        <w:spacing w:before="100" w:beforeAutospacing="1" w:after="100" w:afterAutospacing="1" w:line="240" w:lineRule="auto"/>
-        <w:rPr>
-          <w:rFonts w:ascii="Times New Roman" w:eastAsia="Times New Roman" w:hAnsi="Times New Roman" w:cs="Times New Roman"/>
-          <w:sz w:val="24"/>
-          <w:szCs w:val="24"/>
-          <w:lang w:eastAsia="ru-RU"/>
-        </w:rPr>
-      </w:pPr>
-      <w:r>
-        <w:rPr>
-          <w:rFonts w:ascii="Times New Roman" w:eastAsia="Times New Roman" w:hAnsi="Times New Roman" w:cs="Times New Roman"/>
-          <w:sz w:val="24"/>
-          <w:szCs w:val="24"/>
-          <w:lang w:eastAsia="ru-RU"/>
-        </w:rPr>
-        <w:t>Шаг 3:</w:t>
-      </w:r>
-    </w:p>
-    <w:p>
-      <w:pPr>
-        <w:tabs>
-          <w:tab w:val="left" w:pos="916"/>
-          <w:tab w:val="left" w:pos="1832"/>
-          <w:tab w:val="left" w:pos="2748"/>
-          <w:tab w:val="left" w:pos="3664"/>
-          <w:tab w:val="left" w:pos="4580"/>
-          <w:tab w:val="left" w:pos="5496"/>
-          <w:tab w:val="left" w:pos="6412"/>
-          <w:tab w:val="left" w:pos="7328"/>
-          <w:tab w:val="left" w:pos="8244"/>
-          <w:tab w:val="left" w:pos="9160"/>
-          <w:tab w:val="left" w:pos="10076"/>
-          <w:tab w:val="left" w:pos="10992"/>
-          <w:tab w:val="left" w:pos="11908"/>
-          <w:tab w:val="left" w:pos="12824"/>
-          <w:tab w:val="left" w:pos="13740"/>
-          <w:tab w:val="left" w:pos="14656"/>
-        </w:tabs>
-        <w:spacing w:after="0" w:line="240" w:lineRule="auto"/>
-        <w:rPr>
-          <w:rFonts w:ascii="Courier New" w:eastAsia="Times New Roman" w:hAnsi="Courier New" w:cs="Courier New"/>
-          <w:sz w:val="20"/>
-          <w:szCs w:val="20"/>
-          <w:lang w:eastAsia="ru-RU"/>
-        </w:rPr>
-      </w:pPr>
-      <w:r>
-        <w:rPr>
-          <w:rFonts w:ascii="Courier New" w:eastAsia="Times New Roman" w:hAnsi="Courier New" w:cs="Courier New"/>
-          <w:sz w:val="20"/>
-          <w:szCs w:val="20"/>
-          <w:lang w:eastAsia="ru-RU"/>
-        </w:rPr>
-        <w:t>Cloudflare CDN</w:t>
-      </w:r>
-    </w:p>
-    <w:p>
-      <w:pPr>
-        <w:spacing w:after="0" w:line="240" w:lineRule="auto"/>
-        <w:rPr>
-          <w:rFonts w:ascii="Times New Roman" w:eastAsia="Times New Roman" w:hAnsi="Times New Roman" w:cs="Times New Roman"/>
-          <w:sz w:val="24"/>
-          <w:szCs w:val="24"/>
-          <w:lang w:eastAsia="ru-RU"/>
-        </w:rPr>
-      </w:pPr>
-      <w:r>
-        <w:rPr>
-          <w:rFonts w:ascii="Times New Roman" w:eastAsia="Times New Roman" w:hAnsi="Times New Roman" w:cs="Times New Roman"/>
-          <w:sz w:val="24"/>
-          <w:szCs w:val="24"/>
-          <w:lang w:eastAsia="ru-RU"/>
-        </w:rPr>
-        <w:pict w14:anchorId="21FBB590">
-          <v:rect id="_x0000_i1082" style="width:0;height:1.5pt" o:hralign="center" o:hrstd="t" o:hr="t" fillcolor="#a0a0a0" stroked="f"/>
-        </w:pict>
-      </w:r>
-    </w:p>
-    <w:p>
-      <w:pPr>
-        <w:spacing w:before="100" w:beforeAutospacing="1" w:after="100" w:afterAutospacing="1" w:line="240" w:lineRule="auto"/>
-        <w:rPr>
-          <w:rFonts w:ascii="Times New Roman" w:eastAsia="Times New Roman" w:hAnsi="Times New Roman" w:cs="Times New Roman"/>
-          <w:sz w:val="24"/>
-          <w:szCs w:val="24"/>
-          <w:lang w:eastAsia="ru-RU"/>
-        </w:rPr>
-      </w:pPr>
-      <w:r>
-        <w:rPr>
-          <w:rFonts w:ascii="Times New Roman" w:eastAsia="Times New Roman" w:hAnsi="Times New Roman" w:cs="Times New Roman"/>
-          <w:sz w:val="24"/>
-          <w:szCs w:val="24"/>
-          <w:lang w:eastAsia="ru-RU"/>
-        </w:rPr>
-        <w:t>Шаг 4:</w:t>
-      </w:r>
-    </w:p>
-    <w:p>
-      <w:pPr>
-        <w:tabs>
-          <w:tab w:val="left" w:pos="916"/>
-          <w:tab w:val="left" w:pos="1832"/>
-          <w:tab w:val="left" w:pos="2748"/>
-          <w:tab w:val="left" w:pos="3664"/>
-          <w:tab w:val="left" w:pos="4580"/>
-          <w:tab w:val="left" w:pos="5496"/>
-          <w:tab w:val="left" w:pos="6412"/>
-          <w:tab w:val="left" w:pos="7328"/>
-          <w:tab w:val="left" w:pos="8244"/>
-          <w:tab w:val="left" w:pos="9160"/>
-          <w:tab w:val="left" w:pos="10076"/>
-          <w:tab w:val="left" w:pos="10992"/>
-          <w:tab w:val="left" w:pos="11908"/>
-          <w:tab w:val="left" w:pos="12824"/>
-          <w:tab w:val="left" w:pos="13740"/>
-          <w:tab w:val="left" w:pos="14656"/>
-        </w:tabs>
-        <w:spacing w:after="0" w:line="240" w:lineRule="auto"/>
-        <w:rPr>
-          <w:rFonts w:ascii="Courier New" w:eastAsia="Times New Roman" w:hAnsi="Courier New" w:cs="Courier New"/>
-          <w:sz w:val="20"/>
-          <w:szCs w:val="20"/>
-          <w:lang w:eastAsia="ru-RU"/>
-        </w:rPr>
-      </w:pPr>
-      <w:r>
-        <w:rPr>
-          <w:rFonts w:ascii="Courier New" w:eastAsia="Times New Roman" w:hAnsi="Courier New" w:cs="Courier New"/>
-          <w:sz w:val="20"/>
-          <w:szCs w:val="20"/>
-          <w:lang w:eastAsia="ru-RU"/>
-        </w:rPr>
-        <w:t>Horizontal Scaling</w:t>
-      </w:r>
-    </w:p>
-    <w:p>
-      <w:pPr>
-        <w:tabs>
-          <w:tab w:val="left" w:pos="916"/>
-          <w:tab w:val="left" w:pos="1832"/>
-          <w:tab w:val="left" w:pos="2748"/>
-          <w:tab w:val="left" w:pos="3664"/>
-          <w:tab w:val="left" w:pos="4580"/>
-          <w:tab w:val="left" w:pos="5496"/>
-          <w:tab w:val="left" w:pos="6412"/>
-          <w:tab w:val="left" w:pos="7328"/>
-          <w:tab w:val="left" w:pos="8244"/>
-          <w:tab w:val="left" w:pos="9160"/>
-          <w:tab w:val="left" w:pos="10076"/>
-          <w:tab w:val="left" w:pos="10992"/>
-          <w:tab w:val="left" w:pos="11908"/>
-          <w:tab w:val="left" w:pos="12824"/>
-          <w:tab w:val="left" w:pos="13740"/>
-          <w:tab w:val="left" w:pos="14656"/>
-        </w:tabs>
-        <w:spacing w:after="0" w:line="240" w:lineRule="auto"/>
-        <w:rPr>
-          <w:rFonts w:ascii="Courier New" w:eastAsia="Times New Roman" w:hAnsi="Courier New" w:cs="Courier New"/>
-          <w:sz w:val="20"/>
-          <w:szCs w:val="20"/>
-          <w:lang w:eastAsia="ru-RU"/>
-        </w:rPr>
-      </w:pPr>
-      <w:r>
-        <w:rPr>
-          <w:rFonts w:ascii="Courier New" w:eastAsia="Times New Roman" w:hAnsi="Courier New" w:cs="Courier New"/>
-          <w:sz w:val="20"/>
-          <w:szCs w:val="20"/>
-          <w:lang w:eastAsia="ru-RU"/>
-        </w:rPr>
-        <w:t>Spring Boot</w:t>
-      </w:r>
-    </w:p>
-    <w:p>
-      <w:pPr>
-        <w:spacing w:after="0" w:line="240" w:lineRule="auto"/>
-        <w:rPr>
-          <w:rFonts w:ascii="Times New Roman" w:eastAsia="Times New Roman" w:hAnsi="Times New Roman" w:cs="Times New Roman"/>
-          <w:sz w:val="24"/>
-          <w:szCs w:val="24"/>
-          <w:lang w:eastAsia="ru-RU"/>
-        </w:rPr>
-      </w:pPr>
-      <w:r>
-        <w:rPr>
-          <w:rFonts w:ascii="Times New Roman" w:eastAsia="Times New Roman" w:hAnsi="Times New Roman" w:cs="Times New Roman"/>
-          <w:sz w:val="24"/>
-          <w:szCs w:val="24"/>
-          <w:lang w:eastAsia="ru-RU"/>
-        </w:rPr>
-        <w:pict w14:anchorId="50712855">
-          <v:rect id="_x0000_i1083" style="width:0;height:1.5pt" o:hralign="center" o:hrstd="t" o:hr="t" fillcolor="#a0a0a0" stroked="f"/>
-        </w:pict>
-      </w:r>
-    </w:p>
-    <w:p>
-      <w:pPr>
-        <w:spacing w:before="100" w:beforeAutospacing="1" w:after="100" w:afterAutospacing="1" w:line="240" w:lineRule="auto"/>
-        <w:rPr>
-          <w:rFonts w:ascii="Times New Roman" w:eastAsia="Times New Roman" w:hAnsi="Times New Roman" w:cs="Times New Roman"/>
-          <w:sz w:val="24"/>
-          <w:szCs w:val="24"/>
-          <w:lang w:eastAsia="ru-RU"/>
-        </w:rPr>
-      </w:pPr>
-      <w:r>
-        <w:rPr>
-          <w:rFonts w:ascii="Times New Roman" w:eastAsia="Times New Roman" w:hAnsi="Times New Roman" w:cs="Times New Roman"/>
-          <w:sz w:val="24"/>
-          <w:szCs w:val="24"/>
-          <w:lang w:eastAsia="ru-RU"/>
-        </w:rPr>
-        <w:t>До достижения нескольких тысяч активных пользователей Kubernetes не требуется.</w:t>
-      </w:r>
-    </w:p>
-    <w:p>
-      <w:pPr>
-        <w:spacing w:after="0" w:line="240" w:lineRule="auto"/>
-        <w:rPr>
-          <w:rFonts w:ascii="Times New Roman" w:eastAsia="Times New Roman" w:hAnsi="Times New Roman" w:cs="Times New Roman"/>
-          <w:sz w:val="24"/>
-          <w:szCs w:val="24"/>
-          <w:lang w:eastAsia="ru-RU"/>
-        </w:rPr>
-      </w:pPr>
-      <w:r>
-        <w:rPr>
-          <w:rFonts w:ascii="Times New Roman" w:eastAsia="Times New Roman" w:hAnsi="Times New Roman" w:cs="Times New Roman"/>
-          <w:sz w:val="24"/>
-          <w:szCs w:val="24"/>
-          <w:lang w:eastAsia="ru-RU"/>
-        </w:rPr>
-        <w:pict w14:anchorId="2025289C">
-          <v:rect id="_x0000_i1084" style="width:0;height:1.5pt" o:hralign="center" o:hrstd="t" o:hr="t" fillcolor="#a0a0a0" stroked="f"/>
-        </w:pict>
-      </w:r>
-    </w:p>
-    <w:p>
-      <w:pPr>
-        <w:spacing w:before="100" w:beforeAutospacing="1" w:after="100" w:afterAutospacing="1" w:line="240" w:lineRule="auto"/>
-        <w:outlineLvl w:val="0"/>
-        <w:rPr>
-          <w:rFonts w:ascii="Times New Roman" w:eastAsia="Times New Roman" w:hAnsi="Times New Roman" w:cs="Times New Roman"/>
-          <w:b/>
-          <w:bCs/>
-          <w:kern w:val="36"/>
-          <w:sz w:val="48"/>
-          <w:szCs w:val="48"/>
-          <w:lang w:eastAsia="ru-RU"/>
-        </w:rPr>
-      </w:pPr>
-      <w:r>
-        <w:rPr>
-          <w:rFonts w:ascii="Times New Roman" w:eastAsia="Times New Roman" w:hAnsi="Times New Roman" w:cs="Times New Roman"/>
-          <w:b/>
-          <w:bCs/>
-          <w:kern w:val="36"/>
-          <w:sz w:val="48"/>
-          <w:szCs w:val="48"/>
-          <w:lang w:eastAsia="ru-RU"/>
-        </w:rPr>
-        <w:t>Production Philosophy</w:t>
-      </w:r>
-    </w:p>
-    <w:p>
-      <w:pPr>
-        <w:spacing w:before="100" w:beforeAutospacing="1" w:after="100" w:afterAutospacing="1" w:line="240" w:lineRule="auto"/>
-        <w:rPr>
-          <w:rFonts w:ascii="Times New Roman" w:eastAsia="Times New Roman" w:hAnsi="Times New Roman" w:cs="Times New Roman"/>
-          <w:sz w:val="24"/>
-          <w:szCs w:val="24"/>
-          <w:lang w:eastAsia="ru-RU"/>
-        </w:rPr>
-      </w:pPr>
-      <w:r>
-        <w:rPr>
-          <w:rFonts w:ascii="Times New Roman" w:eastAsia="Times New Roman" w:hAnsi="Times New Roman" w:cs="Times New Roman"/>
-          <w:sz w:val="24"/>
-          <w:szCs w:val="24"/>
-          <w:lang w:eastAsia="ru-RU"/>
-        </w:rPr>
-        <w:t>Memory Map должен оставаться простым в эксплуатации.</w:t>
-      </w:r>
-    </w:p>
-    <w:p>
-      <w:pPr>
-        <w:spacing w:before="100" w:beforeAutospacing="1" w:after="100" w:afterAutospacing="1" w:line="240" w:lineRule="auto"/>
-        <w:rPr>
-          <w:rFonts w:ascii="Times New Roman" w:eastAsia="Times New Roman" w:hAnsi="Times New Roman" w:cs="Times New Roman"/>
-          <w:sz w:val="24"/>
-          <w:szCs w:val="24"/>
-          <w:lang w:eastAsia="ru-RU"/>
-        </w:rPr>
-      </w:pPr>
-      <w:r>
-        <w:rPr>
-          <w:rFonts w:ascii="Times New Roman" w:eastAsia="Times New Roman" w:hAnsi="Times New Roman" w:cs="Times New Roman"/>
-          <w:sz w:val="24"/>
-          <w:szCs w:val="24"/>
-          <w:lang w:eastAsia="ru-RU"/>
-        </w:rPr>
-        <w:t>Любое инфраструктурное решение должно отвечать на вопрос:</w:t>
-      </w:r>
-    </w:p>
-    <w:p>
-      <w:pPr>
-        <w:spacing w:before="100" w:beforeAutospacing="1" w:after="100" w:afterAutospacing="1" w:line="240" w:lineRule="auto"/>
-        <w:rPr>
-          <w:rFonts w:ascii="Times New Roman" w:eastAsia="Times New Roman" w:hAnsi="Times New Roman" w:cs="Times New Roman"/>
-          <w:sz w:val="24"/>
-          <w:szCs w:val="24"/>
-          <w:lang w:eastAsia="ru-RU"/>
-        </w:rPr>
-      </w:pPr>
-      <w:r>
-        <w:rPr>
-          <w:rFonts w:ascii="Times New Roman" w:eastAsia="Times New Roman" w:hAnsi="Times New Roman" w:cs="Times New Roman"/>
-          <w:sz w:val="24"/>
-          <w:szCs w:val="24"/>
-          <w:lang w:eastAsia="ru-RU"/>
-        </w:rPr>
-        <w:t>"Решает ли оно реальную проблему пользователей прямо сейчас?"</w:t>
-      </w:r>
-    </w:p>
-    <w:p>
-      <w:pPr>
-        <w:spacing w:before="100" w:beforeAutospacing="1" w:after="100" w:afterAutospacing="1" w:line="240" w:lineRule="auto"/>
-        <w:rPr>
-          <w:rFonts w:ascii="Times New Roman" w:eastAsia="Times New Roman" w:hAnsi="Times New Roman" w:cs="Times New Roman"/>
-          <w:sz w:val="24"/>
-          <w:szCs w:val="24"/>
-          <w:lang w:eastAsia="ru-RU"/>
-        </w:rPr>
-      </w:pPr>
-      <w:r>
-        <w:rPr>
-          <w:rFonts w:ascii="Times New Roman" w:eastAsia="Times New Roman" w:hAnsi="Times New Roman" w:cs="Times New Roman"/>
-          <w:sz w:val="24"/>
-          <w:szCs w:val="24"/>
-          <w:lang w:eastAsia="ru-RU"/>
-        </w:rPr>
         <w:t>Если нет — решение откладывается до появления реальной необходимости.</w:t>
       </w:r>
     </w:p>

--- a/docs/12-production-architecture.docx
+++ b/docs/12-production-architecture.docx
@@ -3999,319 +3999,69 @@
       </w:r>
     </w:p>
     <w:p>
-      <w:pPr>
-        <w:spacing w:before="100" w:beforeAutospacing="1" w:after="100" w:afterAutospacing="1" w:line="240" w:lineRule="auto"/>
-        <w:outlineLvl w:val="0"/>
-        <w:rPr>
-          <w:rFonts w:ascii="Times New Roman" w:eastAsia="Times New Roman" w:hAnsi="Times New Roman" w:cs="Times New Roman"/>
-          <w:b/>
-          <w:bCs/>
-          <w:kern w:val="36"/>
-          <w:sz w:val="48"/>
-          <w:szCs w:val="48"/>
-          <w:lang w:val="en-US" w:eastAsia="ru-RU"/>
-        </w:rPr>
-      </w:pPr>
-      <w:r>
-        <w:rPr>
-          <w:rFonts w:ascii="Times New Roman" w:eastAsia="Times New Roman" w:hAnsi="Times New Roman" w:cs="Times New Roman"/>
-          <w:b/>
-          <w:bCs/>
-          <w:kern w:val="36"/>
-          <w:sz w:val="48"/>
-          <w:szCs w:val="48"/>
-          <w:lang w:val="en-US" w:eastAsia="ru-RU"/>
-        </w:rPr>
+      <w:pPr/>
+      <w:r>
         <w:t>MinIO Architecture</w:t>
       </w:r>
     </w:p>
     <w:p>
-      <w:pPr>
-        <w:spacing w:before="100" w:beforeAutospacing="1" w:after="100" w:afterAutospacing="1" w:line="240" w:lineRule="auto"/>
-        <w:rPr>
-          <w:rFonts w:ascii="Times New Roman" w:eastAsia="Times New Roman" w:hAnsi="Times New Roman" w:cs="Times New Roman"/>
-          <w:sz w:val="24"/>
-          <w:szCs w:val="24"/>
-          <w:lang w:val="en-US" w:eastAsia="ru-RU"/>
-        </w:rPr>
-      </w:pPr>
-      <w:r>
-        <w:rPr>
-          <w:rFonts w:ascii="Times New Roman" w:eastAsia="Times New Roman" w:hAnsi="Times New Roman" w:cs="Times New Roman"/>
-          <w:sz w:val="24"/>
-          <w:szCs w:val="24"/>
-          <w:lang w:eastAsia="ru-RU"/>
-        </w:rPr>
-        <w:t>Использовать</w:t>
-      </w:r>
-      <w:r>
-        <w:rPr>
-          <w:rFonts w:ascii="Times New Roman" w:eastAsia="Times New Roman" w:hAnsi="Times New Roman" w:cs="Times New Roman"/>
-          <w:sz w:val="24"/>
-          <w:szCs w:val="24"/>
-          <w:lang w:val="en-US" w:eastAsia="ru-RU"/>
-        </w:rPr>
-        <w:t>:</w:t>
-      </w:r>
-    </w:p>
-    <w:p>
-      <w:pPr>
-        <w:tabs>
-          <w:tab w:val="left" w:pos="916"/>
-          <w:tab w:val="left" w:pos="1832"/>
-          <w:tab w:val="left" w:pos="2748"/>
-          <w:tab w:val="left" w:pos="3664"/>
-          <w:tab w:val="left" w:pos="4580"/>
-          <w:tab w:val="left" w:pos="5496"/>
-          <w:tab w:val="left" w:pos="6412"/>
-          <w:tab w:val="left" w:pos="7328"/>
-          <w:tab w:val="left" w:pos="8244"/>
-          <w:tab w:val="left" w:pos="9160"/>
-          <w:tab w:val="left" w:pos="10076"/>
-          <w:tab w:val="left" w:pos="10992"/>
-          <w:tab w:val="left" w:pos="11908"/>
-          <w:tab w:val="left" w:pos="12824"/>
-          <w:tab w:val="left" w:pos="13740"/>
-          <w:tab w:val="left" w:pos="14656"/>
-        </w:tabs>
-        <w:spacing w:after="0" w:line="240" w:lineRule="auto"/>
-        <w:rPr>
-          <w:rFonts w:ascii="Courier New" w:eastAsia="Times New Roman" w:hAnsi="Courier New" w:cs="Courier New"/>
-          <w:sz w:val="20"/>
-          <w:szCs w:val="20"/>
-          <w:lang w:val="en-US" w:eastAsia="ru-RU"/>
-        </w:rPr>
-      </w:pPr>
-      <w:r>
-        <w:rPr>
-          <w:rFonts w:ascii="Courier New" w:eastAsia="Times New Roman" w:hAnsi="Courier New" w:cs="Courier New"/>
-          <w:sz w:val="20"/>
-          <w:szCs w:val="20"/>
-          <w:lang w:val="en-US" w:eastAsia="ru-RU"/>
-        </w:rPr>
+      <w:pPr/>
+      <w:r>
+        <w:t>Use:</w:t>
+      </w:r>
+    </w:p>
+    <w:p>
+      <w:pPr/>
+      <w:r>
         <w:t>Private Buckets Only</w:t>
       </w:r>
     </w:p>
     <w:p>
-      <w:pPr>
-        <w:spacing w:after="0" w:line="240" w:lineRule="auto"/>
-        <w:rPr>
-          <w:rFonts w:ascii="Times New Roman" w:eastAsia="Times New Roman" w:hAnsi="Times New Roman" w:cs="Times New Roman"/>
-          <w:sz w:val="24"/>
-          <w:szCs w:val="24"/>
-          <w:lang w:eastAsia="ru-RU"/>
-        </w:rPr>
-      </w:pPr>
-      <w:r>
-        <w:rPr>
-          <w:rFonts w:ascii="Times New Roman" w:eastAsia="Times New Roman" w:hAnsi="Times New Roman" w:cs="Times New Roman"/>
-          <w:sz w:val="24"/>
-          <w:szCs w:val="24"/>
-          <w:lang w:eastAsia="ru-RU"/>
-        </w:rPr>
-        <w:pict w14:anchorId="5FDF917C">
-          <v:rect id="_x0000_i1053" style="width:0;height:1.5pt" o:hralign="center" o:hrstd="t" o:hr="t" fillcolor="#a0a0a0" stroked="f"/>
-        </w:pict>
-      </w:r>
-    </w:p>
-    <w:p>
-      <w:pPr>
-        <w:spacing w:before="100" w:beforeAutospacing="1" w:after="100" w:afterAutospacing="1" w:line="240" w:lineRule="auto"/>
-        <w:rPr>
-          <w:rFonts w:ascii="Times New Roman" w:eastAsia="Times New Roman" w:hAnsi="Times New Roman" w:cs="Times New Roman"/>
-          <w:sz w:val="24"/>
-          <w:szCs w:val="24"/>
-          <w:lang w:eastAsia="ru-RU"/>
-        </w:rPr>
-      </w:pPr>
-      <w:r>
-        <w:rPr>
-          <w:rFonts w:ascii="Times New Roman" w:eastAsia="Times New Roman" w:hAnsi="Times New Roman" w:cs="Times New Roman"/>
-          <w:sz w:val="24"/>
-          <w:szCs w:val="24"/>
-          <w:lang w:eastAsia="ru-RU"/>
-        </w:rPr>
-        <w:t>Это соответствует Security Architecture.</w:t>
-      </w:r>
-    </w:p>
-    <w:p>
-      <w:pPr>
-        <w:spacing w:after="0" w:line="240" w:lineRule="auto"/>
-        <w:rPr>
-          <w:rFonts w:ascii="Times New Roman" w:eastAsia="Times New Roman" w:hAnsi="Times New Roman" w:cs="Times New Roman"/>
-          <w:sz w:val="24"/>
-          <w:szCs w:val="24"/>
-          <w:lang w:eastAsia="ru-RU"/>
-        </w:rPr>
-      </w:pPr>
-      <w:r>
-        <w:rPr>
-          <w:rFonts w:ascii="Times New Roman" w:eastAsia="Times New Roman" w:hAnsi="Times New Roman" w:cs="Times New Roman"/>
-          <w:sz w:val="24"/>
-          <w:szCs w:val="24"/>
-          <w:lang w:eastAsia="ru-RU"/>
-        </w:rPr>
-        <w:pict w14:anchorId="1EDD2734">
-          <v:rect id="_x0000_i1054" style="width:0;height:1.5pt" o:hralign="center" o:hrstd="t" o:hr="t" fillcolor="#a0a0a0" stroked="f"/>
-        </w:pict>
-      </w:r>
-    </w:p>
-    <w:p>
-      <w:pPr>
-        <w:spacing w:before="100" w:beforeAutospacing="1" w:after="100" w:afterAutospacing="1" w:line="240" w:lineRule="auto"/>
-        <w:rPr>
-          <w:rFonts w:ascii="Times New Roman" w:eastAsia="Times New Roman" w:hAnsi="Times New Roman" w:cs="Times New Roman"/>
-          <w:sz w:val="24"/>
-          <w:szCs w:val="24"/>
-          <w:lang w:eastAsia="ru-RU"/>
-        </w:rPr>
-      </w:pPr>
-      <w:r>
-        <w:rPr>
-          <w:rFonts w:ascii="Times New Roman" w:eastAsia="Times New Roman" w:hAnsi="Times New Roman" w:cs="Times New Roman"/>
-          <w:sz w:val="24"/>
-          <w:szCs w:val="24"/>
-          <w:lang w:eastAsia="ru-RU"/>
-        </w:rPr>
-        <w:t>Разделение bucket:</w:t>
-      </w:r>
-    </w:p>
-    <w:p>
-      <w:pPr>
-        <w:tabs>
-          <w:tab w:val="left" w:pos="916"/>
-          <w:tab w:val="left" w:pos="1832"/>
-          <w:tab w:val="left" w:pos="2748"/>
-          <w:tab w:val="left" w:pos="3664"/>
-          <w:tab w:val="left" w:pos="4580"/>
-          <w:tab w:val="left" w:pos="5496"/>
-          <w:tab w:val="left" w:pos="6412"/>
-          <w:tab w:val="left" w:pos="7328"/>
-          <w:tab w:val="left" w:pos="8244"/>
-          <w:tab w:val="left" w:pos="9160"/>
-          <w:tab w:val="left" w:pos="10076"/>
-          <w:tab w:val="left" w:pos="10992"/>
-          <w:tab w:val="left" w:pos="11908"/>
-          <w:tab w:val="left" w:pos="12824"/>
-          <w:tab w:val="left" w:pos="13740"/>
-          <w:tab w:val="left" w:pos="14656"/>
-        </w:tabs>
-        <w:spacing w:after="0" w:line="240" w:lineRule="auto"/>
-        <w:rPr>
-          <w:rFonts w:ascii="Courier New" w:eastAsia="Times New Roman" w:hAnsi="Courier New" w:cs="Courier New"/>
-          <w:sz w:val="20"/>
-          <w:szCs w:val="20"/>
-          <w:lang w:eastAsia="ru-RU"/>
-        </w:rPr>
-      </w:pPr>
-      <w:r>
-        <w:rPr>
-          <w:rFonts w:ascii="Courier New" w:eastAsia="Times New Roman" w:hAnsi="Courier New" w:cs="Courier New"/>
-          <w:sz w:val="20"/>
-          <w:szCs w:val="20"/>
-          <w:lang w:eastAsia="ru-RU"/>
-        </w:rPr>
-        <w:t>photos</w:t>
-      </w:r>
-    </w:p>
-    <w:p>
-      <w:pPr>
-        <w:spacing w:after="0" w:line="240" w:lineRule="auto"/>
-        <w:rPr>
-          <w:rFonts w:ascii="Times New Roman" w:eastAsia="Times New Roman" w:hAnsi="Times New Roman" w:cs="Times New Roman"/>
-          <w:sz w:val="24"/>
-          <w:szCs w:val="24"/>
-          <w:lang w:eastAsia="ru-RU"/>
-        </w:rPr>
-      </w:pPr>
-      <w:r>
-        <w:rPr>
-          <w:rFonts w:ascii="Times New Roman" w:eastAsia="Times New Roman" w:hAnsi="Times New Roman" w:cs="Times New Roman"/>
-          <w:sz w:val="24"/>
-          <w:szCs w:val="24"/>
-          <w:lang w:eastAsia="ru-RU"/>
-        </w:rPr>
-        <w:pict w14:anchorId="2535B19C">
-          <v:rect id="_x0000_i1055" style="width:0;height:1.5pt" o:hralign="center" o:hrstd="t" o:hr="t" fillcolor="#a0a0a0" stroked="f"/>
-        </w:pict>
-      </w:r>
-    </w:p>
-    <w:p>
-      <w:pPr>
-        <w:spacing w:before="100" w:beforeAutospacing="1" w:after="100" w:afterAutospacing="1" w:line="240" w:lineRule="auto"/>
-        <w:rPr>
-          <w:rFonts w:ascii="Times New Roman" w:eastAsia="Times New Roman" w:hAnsi="Times New Roman" w:cs="Times New Roman"/>
-          <w:sz w:val="24"/>
-          <w:szCs w:val="24"/>
-          <w:lang w:eastAsia="ru-RU"/>
-        </w:rPr>
-      </w:pPr>
-      <w:r>
-        <w:rPr>
-          <w:rFonts w:ascii="Times New Roman" w:eastAsia="Times New Roman" w:hAnsi="Times New Roman" w:cs="Times New Roman"/>
-          <w:sz w:val="24"/>
-          <w:szCs w:val="24"/>
-          <w:lang w:eastAsia="ru-RU"/>
-        </w:rPr>
-        <w:t>Для MVP:</w:t>
-      </w:r>
-    </w:p>
-    <w:p>
-      <w:pPr>
-        <w:tabs>
-          <w:tab w:val="left" w:pos="916"/>
-          <w:tab w:val="left" w:pos="1832"/>
-          <w:tab w:val="left" w:pos="2748"/>
-          <w:tab w:val="left" w:pos="3664"/>
-          <w:tab w:val="left" w:pos="4580"/>
-          <w:tab w:val="left" w:pos="5496"/>
-          <w:tab w:val="left" w:pos="6412"/>
-          <w:tab w:val="left" w:pos="7328"/>
-          <w:tab w:val="left" w:pos="8244"/>
-          <w:tab w:val="left" w:pos="9160"/>
-          <w:tab w:val="left" w:pos="10076"/>
-          <w:tab w:val="left" w:pos="10992"/>
-          <w:tab w:val="left" w:pos="11908"/>
-          <w:tab w:val="left" w:pos="12824"/>
-          <w:tab w:val="left" w:pos="13740"/>
-          <w:tab w:val="left" w:pos="14656"/>
-        </w:tabs>
-        <w:spacing w:after="0" w:line="240" w:lineRule="auto"/>
-        <w:rPr>
-          <w:rFonts w:ascii="Courier New" w:eastAsia="Times New Roman" w:hAnsi="Courier New" w:cs="Courier New"/>
-          <w:sz w:val="20"/>
-          <w:szCs w:val="20"/>
-          <w:lang w:eastAsia="ru-RU"/>
-        </w:rPr>
-      </w:pPr>
-      <w:r>
-        <w:rPr>
-          <w:rFonts w:ascii="Courier New" w:eastAsia="Times New Roman" w:hAnsi="Courier New" w:cs="Courier New"/>
-          <w:sz w:val="20"/>
-          <w:szCs w:val="20"/>
-          <w:lang w:eastAsia="ru-RU"/>
-        </w:rPr>
-        <w:t>один bucket</w:t>
-      </w:r>
-    </w:p>
-    <w:p>
-      <w:pPr>
-        <w:spacing w:before="100" w:beforeAutospacing="1" w:after="100" w:afterAutospacing="1" w:line="240" w:lineRule="auto"/>
-        <w:rPr>
-          <w:rFonts w:ascii="Times New Roman" w:eastAsia="Times New Roman" w:hAnsi="Times New Roman" w:cs="Times New Roman"/>
-          <w:sz w:val="24"/>
-          <w:szCs w:val="24"/>
-          <w:lang w:eastAsia="ru-RU"/>
-        </w:rPr>
-      </w:pPr>
-      <w:r>
-        <w:rPr>
-          <w:rFonts w:ascii="Times New Roman" w:eastAsia="Times New Roman" w:hAnsi="Times New Roman" w:cs="Times New Roman"/>
-          <w:sz w:val="24"/>
-          <w:szCs w:val="24"/>
-          <w:lang w:eastAsia="ru-RU"/>
-        </w:rPr>
-        <w:t>достаточен.</w:t>
+      <w:pPr/>
+      <w:r>
+        <w:t>This matches Security Architecture.</w:t>
+      </w:r>
+    </w:p>
+    <w:p>
+      <w:pPr/>
+      <w:r>
+        <w:t>For MVP, media delivery goes through the backend, not through public buckets, CDN or presigned URLs.</w:t>
+      </w:r>
+    </w:p>
+    <w:p>
+      <w:pPr/>
+      <w:r>
+        <w:t>Stored PHOTO objects use server-owned representation keys:</w:t>
+      </w:r>
+    </w:p>
+    <w:p>
+      <w:pPr/>
+      <w:r>
+        <w:t>media/{mediaId}/display</w:t>
+      </w:r>
+    </w:p>
+    <w:p>
+      <w:pPr/>
+      <w:r>
+        <w:t>media/{mediaId}/thumbnail</w:t>
+      </w:r>
+    </w:p>
+    <w:p>
+      <w:pPr/>
+      <w:r>
+        <w:t>For MVP, one private bucket is enough.</w:t>
+      </w:r>
+    </w:p>
+    <w:p>
+      <w:pPr/>
+      <w:r>
+        <w:t>PostgreSQL stores metadata only. Physical cleanup after delete is application-coordinated after commit.</w:t>
+      </w:r>
+    </w:p>
+    <w:p>
+      <w:pPr/>
+      <w:r>
+        <w:t>Accepted MVP limitation: after-commit cleanup failure may leave orphan MinIO objects. Durable cleanup outbox/reconciliation worker is post-MVP reliability work.</w:t>
       </w:r>
     </w:p>
     <w:p>
